--- a/Biergerpakt_Podcast_Scripts_All_Episodes_EN_2026-09-30.docx
+++ b/Biergerpakt_Podcast_Scripts_All_Episodes_EN_2026-09-30.docx
@@ -2203,47 +2203,47 @@
         <w:rPr>
           <w:rtl w:val="0"/>
         </w:rPr>
-        <w:t xml:space="preserve"> Exactly. The official description is very warm. The parent forums are welcoming places for discussion, information and support — for all parents.</w:t>
-      </w:r>
-    </w:p>
-    <w:p>
-      <w:pPr>
-        <w:spacing w:after="120" w:lineRule="auto"/>
-        <w:rPr/>
-      </w:pPr>
-      <w:r>
-        <w:rPr>
-          <w:b w:val="1"/>
-          <w:bCs w:val="1"/>
-          <w:rtl w:val="0"/>
-        </w:rPr>
-        <w:t xml:space="preserve">ANNA:</w:t>
-      </w:r>
-      <w:r>
-        <w:rPr>
-          <w:rtl w:val="0"/>
-        </w:rPr>
-        <w:t xml:space="preserve"> For all parents. So not only for parents with problems?</w:t>
-      </w:r>
-    </w:p>
-    <w:p>
-      <w:pPr>
-        <w:spacing w:after="120" w:lineRule="auto"/>
-        <w:rPr/>
-      </w:pPr>
-      <w:r>
-        <w:rPr>
-          <w:b w:val="1"/>
-          <w:bCs w:val="1"/>
-          <w:rtl w:val="0"/>
-        </w:rPr>
-        <w:t xml:space="preserve">TOM:</w:t>
-      </w:r>
-      <w:r>
-        <w:rPr>
-          <w:rtl w:val="0"/>
-        </w:rPr>
-        <w:t xml:space="preserve"> No, no — and this is important. It's for everyone. The Eltereforum is generalist. It's a normal, friendly place where any parent can come, ask questions, learn something, and meet other parents. You don't need a special reason. You don't need to have a problem.</w:t>
+        <w:t xml:space="preserve"> Exactly. The official description is very inviting. The parent forums are welcoming places for discussion, information and support — for all parents.</w:t>
+      </w:r>
+    </w:p>
+    <w:p>
+      <w:pPr>
+        <w:spacing w:after="120" w:lineRule="auto"/>
+        <w:rPr/>
+      </w:pPr>
+      <w:r>
+        <w:rPr>
+          <w:b w:val="1"/>
+          <w:bCs w:val="1"/>
+          <w:rtl w:val="0"/>
+        </w:rPr>
+        <w:t xml:space="preserve">ANNA:</w:t>
+      </w:r>
+      <w:r>
+        <w:rPr>
+          <w:rtl w:val="0"/>
+        </w:rPr>
+        <w:t xml:space="preserve"> For all parents. So not only for parents facing difficulties?</w:t>
+      </w:r>
+    </w:p>
+    <w:p>
+      <w:pPr>
+        <w:spacing w:after="120" w:lineRule="auto"/>
+        <w:rPr/>
+      </w:pPr>
+      <w:r>
+        <w:rPr>
+          <w:b w:val="1"/>
+          <w:bCs w:val="1"/>
+          <w:rtl w:val="0"/>
+        </w:rPr>
+        <w:t xml:space="preserve">TOM:</w:t>
+      </w:r>
+      <w:r>
+        <w:rPr>
+          <w:rtl w:val="0"/>
+        </w:rPr>
+        <w:t xml:space="preserve"> No, no — and this is important. It's for everyone. The Eltereforum is open to all. It's a normal, friendly place where any parent can come, ask questions, learn something, and meet other parents. You don't need a special reason. You don't need to have a specific issue.</w:t>
       </w:r>
     </w:p>
     <w:p>
@@ -2443,27 +2443,27 @@
         <w:rPr>
           <w:rtl w:val="0"/>
         </w:rPr>
-        <w:t xml:space="preserve"> Lots of things. Let me list the main ones. There are parent meetings — so, moments to get together and exchange with other parents. There are parenting classes — like little courses on raising children. There are activities for parents together with their children. And there are themed evenings, talks and lectures — for example, an evening about sleep, or about digital tools, or about reading.</w:t>
-      </w:r>
-    </w:p>
-    <w:p>
-      <w:pPr>
-        <w:spacing w:after="120" w:lineRule="auto"/>
-        <w:rPr/>
-      </w:pPr>
-      <w:r>
-        <w:rPr>
-          <w:b w:val="1"/>
-          <w:bCs w:val="1"/>
-          <w:rtl w:val="0"/>
-        </w:rPr>
-        <w:t xml:space="preserve">ANNA:</w:t>
-      </w:r>
-      <w:r>
-        <w:rPr>
-          <w:rtl w:val="0"/>
-        </w:rPr>
-        <w:t xml:space="preserve"> So courses, evenings, meetings, and parent-child activities.</w:t>
+        <w:t xml:space="preserve"> Lots of things. Let me list the main ones. There are parent meetings — so, moments to get together and exchange with other parents. There are also courses that offer specific guidance on different aspects of parenting. There are activities for parents together with their children. And there are themed evenings, talks and lectures — for example, an evening about sleep, or about digital tools, or about reading.</w:t>
+      </w:r>
+    </w:p>
+    <w:p>
+      <w:pPr>
+        <w:spacing w:after="120" w:lineRule="auto"/>
+        <w:rPr/>
+      </w:pPr>
+      <w:r>
+        <w:rPr>
+          <w:b w:val="1"/>
+          <w:bCs w:val="1"/>
+          <w:rtl w:val="0"/>
+        </w:rPr>
+        <w:t xml:space="preserve">ANNA:</w:t>
+      </w:r>
+      <w:r>
+        <w:rPr>
+          <w:rtl w:val="0"/>
+        </w:rPr>
+        <w:t xml:space="preserve"> So courses, evenings, meetings, and activities for parents and their kids.</w:t>
       </w:r>
     </w:p>
     <w:p>
@@ -2563,27 +2563,27 @@
         <w:rPr>
           <w:rtl w:val="0"/>
         </w:rPr>
-        <w:t xml:space="preserve"> That's an important point. The Eltereforum is generalist — it does not give specialised treatment. It's not a clinic or a therapy centre. But if you need something more specific, the team listens to you and guides you. They point you to the right specialised service. So it's also a door — a first place to go, that sends you in the right direction.</w:t>
-      </w:r>
-    </w:p>
-    <w:p>
-      <w:pPr>
-        <w:spacing w:after="120" w:lineRule="auto"/>
-        <w:rPr/>
-      </w:pPr>
-      <w:r>
-        <w:rPr>
-          <w:b w:val="1"/>
-          <w:bCs w:val="1"/>
-          <w:rtl w:val="0"/>
-        </w:rPr>
-        <w:t xml:space="preserve">ANNA:</w:t>
-      </w:r>
-      <w:r>
-        <w:rPr>
-          <w:rtl w:val="0"/>
-        </w:rPr>
-        <w:t xml:space="preserve"> So even if they can't solve everything, they help me find who can.</w:t>
+        <w:t xml:space="preserve"> That's an important point. The Eltereforum is like a general practitioner — it does not give specialised treatment. It's not a clinic or a therapy centre. But if you need something more specific, the team listens to you and guides you. They point you to the right specialised service. So it's also a door — a first place to go, that sends you in the right direction.</w:t>
+      </w:r>
+    </w:p>
+    <w:p>
+      <w:pPr>
+        <w:spacing w:after="120" w:lineRule="auto"/>
+        <w:rPr/>
+      </w:pPr>
+      <w:r>
+        <w:rPr>
+          <w:b w:val="1"/>
+          <w:bCs w:val="1"/>
+          <w:rtl w:val="0"/>
+        </w:rPr>
+        <w:t xml:space="preserve">ANNA:</w:t>
+      </w:r>
+      <w:r>
+        <w:rPr>
+          <w:rtl w:val="0"/>
+        </w:rPr>
+        <w:t xml:space="preserve"> So even if they can't help me with a specific issue, they are connected well enough to find someone who can.</w:t>
       </w:r>
     </w:p>
     <w:p>

--- a/Biergerpakt_Podcast_Scripts_All_Episodes_EN_2026-09-30.docx
+++ b/Biergerpakt_Podcast_Scripts_All_Episodes_EN_2026-09-30.docx
@@ -13200,7 +13200,7 @@
         <w:rPr>
           <w:rtl w:val="0"/>
         </w:rPr>
-        <w:t xml:space="preserve">. Thank you so much for listening.</w:t>
+        <w:t xml:space="preserve">.</w:t>
       </w:r>
     </w:p>
     <w:p>
@@ -13227,46 +13227,38 @@
       </w:r>
       <w:r>
         <w:rPr>
+          <w:rtl w:val="0"/>
+        </w:rPr>
+        <w:t xml:space="preserve"> Thank you, everyone. Take care... and see you next time!</w:t>
+      </w:r>
+    </w:p>
+    <w:p>
+      <w:pPr>
+        <w:spacing w:after="120" w:lineRule="auto"/>
+        <w:rPr>
           <w:i w:val="1"/>
           <w:iCs w:val="1"/>
           <w:sz w:val="16"/>
           <w:szCs w:val="16"/>
-          <w:rtl w:val="0"/>
-        </w:rPr>
-        <w:t xml:space="preserve"> Thank you, everyone. Take care... and see you next time!</w:t>
-      </w:r>
-    </w:p>
-    <w:p>
-      <w:pPr>
-        <w:spacing w:after="120" w:lineRule="auto"/>
-        <w:rPr>
+        </w:rPr>
+      </w:pPr>
+      <w:r>
+        <w:rPr>
+          <w:b w:val="1"/>
+          <w:bCs w:val="1"/>
           <w:i w:val="1"/>
           <w:iCs w:val="1"/>
           <w:sz w:val="16"/>
           <w:szCs w:val="16"/>
-        </w:rPr>
-      </w:pPr>
-      <w:r>
-        <w:rPr>
-          <w:b w:val="1"/>
-          <w:bCs w:val="1"/>
-          <w:i w:val="1"/>
-          <w:iCs w:val="1"/>
-          <w:sz w:val="16"/>
-          <w:szCs w:val="16"/>
-          <w:rtl w:val="0"/>
-        </w:rPr>
-        <w:t xml:space="preserve">ANNA:</w:t>
-      </w:r>
-      <w:r>
-        <w:rPr>
-          <w:i w:val="1"/>
-          <w:iCs w:val="1"/>
-          <w:sz w:val="16"/>
-          <w:szCs w:val="16"/>
-          <w:rtl w:val="0"/>
-        </w:rPr>
-        <w:t xml:space="preserve"> Bye bye!</w:t>
+          <w:rtl w:val="0"/>
+        </w:rPr>
+        <w:t xml:space="preserve">ANNA:</w:t>
+      </w:r>
+      <w:r>
+        <w:rPr>
+          <w:rtl w:val="0"/>
+        </w:rPr>
+        <w:t xml:space="preserve"> Thank you so much for listening.</w:t>
       </w:r>
     </w:p>
     <w:p>
@@ -15205,7 +15197,7 @@
         <w:rPr>
           <w:rtl w:val="0"/>
         </w:rPr>
-        <w:t xml:space="preserve">. Thank you so much for listening.</w:t>
+        <w:t xml:space="preserve">.</w:t>
       </w:r>
     </w:p>
     <w:p>
@@ -15245,7 +15237,7 @@
         <w:rPr>
           <w:rtl w:val="0"/>
         </w:rPr>
-        <w:t xml:space="preserve"> Bye bye!</w:t>
+        <w:t xml:space="preserve"> Thank you so much for listening.</w:t>
       </w:r>
     </w:p>
     <w:p>
@@ -19305,7 +19297,7 @@
         <w:rPr>
           <w:rtl w:val="0"/>
         </w:rPr>
-        <w:t xml:space="preserve">. Thank you so much for listening.</w:t>
+        <w:t xml:space="preserve">.</w:t>
       </w:r>
     </w:p>
     <w:p>
@@ -19345,7 +19337,7 @@
         <w:rPr>
           <w:rtl w:val="0"/>
         </w:rPr>
-        <w:t xml:space="preserve"> Bye bye!</w:t>
+        <w:t xml:space="preserve"> Thank you so much for listening.</w:t>
       </w:r>
     </w:p>
     <w:p>
@@ -21781,7 +21773,7 @@
         <w:rPr>
           <w:rtl w:val="0"/>
         </w:rPr>
-        <w:t xml:space="preserve"> Hello, and welcome back! It's a pleasure to have you with us today.</w:t>
+        <w:t xml:space="preserve"> Hello, and welcome! It's really nice to have you with us today.</w:t>
       </w:r>
     </w:p>
     <w:p>
@@ -23517,47 +23509,47 @@
         <w:rPr>
           <w:rtl w:val="0"/>
         </w:rPr>
-        <w:t xml:space="preserve">. Thank you so much for listening today.</w:t>
-      </w:r>
-    </w:p>
-    <w:p>
-      <w:pPr>
-        <w:spacing w:after="120" w:lineRule="auto"/>
-        <w:rPr/>
-      </w:pPr>
-      <w:r>
-        <w:rPr>
-          <w:b w:val="1"/>
-          <w:bCs w:val="1"/>
-          <w:rtl w:val="0"/>
-        </w:rPr>
-        <w:t xml:space="preserve">TOM:</w:t>
-      </w:r>
-      <w:r>
-        <w:rPr>
-          <w:rtl w:val="0"/>
-        </w:rPr>
-        <w:t xml:space="preserve"> Take care, and see you in the next episode. Äddi!</w:t>
-      </w:r>
-    </w:p>
-    <w:p>
-      <w:pPr>
-        <w:spacing w:after="120" w:lineRule="auto"/>
-        <w:rPr/>
-      </w:pPr>
-      <w:r>
-        <w:rPr>
-          <w:b w:val="1"/>
-          <w:bCs w:val="1"/>
-          <w:rtl w:val="0"/>
-        </w:rPr>
-        <w:t xml:space="preserve">ANNA:</w:t>
-      </w:r>
-      <w:r>
-        <w:rPr>
-          <w:rtl w:val="0"/>
-        </w:rPr>
-        <w:t xml:space="preserve"> Äddi!</w:t>
+        <w:t xml:space="preserve">.</w:t>
+      </w:r>
+    </w:p>
+    <w:p>
+      <w:pPr>
+        <w:spacing w:after="120" w:lineRule="auto"/>
+        <w:rPr/>
+      </w:pPr>
+      <w:r>
+        <w:rPr>
+          <w:b w:val="1"/>
+          <w:bCs w:val="1"/>
+          <w:rtl w:val="0"/>
+        </w:rPr>
+        <w:t xml:space="preserve">TOM:</w:t>
+      </w:r>
+      <w:r>
+        <w:rPr>
+          <w:rtl w:val="0"/>
+        </w:rPr>
+        <w:t xml:space="preserve"> Thank you, everyone. Take care... and see you next time!</w:t>
+      </w:r>
+    </w:p>
+    <w:p>
+      <w:pPr>
+        <w:spacing w:after="120" w:lineRule="auto"/>
+        <w:rPr/>
+      </w:pPr>
+      <w:r>
+        <w:rPr>
+          <w:b w:val="1"/>
+          <w:bCs w:val="1"/>
+          <w:rtl w:val="0"/>
+        </w:rPr>
+        <w:t xml:space="preserve">ANNA:</w:t>
+      </w:r>
+      <w:r>
+        <w:rPr>
+          <w:rtl w:val="0"/>
+        </w:rPr>
+        <w:t xml:space="preserve"> Thank you so much for listening.</w:t>
       </w:r>
     </w:p>
     <w:p>
@@ -23642,7 +23634,7 @@
         <w:rPr>
           <w:rtl w:val="0"/>
         </w:rPr>
-        <w:t xml:space="preserve"> Hello, and welcome back! It's wonderful to have you with us today.</w:t>
+        <w:t xml:space="preserve"> Hello, and welcome! It's really nice to have you with us today.</w:t>
       </w:r>
     </w:p>
     <w:p>
@@ -25298,47 +25290,47 @@
         <w:rPr>
           <w:rtl w:val="0"/>
         </w:rPr>
-        <w:t xml:space="preserve">. Thank you so much for listening today.</w:t>
-      </w:r>
-    </w:p>
-    <w:p>
-      <w:pPr>
-        <w:spacing w:after="120" w:lineRule="auto"/>
-        <w:rPr/>
-      </w:pPr>
-      <w:r>
-        <w:rPr>
-          <w:b w:val="1"/>
-          <w:bCs w:val="1"/>
-          <w:rtl w:val="0"/>
-        </w:rPr>
-        <w:t xml:space="preserve">TOM:</w:t>
-      </w:r>
-      <w:r>
-        <w:rPr>
-          <w:rtl w:val="0"/>
-        </w:rPr>
-        <w:t xml:space="preserve"> Take care, and see you in the next episode. Äddi!</w:t>
-      </w:r>
-    </w:p>
-    <w:p>
-      <w:pPr>
-        <w:spacing w:after="120" w:lineRule="auto"/>
-        <w:rPr/>
-      </w:pPr>
-      <w:r>
-        <w:rPr>
-          <w:b w:val="1"/>
-          <w:bCs w:val="1"/>
-          <w:rtl w:val="0"/>
-        </w:rPr>
-        <w:t xml:space="preserve">ANNA:</w:t>
-      </w:r>
-      <w:r>
-        <w:rPr>
-          <w:rtl w:val="0"/>
-        </w:rPr>
-        <w:t xml:space="preserve"> Äddi!</w:t>
+        <w:t xml:space="preserve">.</w:t>
+      </w:r>
+    </w:p>
+    <w:p>
+      <w:pPr>
+        <w:spacing w:after="120" w:lineRule="auto"/>
+        <w:rPr/>
+      </w:pPr>
+      <w:r>
+        <w:rPr>
+          <w:b w:val="1"/>
+          <w:bCs w:val="1"/>
+          <w:rtl w:val="0"/>
+        </w:rPr>
+        <w:t xml:space="preserve">TOM:</w:t>
+      </w:r>
+      <w:r>
+        <w:rPr>
+          <w:rtl w:val="0"/>
+        </w:rPr>
+        <w:t xml:space="preserve"> Thank you, everyone. Take care... and see you next time!</w:t>
+      </w:r>
+    </w:p>
+    <w:p>
+      <w:pPr>
+        <w:spacing w:after="120" w:lineRule="auto"/>
+        <w:rPr/>
+      </w:pPr>
+      <w:r>
+        <w:rPr>
+          <w:b w:val="1"/>
+          <w:bCs w:val="1"/>
+          <w:rtl w:val="0"/>
+        </w:rPr>
+        <w:t xml:space="preserve">ANNA:</w:t>
+      </w:r>
+      <w:r>
+        <w:rPr>
+          <w:rtl w:val="0"/>
+        </w:rPr>
+        <w:t xml:space="preserve"> Thank you so much for listening.</w:t>
       </w:r>
     </w:p>
     <w:p>
@@ -25423,7 +25415,7 @@
         <w:rPr>
           <w:rtl w:val="0"/>
         </w:rPr>
-        <w:t xml:space="preserve"> Hello, and welcome back! It's lovely to have you with us today.</w:t>
+        <w:t xml:space="preserve"> Hello, and welcome! It's really nice to have you with us today.</w:t>
       </w:r>
     </w:p>
     <w:p>
@@ -26919,47 +26911,47 @@
         <w:rPr>
           <w:rtl w:val="0"/>
         </w:rPr>
-        <w:t xml:space="preserve">. Thank you so much for listening today.</w:t>
-      </w:r>
-    </w:p>
-    <w:p>
-      <w:pPr>
-        <w:spacing w:after="120" w:lineRule="auto"/>
-        <w:rPr/>
-      </w:pPr>
-      <w:r>
-        <w:rPr>
-          <w:b w:val="1"/>
-          <w:bCs w:val="1"/>
-          <w:rtl w:val="0"/>
-        </w:rPr>
-        <w:t xml:space="preserve">TOM:</w:t>
-      </w:r>
-      <w:r>
-        <w:rPr>
-          <w:rtl w:val="0"/>
-        </w:rPr>
-        <w:t xml:space="preserve"> Take care, and see you in the next episode. Äddi!</w:t>
-      </w:r>
-    </w:p>
-    <w:p>
-      <w:pPr>
-        <w:spacing w:after="120" w:lineRule="auto"/>
-        <w:rPr/>
-      </w:pPr>
-      <w:r>
-        <w:rPr>
-          <w:b w:val="1"/>
-          <w:bCs w:val="1"/>
-          <w:rtl w:val="0"/>
-        </w:rPr>
-        <w:t xml:space="preserve">ANNA:</w:t>
-      </w:r>
-      <w:r>
-        <w:rPr>
-          <w:rtl w:val="0"/>
-        </w:rPr>
-        <w:t xml:space="preserve"> Äddi!</w:t>
+        <w:t xml:space="preserve">.</w:t>
+      </w:r>
+    </w:p>
+    <w:p>
+      <w:pPr>
+        <w:spacing w:after="120" w:lineRule="auto"/>
+        <w:rPr/>
+      </w:pPr>
+      <w:r>
+        <w:rPr>
+          <w:b w:val="1"/>
+          <w:bCs w:val="1"/>
+          <w:rtl w:val="0"/>
+        </w:rPr>
+        <w:t xml:space="preserve">TOM:</w:t>
+      </w:r>
+      <w:r>
+        <w:rPr>
+          <w:rtl w:val="0"/>
+        </w:rPr>
+        <w:t xml:space="preserve"> Thank you, everyone. Take care... and see you next time!</w:t>
+      </w:r>
+    </w:p>
+    <w:p>
+      <w:pPr>
+        <w:spacing w:after="120" w:lineRule="auto"/>
+        <w:rPr/>
+      </w:pPr>
+      <w:r>
+        <w:rPr>
+          <w:b w:val="1"/>
+          <w:bCs w:val="1"/>
+          <w:rtl w:val="0"/>
+        </w:rPr>
+        <w:t xml:space="preserve">ANNA:</w:t>
+      </w:r>
+      <w:r>
+        <w:rPr>
+          <w:rtl w:val="0"/>
+        </w:rPr>
+        <w:t xml:space="preserve"> Thank you so much for listening.</w:t>
       </w:r>
     </w:p>
     <w:p>
@@ -27044,7 +27036,7 @@
         <w:rPr>
           <w:rtl w:val="0"/>
         </w:rPr>
-        <w:t xml:space="preserve"> Hello, and welcome back! It's good to have you with us today.</w:t>
+        <w:t xml:space="preserve"> Hello, and welcome! It's really nice to have you with us today.</w:t>
       </w:r>
     </w:p>
     <w:p>
@@ -28460,47 +28452,47 @@
         <w:rPr>
           <w:rtl w:val="0"/>
         </w:rPr>
-        <w:t xml:space="preserve">. Thank you so much for listening today.</w:t>
-      </w:r>
-    </w:p>
-    <w:p>
-      <w:pPr>
-        <w:spacing w:after="120" w:lineRule="auto"/>
-        <w:rPr/>
-      </w:pPr>
-      <w:r>
-        <w:rPr>
-          <w:b w:val="1"/>
-          <w:bCs w:val="1"/>
-          <w:rtl w:val="0"/>
-        </w:rPr>
-        <w:t xml:space="preserve">TOM:</w:t>
-      </w:r>
-      <w:r>
-        <w:rPr>
-          <w:rtl w:val="0"/>
-        </w:rPr>
-        <w:t xml:space="preserve"> Take care, and see you in the next episode. Äddi!</w:t>
-      </w:r>
-    </w:p>
-    <w:p>
-      <w:pPr>
-        <w:spacing w:after="120" w:lineRule="auto"/>
-        <w:rPr/>
-      </w:pPr>
-      <w:r>
-        <w:rPr>
-          <w:b w:val="1"/>
-          <w:bCs w:val="1"/>
-          <w:rtl w:val="0"/>
-        </w:rPr>
-        <w:t xml:space="preserve">ANNA:</w:t>
-      </w:r>
-      <w:r>
-        <w:rPr>
-          <w:rtl w:val="0"/>
-        </w:rPr>
-        <w:t xml:space="preserve"> Äddi!</w:t>
+        <w:t xml:space="preserve">.</w:t>
+      </w:r>
+    </w:p>
+    <w:p>
+      <w:pPr>
+        <w:spacing w:after="120" w:lineRule="auto"/>
+        <w:rPr/>
+      </w:pPr>
+      <w:r>
+        <w:rPr>
+          <w:b w:val="1"/>
+          <w:bCs w:val="1"/>
+          <w:rtl w:val="0"/>
+        </w:rPr>
+        <w:t xml:space="preserve">TOM:</w:t>
+      </w:r>
+      <w:r>
+        <w:rPr>
+          <w:rtl w:val="0"/>
+        </w:rPr>
+        <w:t xml:space="preserve"> Thank you, everyone. Take care... and see you next time!</w:t>
+      </w:r>
+    </w:p>
+    <w:p>
+      <w:pPr>
+        <w:spacing w:after="120" w:lineRule="auto"/>
+        <w:rPr/>
+      </w:pPr>
+      <w:r>
+        <w:rPr>
+          <w:b w:val="1"/>
+          <w:bCs w:val="1"/>
+          <w:rtl w:val="0"/>
+        </w:rPr>
+        <w:t xml:space="preserve">ANNA:</w:t>
+      </w:r>
+      <w:r>
+        <w:rPr>
+          <w:rtl w:val="0"/>
+        </w:rPr>
+        <w:t xml:space="preserve"> Thank you so much for listening.</w:t>
       </w:r>
     </w:p>
     <w:p>
@@ -28585,7 +28577,7 @@
         <w:rPr>
           <w:rtl w:val="0"/>
         </w:rPr>
-        <w:t xml:space="preserve"> Hello, and welcome back! It's a pleasure to have you with us today.</w:t>
+        <w:t xml:space="preserve"> Hello, and welcome! It's really nice to have you with us today.</w:t>
       </w:r>
     </w:p>
     <w:p>
@@ -29799,7 +29791,7 @@
           <w:bCs w:val="1"/>
           <w:rtl w:val="0"/>
         </w:rPr>
-        <w:t xml:space="preserve">TOM:</w:t>
+        <w:t xml:space="preserve">ANNA:</w:t>
       </w:r>
       <w:r>
         <w:rPr>
@@ -29821,47 +29813,47 @@
         <w:rPr>
           <w:rtl w:val="0"/>
         </w:rPr>
-        <w:t xml:space="preserve">. Thank you so much for listening today.</w:t>
-      </w:r>
-    </w:p>
-    <w:p>
-      <w:pPr>
-        <w:spacing w:after="120" w:lineRule="auto"/>
-        <w:rPr/>
-      </w:pPr>
-      <w:r>
-        <w:rPr>
-          <w:b w:val="1"/>
-          <w:bCs w:val="1"/>
-          <w:rtl w:val="0"/>
-        </w:rPr>
-        <w:t xml:space="preserve">ANNA:</w:t>
-      </w:r>
-      <w:r>
-        <w:rPr>
-          <w:rtl w:val="0"/>
-        </w:rPr>
-        <w:t xml:space="preserve"> And remember... if you or a young person you know is struggling, reaching out is always okay. Äddi!</w:t>
-      </w:r>
-    </w:p>
-    <w:p>
-      <w:pPr>
-        <w:spacing w:after="120" w:lineRule="auto"/>
-        <w:rPr/>
-      </w:pPr>
-      <w:r>
-        <w:rPr>
-          <w:b w:val="1"/>
-          <w:bCs w:val="1"/>
-          <w:rtl w:val="0"/>
-        </w:rPr>
-        <w:t xml:space="preserve">TOM:</w:t>
-      </w:r>
-      <w:r>
-        <w:rPr>
-          <w:rtl w:val="0"/>
-        </w:rPr>
-        <w:t xml:space="preserve"> Äddi!</w:t>
+        <w:t xml:space="preserve">.</w:t>
+      </w:r>
+    </w:p>
+    <w:p>
+      <w:pPr>
+        <w:spacing w:after="120" w:lineRule="auto"/>
+        <w:rPr/>
+      </w:pPr>
+      <w:r>
+        <w:rPr>
+          <w:b w:val="1"/>
+          <w:bCs w:val="1"/>
+          <w:rtl w:val="0"/>
+        </w:rPr>
+        <w:t xml:space="preserve">TOM:</w:t>
+      </w:r>
+      <w:r>
+        <w:rPr>
+          <w:rtl w:val="0"/>
+        </w:rPr>
+        <w:t xml:space="preserve"> Thank you, everyone. Take care... and see you next time!</w:t>
+      </w:r>
+    </w:p>
+    <w:p>
+      <w:pPr>
+        <w:spacing w:after="120" w:lineRule="auto"/>
+        <w:rPr/>
+      </w:pPr>
+      <w:r>
+        <w:rPr>
+          <w:b w:val="1"/>
+          <w:bCs w:val="1"/>
+          <w:rtl w:val="0"/>
+        </w:rPr>
+        <w:t xml:space="preserve">ANNA:</w:t>
+      </w:r>
+      <w:r>
+        <w:rPr>
+          <w:rtl w:val="0"/>
+        </w:rPr>
+        <w:t xml:space="preserve"> Thank you so much for listening.</w:t>
       </w:r>
     </w:p>
     <w:p>
@@ -29946,7 +29938,7 @@
         <w:rPr>
           <w:rtl w:val="0"/>
         </w:rPr>
-        <w:t xml:space="preserve"> Hello, and welcome back! It's a pleasure to have you with us today.</w:t>
+        <w:t xml:space="preserve"> Hello, and welcome! It's really nice to have you with us today.</w:t>
       </w:r>
     </w:p>
     <w:p>
@@ -31120,7 +31112,7 @@
           <w:bCs w:val="1"/>
           <w:rtl w:val="0"/>
         </w:rPr>
-        <w:t xml:space="preserve">TOM:</w:t>
+        <w:t xml:space="preserve">ANNA:</w:t>
       </w:r>
       <w:r>
         <w:rPr>
@@ -31142,47 +31134,47 @@
         <w:rPr>
           <w:rtl w:val="0"/>
         </w:rPr>
-        <w:t xml:space="preserve">. Thank you so much for listening today.</w:t>
-      </w:r>
-    </w:p>
-    <w:p>
-      <w:pPr>
-        <w:spacing w:after="120" w:lineRule="auto"/>
-        <w:rPr/>
-      </w:pPr>
-      <w:r>
-        <w:rPr>
-          <w:b w:val="1"/>
-          <w:bCs w:val="1"/>
-          <w:rtl w:val="0"/>
-        </w:rPr>
-        <w:t xml:space="preserve">ANNA:</w:t>
-      </w:r>
-      <w:r>
-        <w:rPr>
-          <w:rtl w:val="0"/>
-        </w:rPr>
-        <w:t xml:space="preserve"> Take care, and see you in the next episode. Äddi!</w:t>
-      </w:r>
-    </w:p>
-    <w:p>
-      <w:pPr>
-        <w:spacing w:after="120" w:lineRule="auto"/>
-        <w:rPr/>
-      </w:pPr>
-      <w:r>
-        <w:rPr>
-          <w:b w:val="1"/>
-          <w:bCs w:val="1"/>
-          <w:rtl w:val="0"/>
-        </w:rPr>
-        <w:t xml:space="preserve">TOM:</w:t>
-      </w:r>
-      <w:r>
-        <w:rPr>
-          <w:rtl w:val="0"/>
-        </w:rPr>
-        <w:t xml:space="preserve"> Äddi!</w:t>
+        <w:t xml:space="preserve">.</w:t>
+      </w:r>
+    </w:p>
+    <w:p>
+      <w:pPr>
+        <w:spacing w:after="120" w:lineRule="auto"/>
+        <w:rPr/>
+      </w:pPr>
+      <w:r>
+        <w:rPr>
+          <w:b w:val="1"/>
+          <w:bCs w:val="1"/>
+          <w:rtl w:val="0"/>
+        </w:rPr>
+        <w:t xml:space="preserve">TOM:</w:t>
+      </w:r>
+      <w:r>
+        <w:rPr>
+          <w:rtl w:val="0"/>
+        </w:rPr>
+        <w:t xml:space="preserve"> Thank you, everyone. Take care... and see you next time!</w:t>
+      </w:r>
+    </w:p>
+    <w:p>
+      <w:pPr>
+        <w:spacing w:after="120" w:lineRule="auto"/>
+        <w:rPr/>
+      </w:pPr>
+      <w:r>
+        <w:rPr>
+          <w:b w:val="1"/>
+          <w:bCs w:val="1"/>
+          <w:rtl w:val="0"/>
+        </w:rPr>
+        <w:t xml:space="preserve">ANNA:</w:t>
+      </w:r>
+      <w:r>
+        <w:rPr>
+          <w:rtl w:val="0"/>
+        </w:rPr>
+        <w:t xml:space="preserve"> Thank you so much for listening.</w:t>
       </w:r>
     </w:p>
     <w:p>
@@ -31267,7 +31259,7 @@
         <w:rPr>
           <w:rtl w:val="0"/>
         </w:rPr>
-        <w:t xml:space="preserve"> Hello, and welcome back! It's lovely to have you with us today.</w:t>
+        <w:t xml:space="preserve"> Hello, and welcome! It's really nice to have you with us today.</w:t>
       </w:r>
     </w:p>
     <w:p>
@@ -32443,47 +32435,47 @@
         <w:rPr>
           <w:rtl w:val="0"/>
         </w:rPr>
-        <w:t xml:space="preserve">. Thank you so much for listening today.</w:t>
-      </w:r>
-    </w:p>
-    <w:p>
-      <w:pPr>
-        <w:spacing w:after="120" w:lineRule="auto"/>
-        <w:rPr/>
-      </w:pPr>
-      <w:r>
-        <w:rPr>
-          <w:b w:val="1"/>
-          <w:bCs w:val="1"/>
-          <w:rtl w:val="0"/>
-        </w:rPr>
-        <w:t xml:space="preserve">TOM:</w:t>
-      </w:r>
-      <w:r>
-        <w:rPr>
-          <w:rtl w:val="0"/>
-        </w:rPr>
-        <w:t xml:space="preserve"> Take care, and see you in the next episode. Äddi!</w:t>
-      </w:r>
-    </w:p>
-    <w:p>
-      <w:pPr>
-        <w:spacing w:after="120" w:lineRule="auto"/>
-        <w:rPr/>
-      </w:pPr>
-      <w:r>
-        <w:rPr>
-          <w:b w:val="1"/>
-          <w:bCs w:val="1"/>
-          <w:rtl w:val="0"/>
-        </w:rPr>
-        <w:t xml:space="preserve">ANNA:</w:t>
-      </w:r>
-      <w:r>
-        <w:rPr>
-          <w:rtl w:val="0"/>
-        </w:rPr>
-        <w:t xml:space="preserve"> Äddi!</w:t>
+        <w:t xml:space="preserve">.</w:t>
+      </w:r>
+    </w:p>
+    <w:p>
+      <w:pPr>
+        <w:spacing w:after="120" w:lineRule="auto"/>
+        <w:rPr/>
+      </w:pPr>
+      <w:r>
+        <w:rPr>
+          <w:b w:val="1"/>
+          <w:bCs w:val="1"/>
+          <w:rtl w:val="0"/>
+        </w:rPr>
+        <w:t xml:space="preserve">TOM:</w:t>
+      </w:r>
+      <w:r>
+        <w:rPr>
+          <w:rtl w:val="0"/>
+        </w:rPr>
+        <w:t xml:space="preserve"> Thank you, everyone. Take care... and see you next time!</w:t>
+      </w:r>
+    </w:p>
+    <w:p>
+      <w:pPr>
+        <w:spacing w:after="120" w:lineRule="auto"/>
+        <w:rPr/>
+      </w:pPr>
+      <w:r>
+        <w:rPr>
+          <w:b w:val="1"/>
+          <w:bCs w:val="1"/>
+          <w:rtl w:val="0"/>
+        </w:rPr>
+        <w:t xml:space="preserve">ANNA:</w:t>
+      </w:r>
+      <w:r>
+        <w:rPr>
+          <w:rtl w:val="0"/>
+        </w:rPr>
+        <w:t xml:space="preserve"> Thank you so much for listening.</w:t>
       </w:r>
     </w:p>
     <w:p>
@@ -32568,7 +32560,7 @@
         <w:rPr>
           <w:rtl w:val="0"/>
         </w:rPr>
-        <w:t xml:space="preserve"> Hello, and welcome back! It's good to have you with us today.</w:t>
+        <w:t xml:space="preserve"> Hello, and welcome! It's really nice to have you with us today.</w:t>
       </w:r>
     </w:p>
     <w:p>
@@ -34104,47 +34096,47 @@
         <w:rPr>
           <w:rtl w:val="0"/>
         </w:rPr>
-        <w:t xml:space="preserve">. Thank you so much for listening.</w:t>
-      </w:r>
-    </w:p>
-    <w:p>
-      <w:pPr>
-        <w:spacing w:after="120" w:lineRule="auto"/>
-        <w:rPr/>
-      </w:pPr>
-      <w:r>
-        <w:rPr>
-          <w:b w:val="1"/>
-          <w:bCs w:val="1"/>
-          <w:rtl w:val="0"/>
-        </w:rPr>
-        <w:t xml:space="preserve">TOM:</w:t>
-      </w:r>
-      <w:r>
-        <w:rPr>
-          <w:rtl w:val="0"/>
-        </w:rPr>
-        <w:t xml:space="preserve"> Take care, stay safe, and see you in the next episode. Äddi!</w:t>
-      </w:r>
-    </w:p>
-    <w:p>
-      <w:pPr>
-        <w:spacing w:after="120" w:lineRule="auto"/>
-        <w:rPr/>
-      </w:pPr>
-      <w:r>
-        <w:rPr>
-          <w:b w:val="1"/>
-          <w:bCs w:val="1"/>
-          <w:rtl w:val="0"/>
-        </w:rPr>
-        <w:t xml:space="preserve">ANNA:</w:t>
-      </w:r>
-      <w:r>
-        <w:rPr>
-          <w:rtl w:val="0"/>
-        </w:rPr>
-        <w:t xml:space="preserve"> Äddi!</w:t>
+        <w:t xml:space="preserve">.</w:t>
+      </w:r>
+    </w:p>
+    <w:p>
+      <w:pPr>
+        <w:spacing w:after="120" w:lineRule="auto"/>
+        <w:rPr/>
+      </w:pPr>
+      <w:r>
+        <w:rPr>
+          <w:b w:val="1"/>
+          <w:bCs w:val="1"/>
+          <w:rtl w:val="0"/>
+        </w:rPr>
+        <w:t xml:space="preserve">TOM:</w:t>
+      </w:r>
+      <w:r>
+        <w:rPr>
+          <w:rtl w:val="0"/>
+        </w:rPr>
+        <w:t xml:space="preserve"> Thank you, everyone. Take care... and see you next time!</w:t>
+      </w:r>
+    </w:p>
+    <w:p>
+      <w:pPr>
+        <w:spacing w:after="120" w:lineRule="auto"/>
+        <w:rPr/>
+      </w:pPr>
+      <w:r>
+        <w:rPr>
+          <w:b w:val="1"/>
+          <w:bCs w:val="1"/>
+          <w:rtl w:val="0"/>
+        </w:rPr>
+        <w:t xml:space="preserve">ANNA:</w:t>
+      </w:r>
+      <w:r>
+        <w:rPr>
+          <w:rtl w:val="0"/>
+        </w:rPr>
+        <w:t xml:space="preserve"> Thank you so much for listening.</w:t>
       </w:r>
     </w:p>
     <w:p>
@@ -34229,7 +34221,7 @@
         <w:rPr>
           <w:rtl w:val="0"/>
         </w:rPr>
-        <w:t xml:space="preserve"> Hello, and welcome back! It's lovely to have you with us today.</w:t>
+        <w:t xml:space="preserve"> Hello, and welcome! It's really nice to have you with us today.</w:t>
       </w:r>
     </w:p>
     <w:p>
@@ -35365,47 +35357,47 @@
         <w:rPr>
           <w:rtl w:val="0"/>
         </w:rPr>
-        <w:t xml:space="preserve">. Thank you so much for listening today.</w:t>
-      </w:r>
-    </w:p>
-    <w:p>
-      <w:pPr>
-        <w:spacing w:after="120" w:lineRule="auto"/>
-        <w:rPr/>
-      </w:pPr>
-      <w:r>
-        <w:rPr>
-          <w:b w:val="1"/>
-          <w:bCs w:val="1"/>
-          <w:rtl w:val="0"/>
-        </w:rPr>
-        <w:t xml:space="preserve">TOM:</w:t>
-      </w:r>
-      <w:r>
-        <w:rPr>
-          <w:rtl w:val="0"/>
-        </w:rPr>
-        <w:t xml:space="preserve"> Take care, and see you in the next episode. Äddi!</w:t>
-      </w:r>
-    </w:p>
-    <w:p>
-      <w:pPr>
-        <w:spacing w:after="120" w:lineRule="auto"/>
-        <w:rPr/>
-      </w:pPr>
-      <w:r>
-        <w:rPr>
-          <w:b w:val="1"/>
-          <w:bCs w:val="1"/>
-          <w:rtl w:val="0"/>
-        </w:rPr>
-        <w:t xml:space="preserve">ANNA:</w:t>
-      </w:r>
-      <w:r>
-        <w:rPr>
-          <w:rtl w:val="0"/>
-        </w:rPr>
-        <w:t xml:space="preserve"> Äddi!</w:t>
+        <w:t xml:space="preserve">.</w:t>
+      </w:r>
+    </w:p>
+    <w:p>
+      <w:pPr>
+        <w:spacing w:after="120" w:lineRule="auto"/>
+        <w:rPr/>
+      </w:pPr>
+      <w:r>
+        <w:rPr>
+          <w:b w:val="1"/>
+          <w:bCs w:val="1"/>
+          <w:rtl w:val="0"/>
+        </w:rPr>
+        <w:t xml:space="preserve">TOM:</w:t>
+      </w:r>
+      <w:r>
+        <w:rPr>
+          <w:rtl w:val="0"/>
+        </w:rPr>
+        <w:t xml:space="preserve"> Thank you, everyone. Take care... and see you next time!</w:t>
+      </w:r>
+    </w:p>
+    <w:p>
+      <w:pPr>
+        <w:spacing w:after="120" w:lineRule="auto"/>
+        <w:rPr/>
+      </w:pPr>
+      <w:r>
+        <w:rPr>
+          <w:b w:val="1"/>
+          <w:bCs w:val="1"/>
+          <w:rtl w:val="0"/>
+        </w:rPr>
+        <w:t xml:space="preserve">ANNA:</w:t>
+      </w:r>
+      <w:r>
+        <w:rPr>
+          <w:rtl w:val="0"/>
+        </w:rPr>
+        <w:t xml:space="preserve"> Thank you so much for listening.</w:t>
       </w:r>
     </w:p>
     <w:p>
@@ -35490,7 +35482,7 @@
         <w:rPr>
           <w:rtl w:val="0"/>
         </w:rPr>
-        <w:t xml:space="preserve"> Hello, and welcome back! It's good to have you with us today.</w:t>
+        <w:t xml:space="preserve"> Hello, and welcome! It's really nice to have you with us today.</w:t>
       </w:r>
     </w:p>
     <w:p>
@@ -36626,47 +36618,47 @@
         <w:rPr>
           <w:rtl w:val="0"/>
         </w:rPr>
-        <w:t xml:space="preserve">. Thank you so much for listening today.</w:t>
-      </w:r>
-    </w:p>
-    <w:p>
-      <w:pPr>
-        <w:spacing w:after="120" w:lineRule="auto"/>
-        <w:rPr/>
-      </w:pPr>
-      <w:r>
-        <w:rPr>
-          <w:b w:val="1"/>
-          <w:bCs w:val="1"/>
-          <w:rtl w:val="0"/>
-        </w:rPr>
-        <w:t xml:space="preserve">TOM:</w:t>
-      </w:r>
-      <w:r>
-        <w:rPr>
-          <w:rtl w:val="0"/>
-        </w:rPr>
-        <w:t xml:space="preserve"> Take care of yourselves and of our shared home. See you in the next episode. Äddi!</w:t>
-      </w:r>
-    </w:p>
-    <w:p>
-      <w:pPr>
-        <w:spacing w:after="120" w:lineRule="auto"/>
-        <w:rPr/>
-      </w:pPr>
-      <w:r>
-        <w:rPr>
-          <w:b w:val="1"/>
-          <w:bCs w:val="1"/>
-          <w:rtl w:val="0"/>
-        </w:rPr>
-        <w:t xml:space="preserve">ANNA:</w:t>
-      </w:r>
-      <w:r>
-        <w:rPr>
-          <w:rtl w:val="0"/>
-        </w:rPr>
-        <w:t xml:space="preserve"> Äddi!</w:t>
+        <w:t xml:space="preserve">.</w:t>
+      </w:r>
+    </w:p>
+    <w:p>
+      <w:pPr>
+        <w:spacing w:after="120" w:lineRule="auto"/>
+        <w:rPr/>
+      </w:pPr>
+      <w:r>
+        <w:rPr>
+          <w:b w:val="1"/>
+          <w:bCs w:val="1"/>
+          <w:rtl w:val="0"/>
+        </w:rPr>
+        <w:t xml:space="preserve">TOM:</w:t>
+      </w:r>
+      <w:r>
+        <w:rPr>
+          <w:rtl w:val="0"/>
+        </w:rPr>
+        <w:t xml:space="preserve"> Thank you, everyone. Take care... and see you next time!</w:t>
+      </w:r>
+    </w:p>
+    <w:p>
+      <w:pPr>
+        <w:spacing w:after="120" w:lineRule="auto"/>
+        <w:rPr/>
+      </w:pPr>
+      <w:r>
+        <w:rPr>
+          <w:b w:val="1"/>
+          <w:bCs w:val="1"/>
+          <w:rtl w:val="0"/>
+        </w:rPr>
+        <w:t xml:space="preserve">ANNA:</w:t>
+      </w:r>
+      <w:r>
+        <w:rPr>
+          <w:rtl w:val="0"/>
+        </w:rPr>
+        <w:t xml:space="preserve"> Thank you so much for listening.</w:t>
       </w:r>
     </w:p>
     <w:p>
@@ -36751,7 +36743,7 @@
         <w:rPr>
           <w:rtl w:val="0"/>
         </w:rPr>
-        <w:t xml:space="preserve"> Hello, and welcome back! It's a pleasure to have you with us today.</w:t>
+        <w:t xml:space="preserve"> Hello, and welcome! It's really nice to have you with us today.</w:t>
       </w:r>
     </w:p>
     <w:p>
@@ -37765,7 +37757,7 @@
           <w:bCs w:val="1"/>
           <w:rtl w:val="0"/>
         </w:rPr>
-        <w:t xml:space="preserve">TOM:</w:t>
+        <w:t xml:space="preserve">ANNA:</w:t>
       </w:r>
       <w:r>
         <w:rPr>
@@ -37787,47 +37779,47 @@
         <w:rPr>
           <w:rtl w:val="0"/>
         </w:rPr>
-        <w:t xml:space="preserve">. Thank you so much for listening today.</w:t>
-      </w:r>
-    </w:p>
-    <w:p>
-      <w:pPr>
-        <w:spacing w:after="120" w:lineRule="auto"/>
-        <w:rPr/>
-      </w:pPr>
-      <w:r>
-        <w:rPr>
-          <w:b w:val="1"/>
-          <w:bCs w:val="1"/>
-          <w:rtl w:val="0"/>
-        </w:rPr>
-        <w:t xml:space="preserve">ANNA:</w:t>
-      </w:r>
-      <w:r>
-        <w:rPr>
-          <w:rtl w:val="0"/>
-        </w:rPr>
-        <w:t xml:space="preserve"> Take care, and see you in the next episode. Äddi!</w:t>
-      </w:r>
-    </w:p>
-    <w:p>
-      <w:pPr>
-        <w:spacing w:after="120" w:lineRule="auto"/>
-        <w:rPr/>
-      </w:pPr>
-      <w:r>
-        <w:rPr>
-          <w:b w:val="1"/>
-          <w:bCs w:val="1"/>
-          <w:rtl w:val="0"/>
-        </w:rPr>
-        <w:t xml:space="preserve">TOM:</w:t>
-      </w:r>
-      <w:r>
-        <w:rPr>
-          <w:rtl w:val="0"/>
-        </w:rPr>
-        <w:t xml:space="preserve"> Äddi!</w:t>
+        <w:t xml:space="preserve">.</w:t>
+      </w:r>
+    </w:p>
+    <w:p>
+      <w:pPr>
+        <w:spacing w:after="120" w:lineRule="auto"/>
+        <w:rPr/>
+      </w:pPr>
+      <w:r>
+        <w:rPr>
+          <w:b w:val="1"/>
+          <w:bCs w:val="1"/>
+          <w:rtl w:val="0"/>
+        </w:rPr>
+        <w:t xml:space="preserve">TOM:</w:t>
+      </w:r>
+      <w:r>
+        <w:rPr>
+          <w:rtl w:val="0"/>
+        </w:rPr>
+        <w:t xml:space="preserve"> Thank you, everyone. Take care... and see you next time!</w:t>
+      </w:r>
+    </w:p>
+    <w:p>
+      <w:pPr>
+        <w:spacing w:after="120" w:lineRule="auto"/>
+        <w:rPr/>
+      </w:pPr>
+      <w:r>
+        <w:rPr>
+          <w:b w:val="1"/>
+          <w:bCs w:val="1"/>
+          <w:rtl w:val="0"/>
+        </w:rPr>
+        <w:t xml:space="preserve">ANNA:</w:t>
+      </w:r>
+      <w:r>
+        <w:rPr>
+          <w:rtl w:val="0"/>
+        </w:rPr>
+        <w:t xml:space="preserve"> Thank you so much for listening.</w:t>
       </w:r>
     </w:p>
     <w:p>
@@ -37912,7 +37904,7 @@
         <w:rPr>
           <w:rtl w:val="0"/>
         </w:rPr>
-        <w:t xml:space="preserve"> Hello, and welcome back! It's wonderful to have you with us today.</w:t>
+        <w:t xml:space="preserve"> Hello, and welcome! It's really nice to have you with us today.</w:t>
       </w:r>
     </w:p>
     <w:p>
@@ -39008,47 +39000,47 @@
         <w:rPr>
           <w:rtl w:val="0"/>
         </w:rPr>
-        <w:t xml:space="preserve">. Thank you so much for listening today.</w:t>
-      </w:r>
-    </w:p>
-    <w:p>
-      <w:pPr>
-        <w:spacing w:after="120" w:lineRule="auto"/>
-        <w:rPr/>
-      </w:pPr>
-      <w:r>
-        <w:rPr>
-          <w:b w:val="1"/>
-          <w:bCs w:val="1"/>
-          <w:rtl w:val="0"/>
-        </w:rPr>
-        <w:t xml:space="preserve">TOM:</w:t>
-      </w:r>
-      <w:r>
-        <w:rPr>
-          <w:rtl w:val="0"/>
-        </w:rPr>
-        <w:t xml:space="preserve"> Take care, stay curious, and see you in the next episode. Äddi!</w:t>
-      </w:r>
-    </w:p>
-    <w:p>
-      <w:pPr>
-        <w:spacing w:after="120" w:lineRule="auto"/>
-        <w:rPr/>
-      </w:pPr>
-      <w:r>
-        <w:rPr>
-          <w:b w:val="1"/>
-          <w:bCs w:val="1"/>
-          <w:rtl w:val="0"/>
-        </w:rPr>
-        <w:t xml:space="preserve">ANNA:</w:t>
-      </w:r>
-      <w:r>
-        <w:rPr>
-          <w:rtl w:val="0"/>
-        </w:rPr>
-        <w:t xml:space="preserve"> Äddi!</w:t>
+        <w:t xml:space="preserve">.</w:t>
+      </w:r>
+    </w:p>
+    <w:p>
+      <w:pPr>
+        <w:spacing w:after="120" w:lineRule="auto"/>
+        <w:rPr/>
+      </w:pPr>
+      <w:r>
+        <w:rPr>
+          <w:b w:val="1"/>
+          <w:bCs w:val="1"/>
+          <w:rtl w:val="0"/>
+        </w:rPr>
+        <w:t xml:space="preserve">TOM:</w:t>
+      </w:r>
+      <w:r>
+        <w:rPr>
+          <w:rtl w:val="0"/>
+        </w:rPr>
+        <w:t xml:space="preserve"> Thank you, everyone. Take care... and see you next time!</w:t>
+      </w:r>
+    </w:p>
+    <w:p>
+      <w:pPr>
+        <w:spacing w:after="120" w:lineRule="auto"/>
+        <w:rPr/>
+      </w:pPr>
+      <w:r>
+        <w:rPr>
+          <w:b w:val="1"/>
+          <w:bCs w:val="1"/>
+          <w:rtl w:val="0"/>
+        </w:rPr>
+        <w:t xml:space="preserve">ANNA:</w:t>
+      </w:r>
+      <w:r>
+        <w:rPr>
+          <w:rtl w:val="0"/>
+        </w:rPr>
+        <w:t xml:space="preserve"> Thank you so much for listening.</w:t>
       </w:r>
     </w:p>
     <w:p>
@@ -39133,7 +39125,7 @@
         <w:rPr>
           <w:rtl w:val="0"/>
         </w:rPr>
-        <w:t xml:space="preserve"> Hello, and welcome back! It's lovely to have you with us today.</w:t>
+        <w:t xml:space="preserve"> Hello, and welcome! It's really nice to have you with us today.</w:t>
       </w:r>
     </w:p>
     <w:p>
@@ -40347,7 +40339,7 @@
           <w:bCs w:val="1"/>
           <w:rtl w:val="0"/>
         </w:rPr>
-        <w:t xml:space="preserve">TOM:</w:t>
+        <w:t xml:space="preserve">ANNA:</w:t>
       </w:r>
       <w:r>
         <w:rPr>
@@ -40369,47 +40361,47 @@
         <w:rPr>
           <w:rtl w:val="0"/>
         </w:rPr>
-        <w:t xml:space="preserve">. Thank you so much for listening today.</w:t>
-      </w:r>
-    </w:p>
-    <w:p>
-      <w:pPr>
-        <w:spacing w:after="120" w:lineRule="auto"/>
-        <w:rPr/>
-      </w:pPr>
-      <w:r>
-        <w:rPr>
-          <w:b w:val="1"/>
-          <w:bCs w:val="1"/>
-          <w:rtl w:val="0"/>
-        </w:rPr>
-        <w:t xml:space="preserve">ANNA:</w:t>
-      </w:r>
-      <w:r>
-        <w:rPr>
-          <w:rtl w:val="0"/>
-        </w:rPr>
-        <w:t xml:space="preserve"> Take care, eat well, and see you in the next episode. Äddi!</w:t>
-      </w:r>
-    </w:p>
-    <w:p>
-      <w:pPr>
-        <w:spacing w:after="120" w:lineRule="auto"/>
-        <w:rPr/>
-      </w:pPr>
-      <w:r>
-        <w:rPr>
-          <w:b w:val="1"/>
-          <w:bCs w:val="1"/>
-          <w:rtl w:val="0"/>
-        </w:rPr>
-        <w:t xml:space="preserve">TOM:</w:t>
-      </w:r>
-      <w:r>
-        <w:rPr>
-          <w:rtl w:val="0"/>
-        </w:rPr>
-        <w:t xml:space="preserve"> Äddi!</w:t>
+        <w:t xml:space="preserve">.</w:t>
+      </w:r>
+    </w:p>
+    <w:p>
+      <w:pPr>
+        <w:spacing w:after="120" w:lineRule="auto"/>
+        <w:rPr/>
+      </w:pPr>
+      <w:r>
+        <w:rPr>
+          <w:b w:val="1"/>
+          <w:bCs w:val="1"/>
+          <w:rtl w:val="0"/>
+        </w:rPr>
+        <w:t xml:space="preserve">TOM:</w:t>
+      </w:r>
+      <w:r>
+        <w:rPr>
+          <w:rtl w:val="0"/>
+        </w:rPr>
+        <w:t xml:space="preserve"> Thank you, everyone. Take care... and see you next time!</w:t>
+      </w:r>
+    </w:p>
+    <w:p>
+      <w:pPr>
+        <w:spacing w:after="120" w:lineRule="auto"/>
+        <w:rPr/>
+      </w:pPr>
+      <w:r>
+        <w:rPr>
+          <w:b w:val="1"/>
+          <w:bCs w:val="1"/>
+          <w:rtl w:val="0"/>
+        </w:rPr>
+        <w:t xml:space="preserve">ANNA:</w:t>
+      </w:r>
+      <w:r>
+        <w:rPr>
+          <w:rtl w:val="0"/>
+        </w:rPr>
+        <w:t xml:space="preserve"> Thank you so much for listening.</w:t>
       </w:r>
     </w:p>
     <w:p>
@@ -40494,7 +40486,7 @@
         <w:rPr>
           <w:rtl w:val="0"/>
         </w:rPr>
-        <w:t xml:space="preserve"> Hello, and welcome back! It's lovely to have you with us today.</w:t>
+        <w:t xml:space="preserve"> Hello, and welcome! It's really nice to have you with us today.</w:t>
       </w:r>
     </w:p>
     <w:p>
@@ -41550,47 +41542,47 @@
         <w:rPr>
           <w:rtl w:val="0"/>
         </w:rPr>
-        <w:t xml:space="preserve">. Thank you so much for listening today.</w:t>
-      </w:r>
-    </w:p>
-    <w:p>
-      <w:pPr>
-        <w:spacing w:after="120" w:lineRule="auto"/>
-        <w:rPr/>
-      </w:pPr>
-      <w:r>
-        <w:rPr>
-          <w:b w:val="1"/>
-          <w:bCs w:val="1"/>
-          <w:rtl w:val="0"/>
-        </w:rPr>
-        <w:t xml:space="preserve">TOM:</w:t>
-      </w:r>
-      <w:r>
-        <w:rPr>
-          <w:rtl w:val="0"/>
-        </w:rPr>
-        <w:t xml:space="preserve"> Take care, and see you in the next episode. Äddi!</w:t>
-      </w:r>
-    </w:p>
-    <w:p>
-      <w:pPr>
-        <w:spacing w:after="120" w:lineRule="auto"/>
-        <w:rPr/>
-      </w:pPr>
-      <w:r>
-        <w:rPr>
-          <w:b w:val="1"/>
-          <w:bCs w:val="1"/>
-          <w:rtl w:val="0"/>
-        </w:rPr>
-        <w:t xml:space="preserve">ANNA:</w:t>
-      </w:r>
-      <w:r>
-        <w:rPr>
-          <w:rtl w:val="0"/>
-        </w:rPr>
-        <w:t xml:space="preserve"> Äddi!</w:t>
+        <w:t xml:space="preserve">.</w:t>
+      </w:r>
+    </w:p>
+    <w:p>
+      <w:pPr>
+        <w:spacing w:after="120" w:lineRule="auto"/>
+        <w:rPr/>
+      </w:pPr>
+      <w:r>
+        <w:rPr>
+          <w:b w:val="1"/>
+          <w:bCs w:val="1"/>
+          <w:rtl w:val="0"/>
+        </w:rPr>
+        <w:t xml:space="preserve">TOM:</w:t>
+      </w:r>
+      <w:r>
+        <w:rPr>
+          <w:rtl w:val="0"/>
+        </w:rPr>
+        <w:t xml:space="preserve"> Thank you, everyone. Take care... and see you next time!</w:t>
+      </w:r>
+    </w:p>
+    <w:p>
+      <w:pPr>
+        <w:spacing w:after="120" w:lineRule="auto"/>
+        <w:rPr/>
+      </w:pPr>
+      <w:r>
+        <w:rPr>
+          <w:b w:val="1"/>
+          <w:bCs w:val="1"/>
+          <w:rtl w:val="0"/>
+        </w:rPr>
+        <w:t xml:space="preserve">ANNA:</w:t>
+      </w:r>
+      <w:r>
+        <w:rPr>
+          <w:rtl w:val="0"/>
+        </w:rPr>
+        <w:t xml:space="preserve"> Thank you so much for listening.</w:t>
       </w:r>
     </w:p>
     <w:p>
@@ -41675,7 +41667,7 @@
         <w:rPr>
           <w:rtl w:val="0"/>
         </w:rPr>
-        <w:t xml:space="preserve"> Hello, and welcome back! It's good to have you with us today.</w:t>
+        <w:t xml:space="preserve"> Hello, and welcome! It's really nice to have you with us today.</w:t>
       </w:r>
     </w:p>
     <w:p>
@@ -42769,7 +42761,7 @@
           <w:bCs w:val="1"/>
           <w:rtl w:val="0"/>
         </w:rPr>
-        <w:t xml:space="preserve">TOM:</w:t>
+        <w:t xml:space="preserve">ANNA:</w:t>
       </w:r>
       <w:r>
         <w:rPr>
@@ -42791,47 +42783,47 @@
         <w:rPr>
           <w:rtl w:val="0"/>
         </w:rPr>
-        <w:t xml:space="preserve">. Thank you so much for listening today.</w:t>
-      </w:r>
-    </w:p>
-    <w:p>
-      <w:pPr>
-        <w:spacing w:after="120" w:lineRule="auto"/>
-        <w:rPr/>
-      </w:pPr>
-      <w:r>
-        <w:rPr>
-          <w:b w:val="1"/>
-          <w:bCs w:val="1"/>
-          <w:rtl w:val="0"/>
-        </w:rPr>
-        <w:t xml:space="preserve">ANNA:</w:t>
-      </w:r>
-      <w:r>
-        <w:rPr>
-          <w:rtl w:val="0"/>
-        </w:rPr>
-        <w:t xml:space="preserve"> Take care, stay safe, and see you in the next episode. Äddi!</w:t>
-      </w:r>
-    </w:p>
-    <w:p>
-      <w:pPr>
-        <w:spacing w:after="120" w:lineRule="auto"/>
-        <w:rPr/>
-      </w:pPr>
-      <w:r>
-        <w:rPr>
-          <w:b w:val="1"/>
-          <w:bCs w:val="1"/>
-          <w:rtl w:val="0"/>
-        </w:rPr>
-        <w:t xml:space="preserve">TOM:</w:t>
-      </w:r>
-      <w:r>
-        <w:rPr>
-          <w:rtl w:val="0"/>
-        </w:rPr>
-        <w:t xml:space="preserve"> Äddi!</w:t>
+        <w:t xml:space="preserve">.</w:t>
+      </w:r>
+    </w:p>
+    <w:p>
+      <w:pPr>
+        <w:spacing w:after="120" w:lineRule="auto"/>
+        <w:rPr/>
+      </w:pPr>
+      <w:r>
+        <w:rPr>
+          <w:b w:val="1"/>
+          <w:bCs w:val="1"/>
+          <w:rtl w:val="0"/>
+        </w:rPr>
+        <w:t xml:space="preserve">TOM:</w:t>
+      </w:r>
+      <w:r>
+        <w:rPr>
+          <w:rtl w:val="0"/>
+        </w:rPr>
+        <w:t xml:space="preserve"> Thank you, everyone. Take care... and see you next time!</w:t>
+      </w:r>
+    </w:p>
+    <w:p>
+      <w:pPr>
+        <w:spacing w:after="120" w:lineRule="auto"/>
+        <w:rPr/>
+      </w:pPr>
+      <w:r>
+        <w:rPr>
+          <w:b w:val="1"/>
+          <w:bCs w:val="1"/>
+          <w:rtl w:val="0"/>
+        </w:rPr>
+        <w:t xml:space="preserve">ANNA:</w:t>
+      </w:r>
+      <w:r>
+        <w:rPr>
+          <w:rtl w:val="0"/>
+        </w:rPr>
+        <w:t xml:space="preserve"> Thank you so much for listening.</w:t>
       </w:r>
     </w:p>
     <w:p>
@@ -42916,7 +42908,7 @@
         <w:rPr>
           <w:rtl w:val="0"/>
         </w:rPr>
-        <w:t xml:space="preserve"> Hello, and welcome back! It's a pleasure to have you with us today.</w:t>
+        <w:t xml:space="preserve"> Hello, and welcome! It's really nice to have you with us today.</w:t>
       </w:r>
     </w:p>
     <w:p>
@@ -43892,47 +43884,47 @@
         <w:rPr>
           <w:rtl w:val="0"/>
         </w:rPr>
-        <w:t xml:space="preserve">. Thank you so much for listening today.</w:t>
-      </w:r>
-    </w:p>
-    <w:p>
-      <w:pPr>
-        <w:spacing w:after="120" w:lineRule="auto"/>
-        <w:rPr/>
-      </w:pPr>
-      <w:r>
-        <w:rPr>
-          <w:b w:val="1"/>
-          <w:bCs w:val="1"/>
-          <w:rtl w:val="0"/>
-        </w:rPr>
-        <w:t xml:space="preserve">TOM:</w:t>
-      </w:r>
-      <w:r>
-        <w:rPr>
-          <w:rtl w:val="0"/>
-        </w:rPr>
-        <w:t xml:space="preserve"> Take care, go and explore, and see you in the next episode. Äddi!</w:t>
-      </w:r>
-    </w:p>
-    <w:p>
-      <w:pPr>
-        <w:spacing w:after="120" w:lineRule="auto"/>
-        <w:rPr/>
-      </w:pPr>
-      <w:r>
-        <w:rPr>
-          <w:b w:val="1"/>
-          <w:bCs w:val="1"/>
-          <w:rtl w:val="0"/>
-        </w:rPr>
-        <w:t xml:space="preserve">ANNA:</w:t>
-      </w:r>
-      <w:r>
-        <w:rPr>
-          <w:rtl w:val="0"/>
-        </w:rPr>
-        <w:t xml:space="preserve"> Äddi!</w:t>
+        <w:t xml:space="preserve">.</w:t>
+      </w:r>
+    </w:p>
+    <w:p>
+      <w:pPr>
+        <w:spacing w:after="120" w:lineRule="auto"/>
+        <w:rPr/>
+      </w:pPr>
+      <w:r>
+        <w:rPr>
+          <w:b w:val="1"/>
+          <w:bCs w:val="1"/>
+          <w:rtl w:val="0"/>
+        </w:rPr>
+        <w:t xml:space="preserve">TOM:</w:t>
+      </w:r>
+      <w:r>
+        <w:rPr>
+          <w:rtl w:val="0"/>
+        </w:rPr>
+        <w:t xml:space="preserve"> Thank you, everyone. Take care... and see you next time!</w:t>
+      </w:r>
+    </w:p>
+    <w:p>
+      <w:pPr>
+        <w:spacing w:after="120" w:lineRule="auto"/>
+        <w:rPr/>
+      </w:pPr>
+      <w:r>
+        <w:rPr>
+          <w:b w:val="1"/>
+          <w:bCs w:val="1"/>
+          <w:rtl w:val="0"/>
+        </w:rPr>
+        <w:t xml:space="preserve">ANNA:</w:t>
+      </w:r>
+      <w:r>
+        <w:rPr>
+          <w:rtl w:val="0"/>
+        </w:rPr>
+        <w:t xml:space="preserve"> Thank you so much for listening.</w:t>
       </w:r>
     </w:p>
     <w:p>
@@ -44017,7 +44009,7 @@
         <w:rPr>
           <w:rtl w:val="0"/>
         </w:rPr>
-        <w:t xml:space="preserve"> Hello, and welcome back! It's good to have you with us today.</w:t>
+        <w:t xml:space="preserve"> Hello, and welcome! It's really nice to have you with us today.</w:t>
       </w:r>
     </w:p>
     <w:p>
@@ -45071,7 +45063,7 @@
           <w:bCs w:val="1"/>
           <w:rtl w:val="0"/>
         </w:rPr>
-        <w:t xml:space="preserve">TOM:</w:t>
+        <w:t xml:space="preserve">ANNA:</w:t>
       </w:r>
       <w:r>
         <w:rPr>
@@ -45093,47 +45085,47 @@
         <w:rPr>
           <w:rtl w:val="0"/>
         </w:rPr>
-        <w:t xml:space="preserve">. Thank you so much for listening today.</w:t>
-      </w:r>
-    </w:p>
-    <w:p>
-      <w:pPr>
-        <w:spacing w:after="120" w:lineRule="auto"/>
-        <w:rPr/>
-      </w:pPr>
-      <w:r>
-        <w:rPr>
-          <w:b w:val="1"/>
-          <w:bCs w:val="1"/>
-          <w:rtl w:val="0"/>
-        </w:rPr>
-        <w:t xml:space="preserve">ANNA:</w:t>
-      </w:r>
-      <w:r>
-        <w:rPr>
-          <w:rtl w:val="0"/>
-        </w:rPr>
-        <w:t xml:space="preserve"> Take care, stay safe online, and see you in the next episode. Äddi!</w:t>
-      </w:r>
-    </w:p>
-    <w:p>
-      <w:pPr>
-        <w:spacing w:after="120" w:lineRule="auto"/>
-        <w:rPr/>
-      </w:pPr>
-      <w:r>
-        <w:rPr>
-          <w:b w:val="1"/>
-          <w:bCs w:val="1"/>
-          <w:rtl w:val="0"/>
-        </w:rPr>
-        <w:t xml:space="preserve">TOM:</w:t>
-      </w:r>
-      <w:r>
-        <w:rPr>
-          <w:rtl w:val="0"/>
-        </w:rPr>
-        <w:t xml:space="preserve"> Äddi!</w:t>
+        <w:t xml:space="preserve">.</w:t>
+      </w:r>
+    </w:p>
+    <w:p>
+      <w:pPr>
+        <w:spacing w:after="120" w:lineRule="auto"/>
+        <w:rPr/>
+      </w:pPr>
+      <w:r>
+        <w:rPr>
+          <w:b w:val="1"/>
+          <w:bCs w:val="1"/>
+          <w:rtl w:val="0"/>
+        </w:rPr>
+        <w:t xml:space="preserve">TOM:</w:t>
+      </w:r>
+      <w:r>
+        <w:rPr>
+          <w:rtl w:val="0"/>
+        </w:rPr>
+        <w:t xml:space="preserve"> Thank you, everyone. Take care... and see you next time!</w:t>
+      </w:r>
+    </w:p>
+    <w:p>
+      <w:pPr>
+        <w:spacing w:after="120" w:lineRule="auto"/>
+        <w:rPr/>
+      </w:pPr>
+      <w:r>
+        <w:rPr>
+          <w:b w:val="1"/>
+          <w:bCs w:val="1"/>
+          <w:rtl w:val="0"/>
+        </w:rPr>
+        <w:t xml:space="preserve">ANNA:</w:t>
+      </w:r>
+      <w:r>
+        <w:rPr>
+          <w:rtl w:val="0"/>
+        </w:rPr>
+        <w:t xml:space="preserve"> Thank you so much for listening.</w:t>
       </w:r>
     </w:p>
     <w:p>
@@ -45218,7 +45210,7 @@
         <w:rPr>
           <w:rtl w:val="0"/>
         </w:rPr>
-        <w:t xml:space="preserve"> Hello, and welcome back! It's wonderful to have you with us today.</w:t>
+        <w:t xml:space="preserve"> Hello, and welcome! It's really nice to have you with us today.</w:t>
       </w:r>
     </w:p>
     <w:p>
@@ -46234,47 +46226,47 @@
         <w:rPr>
           <w:rtl w:val="0"/>
         </w:rPr>
-        <w:t xml:space="preserve">. Thank you so much for listening today.</w:t>
-      </w:r>
-    </w:p>
-    <w:p>
-      <w:pPr>
-        <w:spacing w:after="120" w:lineRule="auto"/>
-        <w:rPr/>
-      </w:pPr>
-      <w:r>
-        <w:rPr>
-          <w:b w:val="1"/>
-          <w:bCs w:val="1"/>
-          <w:rtl w:val="0"/>
-        </w:rPr>
-        <w:t xml:space="preserve">TOM:</w:t>
-      </w:r>
-      <w:r>
-        <w:rPr>
-          <w:rtl w:val="0"/>
-        </w:rPr>
-        <w:t xml:space="preserve"> Take care, go and discover something, and see you in the next episode. Äddi!</w:t>
-      </w:r>
-    </w:p>
-    <w:p>
-      <w:pPr>
-        <w:spacing w:after="120" w:lineRule="auto"/>
-        <w:rPr/>
-      </w:pPr>
-      <w:r>
-        <w:rPr>
-          <w:b w:val="1"/>
-          <w:bCs w:val="1"/>
-          <w:rtl w:val="0"/>
-        </w:rPr>
-        <w:t xml:space="preserve">ANNA:</w:t>
-      </w:r>
-      <w:r>
-        <w:rPr>
-          <w:rtl w:val="0"/>
-        </w:rPr>
-        <w:t xml:space="preserve"> Äddi!</w:t>
+        <w:t xml:space="preserve">.</w:t>
+      </w:r>
+    </w:p>
+    <w:p>
+      <w:pPr>
+        <w:spacing w:after="120" w:lineRule="auto"/>
+        <w:rPr/>
+      </w:pPr>
+      <w:r>
+        <w:rPr>
+          <w:b w:val="1"/>
+          <w:bCs w:val="1"/>
+          <w:rtl w:val="0"/>
+        </w:rPr>
+        <w:t xml:space="preserve">TOM:</w:t>
+      </w:r>
+      <w:r>
+        <w:rPr>
+          <w:rtl w:val="0"/>
+        </w:rPr>
+        <w:t xml:space="preserve"> Thank you, everyone. Take care... and see you next time!</w:t>
+      </w:r>
+    </w:p>
+    <w:p>
+      <w:pPr>
+        <w:spacing w:after="120" w:lineRule="auto"/>
+        <w:rPr/>
+      </w:pPr>
+      <w:r>
+        <w:rPr>
+          <w:b w:val="1"/>
+          <w:bCs w:val="1"/>
+          <w:rtl w:val="0"/>
+        </w:rPr>
+        <w:t xml:space="preserve">ANNA:</w:t>
+      </w:r>
+      <w:r>
+        <w:rPr>
+          <w:rtl w:val="0"/>
+        </w:rPr>
+        <w:t xml:space="preserve"> Thank you so much for listening.</w:t>
       </w:r>
     </w:p>
     <w:p>
@@ -46359,7 +46351,7 @@
         <w:rPr>
           <w:rtl w:val="0"/>
         </w:rPr>
-        <w:t xml:space="preserve"> Hello, and welcome back! It's good to have you with us today.</w:t>
+        <w:t xml:space="preserve"> Hello, and welcome! It's really nice to have you with us today.</w:t>
       </w:r>
     </w:p>
     <w:p>
@@ -47335,47 +47327,47 @@
         <w:rPr>
           <w:rtl w:val="0"/>
         </w:rPr>
-        <w:t xml:space="preserve">. Thank you so much for listening today. This was a sensitive topic, so please be gentle with yourself.</w:t>
-      </w:r>
-    </w:p>
-    <w:p>
-      <w:pPr>
-        <w:spacing w:after="120" w:lineRule="auto"/>
-        <w:rPr/>
-      </w:pPr>
-      <w:r>
-        <w:rPr>
-          <w:b w:val="1"/>
-          <w:bCs w:val="1"/>
-          <w:rtl w:val="0"/>
-        </w:rPr>
-        <w:t xml:space="preserve">TOM:</w:t>
-      </w:r>
-      <w:r>
-        <w:rPr>
-          <w:rtl w:val="0"/>
-        </w:rPr>
-        <w:t xml:space="preserve"> And if you or someone you love is affected, reaching out for help is always okay. Take care. Äddi!</w:t>
-      </w:r>
-    </w:p>
-    <w:p>
-      <w:pPr>
-        <w:spacing w:after="120" w:lineRule="auto"/>
-        <w:rPr/>
-      </w:pPr>
-      <w:r>
-        <w:rPr>
-          <w:b w:val="1"/>
-          <w:bCs w:val="1"/>
-          <w:rtl w:val="0"/>
-        </w:rPr>
-        <w:t xml:space="preserve">ANNA:</w:t>
-      </w:r>
-      <w:r>
-        <w:rPr>
-          <w:rtl w:val="0"/>
-        </w:rPr>
-        <w:t xml:space="preserve"> Äddi!</w:t>
+        <w:t xml:space="preserve">.</w:t>
+      </w:r>
+    </w:p>
+    <w:p>
+      <w:pPr>
+        <w:spacing w:after="120" w:lineRule="auto"/>
+        <w:rPr/>
+      </w:pPr>
+      <w:r>
+        <w:rPr>
+          <w:b w:val="1"/>
+          <w:bCs w:val="1"/>
+          <w:rtl w:val="0"/>
+        </w:rPr>
+        <w:t xml:space="preserve">TOM:</w:t>
+      </w:r>
+      <w:r>
+        <w:rPr>
+          <w:rtl w:val="0"/>
+        </w:rPr>
+        <w:t xml:space="preserve"> Thank you, everyone. Take care... and see you next time!</w:t>
+      </w:r>
+    </w:p>
+    <w:p>
+      <w:pPr>
+        <w:spacing w:after="120" w:lineRule="auto"/>
+        <w:rPr/>
+      </w:pPr>
+      <w:r>
+        <w:rPr>
+          <w:b w:val="1"/>
+          <w:bCs w:val="1"/>
+          <w:rtl w:val="0"/>
+        </w:rPr>
+        <w:t xml:space="preserve">ANNA:</w:t>
+      </w:r>
+      <w:r>
+        <w:rPr>
+          <w:rtl w:val="0"/>
+        </w:rPr>
+        <w:t xml:space="preserve"> Thank you so much for listening.</w:t>
       </w:r>
     </w:p>
     <w:p>
@@ -47460,7 +47452,7 @@
         <w:rPr>
           <w:rtl w:val="0"/>
         </w:rPr>
-        <w:t xml:space="preserve"> Hello, and welcome back! It's lovely to have you with us today.</w:t>
+        <w:t xml:space="preserve"> Hello, and welcome! It's really nice to have you with us today.</w:t>
       </w:r>
     </w:p>
     <w:p>
@@ -48394,7 +48386,7 @@
           <w:bCs w:val="1"/>
           <w:rtl w:val="0"/>
         </w:rPr>
-        <w:t xml:space="preserve">TOM:</w:t>
+        <w:t xml:space="preserve">ANNA:</w:t>
       </w:r>
       <w:r>
         <w:rPr>
@@ -48416,47 +48408,47 @@
         <w:rPr>
           <w:rtl w:val="0"/>
         </w:rPr>
-        <w:t xml:space="preserve">. Thank you so much for listening today.</w:t>
-      </w:r>
-    </w:p>
-    <w:p>
-      <w:pPr>
-        <w:spacing w:after="120" w:lineRule="auto"/>
-        <w:rPr/>
-      </w:pPr>
-      <w:r>
-        <w:rPr>
-          <w:b w:val="1"/>
-          <w:bCs w:val="1"/>
-          <w:rtl w:val="0"/>
-        </w:rPr>
-        <w:t xml:space="preserve">ANNA:</w:t>
-      </w:r>
-      <w:r>
-        <w:rPr>
-          <w:rtl w:val="0"/>
-        </w:rPr>
-        <w:t xml:space="preserve"> Take care, and see you in the next episode. Äddi!</w:t>
-      </w:r>
-    </w:p>
-    <w:p>
-      <w:pPr>
-        <w:spacing w:after="120" w:lineRule="auto"/>
-        <w:rPr/>
-      </w:pPr>
-      <w:r>
-        <w:rPr>
-          <w:b w:val="1"/>
-          <w:bCs w:val="1"/>
-          <w:rtl w:val="0"/>
-        </w:rPr>
-        <w:t xml:space="preserve">TOM:</w:t>
-      </w:r>
-      <w:r>
-        <w:rPr>
-          <w:rtl w:val="0"/>
-        </w:rPr>
-        <w:t xml:space="preserve"> Äddi!</w:t>
+        <w:t xml:space="preserve">.</w:t>
+      </w:r>
+    </w:p>
+    <w:p>
+      <w:pPr>
+        <w:spacing w:after="120" w:lineRule="auto"/>
+        <w:rPr/>
+      </w:pPr>
+      <w:r>
+        <w:rPr>
+          <w:b w:val="1"/>
+          <w:bCs w:val="1"/>
+          <w:rtl w:val="0"/>
+        </w:rPr>
+        <w:t xml:space="preserve">TOM:</w:t>
+      </w:r>
+      <w:r>
+        <w:rPr>
+          <w:rtl w:val="0"/>
+        </w:rPr>
+        <w:t xml:space="preserve"> Thank you, everyone. Take care... and see you next time!</w:t>
+      </w:r>
+    </w:p>
+    <w:p>
+      <w:pPr>
+        <w:spacing w:after="120" w:lineRule="auto"/>
+        <w:rPr/>
+      </w:pPr>
+      <w:r>
+        <w:rPr>
+          <w:b w:val="1"/>
+          <w:bCs w:val="1"/>
+          <w:rtl w:val="0"/>
+        </w:rPr>
+        <w:t xml:space="preserve">ANNA:</w:t>
+      </w:r>
+      <w:r>
+        <w:rPr>
+          <w:rtl w:val="0"/>
+        </w:rPr>
+        <w:t xml:space="preserve"> Thank you so much for listening.</w:t>
       </w:r>
     </w:p>
     <w:p>
@@ -48541,7 +48533,7 @@
         <w:rPr>
           <w:rtl w:val="0"/>
         </w:rPr>
-        <w:t xml:space="preserve"> Hello, and welcome back! It's a pleasure to have you with us today.</w:t>
+        <w:t xml:space="preserve"> Hello, and welcome! It's really nice to have you with us today.</w:t>
       </w:r>
     </w:p>
     <w:p>
@@ -49517,47 +49509,47 @@
         <w:rPr>
           <w:rtl w:val="0"/>
         </w:rPr>
-        <w:t xml:space="preserve">. Thank you so much for listening today.</w:t>
-      </w:r>
-    </w:p>
-    <w:p>
-      <w:pPr>
-        <w:spacing w:after="120" w:lineRule="auto"/>
-        <w:rPr/>
-      </w:pPr>
-      <w:r>
-        <w:rPr>
-          <w:b w:val="1"/>
-          <w:bCs w:val="1"/>
-          <w:rtl w:val="0"/>
-        </w:rPr>
-        <w:t xml:space="preserve">TOM:</w:t>
-      </w:r>
-      <w:r>
-        <w:rPr>
-          <w:rtl w:val="0"/>
-        </w:rPr>
-        <w:t xml:space="preserve"> Take care, stay curious, and see you in the next episode. Äddi!</w:t>
-      </w:r>
-    </w:p>
-    <w:p>
-      <w:pPr>
-        <w:spacing w:after="120" w:lineRule="auto"/>
-        <w:rPr/>
-      </w:pPr>
-      <w:r>
-        <w:rPr>
-          <w:b w:val="1"/>
-          <w:bCs w:val="1"/>
-          <w:rtl w:val="0"/>
-        </w:rPr>
-        <w:t xml:space="preserve">ANNA:</w:t>
-      </w:r>
-      <w:r>
-        <w:rPr>
-          <w:rtl w:val="0"/>
-        </w:rPr>
-        <w:t xml:space="preserve"> Äddi!</w:t>
+        <w:t xml:space="preserve">.</w:t>
+      </w:r>
+    </w:p>
+    <w:p>
+      <w:pPr>
+        <w:spacing w:after="120" w:lineRule="auto"/>
+        <w:rPr/>
+      </w:pPr>
+      <w:r>
+        <w:rPr>
+          <w:b w:val="1"/>
+          <w:bCs w:val="1"/>
+          <w:rtl w:val="0"/>
+        </w:rPr>
+        <w:t xml:space="preserve">TOM:</w:t>
+      </w:r>
+      <w:r>
+        <w:rPr>
+          <w:rtl w:val="0"/>
+        </w:rPr>
+        <w:t xml:space="preserve"> Thank you, everyone. Take care... and see you next time!</w:t>
+      </w:r>
+    </w:p>
+    <w:p>
+      <w:pPr>
+        <w:spacing w:after="120" w:lineRule="auto"/>
+        <w:rPr/>
+      </w:pPr>
+      <w:r>
+        <w:rPr>
+          <w:b w:val="1"/>
+          <w:bCs w:val="1"/>
+          <w:rtl w:val="0"/>
+        </w:rPr>
+        <w:t xml:space="preserve">ANNA:</w:t>
+      </w:r>
+      <w:r>
+        <w:rPr>
+          <w:rtl w:val="0"/>
+        </w:rPr>
+        <w:t xml:space="preserve"> Thank you so much for listening.</w:t>
       </w:r>
     </w:p>
     <w:p>
@@ -49642,7 +49634,7 @@
         <w:rPr>
           <w:rtl w:val="0"/>
         </w:rPr>
-        <w:t xml:space="preserve"> Hello, and welcome back! It's good to have you with us today.</w:t>
+        <w:t xml:space="preserve"> Hello, and welcome! It's really nice to have you with us today.</w:t>
       </w:r>
     </w:p>
     <w:p>
@@ -50576,7 +50568,7 @@
           <w:bCs w:val="1"/>
           <w:rtl w:val="0"/>
         </w:rPr>
-        <w:t xml:space="preserve">TOM:</w:t>
+        <w:t xml:space="preserve">ANNA:</w:t>
       </w:r>
       <w:r>
         <w:rPr>
@@ -50598,47 +50590,47 @@
         <w:rPr>
           <w:rtl w:val="0"/>
         </w:rPr>
-        <w:t xml:space="preserve">. Thank you so much for listening today.</w:t>
-      </w:r>
-    </w:p>
-    <w:p>
-      <w:pPr>
-        <w:spacing w:after="120" w:lineRule="auto"/>
-        <w:rPr/>
-      </w:pPr>
-      <w:r>
-        <w:rPr>
-          <w:b w:val="1"/>
-          <w:bCs w:val="1"/>
-          <w:rtl w:val="0"/>
-        </w:rPr>
-        <w:t xml:space="preserve">ANNA:</w:t>
-      </w:r>
-      <w:r>
-        <w:rPr>
-          <w:rtl w:val="0"/>
-        </w:rPr>
-        <w:t xml:space="preserve"> Take care, and see you in the next episode. Äddi!</w:t>
-      </w:r>
-    </w:p>
-    <w:p>
-      <w:pPr>
-        <w:spacing w:after="120" w:lineRule="auto"/>
-        <w:rPr/>
-      </w:pPr>
-      <w:r>
-        <w:rPr>
-          <w:b w:val="1"/>
-          <w:bCs w:val="1"/>
-          <w:rtl w:val="0"/>
-        </w:rPr>
-        <w:t xml:space="preserve">TOM:</w:t>
-      </w:r>
-      <w:r>
-        <w:rPr>
-          <w:rtl w:val="0"/>
-        </w:rPr>
-        <w:t xml:space="preserve"> Äddi!</w:t>
+        <w:t xml:space="preserve">.</w:t>
+      </w:r>
+    </w:p>
+    <w:p>
+      <w:pPr>
+        <w:spacing w:after="120" w:lineRule="auto"/>
+        <w:rPr/>
+      </w:pPr>
+      <w:r>
+        <w:rPr>
+          <w:b w:val="1"/>
+          <w:bCs w:val="1"/>
+          <w:rtl w:val="0"/>
+        </w:rPr>
+        <w:t xml:space="preserve">TOM:</w:t>
+      </w:r>
+      <w:r>
+        <w:rPr>
+          <w:rtl w:val="0"/>
+        </w:rPr>
+        <w:t xml:space="preserve"> Thank you, everyone. Take care... and see you next time!</w:t>
+      </w:r>
+    </w:p>
+    <w:p>
+      <w:pPr>
+        <w:spacing w:after="120" w:lineRule="auto"/>
+        <w:rPr/>
+      </w:pPr>
+      <w:r>
+        <w:rPr>
+          <w:b w:val="1"/>
+          <w:bCs w:val="1"/>
+          <w:rtl w:val="0"/>
+        </w:rPr>
+        <w:t xml:space="preserve">ANNA:</w:t>
+      </w:r>
+      <w:r>
+        <w:rPr>
+          <w:rtl w:val="0"/>
+        </w:rPr>
+        <w:t xml:space="preserve"> Thank you so much for listening.</w:t>
       </w:r>
     </w:p>
     <w:p>
@@ -50723,7 +50715,7 @@
         <w:rPr>
           <w:rtl w:val="0"/>
         </w:rPr>
-        <w:t xml:space="preserve"> Hello, and welcome back! It's wonderful to have you with us today.</w:t>
+        <w:t xml:space="preserve"> Hello, and welcome! It's really nice to have you with us today.</w:t>
       </w:r>
     </w:p>
     <w:p>
@@ -51697,7 +51689,7 @@
           <w:bCs w:val="1"/>
           <w:rtl w:val="0"/>
         </w:rPr>
-        <w:t xml:space="preserve">TOM:</w:t>
+        <w:t xml:space="preserve">ANNA:</w:t>
       </w:r>
       <w:r>
         <w:rPr>
@@ -51719,47 +51711,47 @@
         <w:rPr>
           <w:rtl w:val="0"/>
         </w:rPr>
-        <w:t xml:space="preserve">. Thank you so much for listening today.</w:t>
-      </w:r>
-    </w:p>
-    <w:p>
-      <w:pPr>
-        <w:spacing w:after="120" w:lineRule="auto"/>
-        <w:rPr/>
-      </w:pPr>
-      <w:r>
-        <w:rPr>
-          <w:b w:val="1"/>
-          <w:bCs w:val="1"/>
-          <w:rtl w:val="0"/>
-        </w:rPr>
-        <w:t xml:space="preserve">ANNA:</w:t>
-      </w:r>
-      <w:r>
-        <w:rPr>
-          <w:rtl w:val="0"/>
-        </w:rPr>
-        <w:t xml:space="preserve"> Take care, keep looking up, and see you in the next episode. Äddi!</w:t>
-      </w:r>
-    </w:p>
-    <w:p>
-      <w:pPr>
-        <w:spacing w:after="120" w:lineRule="auto"/>
-        <w:rPr/>
-      </w:pPr>
-      <w:r>
-        <w:rPr>
-          <w:b w:val="1"/>
-          <w:bCs w:val="1"/>
-          <w:rtl w:val="0"/>
-        </w:rPr>
-        <w:t xml:space="preserve">TOM:</w:t>
-      </w:r>
-      <w:r>
-        <w:rPr>
-          <w:rtl w:val="0"/>
-        </w:rPr>
-        <w:t xml:space="preserve"> Äddi!</w:t>
+        <w:t xml:space="preserve">.</w:t>
+      </w:r>
+    </w:p>
+    <w:p>
+      <w:pPr>
+        <w:spacing w:after="120" w:lineRule="auto"/>
+        <w:rPr/>
+      </w:pPr>
+      <w:r>
+        <w:rPr>
+          <w:b w:val="1"/>
+          <w:bCs w:val="1"/>
+          <w:rtl w:val="0"/>
+        </w:rPr>
+        <w:t xml:space="preserve">TOM:</w:t>
+      </w:r>
+      <w:r>
+        <w:rPr>
+          <w:rtl w:val="0"/>
+        </w:rPr>
+        <w:t xml:space="preserve"> Thank you, everyone. Take care... and see you next time!</w:t>
+      </w:r>
+    </w:p>
+    <w:p>
+      <w:pPr>
+        <w:spacing w:after="120" w:lineRule="auto"/>
+        <w:rPr/>
+      </w:pPr>
+      <w:r>
+        <w:rPr>
+          <w:b w:val="1"/>
+          <w:bCs w:val="1"/>
+          <w:rtl w:val="0"/>
+        </w:rPr>
+        <w:t xml:space="preserve">ANNA:</w:t>
+      </w:r>
+      <w:r>
+        <w:rPr>
+          <w:rtl w:val="0"/>
+        </w:rPr>
+        <w:t xml:space="preserve"> Thank you so much for listening.</w:t>
       </w:r>
     </w:p>
     <w:p>
@@ -51844,7 +51836,7 @@
         <w:rPr>
           <w:rtl w:val="0"/>
         </w:rPr>
-        <w:t xml:space="preserve"> Hello, and welcome back! It's lovely to have you with us today.</w:t>
+        <w:t xml:space="preserve"> Hello, and welcome! It's really nice to have you with us today.</w:t>
       </w:r>
     </w:p>
     <w:p>
@@ -53738,7 +53730,7 @@
           <w:bCs w:val="1"/>
           <w:rtl w:val="0"/>
         </w:rPr>
-        <w:t xml:space="preserve">TOM:</w:t>
+        <w:t xml:space="preserve">ANNA:</w:t>
       </w:r>
       <w:r>
         <w:rPr>
@@ -53760,47 +53752,47 @@
         <w:rPr>
           <w:rtl w:val="0"/>
         </w:rPr>
-        <w:t xml:space="preserve">. Thank you so much for listening today.</w:t>
-      </w:r>
-    </w:p>
-    <w:p>
-      <w:pPr>
-        <w:spacing w:after="120" w:lineRule="auto"/>
-        <w:rPr/>
-      </w:pPr>
-      <w:r>
-        <w:rPr>
-          <w:b w:val="1"/>
-          <w:bCs w:val="1"/>
-          <w:rtl w:val="0"/>
-        </w:rPr>
-        <w:t xml:space="preserve">ANNA:</w:t>
-      </w:r>
-      <w:r>
-        <w:rPr>
-          <w:rtl w:val="0"/>
-        </w:rPr>
-        <w:t xml:space="preserve"> Take care, keep learning, and see you in the next episode. Äddi!</w:t>
-      </w:r>
-    </w:p>
-    <w:p>
-      <w:pPr>
-        <w:spacing w:after="120" w:lineRule="auto"/>
-        <w:rPr/>
-      </w:pPr>
-      <w:r>
-        <w:rPr>
-          <w:b w:val="1"/>
-          <w:bCs w:val="1"/>
-          <w:rtl w:val="0"/>
-        </w:rPr>
-        <w:t xml:space="preserve">TOM:</w:t>
-      </w:r>
-      <w:r>
-        <w:rPr>
-          <w:rtl w:val="0"/>
-        </w:rPr>
-        <w:t xml:space="preserve"> Äddi!</w:t>
+        <w:t xml:space="preserve">.</w:t>
+      </w:r>
+    </w:p>
+    <w:p>
+      <w:pPr>
+        <w:spacing w:after="120" w:lineRule="auto"/>
+        <w:rPr/>
+      </w:pPr>
+      <w:r>
+        <w:rPr>
+          <w:b w:val="1"/>
+          <w:bCs w:val="1"/>
+          <w:rtl w:val="0"/>
+        </w:rPr>
+        <w:t xml:space="preserve">TOM:</w:t>
+      </w:r>
+      <w:r>
+        <w:rPr>
+          <w:rtl w:val="0"/>
+        </w:rPr>
+        <w:t xml:space="preserve"> Thank you, everyone. Take care... and see you next time!</w:t>
+      </w:r>
+    </w:p>
+    <w:p>
+      <w:pPr>
+        <w:spacing w:after="120" w:lineRule="auto"/>
+        <w:rPr/>
+      </w:pPr>
+      <w:r>
+        <w:rPr>
+          <w:b w:val="1"/>
+          <w:bCs w:val="1"/>
+          <w:rtl w:val="0"/>
+        </w:rPr>
+        <w:t xml:space="preserve">ANNA:</w:t>
+      </w:r>
+      <w:r>
+        <w:rPr>
+          <w:rtl w:val="0"/>
+        </w:rPr>
+        <w:t xml:space="preserve"> Thank you so much for listening.</w:t>
       </w:r>
     </w:p>
     <w:p>

--- a/Biergerpakt_Podcast_Scripts_All_Episodes_EN_2026-09-30.docx
+++ b/Biergerpakt_Podcast_Scripts_All_Episodes_EN_2026-09-30.docx
@@ -1129,59 +1129,51 @@
         </w:rPr>
         <w:t xml:space="preserve"> This podcast is part of the Biergerpakt. That's a programme of living together in Luxembourg, organized by the Ministry of Family Affairs, Solidarity, Living Together and Reception of Refugees. The idea is to help residents, and also cross-border workers, to discover Luxembourg — or maybe re-discover Luxembourg — and to meet new people.</w:t>
       </w:r>
-    </w:p>
-    <w:p>
-      <w:pPr>
-        <w:spacing w:after="120" w:lineRule="auto"/>
-        <w:rPr/>
-      </w:pPr>
-      <w:r>
-        <w:rPr>
-          <w:b w:val="1"/>
-          <w:bCs w:val="1"/>
-          <w:rtl w:val="0"/>
-        </w:rPr>
-        <w:t xml:space="preserve">TOM:</w:t>
-      </w:r>
-      <w:r>
-        <w:rPr>
-          <w:rtl w:val="0"/>
-        </w:rPr>
-        <w:t xml:space="preserve"> Exactly. And today we talk about a beautiful way to meet people, and to give something back. We're talking about volunteering. </w:t>
-      </w:r>
-    </w:p>
-    <w:p>
-      <w:pPr>
-        <w:spacing w:after="120" w:lineRule="auto"/>
-        <w:rPr/>
-      </w:pPr>
-      <w:r>
-        <w:rPr>
-          <w:b w:val="1"/>
-          <w:bCs w:val="1"/>
-          <w:rtl w:val="0"/>
-        </w:rPr>
-        <w:t xml:space="preserve">ANNA:</w:t>
-      </w:r>
-      <w:r>
-        <w:rPr>
-          <w:rtl w:val="0"/>
-        </w:rPr>
-        <w:t xml:space="preserve"> Volunteering. Okay, Tom... let's start simply. What is it, really?</w:t>
-      </w:r>
-    </w:p>
-    <w:p>
-      <w:pPr>
-        <w:spacing w:after="120" w:lineRule="auto"/>
-        <w:rPr/>
-      </w:pPr>
-      <w:r>
-        <w:rPr>
-          <w:b w:val="1"/>
-          <w:bCs w:val="1"/>
-          <w:rtl w:val="0"/>
-        </w:rPr>
-        <w:t xml:space="preserve">TOM:</w:t>
+      <w:r>
+        <w:rPr>
+          <w:rtl w:val="0"/>
+        </w:rPr>
+        <w:t xml:space="preserve"> </w:t>
+      </w:r>
+      <w:r>
+        <w:rPr>
+          <w:rtl w:val="0"/>
+        </w:rPr>
+        <w:t xml:space="preserve"> And today we talk about a beautiful way to meet people, and to give something back. We're talking about volunteering. </w:t>
+      </w:r>
+    </w:p>
+    <w:p>
+      <w:pPr>
+        <w:spacing w:after="120" w:lineRule="auto"/>
+        <w:rPr/>
+      </w:pPr>
+      <w:r>
+        <w:rPr>
+          <w:b w:val="1"/>
+          <w:bCs w:val="1"/>
+          <w:rtl w:val="0"/>
+        </w:rPr>
+        <w:t xml:space="preserve">TOM:</w:t>
+      </w:r>
+      <w:r>
+        <w:rPr>
+          <w:rtl w:val="0"/>
+        </w:rPr>
+        <w:t xml:space="preserve"> Volunteering. Okay, Anna... let's start simply. What is it, really?</w:t>
+      </w:r>
+    </w:p>
+    <w:p>
+      <w:pPr>
+        <w:spacing w:after="120" w:lineRule="auto"/>
+        <w:rPr/>
+      </w:pPr>
+      <w:r>
+        <w:rPr>
+          <w:b w:val="1"/>
+          <w:bCs w:val="1"/>
+          <w:rtl w:val="0"/>
+        </w:rPr>
+        <w:t xml:space="preserve">ANNA:</w:t>
       </w:r>
       <w:r>
         <w:rPr>
@@ -1201,7 +1193,7 @@
           <w:bCs w:val="1"/>
           <w:rtl w:val="0"/>
         </w:rPr>
-        <w:t xml:space="preserve">ANNA:</w:t>
+        <w:t xml:space="preserve">TOM:</w:t>
       </w:r>
       <w:r>
         <w:rPr>
@@ -1221,7 +1213,7 @@
           <w:bCs w:val="1"/>
           <w:rtl w:val="0"/>
         </w:rPr>
-        <w:t xml:space="preserve">TOM:</w:t>
+        <w:t xml:space="preserve">ANNA:</w:t>
       </w:r>
       <w:r>
         <w:rPr>
@@ -1241,27 +1233,27 @@
           <w:bCs w:val="1"/>
           <w:rtl w:val="0"/>
         </w:rPr>
-        <w:t xml:space="preserve">ANNA:</w:t>
-      </w:r>
-      <w:r>
-        <w:rPr>
-          <w:rtl w:val="0"/>
-        </w:rPr>
-        <w:t xml:space="preserve"> I like that. It's not only duty. It's also pleasure. So tell me, Tom — why is volunteering so important?</w:t>
-      </w:r>
-    </w:p>
-    <w:p>
-      <w:pPr>
-        <w:spacing w:after="120" w:lineRule="auto"/>
-        <w:rPr/>
-      </w:pPr>
-      <w:r>
-        <w:rPr>
-          <w:b w:val="1"/>
-          <w:bCs w:val="1"/>
-          <w:rtl w:val="0"/>
-        </w:rPr>
-        <w:t xml:space="preserve">TOM:</w:t>
+        <w:t xml:space="preserve">TOM:</w:t>
+      </w:r>
+      <w:r>
+        <w:rPr>
+          <w:rtl w:val="0"/>
+        </w:rPr>
+        <w:t xml:space="preserve"> I like that. It's not only duty. It's also pleasure. So tell me, Anna — why is volunteering so important?</w:t>
+      </w:r>
+    </w:p>
+    <w:p>
+      <w:pPr>
+        <w:spacing w:after="120" w:lineRule="auto"/>
+        <w:rPr/>
+      </w:pPr>
+      <w:r>
+        <w:rPr>
+          <w:b w:val="1"/>
+          <w:bCs w:val="1"/>
+          <w:rtl w:val="0"/>
+        </w:rPr>
+        <w:t xml:space="preserve">ANNA:</w:t>
       </w:r>
       <w:r>
         <w:rPr>
@@ -1281,7 +1273,7 @@
           <w:bCs w:val="1"/>
           <w:rtl w:val="0"/>
         </w:rPr>
-        <w:t xml:space="preserve">ANNA:</w:t>
+        <w:t xml:space="preserve">TOM:</w:t>
       </w:r>
       <w:r>
         <w:rPr>
@@ -1301,7 +1293,7 @@
           <w:bCs w:val="1"/>
           <w:rtl w:val="0"/>
         </w:rPr>
-        <w:t xml:space="preserve">TOM:</w:t>
+        <w:t xml:space="preserve">ANNA:</w:t>
       </w:r>
       <w:r>
         <w:rPr>
@@ -1321,7 +1313,7 @@
           <w:bCs w:val="1"/>
           <w:rtl w:val="0"/>
         </w:rPr>
-        <w:t xml:space="preserve">ANNA:</w:t>
+        <w:t xml:space="preserve">TOM:</w:t>
       </w:r>
       <w:r>
         <w:rPr>
@@ -1341,7 +1333,7 @@
           <w:bCs w:val="1"/>
           <w:rtl w:val="0"/>
         </w:rPr>
-        <w:t xml:space="preserve">TOM:</w:t>
+        <w:t xml:space="preserve">ANNA:</w:t>
       </w:r>
       <w:r>
         <w:rPr>
@@ -1361,7 +1353,7 @@
           <w:bCs w:val="1"/>
           <w:rtl w:val="0"/>
         </w:rPr>
-        <w:t xml:space="preserve">ANNA:</w:t>
+        <w:t xml:space="preserve">TOM:</w:t>
       </w:r>
       <w:r>
         <w:rPr>
@@ -1381,7 +1373,7 @@
           <w:bCs w:val="1"/>
           <w:rtl w:val="0"/>
         </w:rPr>
-        <w:t xml:space="preserve">TOM:</w:t>
+        <w:t xml:space="preserve">ANNA:</w:t>
       </w:r>
       <w:r>
         <w:rPr>
@@ -1401,7 +1393,7 @@
           <w:bCs w:val="1"/>
           <w:rtl w:val="0"/>
         </w:rPr>
-        <w:t xml:space="preserve">ANNA:</w:t>
+        <w:t xml:space="preserve">TOM:</w:t>
       </w:r>
       <w:r>
         <w:rPr>
@@ -1421,7 +1413,7 @@
           <w:bCs w:val="1"/>
           <w:rtl w:val="0"/>
         </w:rPr>
-        <w:t xml:space="preserve">TOM:</w:t>
+        <w:t xml:space="preserve">ANNA:</w:t>
       </w:r>
       <w:r>
         <w:rPr>
@@ -1441,7 +1433,7 @@
           <w:bCs w:val="1"/>
           <w:rtl w:val="0"/>
         </w:rPr>
-        <w:t xml:space="preserve">ANNA:</w:t>
+        <w:t xml:space="preserve">TOM:</w:t>
       </w:r>
       <w:r>
         <w:rPr>
@@ -1461,7 +1453,7 @@
           <w:bCs w:val="1"/>
           <w:rtl w:val="0"/>
         </w:rPr>
-        <w:t xml:space="preserve">TOM:</w:t>
+        <w:t xml:space="preserve">ANNA:</w:t>
       </w:r>
       <w:r>
         <w:rPr>
@@ -1481,7 +1473,7 @@
           <w:bCs w:val="1"/>
           <w:rtl w:val="0"/>
         </w:rPr>
-        <w:t xml:space="preserve">ANNA:</w:t>
+        <w:t xml:space="preserve">TOM:</w:t>
       </w:r>
       <w:r>
         <w:rPr>
@@ -1501,7 +1493,7 @@
           <w:bCs w:val="1"/>
           <w:rtl w:val="0"/>
         </w:rPr>
-        <w:t xml:space="preserve">TOM:</w:t>
+        <w:t xml:space="preserve">ANNA:</w:t>
       </w:r>
       <w:r>
         <w:rPr>
@@ -1521,7 +1513,7 @@
           <w:bCs w:val="1"/>
           <w:rtl w:val="0"/>
         </w:rPr>
-        <w:t xml:space="preserve">ANNA:</w:t>
+        <w:t xml:space="preserve">TOM:</w:t>
       </w:r>
       <w:r>
         <w:rPr>
@@ -1541,7 +1533,7 @@
           <w:bCs w:val="1"/>
           <w:rtl w:val="0"/>
         </w:rPr>
-        <w:t xml:space="preserve">TOM:</w:t>
+        <w:t xml:space="preserve">ANNA:</w:t>
       </w:r>
       <w:r>
         <w:rPr>
@@ -1561,27 +1553,27 @@
           <w:bCs w:val="1"/>
           <w:rtl w:val="0"/>
         </w:rPr>
-        <w:t xml:space="preserve">ANNA:</w:t>
-      </w:r>
-      <w:r>
-        <w:rPr>
-          <w:rtl w:val="0"/>
-        </w:rPr>
-        <w:t xml:space="preserve"> Okay Tom — this is the part I really want to underline. Because some people hear "volunteering" and they get scared. They think, "I don't have time. I can't commit for years."</w:t>
-      </w:r>
-    </w:p>
-    <w:p>
-      <w:pPr>
-        <w:spacing w:after="120" w:lineRule="auto"/>
-        <w:rPr/>
-      </w:pPr>
-      <w:r>
-        <w:rPr>
-          <w:b w:val="1"/>
-          <w:bCs w:val="1"/>
-          <w:rtl w:val="0"/>
-        </w:rPr>
-        <w:t xml:space="preserve">TOM:</w:t>
+        <w:t xml:space="preserve">TOM:</w:t>
+      </w:r>
+      <w:r>
+        <w:rPr>
+          <w:rtl w:val="0"/>
+        </w:rPr>
+        <w:t xml:space="preserve"> Okay Anna — this is the part I really want to underline. Because some people hear "volunteering" and they get scared. They think, "I don't have time. I can't commit for years."</w:t>
+      </w:r>
+    </w:p>
+    <w:p>
+      <w:pPr>
+        <w:spacing w:after="120" w:lineRule="auto"/>
+        <w:rPr/>
+      </w:pPr>
+      <w:r>
+        <w:rPr>
+          <w:b w:val="1"/>
+          <w:bCs w:val="1"/>
+          <w:rtl w:val="0"/>
+        </w:rPr>
+        <w:t xml:space="preserve">ANNA:</w:t>
       </w:r>
       <w:r>
         <w:rPr>
@@ -1601,7 +1593,7 @@
           <w:bCs w:val="1"/>
           <w:rtl w:val="0"/>
         </w:rPr>
-        <w:t xml:space="preserve">ANNA:</w:t>
+        <w:t xml:space="preserve">TOM:</w:t>
       </w:r>
       <w:r>
         <w:rPr>
@@ -1621,7 +1613,7 @@
           <w:bCs w:val="1"/>
           <w:rtl w:val="0"/>
         </w:rPr>
-        <w:t xml:space="preserve">TOM:</w:t>
+        <w:t xml:space="preserve">ANNA:</w:t>
       </w:r>
       <w:r>
         <w:rPr>
@@ -1641,7 +1633,7 @@
           <w:bCs w:val="1"/>
           <w:rtl w:val="0"/>
         </w:rPr>
-        <w:t xml:space="preserve">ANNA:</w:t>
+        <w:t xml:space="preserve">TOM:</w:t>
       </w:r>
       <w:r>
         <w:rPr>
@@ -1661,7 +1653,7 @@
           <w:bCs w:val="1"/>
           <w:rtl w:val="0"/>
         </w:rPr>
-        <w:t xml:space="preserve">TOM:</w:t>
+        <w:t xml:space="preserve">ANNA:</w:t>
       </w:r>
       <w:r>
         <w:rPr>
@@ -1681,7 +1673,7 @@
           <w:bCs w:val="1"/>
           <w:rtl w:val="0"/>
         </w:rPr>
-        <w:t xml:space="preserve">ANNA:</w:t>
+        <w:t xml:space="preserve">TOM:</w:t>
       </w:r>
       <w:r>
         <w:rPr>
@@ -1701,7 +1693,7 @@
           <w:bCs w:val="1"/>
           <w:rtl w:val="0"/>
         </w:rPr>
-        <w:t xml:space="preserve">TOM:</w:t>
+        <w:t xml:space="preserve">ANNA:</w:t>
       </w:r>
       <w:r>
         <w:rPr>
@@ -1721,7 +1713,7 @@
           <w:bCs w:val="1"/>
           <w:rtl w:val="0"/>
         </w:rPr>
-        <w:t xml:space="preserve">ANNA:</w:t>
+        <w:t xml:space="preserve">TOM:</w:t>
       </w:r>
       <w:r>
         <w:rPr>
@@ -1741,7 +1733,7 @@
           <w:bCs w:val="1"/>
           <w:rtl w:val="0"/>
         </w:rPr>
-        <w:t xml:space="preserve">TOM:</w:t>
+        <w:t xml:space="preserve">ANNA:</w:t>
       </w:r>
       <w:r>
         <w:rPr>
@@ -1761,7 +1753,7 @@
           <w:bCs w:val="1"/>
           <w:rtl w:val="0"/>
         </w:rPr>
-        <w:t xml:space="preserve">ANNA:</w:t>
+        <w:t xml:space="preserve">TOM:</w:t>
       </w:r>
       <w:r>
         <w:rPr>
@@ -1781,7 +1773,7 @@
           <w:bCs w:val="1"/>
           <w:rtl w:val="0"/>
         </w:rPr>
-        <w:t xml:space="preserve">TOM:</w:t>
+        <w:t xml:space="preserve">ANNA:</w:t>
       </w:r>
       <w:r>
         <w:rPr>
@@ -1801,27 +1793,27 @@
           <w:bCs w:val="1"/>
           <w:rtl w:val="0"/>
         </w:rPr>
-        <w:t xml:space="preserve">ANNA:</w:t>
-      </w:r>
-      <w:r>
-        <w:rPr>
-          <w:rtl w:val="0"/>
-        </w:rPr>
-        <w:t xml:space="preserve"> Great. Okay Tom, short summary?</w:t>
-      </w:r>
-    </w:p>
-    <w:p>
-      <w:pPr>
-        <w:spacing w:after="120" w:lineRule="auto"/>
-        <w:rPr/>
-      </w:pPr>
-      <w:r>
-        <w:rPr>
-          <w:b w:val="1"/>
-          <w:bCs w:val="1"/>
-          <w:rtl w:val="0"/>
-        </w:rPr>
-        <w:t xml:space="preserve">TOM:</w:t>
+        <w:t xml:space="preserve">TOM:</w:t>
+      </w:r>
+      <w:r>
+        <w:rPr>
+          <w:rtl w:val="0"/>
+        </w:rPr>
+        <w:t xml:space="preserve"> Great. Okay Anna, short summary?</w:t>
+      </w:r>
+    </w:p>
+    <w:p>
+      <w:pPr>
+        <w:spacing w:after="120" w:lineRule="auto"/>
+        <w:rPr/>
+      </w:pPr>
+      <w:r>
+        <w:rPr>
+          <w:b w:val="1"/>
+          <w:bCs w:val="1"/>
+          <w:rtl w:val="0"/>
+        </w:rPr>
+        <w:t xml:space="preserve">ANNA:</w:t>
       </w:r>
       <w:r>
         <w:rPr>
@@ -1841,7 +1833,7 @@
           <w:bCs w:val="1"/>
           <w:rtl w:val="0"/>
         </w:rPr>
-        <w:t xml:space="preserve">ANNA:</w:t>
+        <w:t xml:space="preserve">TOM:</w:t>
       </w:r>
       <w:r>
         <w:rPr>
@@ -1861,7 +1853,7 @@
           <w:bCs w:val="1"/>
           <w:rtl w:val="0"/>
         </w:rPr>
-        <w:t xml:space="preserve">TOM:</w:t>
+        <w:t xml:space="preserve">ANNA:</w:t>
       </w:r>
       <w:r>
         <w:rPr>
@@ -1881,7 +1873,7 @@
           <w:bCs w:val="1"/>
           <w:rtl w:val="0"/>
         </w:rPr>
-        <w:t xml:space="preserve">ANNA:</w:t>
+        <w:t xml:space="preserve">TOM:</w:t>
       </w:r>
       <w:r>
         <w:rPr>
@@ -1901,7 +1893,7 @@
           <w:bCs w:val="1"/>
           <w:rtl w:val="0"/>
         </w:rPr>
-        <w:t xml:space="preserve">TOM:</w:t>
+        <w:t xml:space="preserve">ANNA:</w:t>
       </w:r>
       <w:r>
         <w:rPr>
@@ -1909,19 +1901,11 @@
         </w:rPr>
         <w:t xml:space="preserve"> Really. Start small. One afternoon. You'll see.</w:t>
       </w:r>
-    </w:p>
-    <w:p>
-      <w:pPr>
-        <w:spacing w:after="120" w:lineRule="auto"/>
-        <w:rPr/>
-      </w:pPr>
-      <w:r>
-        <w:rPr>
-          <w:b w:val="1"/>
-          <w:bCs w:val="1"/>
-          <w:rtl w:val="0"/>
-        </w:rPr>
-        <w:t xml:space="preserve">ANNA:</w:t>
+      <w:r>
+        <w:rPr>
+          <w:rtl w:val="0"/>
+        </w:rPr>
+        <w:t xml:space="preserve"> </w:t>
       </w:r>
       <w:r>
         <w:rPr>
@@ -3082,59 +3066,51 @@
         </w:rPr>
         <w:t xml:space="preserve"> This podcast is part of the Biergerpakt. That's a programme of living together in Luxembourg, organized by the Ministry of Family Affairs, Solidarity, Living Together and Reception of Refugees. The idea is to help residents, and also cross-border workers, to discover Luxembourg — or maybe re-discover Luxembourg — and to meet new people.</w:t>
       </w:r>
-    </w:p>
-    <w:p>
-      <w:pPr>
-        <w:spacing w:after="120" w:lineRule="auto"/>
-        <w:rPr/>
-      </w:pPr>
-      <w:r>
-        <w:rPr>
-          <w:b w:val="1"/>
-          <w:bCs w:val="1"/>
-          <w:rtl w:val="0"/>
-        </w:rPr>
-        <w:t xml:space="preserve">TOM:</w:t>
-      </w:r>
-      <w:r>
-        <w:rPr>
-          <w:rtl w:val="0"/>
-        </w:rPr>
-        <w:t xml:space="preserve"> Exactly. And today's topic is about two things that touch everybody — your health, and your money. First, your online health file, the Dossier de Soins Partagé. And second, how you get your money back from the health insurance, the CNS.</w:t>
-      </w:r>
-    </w:p>
-    <w:p>
-      <w:pPr>
-        <w:spacing w:after="120" w:lineRule="auto"/>
-        <w:rPr/>
-      </w:pPr>
-      <w:r>
-        <w:rPr>
-          <w:b w:val="1"/>
-          <w:bCs w:val="1"/>
-          <w:rtl w:val="0"/>
-        </w:rPr>
-        <w:t xml:space="preserve">ANNA:</w:t>
-      </w:r>
-      <w:r>
-        <w:rPr>
-          <w:rtl w:val="0"/>
-        </w:rPr>
-        <w:t xml:space="preserve"> Two very practical things. Okay, Tom — let's start with the health file. What is the Dossier de Soins Partagé?</w:t>
-      </w:r>
-    </w:p>
-    <w:p>
-      <w:pPr>
-        <w:spacing w:after="120" w:lineRule="auto"/>
-        <w:rPr/>
-      </w:pPr>
-      <w:r>
-        <w:rPr>
-          <w:b w:val="1"/>
-          <w:bCs w:val="1"/>
-          <w:rtl w:val="0"/>
-        </w:rPr>
-        <w:t xml:space="preserve">TOM:</w:t>
+      <w:r>
+        <w:rPr>
+          <w:rtl w:val="0"/>
+        </w:rPr>
+        <w:t xml:space="preserve"> </w:t>
+      </w:r>
+      <w:r>
+        <w:rPr>
+          <w:rtl w:val="0"/>
+        </w:rPr>
+        <w:t xml:space="preserve"> And today's topic is about two things that touch everybody — your health, and your money. First, your online health file, the Dossier de Soins Partagé. And second, how you get your money back from the health insurance, the CNS.</w:t>
+      </w:r>
+    </w:p>
+    <w:p>
+      <w:pPr>
+        <w:spacing w:after="120" w:lineRule="auto"/>
+        <w:rPr/>
+      </w:pPr>
+      <w:r>
+        <w:rPr>
+          <w:b w:val="1"/>
+          <w:bCs w:val="1"/>
+          <w:rtl w:val="0"/>
+        </w:rPr>
+        <w:t xml:space="preserve">TOM:</w:t>
+      </w:r>
+      <w:r>
+        <w:rPr>
+          <w:rtl w:val="0"/>
+        </w:rPr>
+        <w:t xml:space="preserve"> Two very practical things. Okay, Anna — let's start with the health file. What is the Dossier de Soins Partagé?</w:t>
+      </w:r>
+    </w:p>
+    <w:p>
+      <w:pPr>
+        <w:spacing w:after="120" w:lineRule="auto"/>
+        <w:rPr/>
+      </w:pPr>
+      <w:r>
+        <w:rPr>
+          <w:b w:val="1"/>
+          <w:bCs w:val="1"/>
+          <w:rtl w:val="0"/>
+        </w:rPr>
+        <w:t xml:space="preserve">ANNA:</w:t>
       </w:r>
       <w:r>
         <w:rPr>
@@ -3154,7 +3130,7 @@
           <w:bCs w:val="1"/>
           <w:rtl w:val="0"/>
         </w:rPr>
-        <w:t xml:space="preserve">ANNA:</w:t>
+        <w:t xml:space="preserve">TOM:</w:t>
       </w:r>
       <w:r>
         <w:rPr>
@@ -3174,7 +3150,7 @@
           <w:bCs w:val="1"/>
           <w:rtl w:val="0"/>
         </w:rPr>
-        <w:t xml:space="preserve">TOM:</w:t>
+        <w:t xml:space="preserve">ANNA:</w:t>
       </w:r>
       <w:r>
         <w:rPr>
@@ -3194,7 +3170,7 @@
           <w:bCs w:val="1"/>
           <w:rtl w:val="0"/>
         </w:rPr>
-        <w:t xml:space="preserve">ANNA:</w:t>
+        <w:t xml:space="preserve">TOM:</w:t>
       </w:r>
       <w:r>
         <w:rPr>
@@ -3214,7 +3190,7 @@
           <w:bCs w:val="1"/>
           <w:rtl w:val="0"/>
         </w:rPr>
-        <w:t xml:space="preserve">TOM:</w:t>
+        <w:t xml:space="preserve">ANNA:</w:t>
       </w:r>
       <w:r>
         <w:rPr>
@@ -3234,7 +3210,7 @@
           <w:bCs w:val="1"/>
           <w:rtl w:val="0"/>
         </w:rPr>
-        <w:t xml:space="preserve">ANNA:</w:t>
+        <w:t xml:space="preserve">TOM:</w:t>
       </w:r>
       <w:r>
         <w:rPr>
@@ -3254,7 +3230,7 @@
           <w:bCs w:val="1"/>
           <w:rtl w:val="0"/>
         </w:rPr>
-        <w:t xml:space="preserve">TOM:</w:t>
+        <w:t xml:space="preserve">ANNA:</w:t>
       </w:r>
       <w:r>
         <w:rPr>
@@ -3274,7 +3250,7 @@
           <w:bCs w:val="1"/>
           <w:rtl w:val="0"/>
         </w:rPr>
-        <w:t xml:space="preserve">ANNA:</w:t>
+        <w:t xml:space="preserve">TOM:</w:t>
       </w:r>
       <w:r>
         <w:rPr>
@@ -3294,7 +3270,7 @@
           <w:bCs w:val="1"/>
           <w:rtl w:val="0"/>
         </w:rPr>
-        <w:t xml:space="preserve">TOM:</w:t>
+        <w:t xml:space="preserve">ANNA:</w:t>
       </w:r>
       <w:r>
         <w:rPr>
@@ -3314,7 +3290,7 @@
           <w:bCs w:val="1"/>
           <w:rtl w:val="0"/>
         </w:rPr>
-        <w:t xml:space="preserve">ANNA:</w:t>
+        <w:t xml:space="preserve">TOM:</w:t>
       </w:r>
       <w:r>
         <w:rPr>
@@ -3334,7 +3310,7 @@
           <w:bCs w:val="1"/>
           <w:rtl w:val="0"/>
         </w:rPr>
-        <w:t xml:space="preserve">TOM:</w:t>
+        <w:t xml:space="preserve">ANNA:</w:t>
       </w:r>
       <w:r>
         <w:rPr>
@@ -3354,7 +3330,7 @@
           <w:bCs w:val="1"/>
           <w:rtl w:val="0"/>
         </w:rPr>
-        <w:t xml:space="preserve">ANNA:</w:t>
+        <w:t xml:space="preserve">TOM:</w:t>
       </w:r>
       <w:r>
         <w:rPr>
@@ -3374,7 +3350,7 @@
           <w:bCs w:val="1"/>
           <w:rtl w:val="0"/>
         </w:rPr>
-        <w:t xml:space="preserve">TOM:</w:t>
+        <w:t xml:space="preserve">ANNA:</w:t>
       </w:r>
       <w:r>
         <w:rPr>
@@ -3394,7 +3370,7 @@
           <w:bCs w:val="1"/>
           <w:rtl w:val="0"/>
         </w:rPr>
-        <w:t xml:space="preserve">ANNA:</w:t>
+        <w:t xml:space="preserve">TOM:</w:t>
       </w:r>
       <w:r>
         <w:rPr>
@@ -3414,7 +3390,7 @@
           <w:bCs w:val="1"/>
           <w:rtl w:val="0"/>
         </w:rPr>
-        <w:t xml:space="preserve">TOM:</w:t>
+        <w:t xml:space="preserve">ANNA:</w:t>
       </w:r>
       <w:r>
         <w:rPr>
@@ -3434,7 +3410,7 @@
           <w:bCs w:val="1"/>
           <w:rtl w:val="0"/>
         </w:rPr>
-        <w:t xml:space="preserve">ANNA:</w:t>
+        <w:t xml:space="preserve">TOM:</w:t>
       </w:r>
       <w:r>
         <w:rPr>
@@ -3454,7 +3430,7 @@
           <w:bCs w:val="1"/>
           <w:rtl w:val="0"/>
         </w:rPr>
-        <w:t xml:space="preserve">TOM:</w:t>
+        <w:t xml:space="preserve">ANNA:</w:t>
       </w:r>
       <w:r>
         <w:rPr>
@@ -3474,27 +3450,27 @@
           <w:bCs w:val="1"/>
           <w:rtl w:val="0"/>
         </w:rPr>
-        <w:t xml:space="preserve">ANNA:</w:t>
-      </w:r>
-      <w:r>
-        <w:rPr>
-          <w:rtl w:val="0"/>
-        </w:rPr>
-        <w:t xml:space="preserve"> Okay. Now the second topic — money. The CNS. Tom, first... what is the CNS?</w:t>
-      </w:r>
-    </w:p>
-    <w:p>
-      <w:pPr>
-        <w:spacing w:after="120" w:lineRule="auto"/>
-        <w:rPr/>
-      </w:pPr>
-      <w:r>
-        <w:rPr>
-          <w:b w:val="1"/>
-          <w:bCs w:val="1"/>
-          <w:rtl w:val="0"/>
-        </w:rPr>
-        <w:t xml:space="preserve">TOM:</w:t>
+        <w:t xml:space="preserve">TOM:</w:t>
+      </w:r>
+      <w:r>
+        <w:rPr>
+          <w:rtl w:val="0"/>
+        </w:rPr>
+        <w:t xml:space="preserve"> Okay. Now the second topic — money. The CNS. Anna, first... what is the CNS?</w:t>
+      </w:r>
+    </w:p>
+    <w:p>
+      <w:pPr>
+        <w:spacing w:after="120" w:lineRule="auto"/>
+        <w:rPr/>
+      </w:pPr>
+      <w:r>
+        <w:rPr>
+          <w:b w:val="1"/>
+          <w:bCs w:val="1"/>
+          <w:rtl w:val="0"/>
+        </w:rPr>
+        <w:t xml:space="preserve">ANNA:</w:t>
       </w:r>
       <w:r>
         <w:rPr>
@@ -3514,7 +3490,7 @@
           <w:bCs w:val="1"/>
           <w:rtl w:val="0"/>
         </w:rPr>
-        <w:t xml:space="preserve">ANNA:</w:t>
+        <w:t xml:space="preserve">TOM:</w:t>
       </w:r>
       <w:r>
         <w:rPr>
@@ -3534,7 +3510,7 @@
           <w:bCs w:val="1"/>
           <w:rtl w:val="0"/>
         </w:rPr>
-        <w:t xml:space="preserve">TOM:</w:t>
+        <w:t xml:space="preserve">ANNA:</w:t>
       </w:r>
       <w:r>
         <w:rPr>
@@ -3554,7 +3530,7 @@
           <w:bCs w:val="1"/>
           <w:rtl w:val="0"/>
         </w:rPr>
-        <w:t xml:space="preserve">ANNA:</w:t>
+        <w:t xml:space="preserve">TOM:</w:t>
       </w:r>
       <w:r>
         <w:rPr>
@@ -3574,7 +3550,7 @@
           <w:bCs w:val="1"/>
           <w:rtl w:val="0"/>
         </w:rPr>
-        <w:t xml:space="preserve">TOM:</w:t>
+        <w:t xml:space="preserve">ANNA:</w:t>
       </w:r>
       <w:r>
         <w:rPr>
@@ -3594,7 +3570,7 @@
           <w:bCs w:val="1"/>
           <w:rtl w:val="0"/>
         </w:rPr>
-        <w:t xml:space="preserve">ANNA:</w:t>
+        <w:t xml:space="preserve">TOM:</w:t>
       </w:r>
       <w:r>
         <w:rPr>
@@ -3614,7 +3590,7 @@
           <w:bCs w:val="1"/>
           <w:rtl w:val="0"/>
         </w:rPr>
-        <w:t xml:space="preserve">TOM:</w:t>
+        <w:t xml:space="preserve">ANNA:</w:t>
       </w:r>
       <w:r>
         <w:rPr>
@@ -3634,7 +3610,7 @@
           <w:bCs w:val="1"/>
           <w:rtl w:val="0"/>
         </w:rPr>
-        <w:t xml:space="preserve">ANNA:</w:t>
+        <w:t xml:space="preserve">TOM:</w:t>
       </w:r>
       <w:r>
         <w:rPr>
@@ -3654,7 +3630,7 @@
           <w:bCs w:val="1"/>
           <w:rtl w:val="0"/>
         </w:rPr>
-        <w:t xml:space="preserve">TOM:</w:t>
+        <w:t xml:space="preserve">ANNA:</w:t>
       </w:r>
       <w:r>
         <w:rPr>
@@ -3674,7 +3650,7 @@
           <w:bCs w:val="1"/>
           <w:rtl w:val="0"/>
         </w:rPr>
-        <w:t xml:space="preserve">ANNA:</w:t>
+        <w:t xml:space="preserve">TOM:</w:t>
       </w:r>
       <w:r>
         <w:rPr>
@@ -3694,7 +3670,7 @@
           <w:bCs w:val="1"/>
           <w:rtl w:val="0"/>
         </w:rPr>
-        <w:t xml:space="preserve">TOM:</w:t>
+        <w:t xml:space="preserve">ANNA:</w:t>
       </w:r>
       <w:r>
         <w:rPr>
@@ -3714,7 +3690,7 @@
           <w:bCs w:val="1"/>
           <w:rtl w:val="0"/>
         </w:rPr>
-        <w:t xml:space="preserve">ANNA:</w:t>
+        <w:t xml:space="preserve">TOM:</w:t>
       </w:r>
       <w:r>
         <w:rPr>
@@ -3734,7 +3710,7 @@
           <w:bCs w:val="1"/>
           <w:rtl w:val="0"/>
         </w:rPr>
-        <w:t xml:space="preserve">TOM:</w:t>
+        <w:t xml:space="preserve">ANNA:</w:t>
       </w:r>
       <w:r>
         <w:rPr>
@@ -3754,7 +3730,7 @@
           <w:bCs w:val="1"/>
           <w:rtl w:val="0"/>
         </w:rPr>
-        <w:t xml:space="preserve">ANNA:</w:t>
+        <w:t xml:space="preserve">TOM:</w:t>
       </w:r>
       <w:r>
         <w:rPr>
@@ -3774,7 +3750,7 @@
           <w:bCs w:val="1"/>
           <w:rtl w:val="0"/>
         </w:rPr>
-        <w:t xml:space="preserve">TOM:</w:t>
+        <w:t xml:space="preserve">ANNA:</w:t>
       </w:r>
       <w:r>
         <w:rPr>
@@ -3794,7 +3770,7 @@
           <w:bCs w:val="1"/>
           <w:rtl w:val="0"/>
         </w:rPr>
-        <w:t xml:space="preserve">ANNA:</w:t>
+        <w:t xml:space="preserve">TOM:</w:t>
       </w:r>
       <w:r>
         <w:rPr>
@@ -3814,7 +3790,7 @@
           <w:bCs w:val="1"/>
           <w:rtl w:val="0"/>
         </w:rPr>
-        <w:t xml:space="preserve">TOM:</w:t>
+        <w:t xml:space="preserve">ANNA:</w:t>
       </w:r>
       <w:r>
         <w:rPr>
@@ -3834,7 +3810,7 @@
           <w:bCs w:val="1"/>
           <w:rtl w:val="0"/>
         </w:rPr>
-        <w:t xml:space="preserve">ANNA:</w:t>
+        <w:t xml:space="preserve">TOM:</w:t>
       </w:r>
       <w:r>
         <w:rPr>
@@ -3854,7 +3830,7 @@
           <w:bCs w:val="1"/>
           <w:rtl w:val="0"/>
         </w:rPr>
-        <w:t xml:space="preserve">TOM:</w:t>
+        <w:t xml:space="preserve">ANNA:</w:t>
       </w:r>
       <w:r>
         <w:rPr>
@@ -3874,7 +3850,7 @@
           <w:bCs w:val="1"/>
           <w:rtl w:val="0"/>
         </w:rPr>
-        <w:t xml:space="preserve">ANNA:</w:t>
+        <w:t xml:space="preserve">TOM:</w:t>
       </w:r>
       <w:r>
         <w:rPr>
@@ -3894,7 +3870,7 @@
           <w:bCs w:val="1"/>
           <w:rtl w:val="0"/>
         </w:rPr>
-        <w:t xml:space="preserve">TOM:</w:t>
+        <w:t xml:space="preserve">ANNA:</w:t>
       </w:r>
       <w:r>
         <w:rPr>
@@ -3914,27 +3890,27 @@
           <w:bCs w:val="1"/>
           <w:rtl w:val="0"/>
         </w:rPr>
-        <w:t xml:space="preserve">ANNA:</w:t>
-      </w:r>
-      <w:r>
-        <w:rPr>
-          <w:rtl w:val="0"/>
-        </w:rPr>
-        <w:t xml:space="preserve"> Wonderful. Okay, Tom — let's bring it together. A short summary of everything?</w:t>
-      </w:r>
-    </w:p>
-    <w:p>
-      <w:pPr>
-        <w:spacing w:after="120" w:lineRule="auto"/>
-        <w:rPr/>
-      </w:pPr>
-      <w:r>
-        <w:rPr>
-          <w:b w:val="1"/>
-          <w:bCs w:val="1"/>
-          <w:rtl w:val="0"/>
-        </w:rPr>
-        <w:t xml:space="preserve">TOM:</w:t>
+        <w:t xml:space="preserve">TOM:</w:t>
+      </w:r>
+      <w:r>
+        <w:rPr>
+          <w:rtl w:val="0"/>
+        </w:rPr>
+        <w:t xml:space="preserve"> Wonderful. Okay, Anna — let's bring it together. A short summary of everything?</w:t>
+      </w:r>
+    </w:p>
+    <w:p>
+      <w:pPr>
+        <w:spacing w:after="120" w:lineRule="auto"/>
+        <w:rPr/>
+      </w:pPr>
+      <w:r>
+        <w:rPr>
+          <w:b w:val="1"/>
+          <w:bCs w:val="1"/>
+          <w:rtl w:val="0"/>
+        </w:rPr>
+        <w:t xml:space="preserve">ANNA:</w:t>
       </w:r>
       <w:r>
         <w:rPr>
@@ -3954,7 +3930,7 @@
           <w:bCs w:val="1"/>
           <w:rtl w:val="0"/>
         </w:rPr>
-        <w:t xml:space="preserve">ANNA:</w:t>
+        <w:t xml:space="preserve">TOM:</w:t>
       </w:r>
       <w:r>
         <w:rPr>
@@ -3974,7 +3950,7 @@
           <w:bCs w:val="1"/>
           <w:rtl w:val="0"/>
         </w:rPr>
-        <w:t xml:space="preserve">TOM:</w:t>
+        <w:t xml:space="preserve">ANNA:</w:t>
       </w:r>
       <w:r>
         <w:rPr>
@@ -3994,7 +3970,7 @@
           <w:bCs w:val="1"/>
           <w:rtl w:val="0"/>
         </w:rPr>
-        <w:t xml:space="preserve">ANNA:</w:t>
+        <w:t xml:space="preserve">TOM:</w:t>
       </w:r>
       <w:r>
         <w:rPr>
@@ -4014,7 +3990,7 @@
           <w:bCs w:val="1"/>
           <w:rtl w:val="0"/>
         </w:rPr>
-        <w:t xml:space="preserve">TOM:</w:t>
+        <w:t xml:space="preserve">ANNA:</w:t>
       </w:r>
       <w:r>
         <w:rPr>
@@ -4034,7 +4010,7 @@
           <w:bCs w:val="1"/>
           <w:rtl w:val="0"/>
         </w:rPr>
-        <w:t xml:space="preserve">ANNA:</w:t>
+        <w:t xml:space="preserve">TOM:</w:t>
       </w:r>
       <w:r>
         <w:rPr>
@@ -4054,7 +4030,7 @@
           <w:bCs w:val="1"/>
           <w:rtl w:val="0"/>
         </w:rPr>
-        <w:t xml:space="preserve">TOM:</w:t>
+        <w:t xml:space="preserve">ANNA:</w:t>
       </w:r>
       <w:r>
         <w:rPr>
@@ -4062,19 +4038,11 @@
         </w:rPr>
         <w:t xml:space="preserve"> For the health file, the website is esante.lu. For the insurance and reimbursements, it's cns.lu. And the procedures are explained on Guichet.lu, in English too.</w:t>
       </w:r>
-    </w:p>
-    <w:p>
-      <w:pPr>
-        <w:spacing w:after="120" w:lineRule="auto"/>
-        <w:rPr/>
-      </w:pPr>
-      <w:r>
-        <w:rPr>
-          <w:b w:val="1"/>
-          <w:bCs w:val="1"/>
-          <w:rtl w:val="0"/>
-        </w:rPr>
-        <w:t xml:space="preserve">ANNA:</w:t>
+      <w:r>
+        <w:rPr>
+          <w:rtl w:val="0"/>
+        </w:rPr>
+        <w:t xml:space="preserve"> </w:t>
       </w:r>
       <w:r>
         <w:rPr>
@@ -5546,39 +5514,31 @@
         </w:rPr>
         <w:t xml:space="preserve"> This podcast is part of the Biergerpakt. That's a programme of living together in Luxembourg, organized by the Ministry of Family Affairs, Solidarity, Living Together and Reception of Refugees. The idea is to help residents, and also cross-border workers, to discover Luxembourg — or maybe re-discover Luxembourg — and to meet new people.</w:t>
       </w:r>
-    </w:p>
-    <w:p>
-      <w:pPr>
-        <w:spacing w:after="120" w:lineRule="auto"/>
-        <w:rPr/>
-      </w:pPr>
-      <w:r>
-        <w:rPr>
-          <w:b w:val="1"/>
-          <w:bCs w:val="1"/>
-          <w:rtl w:val="0"/>
-        </w:rPr>
-        <w:t xml:space="preserve">TOM:</w:t>
-      </w:r>
-      <w:r>
-        <w:rPr>
-          <w:rtl w:val="0"/>
-        </w:rPr>
-        <w:t xml:space="preserve"> Exactly. And today we talk about something you will need almost everywhere in Luxembourg, online. It's called LuxTrust. LuxTrust gives you one thing — a digital identity. A single, secure digital identity that lets you prove who you really are, online.</w:t>
-      </w:r>
-    </w:p>
-    <w:p>
-      <w:pPr>
-        <w:spacing w:after="120" w:lineRule="auto"/>
-        <w:rPr/>
-      </w:pPr>
-      <w:r>
-        <w:rPr>
-          <w:b w:val="1"/>
-          <w:bCs w:val="1"/>
-          <w:rtl w:val="0"/>
-        </w:rPr>
-        <w:t xml:space="preserve">ANNA:</w:t>
+      <w:r>
+        <w:rPr>
+          <w:rtl w:val="0"/>
+        </w:rPr>
+        <w:t xml:space="preserve"> </w:t>
+      </w:r>
+      <w:r>
+        <w:rPr>
+          <w:rtl w:val="0"/>
+        </w:rPr>
+        <w:t xml:space="preserve"> And today we talk about something you will need almost everywhere in Luxembourg, online. It's called LuxTrust. LuxTrust gives you one thing — a digital identity. A single, secure digital identity that lets you prove who you really are, online.</w:t>
+      </w:r>
+    </w:p>
+    <w:p>
+      <w:pPr>
+        <w:spacing w:after="120" w:lineRule="auto"/>
+        <w:rPr/>
+      </w:pPr>
+      <w:r>
+        <w:rPr>
+          <w:b w:val="1"/>
+          <w:bCs w:val="1"/>
+          <w:rtl w:val="0"/>
+        </w:rPr>
+        <w:t xml:space="preserve">TOM:</w:t>
       </w:r>
       <w:r>
         <w:rPr>
@@ -5598,7 +5558,7 @@
           <w:bCs w:val="1"/>
           <w:rtl w:val="0"/>
         </w:rPr>
-        <w:t xml:space="preserve">TOM:</w:t>
+        <w:t xml:space="preserve">ANNA:</w:t>
       </w:r>
       <w:r>
         <w:rPr>
@@ -5618,7 +5578,7 @@
           <w:bCs w:val="1"/>
           <w:rtl w:val="0"/>
         </w:rPr>
-        <w:t xml:space="preserve">ANNA:</w:t>
+        <w:t xml:space="preserve">TOM:</w:t>
       </w:r>
       <w:r>
         <w:rPr>
@@ -5638,7 +5598,7 @@
           <w:bCs w:val="1"/>
           <w:rtl w:val="0"/>
         </w:rPr>
-        <w:t xml:space="preserve">TOM:</w:t>
+        <w:t xml:space="preserve">ANNA:</w:t>
       </w:r>
       <w:r>
         <w:rPr>
@@ -5658,7 +5618,7 @@
           <w:bCs w:val="1"/>
           <w:rtl w:val="0"/>
         </w:rPr>
-        <w:t xml:space="preserve">ANNA:</w:t>
+        <w:t xml:space="preserve">TOM:</w:t>
       </w:r>
       <w:r>
         <w:rPr>
@@ -5678,7 +5638,7 @@
           <w:bCs w:val="1"/>
           <w:rtl w:val="0"/>
         </w:rPr>
-        <w:t xml:space="preserve">TOM:</w:t>
+        <w:t xml:space="preserve">ANNA:</w:t>
       </w:r>
       <w:r>
         <w:rPr>
@@ -5698,7 +5658,7 @@
           <w:bCs w:val="1"/>
           <w:rtl w:val="0"/>
         </w:rPr>
-        <w:t xml:space="preserve">ANNA:</w:t>
+        <w:t xml:space="preserve">TOM:</w:t>
       </w:r>
       <w:r>
         <w:rPr>
@@ -5718,7 +5678,7 @@
           <w:bCs w:val="1"/>
           <w:rtl w:val="0"/>
         </w:rPr>
-        <w:t xml:space="preserve">TOM:</w:t>
+        <w:t xml:space="preserve">ANNA:</w:t>
       </w:r>
       <w:r>
         <w:rPr>
@@ -5738,7 +5698,7 @@
           <w:bCs w:val="1"/>
           <w:rtl w:val="0"/>
         </w:rPr>
-        <w:t xml:space="preserve">ANNA:</w:t>
+        <w:t xml:space="preserve">TOM:</w:t>
       </w:r>
       <w:r>
         <w:rPr>
@@ -5758,7 +5718,7 @@
           <w:bCs w:val="1"/>
           <w:rtl w:val="0"/>
         </w:rPr>
-        <w:t xml:space="preserve">TOM:</w:t>
+        <w:t xml:space="preserve">ANNA:</w:t>
       </w:r>
       <w:r>
         <w:rPr>
@@ -5778,7 +5738,7 @@
           <w:bCs w:val="1"/>
           <w:rtl w:val="0"/>
         </w:rPr>
-        <w:t xml:space="preserve">ANNA:</w:t>
+        <w:t xml:space="preserve">TOM:</w:t>
       </w:r>
       <w:r>
         <w:rPr>
@@ -5798,7 +5758,7 @@
           <w:bCs w:val="1"/>
           <w:rtl w:val="0"/>
         </w:rPr>
-        <w:t xml:space="preserve">TOM:</w:t>
+        <w:t xml:space="preserve">ANNA:</w:t>
       </w:r>
       <w:r>
         <w:rPr>
@@ -5818,7 +5778,7 @@
           <w:bCs w:val="1"/>
           <w:rtl w:val="0"/>
         </w:rPr>
-        <w:t xml:space="preserve">ANNA:</w:t>
+        <w:t xml:space="preserve">TOM:</w:t>
       </w:r>
       <w:r>
         <w:rPr>
@@ -5838,7 +5798,7 @@
           <w:bCs w:val="1"/>
           <w:rtl w:val="0"/>
         </w:rPr>
-        <w:t xml:space="preserve">TOM:</w:t>
+        <w:t xml:space="preserve">ANNA:</w:t>
       </w:r>
       <w:r>
         <w:rPr>
@@ -5858,7 +5818,7 @@
           <w:bCs w:val="1"/>
           <w:rtl w:val="0"/>
         </w:rPr>
-        <w:t xml:space="preserve">ANNA:</w:t>
+        <w:t xml:space="preserve">TOM:</w:t>
       </w:r>
       <w:r>
         <w:rPr>
@@ -5878,7 +5838,7 @@
           <w:bCs w:val="1"/>
           <w:rtl w:val="0"/>
         </w:rPr>
-        <w:t xml:space="preserve">TOM:</w:t>
+        <w:t xml:space="preserve">ANNA:</w:t>
       </w:r>
       <w:r>
         <w:rPr>
@@ -5898,7 +5858,7 @@
           <w:bCs w:val="1"/>
           <w:rtl w:val="0"/>
         </w:rPr>
-        <w:t xml:space="preserve">ANNA:</w:t>
+        <w:t xml:space="preserve">TOM:</w:t>
       </w:r>
       <w:r>
         <w:rPr>
@@ -5918,7 +5878,7 @@
           <w:bCs w:val="1"/>
           <w:rtl w:val="0"/>
         </w:rPr>
-        <w:t xml:space="preserve">TOM:</w:t>
+        <w:t xml:space="preserve">ANNA:</w:t>
       </w:r>
       <w:r>
         <w:rPr>
@@ -5938,7 +5898,7 @@
           <w:bCs w:val="1"/>
           <w:rtl w:val="0"/>
         </w:rPr>
-        <w:t xml:space="preserve">ANNA:</w:t>
+        <w:t xml:space="preserve">TOM:</w:t>
       </w:r>
       <w:r>
         <w:rPr>
@@ -5958,7 +5918,7 @@
           <w:bCs w:val="1"/>
           <w:rtl w:val="0"/>
         </w:rPr>
-        <w:t xml:space="preserve">TOM:</w:t>
+        <w:t xml:space="preserve">ANNA:</w:t>
       </w:r>
       <w:r>
         <w:rPr>
@@ -5978,7 +5938,7 @@
           <w:bCs w:val="1"/>
           <w:rtl w:val="0"/>
         </w:rPr>
-        <w:t xml:space="preserve">ANNA:</w:t>
+        <w:t xml:space="preserve">TOM:</w:t>
       </w:r>
       <w:r>
         <w:rPr>
@@ -5998,7 +5958,7 @@
           <w:bCs w:val="1"/>
           <w:rtl w:val="0"/>
         </w:rPr>
-        <w:t xml:space="preserve">TOM:</w:t>
+        <w:t xml:space="preserve">ANNA:</w:t>
       </w:r>
       <w:r>
         <w:rPr>
@@ -6018,7 +5978,7 @@
           <w:bCs w:val="1"/>
           <w:rtl w:val="0"/>
         </w:rPr>
-        <w:t xml:space="preserve">ANNA:</w:t>
+        <w:t xml:space="preserve">TOM:</w:t>
       </w:r>
       <w:r>
         <w:rPr>
@@ -6038,7 +5998,7 @@
           <w:bCs w:val="1"/>
           <w:rtl w:val="0"/>
         </w:rPr>
-        <w:t xml:space="preserve">TOM:</w:t>
+        <w:t xml:space="preserve">ANNA:</w:t>
       </w:r>
       <w:r>
         <w:rPr>
@@ -6058,7 +6018,7 @@
           <w:bCs w:val="1"/>
           <w:rtl w:val="0"/>
         </w:rPr>
-        <w:t xml:space="preserve">ANNA:</w:t>
+        <w:t xml:space="preserve">TOM:</w:t>
       </w:r>
       <w:r>
         <w:rPr>
@@ -6078,7 +6038,7 @@
           <w:bCs w:val="1"/>
           <w:rtl w:val="0"/>
         </w:rPr>
-        <w:t xml:space="preserve">TOM:</w:t>
+        <w:t xml:space="preserve">ANNA:</w:t>
       </w:r>
       <w:r>
         <w:rPr>
@@ -6098,7 +6058,7 @@
           <w:bCs w:val="1"/>
           <w:rtl w:val="0"/>
         </w:rPr>
-        <w:t xml:space="preserve">ANNA:</w:t>
+        <w:t xml:space="preserve">TOM:</w:t>
       </w:r>
       <w:r>
         <w:rPr>
@@ -6118,7 +6078,7 @@
           <w:bCs w:val="1"/>
           <w:rtl w:val="0"/>
         </w:rPr>
-        <w:t xml:space="preserve">TOM:</w:t>
+        <w:t xml:space="preserve">ANNA:</w:t>
       </w:r>
       <w:r>
         <w:rPr>
@@ -6138,7 +6098,7 @@
           <w:bCs w:val="1"/>
           <w:rtl w:val="0"/>
         </w:rPr>
-        <w:t xml:space="preserve">ANNA:</w:t>
+        <w:t xml:space="preserve">TOM:</w:t>
       </w:r>
       <w:r>
         <w:rPr>
@@ -6158,7 +6118,7 @@
           <w:bCs w:val="1"/>
           <w:rtl w:val="0"/>
         </w:rPr>
-        <w:t xml:space="preserve">TOM:</w:t>
+        <w:t xml:space="preserve">ANNA:</w:t>
       </w:r>
       <w:r>
         <w:rPr>
@@ -6178,7 +6138,7 @@
           <w:bCs w:val="1"/>
           <w:rtl w:val="0"/>
         </w:rPr>
-        <w:t xml:space="preserve">ANNA:</w:t>
+        <w:t xml:space="preserve">TOM:</w:t>
       </w:r>
       <w:r>
         <w:rPr>
@@ -6198,7 +6158,7 @@
           <w:bCs w:val="1"/>
           <w:rtl w:val="0"/>
         </w:rPr>
-        <w:t xml:space="preserve">TOM:</w:t>
+        <w:t xml:space="preserve">ANNA:</w:t>
       </w:r>
       <w:r>
         <w:rPr>
@@ -6218,27 +6178,27 @@
           <w:bCs w:val="1"/>
           <w:rtl w:val="0"/>
         </w:rPr>
-        <w:t xml:space="preserve">ANNA:</w:t>
-      </w:r>
-      <w:r>
-        <w:rPr>
-          <w:rtl w:val="0"/>
-        </w:rPr>
-        <w:t xml:space="preserve"> Always check the website for the exact price. Okay, Tom — now the big practical question. I'm new here, I have nothing yet. How do I get a LuxTrust identity? Step by step.</w:t>
-      </w:r>
-    </w:p>
-    <w:p>
-      <w:pPr>
-        <w:spacing w:after="120" w:lineRule="auto"/>
-        <w:rPr/>
-      </w:pPr>
-      <w:r>
-        <w:rPr>
-          <w:b w:val="1"/>
-          <w:bCs w:val="1"/>
-          <w:rtl w:val="0"/>
-        </w:rPr>
-        <w:t xml:space="preserve">TOM:</w:t>
+        <w:t xml:space="preserve">TOM:</w:t>
+      </w:r>
+      <w:r>
+        <w:rPr>
+          <w:rtl w:val="0"/>
+        </w:rPr>
+        <w:t xml:space="preserve"> Always check the website for the exact price. Okay, Anna — now the big practical question. I'm new here, I have nothing yet. How do I get a LuxTrust identity? Step by step.</w:t>
+      </w:r>
+    </w:p>
+    <w:p>
+      <w:pPr>
+        <w:spacing w:after="120" w:lineRule="auto"/>
+        <w:rPr/>
+      </w:pPr>
+      <w:r>
+        <w:rPr>
+          <w:b w:val="1"/>
+          <w:bCs w:val="1"/>
+          <w:rtl w:val="0"/>
+        </w:rPr>
+        <w:t xml:space="preserve">ANNA:</w:t>
       </w:r>
       <w:r>
         <w:rPr>
@@ -6258,7 +6218,7 @@
           <w:bCs w:val="1"/>
           <w:rtl w:val="0"/>
         </w:rPr>
-        <w:t xml:space="preserve">ANNA:</w:t>
+        <w:t xml:space="preserve">TOM:</w:t>
       </w:r>
       <w:r>
         <w:rPr>
@@ -6278,7 +6238,7 @@
           <w:bCs w:val="1"/>
           <w:rtl w:val="0"/>
         </w:rPr>
-        <w:t xml:space="preserve">TOM:</w:t>
+        <w:t xml:space="preserve">ANNA:</w:t>
       </w:r>
       <w:r>
         <w:rPr>
@@ -6298,7 +6258,7 @@
           <w:bCs w:val="1"/>
           <w:rtl w:val="0"/>
         </w:rPr>
-        <w:t xml:space="preserve">ANNA:</w:t>
+        <w:t xml:space="preserve">TOM:</w:t>
       </w:r>
       <w:r>
         <w:rPr>
@@ -6318,7 +6278,7 @@
           <w:bCs w:val="1"/>
           <w:rtl w:val="0"/>
         </w:rPr>
-        <w:t xml:space="preserve">TOM:</w:t>
+        <w:t xml:space="preserve">ANNA:</w:t>
       </w:r>
       <w:r>
         <w:rPr>
@@ -6338,7 +6298,7 @@
           <w:bCs w:val="1"/>
           <w:rtl w:val="0"/>
         </w:rPr>
-        <w:t xml:space="preserve">ANNA:</w:t>
+        <w:t xml:space="preserve">TOM:</w:t>
       </w:r>
       <w:r>
         <w:rPr>
@@ -6358,7 +6318,7 @@
           <w:bCs w:val="1"/>
           <w:rtl w:val="0"/>
         </w:rPr>
-        <w:t xml:space="preserve">TOM:</w:t>
+        <w:t xml:space="preserve">ANNA:</w:t>
       </w:r>
       <w:r>
         <w:rPr>
@@ -6378,7 +6338,7 @@
           <w:bCs w:val="1"/>
           <w:rtl w:val="0"/>
         </w:rPr>
-        <w:t xml:space="preserve">ANNA:</w:t>
+        <w:t xml:space="preserve">TOM:</w:t>
       </w:r>
       <w:r>
         <w:rPr>
@@ -6398,7 +6358,7 @@
           <w:bCs w:val="1"/>
           <w:rtl w:val="0"/>
         </w:rPr>
-        <w:t xml:space="preserve">TOM:</w:t>
+        <w:t xml:space="preserve">ANNA:</w:t>
       </w:r>
       <w:r>
         <w:rPr>
@@ -6418,7 +6378,7 @@
           <w:bCs w:val="1"/>
           <w:rtl w:val="0"/>
         </w:rPr>
-        <w:t xml:space="preserve">ANNA:</w:t>
+        <w:t xml:space="preserve">TOM:</w:t>
       </w:r>
       <w:r>
         <w:rPr>
@@ -6438,7 +6398,7 @@
           <w:bCs w:val="1"/>
           <w:rtl w:val="0"/>
         </w:rPr>
-        <w:t xml:space="preserve">TOM:</w:t>
+        <w:t xml:space="preserve">ANNA:</w:t>
       </w:r>
       <w:r>
         <w:rPr>
@@ -6458,7 +6418,7 @@
           <w:bCs w:val="1"/>
           <w:rtl w:val="0"/>
         </w:rPr>
-        <w:t xml:space="preserve">ANNA:</w:t>
+        <w:t xml:space="preserve">TOM:</w:t>
       </w:r>
       <w:r>
         <w:rPr>
@@ -6478,7 +6438,7 @@
           <w:bCs w:val="1"/>
           <w:rtl w:val="0"/>
         </w:rPr>
-        <w:t xml:space="preserve">TOM:</w:t>
+        <w:t xml:space="preserve">ANNA:</w:t>
       </w:r>
       <w:r>
         <w:rPr>
@@ -6498,7 +6458,7 @@
           <w:bCs w:val="1"/>
           <w:rtl w:val="0"/>
         </w:rPr>
-        <w:t xml:space="preserve">ANNA:</w:t>
+        <w:t xml:space="preserve">TOM:</w:t>
       </w:r>
       <w:r>
         <w:rPr>
@@ -6518,7 +6478,7 @@
           <w:bCs w:val="1"/>
           <w:rtl w:val="0"/>
         </w:rPr>
-        <w:t xml:space="preserve">TOM:</w:t>
+        <w:t xml:space="preserve">ANNA:</w:t>
       </w:r>
       <w:r>
         <w:rPr>
@@ -6538,27 +6498,27 @@
           <w:bCs w:val="1"/>
           <w:rtl w:val="0"/>
         </w:rPr>
-        <w:t xml:space="preserve">ANNA:</w:t>
-      </w:r>
-      <w:r>
-        <w:rPr>
-          <w:rtl w:val="0"/>
-        </w:rPr>
-        <w:t xml:space="preserve"> Now, Tom — this is digital identity, it's sensitive. Let's talk about safety. About scams.</w:t>
-      </w:r>
-    </w:p>
-    <w:p>
-      <w:pPr>
-        <w:spacing w:after="120" w:lineRule="auto"/>
-        <w:rPr/>
-      </w:pPr>
-      <w:r>
-        <w:rPr>
-          <w:b w:val="1"/>
-          <w:bCs w:val="1"/>
-          <w:rtl w:val="0"/>
-        </w:rPr>
-        <w:t xml:space="preserve">TOM:</w:t>
+        <w:t xml:space="preserve">TOM:</w:t>
+      </w:r>
+      <w:r>
+        <w:rPr>
+          <w:rtl w:val="0"/>
+        </w:rPr>
+        <w:t xml:space="preserve"> Now, Anna — this is digital identity, it's sensitive. Let's talk about safety. About scams.</w:t>
+      </w:r>
+    </w:p>
+    <w:p>
+      <w:pPr>
+        <w:spacing w:after="120" w:lineRule="auto"/>
+        <w:rPr/>
+      </w:pPr>
+      <w:r>
+        <w:rPr>
+          <w:b w:val="1"/>
+          <w:bCs w:val="1"/>
+          <w:rtl w:val="0"/>
+        </w:rPr>
+        <w:t xml:space="preserve">ANNA:</w:t>
       </w:r>
       <w:r>
         <w:rPr>
@@ -6578,7 +6538,7 @@
           <w:bCs w:val="1"/>
           <w:rtl w:val="0"/>
         </w:rPr>
-        <w:t xml:space="preserve">ANNA:</w:t>
+        <w:t xml:space="preserve">TOM:</w:t>
       </w:r>
       <w:r>
         <w:rPr>
@@ -6598,7 +6558,7 @@
           <w:bCs w:val="1"/>
           <w:rtl w:val="0"/>
         </w:rPr>
-        <w:t xml:space="preserve">TOM:</w:t>
+        <w:t xml:space="preserve">ANNA:</w:t>
       </w:r>
       <w:r>
         <w:rPr>
@@ -6618,7 +6578,7 @@
           <w:bCs w:val="1"/>
           <w:rtl w:val="0"/>
         </w:rPr>
-        <w:t xml:space="preserve">ANNA:</w:t>
+        <w:t xml:space="preserve">TOM:</w:t>
       </w:r>
       <w:r>
         <w:rPr>
@@ -6638,7 +6598,7 @@
           <w:bCs w:val="1"/>
           <w:rtl w:val="0"/>
         </w:rPr>
-        <w:t xml:space="preserve">TOM:</w:t>
+        <w:t xml:space="preserve">ANNA:</w:t>
       </w:r>
       <w:r>
         <w:rPr>
@@ -6658,27 +6618,27 @@
           <w:bCs w:val="1"/>
           <w:rtl w:val="0"/>
         </w:rPr>
-        <w:t xml:space="preserve">ANNA:</w:t>
-      </w:r>
-      <w:r>
-        <w:rPr>
-          <w:rtl w:val="0"/>
-        </w:rPr>
-        <w:t xml:space="preserve"> That's the golden rule again — when in doubt, don't share, and check directly. Okay, Tom, let's make it really practical for someone listening. What should I do?</w:t>
-      </w:r>
-    </w:p>
-    <w:p>
-      <w:pPr>
-        <w:spacing w:after="120" w:lineRule="auto"/>
-        <w:rPr/>
-      </w:pPr>
-      <w:r>
-        <w:rPr>
-          <w:b w:val="1"/>
-          <w:bCs w:val="1"/>
-          <w:rtl w:val="0"/>
-        </w:rPr>
-        <w:t xml:space="preserve">TOM:</w:t>
+        <w:t xml:space="preserve">TOM:</w:t>
+      </w:r>
+      <w:r>
+        <w:rPr>
+          <w:rtl w:val="0"/>
+        </w:rPr>
+        <w:t xml:space="preserve"> That's the golden rule again — when in doubt, don't share, and check directly. Okay, Anna, let's make it really practical for someone listening. What should I do?</w:t>
+      </w:r>
+    </w:p>
+    <w:p>
+      <w:pPr>
+        <w:spacing w:after="120" w:lineRule="auto"/>
+        <w:rPr/>
+      </w:pPr>
+      <w:r>
+        <w:rPr>
+          <w:b w:val="1"/>
+          <w:bCs w:val="1"/>
+          <w:rtl w:val="0"/>
+        </w:rPr>
+        <w:t xml:space="preserve">ANNA:</w:t>
       </w:r>
       <w:r>
         <w:rPr>
@@ -6698,7 +6658,7 @@
           <w:bCs w:val="1"/>
           <w:rtl w:val="0"/>
         </w:rPr>
-        <w:t xml:space="preserve">ANNA:</w:t>
+        <w:t xml:space="preserve">TOM:</w:t>
       </w:r>
       <w:r>
         <w:rPr>
@@ -6718,7 +6678,7 @@
           <w:bCs w:val="1"/>
           <w:rtl w:val="0"/>
         </w:rPr>
-        <w:t xml:space="preserve">TOM:</w:t>
+        <w:t xml:space="preserve">ANNA:</w:t>
       </w:r>
       <w:r>
         <w:rPr>
@@ -6726,19 +6686,11 @@
         </w:rPr>
         <w:t xml:space="preserve"> LuxTrust never asks for your codes, never calls for sensitive data, never asks to access your devices. Keep your credentials to yourself. When in doubt, check the official website.</w:t>
       </w:r>
-    </w:p>
-    <w:p>
-      <w:pPr>
-        <w:spacing w:after="120" w:lineRule="auto"/>
-        <w:rPr/>
-      </w:pPr>
-      <w:r>
-        <w:rPr>
-          <w:b w:val="1"/>
-          <w:bCs w:val="1"/>
-          <w:rtl w:val="0"/>
-        </w:rPr>
-        <w:t xml:space="preserve">ANNA:</w:t>
+      <w:r>
+        <w:rPr>
+          <w:rtl w:val="0"/>
+        </w:rPr>
+        <w:t xml:space="preserve"> </w:t>
       </w:r>
       <w:r>
         <w:rPr>
@@ -7980,59 +7932,51 @@
         </w:rPr>
         <w:t xml:space="preserve"> This podcast is part of the Biergerpakt. That's a programme of living together in Luxembourg, organized by the Ministry of Family Affairs, Solidarity, Living Together and Reception of Refugees. The idea is to help residents, and also cross-border workers, to discover Luxembourg — or maybe re-discover Luxembourg — and to meet new people.</w:t>
       </w:r>
-    </w:p>
-    <w:p>
-      <w:pPr>
-        <w:spacing w:after="120" w:lineRule="auto"/>
-        <w:rPr/>
-      </w:pPr>
-      <w:r>
-        <w:rPr>
-          <w:b w:val="1"/>
-          <w:bCs w:val="1"/>
-          <w:rtl w:val="0"/>
-        </w:rPr>
-        <w:t xml:space="preserve">TOM:</w:t>
-      </w:r>
-      <w:r>
-        <w:rPr>
-          <w:rtl w:val="0"/>
-        </w:rPr>
-        <w:t xml:space="preserve"> Exactly. And today's topic touches almost every family, sooner or later. It's about growing older — and about a service that helps you find the right support. It's called Info-Senior.</w:t>
-      </w:r>
-    </w:p>
-    <w:p>
-      <w:pPr>
-        <w:spacing w:after="120" w:lineRule="auto"/>
-        <w:rPr/>
-      </w:pPr>
-      <w:r>
-        <w:rPr>
-          <w:b w:val="1"/>
-          <w:bCs w:val="1"/>
-          <w:rtl w:val="0"/>
-        </w:rPr>
-        <w:t xml:space="preserve">ANNA:</w:t>
-      </w:r>
-      <w:r>
-        <w:rPr>
-          <w:rtl w:val="0"/>
-        </w:rPr>
-        <w:t xml:space="preserve"> Info-Senior. Okay, Tom, let's start simply. What is it?</w:t>
-      </w:r>
-    </w:p>
-    <w:p>
-      <w:pPr>
-        <w:spacing w:after="120" w:lineRule="auto"/>
-        <w:rPr/>
-      </w:pPr>
-      <w:r>
-        <w:rPr>
-          <w:b w:val="1"/>
-          <w:bCs w:val="1"/>
-          <w:rtl w:val="0"/>
-        </w:rPr>
-        <w:t xml:space="preserve">TOM:</w:t>
+      <w:r>
+        <w:rPr>
+          <w:rtl w:val="0"/>
+        </w:rPr>
+        <w:t xml:space="preserve"> </w:t>
+      </w:r>
+      <w:r>
+        <w:rPr>
+          <w:rtl w:val="0"/>
+        </w:rPr>
+        <w:t xml:space="preserve"> And today's topic touches almost every family, sooner or later. It's about growing older — and about a service that helps you find the right support. It's called Info-Senior.</w:t>
+      </w:r>
+    </w:p>
+    <w:p>
+      <w:pPr>
+        <w:spacing w:after="120" w:lineRule="auto"/>
+        <w:rPr/>
+      </w:pPr>
+      <w:r>
+        <w:rPr>
+          <w:b w:val="1"/>
+          <w:bCs w:val="1"/>
+          <w:rtl w:val="0"/>
+        </w:rPr>
+        <w:t xml:space="preserve">TOM:</w:t>
+      </w:r>
+      <w:r>
+        <w:rPr>
+          <w:rtl w:val="0"/>
+        </w:rPr>
+        <w:t xml:space="preserve"> Info-Senior. Okay, Anna, let's start simply. What is it?</w:t>
+      </w:r>
+    </w:p>
+    <w:p>
+      <w:pPr>
+        <w:spacing w:after="120" w:lineRule="auto"/>
+        <w:rPr/>
+      </w:pPr>
+      <w:r>
+        <w:rPr>
+          <w:b w:val="1"/>
+          <w:bCs w:val="1"/>
+          <w:rtl w:val="0"/>
+        </w:rPr>
+        <w:t xml:space="preserve">ANNA:</w:t>
       </w:r>
       <w:r>
         <w:rPr>
@@ -8052,7 +7996,7 @@
           <w:bCs w:val="1"/>
           <w:rtl w:val="0"/>
         </w:rPr>
-        <w:t xml:space="preserve">ANNA:</w:t>
+        <w:t xml:space="preserve">TOM:</w:t>
       </w:r>
       <w:r>
         <w:rPr>
@@ -8072,7 +8016,7 @@
           <w:bCs w:val="1"/>
           <w:rtl w:val="0"/>
         </w:rPr>
-        <w:t xml:space="preserve">TOM:</w:t>
+        <w:t xml:space="preserve">ANNA:</w:t>
       </w:r>
       <w:r>
         <w:rPr>
@@ -8092,7 +8036,7 @@
           <w:bCs w:val="1"/>
           <w:rtl w:val="0"/>
         </w:rPr>
-        <w:t xml:space="preserve">ANNA:</w:t>
+        <w:t xml:space="preserve">TOM:</w:t>
       </w:r>
       <w:r>
         <w:rPr>
@@ -8112,7 +8056,7 @@
           <w:bCs w:val="1"/>
           <w:rtl w:val="0"/>
         </w:rPr>
-        <w:t xml:space="preserve">TOM:</w:t>
+        <w:t xml:space="preserve">ANNA:</w:t>
       </w:r>
       <w:r>
         <w:rPr>
@@ -8132,7 +8076,7 @@
           <w:bCs w:val="1"/>
           <w:rtl w:val="0"/>
         </w:rPr>
-        <w:t xml:space="preserve">ANNA:</w:t>
+        <w:t xml:space="preserve">TOM:</w:t>
       </w:r>
       <w:r>
         <w:rPr>
@@ -8152,7 +8096,7 @@
           <w:bCs w:val="1"/>
           <w:rtl w:val="0"/>
         </w:rPr>
-        <w:t xml:space="preserve">TOM:</w:t>
+        <w:t xml:space="preserve">ANNA:</w:t>
       </w:r>
       <w:r>
         <w:rPr>
@@ -8172,7 +8116,7 @@
           <w:bCs w:val="1"/>
           <w:rtl w:val="0"/>
         </w:rPr>
-        <w:t xml:space="preserve">ANNA:</w:t>
+        <w:t xml:space="preserve">TOM:</w:t>
       </w:r>
       <w:r>
         <w:rPr>
@@ -8192,7 +8136,7 @@
           <w:bCs w:val="1"/>
           <w:rtl w:val="0"/>
         </w:rPr>
-        <w:t xml:space="preserve">TOM:</w:t>
+        <w:t xml:space="preserve">ANNA:</w:t>
       </w:r>
       <w:r>
         <w:rPr>
@@ -8212,7 +8156,7 @@
           <w:bCs w:val="1"/>
           <w:rtl w:val="0"/>
         </w:rPr>
-        <w:t xml:space="preserve">ANNA:</w:t>
+        <w:t xml:space="preserve">TOM:</w:t>
       </w:r>
       <w:r>
         <w:rPr>
@@ -8232,7 +8176,7 @@
           <w:bCs w:val="1"/>
           <w:rtl w:val="0"/>
         </w:rPr>
-        <w:t xml:space="preserve">TOM:</w:t>
+        <w:t xml:space="preserve">ANNA:</w:t>
       </w:r>
       <w:r>
         <w:rPr>
@@ -8252,7 +8196,7 @@
           <w:bCs w:val="1"/>
           <w:rtl w:val="0"/>
         </w:rPr>
-        <w:t xml:space="preserve">ANNA:</w:t>
+        <w:t xml:space="preserve">TOM:</w:t>
       </w:r>
       <w:r>
         <w:rPr>
@@ -8272,7 +8216,7 @@
           <w:bCs w:val="1"/>
           <w:rtl w:val="0"/>
         </w:rPr>
-        <w:t xml:space="preserve">TOM:</w:t>
+        <w:t xml:space="preserve">ANNA:</w:t>
       </w:r>
       <w:r>
         <w:rPr>
@@ -8292,7 +8236,7 @@
           <w:bCs w:val="1"/>
           <w:rtl w:val="0"/>
         </w:rPr>
-        <w:t xml:space="preserve">ANNA:</w:t>
+        <w:t xml:space="preserve">TOM:</w:t>
       </w:r>
       <w:r>
         <w:rPr>
@@ -8312,7 +8256,7 @@
           <w:bCs w:val="1"/>
           <w:rtl w:val="0"/>
         </w:rPr>
-        <w:t xml:space="preserve">TOM:</w:t>
+        <w:t xml:space="preserve">ANNA:</w:t>
       </w:r>
       <w:r>
         <w:rPr>
@@ -8332,7 +8276,7 @@
           <w:bCs w:val="1"/>
           <w:rtl w:val="0"/>
         </w:rPr>
-        <w:t xml:space="preserve">ANNA:</w:t>
+        <w:t xml:space="preserve">TOM:</w:t>
       </w:r>
       <w:r>
         <w:rPr>
@@ -8352,7 +8296,7 @@
           <w:bCs w:val="1"/>
           <w:rtl w:val="0"/>
         </w:rPr>
-        <w:t xml:space="preserve">TOM:</w:t>
+        <w:t xml:space="preserve">ANNA:</w:t>
       </w:r>
       <w:r>
         <w:rPr>
@@ -8372,27 +8316,27 @@
           <w:bCs w:val="1"/>
           <w:rtl w:val="0"/>
         </w:rPr>
-        <w:t xml:space="preserve">ANNA:</w:t>
-      </w:r>
-      <w:r>
-        <w:rPr>
-          <w:rtl w:val="0"/>
-        </w:rPr>
-        <w:t xml:space="preserve"> Perfect. Okay, Tom — let's get concrete. What kind of services can I find there?</w:t>
-      </w:r>
-    </w:p>
-    <w:p>
-      <w:pPr>
-        <w:spacing w:after="120" w:lineRule="auto"/>
-        <w:rPr/>
-      </w:pPr>
-      <w:r>
-        <w:rPr>
-          <w:b w:val="1"/>
-          <w:bCs w:val="1"/>
-          <w:rtl w:val="0"/>
-        </w:rPr>
-        <w:t xml:space="preserve">TOM:</w:t>
+        <w:t xml:space="preserve">TOM:</w:t>
+      </w:r>
+      <w:r>
+        <w:rPr>
+          <w:rtl w:val="0"/>
+        </w:rPr>
+        <w:t xml:space="preserve"> Perfect. Okay, Anna — let's get concrete. What kind of services can I find there?</w:t>
+      </w:r>
+    </w:p>
+    <w:p>
+      <w:pPr>
+        <w:spacing w:after="120" w:lineRule="auto"/>
+        <w:rPr/>
+      </w:pPr>
+      <w:r>
+        <w:rPr>
+          <w:b w:val="1"/>
+          <w:bCs w:val="1"/>
+          <w:rtl w:val="0"/>
+        </w:rPr>
+        <w:t xml:space="preserve">ANNA:</w:t>
       </w:r>
       <w:r>
         <w:rPr>
@@ -8412,7 +8356,7 @@
           <w:bCs w:val="1"/>
           <w:rtl w:val="0"/>
         </w:rPr>
-        <w:t xml:space="preserve">ANNA:</w:t>
+        <w:t xml:space="preserve">TOM:</w:t>
       </w:r>
       <w:r>
         <w:rPr>
@@ -8432,7 +8376,7 @@
           <w:bCs w:val="1"/>
           <w:rtl w:val="0"/>
         </w:rPr>
-        <w:t xml:space="preserve">TOM:</w:t>
+        <w:t xml:space="preserve">ANNA:</w:t>
       </w:r>
       <w:r>
         <w:rPr>
@@ -8452,7 +8396,7 @@
           <w:bCs w:val="1"/>
           <w:rtl w:val="0"/>
         </w:rPr>
-        <w:t xml:space="preserve">ANNA:</w:t>
+        <w:t xml:space="preserve">TOM:</w:t>
       </w:r>
       <w:r>
         <w:rPr>
@@ -8472,7 +8416,7 @@
           <w:bCs w:val="1"/>
           <w:rtl w:val="0"/>
         </w:rPr>
-        <w:t xml:space="preserve">TOM:</w:t>
+        <w:t xml:space="preserve">ANNA:</w:t>
       </w:r>
       <w:r>
         <w:rPr>
@@ -8492,7 +8436,7 @@
           <w:bCs w:val="1"/>
           <w:rtl w:val="0"/>
         </w:rPr>
-        <w:t xml:space="preserve">ANNA:</w:t>
+        <w:t xml:space="preserve">TOM:</w:t>
       </w:r>
       <w:r>
         <w:rPr>
@@ -8512,7 +8456,7 @@
           <w:bCs w:val="1"/>
           <w:rtl w:val="0"/>
         </w:rPr>
-        <w:t xml:space="preserve">TOM:</w:t>
+        <w:t xml:space="preserve">ANNA:</w:t>
       </w:r>
       <w:r>
         <w:rPr>
@@ -8532,7 +8476,7 @@
           <w:bCs w:val="1"/>
           <w:rtl w:val="0"/>
         </w:rPr>
-        <w:t xml:space="preserve">ANNA:</w:t>
+        <w:t xml:space="preserve">TOM:</w:t>
       </w:r>
       <w:r>
         <w:rPr>
@@ -8552,7 +8496,7 @@
           <w:bCs w:val="1"/>
           <w:rtl w:val="0"/>
         </w:rPr>
-        <w:t xml:space="preserve">TOM:</w:t>
+        <w:t xml:space="preserve">ANNA:</w:t>
       </w:r>
       <w:r>
         <w:rPr>
@@ -8572,7 +8516,7 @@
           <w:bCs w:val="1"/>
           <w:rtl w:val="0"/>
         </w:rPr>
-        <w:t xml:space="preserve">ANNA:</w:t>
+        <w:t xml:space="preserve">TOM:</w:t>
       </w:r>
       <w:r>
         <w:rPr>
@@ -8592,7 +8536,7 @@
           <w:bCs w:val="1"/>
           <w:rtl w:val="0"/>
         </w:rPr>
-        <w:t xml:space="preserve">TOM:</w:t>
+        <w:t xml:space="preserve">ANNA:</w:t>
       </w:r>
       <w:r>
         <w:rPr>
@@ -8612,7 +8556,7 @@
           <w:bCs w:val="1"/>
           <w:rtl w:val="0"/>
         </w:rPr>
-        <w:t xml:space="preserve">ANNA:</w:t>
+        <w:t xml:space="preserve">TOM:</w:t>
       </w:r>
       <w:r>
         <w:rPr>
@@ -8632,7 +8576,7 @@
           <w:bCs w:val="1"/>
           <w:rtl w:val="0"/>
         </w:rPr>
-        <w:t xml:space="preserve">TOM:</w:t>
+        <w:t xml:space="preserve">ANNA:</w:t>
       </w:r>
       <w:r>
         <w:rPr>
@@ -8652,7 +8596,7 @@
           <w:bCs w:val="1"/>
           <w:rtl w:val="0"/>
         </w:rPr>
-        <w:t xml:space="preserve">ANNA:</w:t>
+        <w:t xml:space="preserve">TOM:</w:t>
       </w:r>
       <w:r>
         <w:rPr>
@@ -8672,7 +8616,7 @@
           <w:bCs w:val="1"/>
           <w:rtl w:val="0"/>
         </w:rPr>
-        <w:t xml:space="preserve">TOM:</w:t>
+        <w:t xml:space="preserve">ANNA:</w:t>
       </w:r>
       <w:r>
         <w:rPr>
@@ -8692,7 +8636,7 @@
           <w:bCs w:val="1"/>
           <w:rtl w:val="0"/>
         </w:rPr>
-        <w:t xml:space="preserve">ANNA:</w:t>
+        <w:t xml:space="preserve">TOM:</w:t>
       </w:r>
       <w:r>
         <w:rPr>
@@ -8712,7 +8656,7 @@
           <w:bCs w:val="1"/>
           <w:rtl w:val="0"/>
         </w:rPr>
-        <w:t xml:space="preserve">TOM:</w:t>
+        <w:t xml:space="preserve">ANNA:</w:t>
       </w:r>
       <w:r>
         <w:rPr>
@@ -8732,27 +8676,27 @@
           <w:bCs w:val="1"/>
           <w:rtl w:val="0"/>
         </w:rPr>
-        <w:t xml:space="preserve">ANNA:</w:t>
-      </w:r>
-      <w:r>
-        <w:rPr>
-          <w:rtl w:val="0"/>
-        </w:rPr>
-        <w:t xml:space="preserve"> Now, Tom — a practical worry. What if I have a problem with a service? Or I just don't know who to ask?</w:t>
-      </w:r>
-    </w:p>
-    <w:p>
-      <w:pPr>
-        <w:spacing w:after="120" w:lineRule="auto"/>
-        <w:rPr/>
-      </w:pPr>
-      <w:r>
-        <w:rPr>
-          <w:b w:val="1"/>
-          <w:bCs w:val="1"/>
-          <w:rtl w:val="0"/>
-        </w:rPr>
-        <w:t xml:space="preserve">TOM:</w:t>
+        <w:t xml:space="preserve">TOM:</w:t>
+      </w:r>
+      <w:r>
+        <w:rPr>
+          <w:rtl w:val="0"/>
+        </w:rPr>
+        <w:t xml:space="preserve"> Now, Anna — a practical worry. What if I have a problem with a service? Or I just don't know who to ask?</w:t>
+      </w:r>
+    </w:p>
+    <w:p>
+      <w:pPr>
+        <w:spacing w:after="120" w:lineRule="auto"/>
+        <w:rPr/>
+      </w:pPr>
+      <w:r>
+        <w:rPr>
+          <w:b w:val="1"/>
+          <w:bCs w:val="1"/>
+          <w:rtl w:val="0"/>
+        </w:rPr>
+        <w:t xml:space="preserve">ANNA:</w:t>
       </w:r>
       <w:r>
         <w:rPr>
@@ -8772,7 +8716,7 @@
           <w:bCs w:val="1"/>
           <w:rtl w:val="0"/>
         </w:rPr>
-        <w:t xml:space="preserve">ANNA:</w:t>
+        <w:t xml:space="preserve">TOM:</w:t>
       </w:r>
       <w:r>
         <w:rPr>
@@ -8792,7 +8736,7 @@
           <w:bCs w:val="1"/>
           <w:rtl w:val="0"/>
         </w:rPr>
-        <w:t xml:space="preserve">TOM:</w:t>
+        <w:t xml:space="preserve">ANNA:</w:t>
       </w:r>
       <w:r>
         <w:rPr>
@@ -8812,7 +8756,7 @@
           <w:bCs w:val="1"/>
           <w:rtl w:val="0"/>
         </w:rPr>
-        <w:t xml:space="preserve">ANNA:</w:t>
+        <w:t xml:space="preserve">TOM:</w:t>
       </w:r>
       <w:r>
         <w:rPr>
@@ -8832,7 +8776,7 @@
           <w:bCs w:val="1"/>
           <w:rtl w:val="0"/>
         </w:rPr>
-        <w:t xml:space="preserve">TOM:</w:t>
+        <w:t xml:space="preserve">ANNA:</w:t>
       </w:r>
       <w:r>
         <w:rPr>
@@ -8852,7 +8796,7 @@
           <w:bCs w:val="1"/>
           <w:rtl w:val="0"/>
         </w:rPr>
-        <w:t xml:space="preserve">ANNA:</w:t>
+        <w:t xml:space="preserve">TOM:</w:t>
       </w:r>
       <w:r>
         <w:rPr>
@@ -8872,7 +8816,7 @@
           <w:bCs w:val="1"/>
           <w:rtl w:val="0"/>
         </w:rPr>
-        <w:t xml:space="preserve">TOM:</w:t>
+        <w:t xml:space="preserve">ANNA:</w:t>
       </w:r>
       <w:r>
         <w:rPr>
@@ -8892,7 +8836,7 @@
           <w:bCs w:val="1"/>
           <w:rtl w:val="0"/>
         </w:rPr>
-        <w:t xml:space="preserve">ANNA:</w:t>
+        <w:t xml:space="preserve">TOM:</w:t>
       </w:r>
       <w:r>
         <w:rPr>
@@ -8912,7 +8856,7 @@
           <w:bCs w:val="1"/>
           <w:rtl w:val="0"/>
         </w:rPr>
-        <w:t xml:space="preserve">TOM:</w:t>
+        <w:t xml:space="preserve">ANNA:</w:t>
       </w:r>
       <w:r>
         <w:rPr>
@@ -8920,19 +8864,11 @@
         </w:rPr>
         <w:t xml:space="preserve"> Exactly. One website, and a whole network of support behind it.</w:t>
       </w:r>
-    </w:p>
-    <w:p>
-      <w:pPr>
-        <w:spacing w:after="120" w:lineRule="auto"/>
-        <w:rPr/>
-      </w:pPr>
-      <w:r>
-        <w:rPr>
-          <w:b w:val="1"/>
-          <w:bCs w:val="1"/>
-          <w:rtl w:val="0"/>
-        </w:rPr>
-        <w:t xml:space="preserve">ANNA:</w:t>
+      <w:r>
+        <w:rPr>
+          <w:rtl w:val="0"/>
+        </w:rPr>
+        <w:t xml:space="preserve"> </w:t>
       </w:r>
       <w:r>
         <w:rPr>
@@ -10352,2833 +10288,2799 @@
         </w:rPr>
         <w:t xml:space="preserve"> This podcast is part of the Biergerpakt. That's a programme of living together in Luxembourg, organized by the Ministry of Family Affairs, Solidarity, Living Together and Reception of Refugees. The idea is to help residents, and also cross-border workers, to discover Luxembourg — or maybe re-discover Luxembourg — and to meet new people.</w:t>
       </w:r>
-    </w:p>
-    <w:p>
-      <w:pPr>
-        <w:spacing w:after="120" w:lineRule="auto"/>
+      <w:r>
+        <w:rPr>
+          <w:rtl w:val="0"/>
+        </w:rPr>
+        <w:t xml:space="preserve"> </w:t>
+      </w:r>
+      <w:r>
         <w:rPr>
           <w:i w:val="1"/>
           <w:iCs w:val="1"/>
           <w:sz w:val="16"/>
           <w:szCs w:val="16"/>
-        </w:rPr>
-      </w:pPr>
-      <w:r>
-        <w:rPr>
-          <w:b w:val="1"/>
-          <w:bCs w:val="1"/>
+          <w:rtl w:val="0"/>
+        </w:rPr>
+        <w:t xml:space="preserve"> And today's topic is one that brings a lot of joy, and also a lot of questions. It's about children — and the money and support the State gives to families. And there's one office at the centre of all this. It's called the Zukunftskeess. In English we can say the Children's Future Fund.</w:t>
+      </w:r>
+    </w:p>
+    <w:p>
+      <w:pPr>
+        <w:spacing w:after="120" w:lineRule="auto"/>
+        <w:rPr>
           <w:i w:val="1"/>
           <w:iCs w:val="1"/>
           <w:sz w:val="16"/>
           <w:szCs w:val="16"/>
-          <w:rtl w:val="0"/>
-        </w:rPr>
-        <w:t xml:space="preserve">TOM:</w:t>
-      </w:r>
-      <w:r>
-        <w:rPr>
+        </w:rPr>
+      </w:pPr>
+      <w:r>
+        <w:rPr>
+          <w:b w:val="1"/>
+          <w:bCs w:val="1"/>
           <w:i w:val="1"/>
           <w:iCs w:val="1"/>
           <w:sz w:val="16"/>
           <w:szCs w:val="16"/>
           <w:rtl w:val="0"/>
         </w:rPr>
-        <w:t xml:space="preserve"> Exactly. And today's topic is one that brings a lot of joy, and also a lot of questions. It's about children — and the money and support the State gives to families. And there's one office at the centre of all this. It's called the Zukunftskeess. In English we can say the Children's Future Fund.</w:t>
-      </w:r>
-    </w:p>
-    <w:p>
-      <w:pPr>
-        <w:spacing w:after="120" w:lineRule="auto"/>
+        <w:t xml:space="preserve">TOM:</w:t>
+      </w:r>
+      <w:r>
         <w:rPr>
           <w:i w:val="1"/>
           <w:iCs w:val="1"/>
           <w:sz w:val="16"/>
           <w:szCs w:val="16"/>
-        </w:rPr>
-      </w:pPr>
-      <w:r>
-        <w:rPr>
-          <w:b w:val="1"/>
-          <w:bCs w:val="1"/>
+          <w:rtl w:val="0"/>
+        </w:rPr>
+        <w:t xml:space="preserve"> That's a lovely name — the Children's Future Fund. Let's start simply. What is it?</w:t>
+      </w:r>
+    </w:p>
+    <w:p>
+      <w:pPr>
+        <w:spacing w:after="120" w:lineRule="auto"/>
+        <w:rPr>
           <w:i w:val="1"/>
           <w:iCs w:val="1"/>
           <w:sz w:val="16"/>
           <w:szCs w:val="16"/>
-          <w:rtl w:val="0"/>
-        </w:rPr>
-        <w:t xml:space="preserve">ANNA:</w:t>
-      </w:r>
-      <w:r>
-        <w:rPr>
+        </w:rPr>
+      </w:pPr>
+      <w:r>
+        <w:rPr>
+          <w:b w:val="1"/>
+          <w:bCs w:val="1"/>
           <w:i w:val="1"/>
           <w:iCs w:val="1"/>
           <w:sz w:val="16"/>
           <w:szCs w:val="16"/>
           <w:rtl w:val="0"/>
         </w:rPr>
-        <w:t xml:space="preserve"> That's a lovely name — the Children's Future Fund. Let's start simply. What is it?</w:t>
-      </w:r>
-    </w:p>
-    <w:p>
-      <w:pPr>
-        <w:spacing w:after="120" w:lineRule="auto"/>
+        <w:t xml:space="preserve">ANNA:</w:t>
+      </w:r>
+      <w:r>
         <w:rPr>
           <w:i w:val="1"/>
           <w:iCs w:val="1"/>
           <w:sz w:val="16"/>
           <w:szCs w:val="16"/>
-        </w:rPr>
-      </w:pPr>
-      <w:r>
-        <w:rPr>
-          <w:b w:val="1"/>
-          <w:bCs w:val="1"/>
+          <w:rtl w:val="0"/>
+        </w:rPr>
+        <w:t xml:space="preserve"> The Children's Future Fund is the official State fund that pays family benefits in Luxembourg. So, the money for raising children. Its home on the internet is c-a-e dot l-u. It's part of the social security system. Not a private company. And it handles all the main benefits connected to having and raising children.</w:t>
+      </w:r>
+    </w:p>
+    <w:p>
+      <w:pPr>
+        <w:spacing w:after="120" w:lineRule="auto"/>
+        <w:rPr>
           <w:i w:val="1"/>
           <w:iCs w:val="1"/>
           <w:sz w:val="16"/>
           <w:szCs w:val="16"/>
-          <w:rtl w:val="0"/>
-        </w:rPr>
-        <w:t xml:space="preserve">TOM:</w:t>
-      </w:r>
-      <w:r>
-        <w:rPr>
+        </w:rPr>
+      </w:pPr>
+      <w:r>
+        <w:rPr>
+          <w:b w:val="1"/>
+          <w:bCs w:val="1"/>
           <w:i w:val="1"/>
           <w:iCs w:val="1"/>
           <w:sz w:val="16"/>
           <w:szCs w:val="16"/>
           <w:rtl w:val="0"/>
         </w:rPr>
-        <w:t xml:space="preserve"> The Children's Future Fund is the official State fund that pays family benefits in Luxembourg. So, the money for raising children. Its home on the internet is c-a-e dot l-u. It's part of the social security system. Not a private company. And it handles all the main benefits connected to having and raising children.</w:t>
-      </w:r>
-    </w:p>
-    <w:p>
-      <w:pPr>
-        <w:spacing w:after="120" w:lineRule="auto"/>
+        <w:t xml:space="preserve">TOM:</w:t>
+      </w:r>
+      <w:r>
         <w:rPr>
           <w:i w:val="1"/>
           <w:iCs w:val="1"/>
           <w:sz w:val="16"/>
           <w:szCs w:val="16"/>
-        </w:rPr>
-      </w:pPr>
-      <w:r>
-        <w:rPr>
-          <w:b w:val="1"/>
-          <w:bCs w:val="1"/>
+          <w:rtl w:val="0"/>
+        </w:rPr>
+        <w:t xml:space="preserve"> Okay. So if I have a baby, or I have children already, this is the office that helps me.</w:t>
+      </w:r>
+    </w:p>
+    <w:p>
+      <w:pPr>
+        <w:spacing w:after="120" w:lineRule="auto"/>
+        <w:rPr>
           <w:i w:val="1"/>
           <w:iCs w:val="1"/>
           <w:sz w:val="16"/>
           <w:szCs w:val="16"/>
-          <w:rtl w:val="0"/>
-        </w:rPr>
-        <w:t xml:space="preserve">ANNA:</w:t>
-      </w:r>
-      <w:r>
-        <w:rPr>
+        </w:rPr>
+      </w:pPr>
+      <w:r>
+        <w:rPr>
+          <w:b w:val="1"/>
+          <w:bCs w:val="1"/>
           <w:i w:val="1"/>
           <w:iCs w:val="1"/>
           <w:sz w:val="16"/>
           <w:szCs w:val="16"/>
           <w:rtl w:val="0"/>
         </w:rPr>
-        <w:t xml:space="preserve"> Okay. So if I have a baby, or I have children already, this is the office that helps me.</w:t>
-      </w:r>
-    </w:p>
-    <w:p>
-      <w:pPr>
-        <w:spacing w:after="120" w:lineRule="auto"/>
+        <w:t xml:space="preserve">ANNA:</w:t>
+      </w:r>
+      <w:r>
         <w:rPr>
           <w:i w:val="1"/>
           <w:iCs w:val="1"/>
           <w:sz w:val="16"/>
           <w:szCs w:val="16"/>
-        </w:rPr>
-      </w:pPr>
-      <w:r>
-        <w:rPr>
-          <w:b w:val="1"/>
-          <w:bCs w:val="1"/>
+          <w:rtl w:val="0"/>
+        </w:rPr>
+        <w:t xml:space="preserve"> Exactly. Let me give you the big picture first. There are really three main money benefits. The birth allowance, around the time the baby is born. The family allowance, every month as the child grows. And the back-to-school allowance, once a year for school.</w:t>
+      </w:r>
+    </w:p>
+    <w:p>
+      <w:pPr>
+        <w:spacing w:after="120" w:lineRule="auto"/>
+        <w:rPr>
           <w:i w:val="1"/>
           <w:iCs w:val="1"/>
           <w:sz w:val="16"/>
           <w:szCs w:val="16"/>
-          <w:rtl w:val="0"/>
-        </w:rPr>
-        <w:t xml:space="preserve">TOM:</w:t>
-      </w:r>
-      <w:r>
-        <w:rPr>
+        </w:rPr>
+      </w:pPr>
+      <w:r>
+        <w:rPr>
+          <w:b w:val="1"/>
+          <w:bCs w:val="1"/>
           <w:i w:val="1"/>
           <w:iCs w:val="1"/>
           <w:sz w:val="16"/>
           <w:szCs w:val="16"/>
           <w:rtl w:val="0"/>
         </w:rPr>
-        <w:t xml:space="preserve"> Exactly. Let me give you the big picture first. There are really three main money benefits. The birth allowance, around the time the baby is born. The family allowance, every month as the child grows. And the back-to-school allowance, once a year for school.</w:t>
-      </w:r>
-    </w:p>
-    <w:p>
-      <w:pPr>
-        <w:spacing w:after="120" w:lineRule="auto"/>
+        <w:t xml:space="preserve">TOM:</w:t>
+      </w:r>
+      <w:r>
         <w:rPr>
           <w:i w:val="1"/>
           <w:iCs w:val="1"/>
           <w:sz w:val="16"/>
           <w:szCs w:val="16"/>
-        </w:rPr>
-      </w:pPr>
-      <w:r>
-        <w:rPr>
-          <w:b w:val="1"/>
-          <w:bCs w:val="1"/>
+          <w:rtl w:val="0"/>
+        </w:rPr>
+        <w:t xml:space="preserve"> Ok, so let us take them one at a time. Start with the birth.</w:t>
+      </w:r>
+    </w:p>
+    <w:p>
+      <w:pPr>
+        <w:spacing w:after="120" w:lineRule="auto"/>
+        <w:rPr>
           <w:i w:val="1"/>
           <w:iCs w:val="1"/>
           <w:sz w:val="16"/>
           <w:szCs w:val="16"/>
-          <w:rtl w:val="0"/>
-        </w:rPr>
-        <w:t xml:space="preserve">ANNA:</w:t>
-      </w:r>
-      <w:r>
-        <w:rPr>
+        </w:rPr>
+      </w:pPr>
+      <w:r>
+        <w:rPr>
+          <w:b w:val="1"/>
+          <w:bCs w:val="1"/>
           <w:i w:val="1"/>
           <w:iCs w:val="1"/>
           <w:sz w:val="16"/>
           <w:szCs w:val="16"/>
           <w:rtl w:val="0"/>
         </w:rPr>
-        <w:t xml:space="preserve"> Ok, so let us take them one at a time. Start with the birth.</w:t>
-      </w:r>
-    </w:p>
-    <w:p>
-      <w:pPr>
-        <w:spacing w:after="120" w:lineRule="auto"/>
+        <w:t xml:space="preserve">ANNA:</w:t>
+      </w:r>
+      <w:r>
         <w:rPr>
           <w:i w:val="1"/>
           <w:iCs w:val="1"/>
           <w:sz w:val="16"/>
           <w:szCs w:val="16"/>
-        </w:rPr>
-      </w:pPr>
-      <w:r>
-        <w:rPr>
-          <w:b w:val="1"/>
-          <w:bCs w:val="1"/>
+          <w:rtl w:val="0"/>
+        </w:rPr>
+        <w:t xml:space="preserve"> So, the birth allowance — in French, the prime de naissance. It's a flat amount paid around the birth of a child. The total is about one thousand seven hundred and forty euros.</w:t>
+      </w:r>
+    </w:p>
+    <w:p>
+      <w:pPr>
+        <w:spacing w:after="120" w:lineRule="auto"/>
+        <w:rPr>
           <w:i w:val="1"/>
           <w:iCs w:val="1"/>
           <w:sz w:val="16"/>
           <w:szCs w:val="16"/>
-          <w:rtl w:val="0"/>
-        </w:rPr>
-        <w:t xml:space="preserve">TOM:</w:t>
-      </w:r>
-      <w:r>
-        <w:rPr>
+        </w:rPr>
+      </w:pPr>
+      <w:r>
+        <w:rPr>
+          <w:b w:val="1"/>
+          <w:bCs w:val="1"/>
           <w:i w:val="1"/>
           <w:iCs w:val="1"/>
           <w:sz w:val="16"/>
           <w:szCs w:val="16"/>
           <w:rtl w:val="0"/>
         </w:rPr>
-        <w:t xml:space="preserve"> So, the birth allowance — in French, the prime de naissance. It's a flat amount paid around the birth of a child. The total is about one thousand seven hundred and forty euros.</w:t>
-      </w:r>
-    </w:p>
-    <w:p>
-      <w:pPr>
-        <w:spacing w:after="120" w:lineRule="auto"/>
+        <w:t xml:space="preserve">TOM:</w:t>
+      </w:r>
+      <w:r>
         <w:rPr>
           <w:i w:val="1"/>
           <w:iCs w:val="1"/>
           <w:sz w:val="16"/>
           <w:szCs w:val="16"/>
-        </w:rPr>
-      </w:pPr>
-      <w:r>
-        <w:rPr>
-          <w:b w:val="1"/>
-          <w:bCs w:val="1"/>
+          <w:rtl w:val="0"/>
+        </w:rPr>
+        <w:t xml:space="preserve"> That's a real help, right when a family needs it. And is it paid all at once?</w:t>
+      </w:r>
+    </w:p>
+    <w:p>
+      <w:pPr>
+        <w:spacing w:after="120" w:lineRule="auto"/>
+        <w:rPr>
           <w:i w:val="1"/>
           <w:iCs w:val="1"/>
           <w:sz w:val="16"/>
           <w:szCs w:val="16"/>
-          <w:rtl w:val="0"/>
-        </w:rPr>
-        <w:t xml:space="preserve">ANNA:</w:t>
-      </w:r>
-      <w:r>
-        <w:rPr>
+        </w:rPr>
+      </w:pPr>
+      <w:r>
+        <w:rPr>
+          <w:b w:val="1"/>
+          <w:bCs w:val="1"/>
           <w:i w:val="1"/>
           <w:iCs w:val="1"/>
           <w:sz w:val="16"/>
           <w:szCs w:val="16"/>
           <w:rtl w:val="0"/>
         </w:rPr>
-        <w:t xml:space="preserve"> That's a real help, right when a family needs it. And is it paid all at once?</w:t>
-      </w:r>
-    </w:p>
-    <w:p>
-      <w:pPr>
-        <w:spacing w:after="120" w:lineRule="auto"/>
+        <w:t xml:space="preserve">ANNA:</w:t>
+      </w:r>
+      <w:r>
         <w:rPr>
           <w:i w:val="1"/>
           <w:iCs w:val="1"/>
           <w:sz w:val="16"/>
           <w:szCs w:val="16"/>
-        </w:rPr>
-      </w:pPr>
-      <w:r>
-        <w:rPr>
-          <w:b w:val="1"/>
-          <w:bCs w:val="1"/>
+          <w:rtl w:val="0"/>
+        </w:rPr>
+        <w:t xml:space="preserve"> No — and this is the clever part. It comes in three equal parts, of about five hundred and eighty euros each. And each part is linked to taking care of mother and baby.</w:t>
+      </w:r>
+    </w:p>
+    <w:p>
+      <w:pPr>
+        <w:spacing w:after="120" w:lineRule="auto"/>
+        <w:rPr>
           <w:i w:val="1"/>
           <w:iCs w:val="1"/>
           <w:sz w:val="16"/>
           <w:szCs w:val="16"/>
-          <w:rtl w:val="0"/>
-        </w:rPr>
-        <w:t xml:space="preserve">TOM:</w:t>
-      </w:r>
-      <w:r>
-        <w:rPr>
+        </w:rPr>
+      </w:pPr>
+      <w:r>
+        <w:rPr>
+          <w:b w:val="1"/>
+          <w:bCs w:val="1"/>
           <w:i w:val="1"/>
           <w:iCs w:val="1"/>
           <w:sz w:val="16"/>
           <w:szCs w:val="16"/>
           <w:rtl w:val="0"/>
         </w:rPr>
-        <w:t xml:space="preserve"> No — and this is the clever part. It comes in three equal parts, of about five hundred and eighty euros each. And each part is linked to taking care of mother and baby.</w:t>
-      </w:r>
-    </w:p>
-    <w:p>
-      <w:pPr>
-        <w:spacing w:after="120" w:lineRule="auto"/>
+        <w:t xml:space="preserve">TOM:</w:t>
+      </w:r>
+      <w:r>
         <w:rPr>
           <w:i w:val="1"/>
           <w:iCs w:val="1"/>
           <w:sz w:val="16"/>
           <w:szCs w:val="16"/>
-        </w:rPr>
-      </w:pPr>
-      <w:r>
-        <w:rPr>
-          <w:b w:val="1"/>
-          <w:bCs w:val="1"/>
+          <w:rtl w:val="0"/>
+        </w:rPr>
+        <w:t xml:space="preserve"> Tell me about the three parts.</w:t>
+      </w:r>
+    </w:p>
+    <w:p>
+      <w:pPr>
+        <w:spacing w:after="120" w:lineRule="auto"/>
+        <w:rPr>
           <w:i w:val="1"/>
           <w:iCs w:val="1"/>
           <w:sz w:val="16"/>
           <w:szCs w:val="16"/>
-          <w:rtl w:val="0"/>
-        </w:rPr>
-        <w:t xml:space="preserve">ANNA:</w:t>
-      </w:r>
-      <w:r>
-        <w:rPr>
+        </w:rPr>
+      </w:pPr>
+      <w:r>
+        <w:rPr>
+          <w:b w:val="1"/>
+          <w:bCs w:val="1"/>
           <w:i w:val="1"/>
           <w:iCs w:val="1"/>
           <w:sz w:val="16"/>
           <w:szCs w:val="16"/>
           <w:rtl w:val="0"/>
         </w:rPr>
-        <w:t xml:space="preserve"> Tell me about the three parts.</w:t>
-      </w:r>
-    </w:p>
-    <w:p>
-      <w:pPr>
-        <w:spacing w:after="120" w:lineRule="auto"/>
+        <w:t xml:space="preserve">ANNA:</w:t>
+      </w:r>
+      <w:r>
         <w:rPr>
           <w:i w:val="1"/>
           <w:iCs w:val="1"/>
           <w:sz w:val="16"/>
           <w:szCs w:val="16"/>
-        </w:rPr>
-      </w:pPr>
-      <w:r>
-        <w:rPr>
-          <w:b w:val="1"/>
-          <w:bCs w:val="1"/>
+          <w:rtl w:val="0"/>
+        </w:rPr>
+        <w:t xml:space="preserve"> The first is the prenatal allowance — before the birth. To get it, the expectant mother goes to her medical check-ups during pregnancy — examinations with the doctor, and also a dental check.</w:t>
+      </w:r>
+    </w:p>
+    <w:p>
+      <w:pPr>
+        <w:spacing w:after="120" w:lineRule="auto"/>
+        <w:rPr>
           <w:i w:val="1"/>
           <w:iCs w:val="1"/>
           <w:sz w:val="16"/>
           <w:szCs w:val="16"/>
-          <w:rtl w:val="0"/>
-        </w:rPr>
-        <w:t xml:space="preserve">TOM:</w:t>
-      </w:r>
-      <w:r>
-        <w:rPr>
+        </w:rPr>
+      </w:pPr>
+      <w:r>
+        <w:rPr>
+          <w:b w:val="1"/>
+          <w:bCs w:val="1"/>
           <w:i w:val="1"/>
           <w:iCs w:val="1"/>
           <w:sz w:val="16"/>
           <w:szCs w:val="16"/>
           <w:rtl w:val="0"/>
         </w:rPr>
-        <w:t xml:space="preserve"> The first is the prenatal allowance — before the birth. To get it, the expectant mother goes to her medical check-ups during pregnancy — examinations with the doctor, and also a dental check.</w:t>
-      </w:r>
-    </w:p>
-    <w:p>
-      <w:pPr>
-        <w:spacing w:after="120" w:lineRule="auto"/>
+        <w:t xml:space="preserve">TOM:</w:t>
+      </w:r>
+      <w:r>
         <w:rPr>
           <w:i w:val="1"/>
           <w:iCs w:val="1"/>
           <w:sz w:val="16"/>
           <w:szCs w:val="16"/>
-        </w:rPr>
-      </w:pPr>
-      <w:r>
-        <w:rPr>
-          <w:b w:val="1"/>
-          <w:bCs w:val="1"/>
+          <w:rtl w:val="0"/>
+        </w:rPr>
+        <w:t xml:space="preserve"> So the first part rewards looking after yourself, and the baby, during pregnancy.</w:t>
+      </w:r>
+    </w:p>
+    <w:p>
+      <w:pPr>
+        <w:spacing w:after="120" w:lineRule="auto"/>
+        <w:rPr>
           <w:i w:val="1"/>
           <w:iCs w:val="1"/>
           <w:sz w:val="16"/>
           <w:szCs w:val="16"/>
-          <w:rtl w:val="0"/>
-        </w:rPr>
-        <w:t xml:space="preserve">ANNA:</w:t>
-      </w:r>
-      <w:r>
-        <w:rPr>
+        </w:rPr>
+      </w:pPr>
+      <w:r>
+        <w:rPr>
+          <w:b w:val="1"/>
+          <w:bCs w:val="1"/>
           <w:i w:val="1"/>
           <w:iCs w:val="1"/>
           <w:sz w:val="16"/>
           <w:szCs w:val="16"/>
           <w:rtl w:val="0"/>
         </w:rPr>
-        <w:t xml:space="preserve"> So the first part rewards looking after yourself, and the baby, during pregnancy.</w:t>
-      </w:r>
-    </w:p>
-    <w:p>
-      <w:pPr>
-        <w:spacing w:after="120" w:lineRule="auto"/>
+        <w:t xml:space="preserve">ANNA:</w:t>
+      </w:r>
+      <w:r>
         <w:rPr>
           <w:i w:val="1"/>
           <w:iCs w:val="1"/>
           <w:sz w:val="16"/>
           <w:szCs w:val="16"/>
-        </w:rPr>
-      </w:pPr>
-      <w:r>
-        <w:rPr>
-          <w:b w:val="1"/>
-          <w:bCs w:val="1"/>
+          <w:rtl w:val="0"/>
+        </w:rPr>
+        <w:t xml:space="preserve"> Exactly. The second part is the birth allowance itself — paid after the birth, with a check-up for the mother. And the third part is the postnatal allowance — paid after the child's medical check-ups in the first two years of life.</w:t>
+      </w:r>
+    </w:p>
+    <w:p>
+      <w:pPr>
+        <w:spacing w:after="120" w:lineRule="auto"/>
+        <w:rPr>
           <w:i w:val="1"/>
           <w:iCs w:val="1"/>
           <w:sz w:val="16"/>
           <w:szCs w:val="16"/>
-          <w:rtl w:val="0"/>
-        </w:rPr>
-        <w:t xml:space="preserve">TOM:</w:t>
-      </w:r>
-      <w:r>
-        <w:rPr>
+        </w:rPr>
+      </w:pPr>
+      <w:r>
+        <w:rPr>
+          <w:b w:val="1"/>
+          <w:bCs w:val="1"/>
           <w:i w:val="1"/>
           <w:iCs w:val="1"/>
           <w:sz w:val="16"/>
           <w:szCs w:val="16"/>
           <w:rtl w:val="0"/>
         </w:rPr>
-        <w:t xml:space="preserve"> Exactly. The second part is the birth allowance itself — paid after the birth, with a check-up for the mother. And the third part is the postnatal allowance — paid after the child's medical check-ups in the first two years of life.</w:t>
-      </w:r>
-    </w:p>
-    <w:p>
-      <w:pPr>
-        <w:spacing w:after="120" w:lineRule="auto"/>
+        <w:t xml:space="preserve">TOM:</w:t>
+      </w:r>
+      <w:r>
         <w:rPr>
           <w:i w:val="1"/>
           <w:iCs w:val="1"/>
           <w:sz w:val="16"/>
           <w:szCs w:val="16"/>
-        </w:rPr>
-      </w:pPr>
-      <w:r>
-        <w:rPr>
-          <w:b w:val="1"/>
-          <w:bCs w:val="1"/>
+          <w:rtl w:val="0"/>
+        </w:rPr>
+        <w:t xml:space="preserve"> Ah, I see the idea. The money is tied to health checks — for mum and for baby.</w:t>
+      </w:r>
+    </w:p>
+    <w:p>
+      <w:pPr>
+        <w:spacing w:after="120" w:lineRule="auto"/>
+        <w:rPr>
           <w:i w:val="1"/>
           <w:iCs w:val="1"/>
           <w:sz w:val="16"/>
           <w:szCs w:val="16"/>
-          <w:rtl w:val="0"/>
-        </w:rPr>
-        <w:t xml:space="preserve">ANNA:</w:t>
-      </w:r>
-      <w:r>
-        <w:rPr>
+        </w:rPr>
+      </w:pPr>
+      <w:r>
+        <w:rPr>
+          <w:b w:val="1"/>
+          <w:bCs w:val="1"/>
           <w:i w:val="1"/>
           <w:iCs w:val="1"/>
           <w:sz w:val="16"/>
           <w:szCs w:val="16"/>
           <w:rtl w:val="0"/>
         </w:rPr>
-        <w:t xml:space="preserve"> Ah, I see the idea. The money is tied to health checks — for mum and for baby.</w:t>
-      </w:r>
-    </w:p>
-    <w:p>
-      <w:pPr>
-        <w:spacing w:after="120" w:lineRule="auto"/>
+        <w:t xml:space="preserve">ANNA:</w:t>
+      </w:r>
+      <w:r>
         <w:rPr>
           <w:i w:val="1"/>
           <w:iCs w:val="1"/>
           <w:sz w:val="16"/>
           <w:szCs w:val="16"/>
-        </w:rPr>
-      </w:pPr>
-      <w:r>
-        <w:rPr>
-          <w:b w:val="1"/>
-          <w:bCs w:val="1"/>
+          <w:rtl w:val="0"/>
+        </w:rPr>
+        <w:t xml:space="preserve"> That's the whole philosophy. It's not only money — it's a gentle way to make sure mother and child see the doctor at the right times. And here's a nice detail — the three parts are independent. If you miss the conditions for one part, you can still receive the others.</w:t>
+      </w:r>
+    </w:p>
+    <w:p>
+      <w:pPr>
+        <w:spacing w:after="120" w:lineRule="auto"/>
+        <w:rPr>
           <w:i w:val="1"/>
           <w:iCs w:val="1"/>
           <w:sz w:val="16"/>
           <w:szCs w:val="16"/>
-          <w:rtl w:val="0"/>
-        </w:rPr>
-        <w:t xml:space="preserve">TOM:</w:t>
-      </w:r>
-      <w:r>
-        <w:rPr>
+        </w:rPr>
+      </w:pPr>
+      <w:r>
+        <w:rPr>
+          <w:b w:val="1"/>
+          <w:bCs w:val="1"/>
           <w:i w:val="1"/>
           <w:iCs w:val="1"/>
           <w:sz w:val="16"/>
           <w:szCs w:val="16"/>
           <w:rtl w:val="0"/>
         </w:rPr>
-        <w:t xml:space="preserve"> That's the whole philosophy. It's not only money — it's a gentle way to make sure mother and child see the doctor at the right times. And here's a nice detail — the three parts are independent. If you miss the conditions for one part, you can still receive the others.</w:t>
-      </w:r>
-    </w:p>
-    <w:p>
-      <w:pPr>
-        <w:spacing w:after="120" w:lineRule="auto"/>
+        <w:t xml:space="preserve">TOM:</w:t>
+      </w:r>
+      <w:r>
         <w:rPr>
           <w:i w:val="1"/>
           <w:iCs w:val="1"/>
           <w:sz w:val="16"/>
           <w:szCs w:val="16"/>
-        </w:rPr>
-      </w:pPr>
-      <w:r>
-        <w:rPr>
-          <w:b w:val="1"/>
-          <w:bCs w:val="1"/>
+          <w:rtl w:val="0"/>
+        </w:rPr>
+        <w:t xml:space="preserve"> Good to know. And how long do you have to apply?</w:t>
+      </w:r>
+    </w:p>
+    <w:p>
+      <w:pPr>
+        <w:spacing w:after="120" w:lineRule="auto"/>
+        <w:rPr>
           <w:i w:val="1"/>
           <w:iCs w:val="1"/>
           <w:sz w:val="16"/>
           <w:szCs w:val="16"/>
-          <w:rtl w:val="0"/>
-        </w:rPr>
-        <w:t xml:space="preserve">ANNA:</w:t>
-      </w:r>
-      <w:r>
-        <w:rPr>
+        </w:rPr>
+      </w:pPr>
+      <w:r>
+        <w:rPr>
+          <w:b w:val="1"/>
+          <w:bCs w:val="1"/>
           <w:i w:val="1"/>
           <w:iCs w:val="1"/>
           <w:sz w:val="16"/>
           <w:szCs w:val="16"/>
           <w:rtl w:val="0"/>
         </w:rPr>
-        <w:t xml:space="preserve"> Good to know. And how long do you have to apply?</w:t>
-      </w:r>
-    </w:p>
-    <w:p>
-      <w:pPr>
-        <w:spacing w:after="120" w:lineRule="auto"/>
+        <w:t xml:space="preserve">ANNA:</w:t>
+      </w:r>
+      <w:r>
         <w:rPr>
           <w:i w:val="1"/>
           <w:iCs w:val="1"/>
           <w:sz w:val="16"/>
           <w:szCs w:val="16"/>
-        </w:rPr>
-      </w:pPr>
-      <w:r>
-        <w:rPr>
-          <w:b w:val="1"/>
-          <w:bCs w:val="1"/>
+          <w:rtl w:val="0"/>
+        </w:rPr>
+        <w:t xml:space="preserve"> Generally within one year — for the first two parts, within a year of the birth. And for the postnatal part, within a year of the child's second birthday. The forms come from your doctor, the maternity hospital, or the commune — and you send them to the Children's Future Fund.</w:t>
+      </w:r>
+    </w:p>
+    <w:p>
+      <w:pPr>
+        <w:spacing w:after="120" w:lineRule="auto"/>
+        <w:rPr>
           <w:i w:val="1"/>
           <w:iCs w:val="1"/>
           <w:sz w:val="16"/>
           <w:szCs w:val="16"/>
-          <w:rtl w:val="0"/>
-        </w:rPr>
-        <w:t xml:space="preserve">TOM:</w:t>
-      </w:r>
-      <w:r>
-        <w:rPr>
+        </w:rPr>
+      </w:pPr>
+      <w:r>
+        <w:rPr>
+          <w:b w:val="1"/>
+          <w:bCs w:val="1"/>
           <w:i w:val="1"/>
           <w:iCs w:val="1"/>
           <w:sz w:val="16"/>
           <w:szCs w:val="16"/>
           <w:rtl w:val="0"/>
         </w:rPr>
-        <w:t xml:space="preserve"> Generally within one year — for the first two parts, within a year of the birth. And for the postnatal part, within a year of the child's second birthday. The forms come from your doctor, the maternity hospital, or the commune — and you send them to the Children's Future Fund.</w:t>
-      </w:r>
-    </w:p>
-    <w:p>
-      <w:pPr>
-        <w:spacing w:after="120" w:lineRule="auto"/>
+        <w:t xml:space="preserve">TOM:</w:t>
+      </w:r>
+      <w:r>
         <w:rPr>
           <w:i w:val="1"/>
           <w:iCs w:val="1"/>
           <w:sz w:val="16"/>
           <w:szCs w:val="16"/>
-        </w:rPr>
-      </w:pPr>
-      <w:r>
-        <w:rPr>
-          <w:b w:val="1"/>
-          <w:bCs w:val="1"/>
+          <w:rtl w:val="0"/>
+        </w:rPr>
+        <w:t xml:space="preserve"> Perfect. Okay — that's the birth. Now the big one, I think. The monthly family allowance.</w:t>
+      </w:r>
+    </w:p>
+    <w:p>
+      <w:pPr>
+        <w:spacing w:after="120" w:lineRule="auto"/>
+        <w:rPr>
           <w:i w:val="1"/>
           <w:iCs w:val="1"/>
           <w:sz w:val="16"/>
           <w:szCs w:val="16"/>
-          <w:rtl w:val="0"/>
-        </w:rPr>
-        <w:t xml:space="preserve">ANNA:</w:t>
-      </w:r>
-      <w:r>
-        <w:rPr>
+        </w:rPr>
+      </w:pPr>
+      <w:r>
+        <w:rPr>
+          <w:b w:val="1"/>
+          <w:bCs w:val="1"/>
           <w:i w:val="1"/>
           <w:iCs w:val="1"/>
           <w:sz w:val="16"/>
           <w:szCs w:val="16"/>
           <w:rtl w:val="0"/>
         </w:rPr>
-        <w:t xml:space="preserve"> Perfect. Okay — that's the birth. Now the big one, I think. The monthly family allowance.</w:t>
-      </w:r>
-    </w:p>
-    <w:p>
-      <w:pPr>
-        <w:spacing w:after="120" w:lineRule="auto"/>
+        <w:t xml:space="preserve">ANNA:</w:t>
+      </w:r>
+      <w:r>
         <w:rPr>
           <w:i w:val="1"/>
           <w:iCs w:val="1"/>
           <w:sz w:val="16"/>
           <w:szCs w:val="16"/>
-        </w:rPr>
-      </w:pPr>
-      <w:r>
-        <w:rPr>
-          <w:b w:val="1"/>
-          <w:bCs w:val="1"/>
+          <w:rtl w:val="0"/>
+        </w:rPr>
+        <w:t xml:space="preserve"> Yes. This is the one most people know. In Luxembourgish people often just say "Kannergeld" — children's money. It's paid every single month, for each child.</w:t>
+      </w:r>
+    </w:p>
+    <w:p>
+      <w:pPr>
+        <w:spacing w:after="120" w:lineRule="auto"/>
+        <w:rPr>
           <w:i w:val="1"/>
           <w:iCs w:val="1"/>
           <w:sz w:val="16"/>
           <w:szCs w:val="16"/>
-          <w:rtl w:val="0"/>
-        </w:rPr>
-        <w:t xml:space="preserve">TOM:</w:t>
-      </w:r>
-      <w:r>
-        <w:rPr>
+        </w:rPr>
+      </w:pPr>
+      <w:r>
+        <w:rPr>
+          <w:b w:val="1"/>
+          <w:bCs w:val="1"/>
           <w:i w:val="1"/>
           <w:iCs w:val="1"/>
           <w:sz w:val="16"/>
           <w:szCs w:val="16"/>
           <w:rtl w:val="0"/>
         </w:rPr>
-        <w:t xml:space="preserve"> Yes. This is the one most people know. In Luxembourgish people often just say "Kannergeld" — children's money. It's paid every single month, for each child.</w:t>
-      </w:r>
-    </w:p>
-    <w:p>
-      <w:pPr>
-        <w:spacing w:after="120" w:lineRule="auto"/>
+        <w:t xml:space="preserve">TOM:</w:t>
+      </w:r>
+      <w:r>
         <w:rPr>
           <w:i w:val="1"/>
           <w:iCs w:val="1"/>
           <w:sz w:val="16"/>
           <w:szCs w:val="16"/>
-        </w:rPr>
-      </w:pPr>
-      <w:r>
-        <w:rPr>
-          <w:b w:val="1"/>
-          <w:bCs w:val="1"/>
+          <w:rtl w:val="0"/>
+        </w:rPr>
+        <w:t xml:space="preserve"> From when to when?</w:t>
+      </w:r>
+    </w:p>
+    <w:p>
+      <w:pPr>
+        <w:spacing w:after="120" w:lineRule="auto"/>
+        <w:rPr>
           <w:i w:val="1"/>
           <w:iCs w:val="1"/>
           <w:sz w:val="16"/>
           <w:szCs w:val="16"/>
-          <w:rtl w:val="0"/>
-        </w:rPr>
-        <w:t xml:space="preserve">ANNA:</w:t>
-      </w:r>
-      <w:r>
-        <w:rPr>
+        </w:rPr>
+      </w:pPr>
+      <w:r>
+        <w:rPr>
+          <w:b w:val="1"/>
+          <w:bCs w:val="1"/>
           <w:i w:val="1"/>
           <w:iCs w:val="1"/>
           <w:sz w:val="16"/>
           <w:szCs w:val="16"/>
           <w:rtl w:val="0"/>
         </w:rPr>
-        <w:t xml:space="preserve"> From when to when?</w:t>
-      </w:r>
-    </w:p>
-    <w:p>
-      <w:pPr>
-        <w:spacing w:after="120" w:lineRule="auto"/>
+        <w:t xml:space="preserve">ANNA:</w:t>
+      </w:r>
+      <w:r>
         <w:rPr>
           <w:i w:val="1"/>
           <w:iCs w:val="1"/>
           <w:sz w:val="16"/>
           <w:szCs w:val="16"/>
-        </w:rPr>
-      </w:pPr>
-      <w:r>
-        <w:rPr>
-          <w:b w:val="1"/>
-          <w:bCs w:val="1"/>
+          <w:rtl w:val="0"/>
+        </w:rPr>
+        <w:t xml:space="preserve"> From the month the child is born, until they turn eighteen. And — this is important — it can continue up to the age of twenty-five if the young person is still in secondary school, or doing an apprenticeship.</w:t>
+      </w:r>
+    </w:p>
+    <w:p>
+      <w:pPr>
+        <w:spacing w:after="120" w:lineRule="auto"/>
+        <w:rPr>
           <w:i w:val="1"/>
           <w:iCs w:val="1"/>
           <w:sz w:val="16"/>
           <w:szCs w:val="16"/>
-          <w:rtl w:val="0"/>
-        </w:rPr>
-        <w:t xml:space="preserve">TOM:</w:t>
-      </w:r>
-      <w:r>
-        <w:rPr>
+        </w:rPr>
+      </w:pPr>
+      <w:r>
+        <w:rPr>
+          <w:b w:val="1"/>
+          <w:bCs w:val="1"/>
           <w:i w:val="1"/>
           <w:iCs w:val="1"/>
           <w:sz w:val="16"/>
           <w:szCs w:val="16"/>
           <w:rtl w:val="0"/>
         </w:rPr>
-        <w:t xml:space="preserve"> From the month the child is born, until they turn eighteen. And — this is important — it can continue up to the age of twenty-five if the young person is still in secondary school, or doing an apprenticeship.</w:t>
-      </w:r>
-    </w:p>
-    <w:p>
-      <w:pPr>
-        <w:spacing w:after="120" w:lineRule="auto"/>
+        <w:t xml:space="preserve">TOM:</w:t>
+      </w:r>
+      <w:r>
         <w:rPr>
           <w:i w:val="1"/>
           <w:iCs w:val="1"/>
           <w:sz w:val="16"/>
           <w:szCs w:val="16"/>
-        </w:rPr>
-      </w:pPr>
-      <w:r>
-        <w:rPr>
-          <w:b w:val="1"/>
-          <w:bCs w:val="1"/>
+          <w:rtl w:val="0"/>
+        </w:rPr>
+        <w:t xml:space="preserve"> So as long as the child is still at school, the support keeps going. And how much is it?</w:t>
+      </w:r>
+    </w:p>
+    <w:p>
+      <w:pPr>
+        <w:spacing w:after="120" w:lineRule="auto"/>
+        <w:rPr>
           <w:i w:val="1"/>
           <w:iCs w:val="1"/>
           <w:sz w:val="16"/>
           <w:szCs w:val="16"/>
-          <w:rtl w:val="0"/>
-        </w:rPr>
-        <w:t xml:space="preserve">ANNA:</w:t>
-      </w:r>
-      <w:r>
-        <w:rPr>
+        </w:rPr>
+      </w:pPr>
+      <w:r>
+        <w:rPr>
+          <w:b w:val="1"/>
+          <w:bCs w:val="1"/>
           <w:i w:val="1"/>
           <w:iCs w:val="1"/>
           <w:sz w:val="16"/>
           <w:szCs w:val="16"/>
           <w:rtl w:val="0"/>
         </w:rPr>
-        <w:t xml:space="preserve"> So as long as the child is still at school, the support keeps going. And how much is it?</w:t>
-      </w:r>
-    </w:p>
-    <w:p>
-      <w:pPr>
-        <w:spacing w:after="120" w:lineRule="auto"/>
+        <w:t xml:space="preserve">ANNA:</w:t>
+      </w:r>
+      <w:r>
         <w:rPr>
           <w:i w:val="1"/>
           <w:iCs w:val="1"/>
           <w:sz w:val="16"/>
           <w:szCs w:val="16"/>
-        </w:rPr>
-      </w:pPr>
-      <w:r>
-        <w:rPr>
-          <w:b w:val="1"/>
-          <w:bCs w:val="1"/>
+          <w:rtl w:val="0"/>
+        </w:rPr>
+        <w:t xml:space="preserve"> It's set per child, per month. Right now it's a bit over three hundred euros per child each month. And here's a key point — it grows as the child gets older.</w:t>
+      </w:r>
+    </w:p>
+    <w:p>
+      <w:pPr>
+        <w:spacing w:after="120" w:lineRule="auto"/>
+        <w:rPr>
           <w:i w:val="1"/>
           <w:iCs w:val="1"/>
           <w:sz w:val="16"/>
           <w:szCs w:val="16"/>
-          <w:rtl w:val="0"/>
-        </w:rPr>
-        <w:t xml:space="preserve">TOM:</w:t>
-      </w:r>
-      <w:r>
-        <w:rPr>
+        </w:rPr>
+      </w:pPr>
+      <w:r>
+        <w:rPr>
+          <w:b w:val="1"/>
+          <w:bCs w:val="1"/>
           <w:i w:val="1"/>
           <w:iCs w:val="1"/>
           <w:sz w:val="16"/>
           <w:szCs w:val="16"/>
           <w:rtl w:val="0"/>
         </w:rPr>
-        <w:t xml:space="preserve"> It's set per child, per month. Right now it's a bit over three hundred euros per child each month. And here's a key point — it grows as the child gets older.</w:t>
-      </w:r>
-    </w:p>
-    <w:p>
-      <w:pPr>
-        <w:spacing w:after="120" w:lineRule="auto"/>
+        <w:t xml:space="preserve">TOM:</w:t>
+      </w:r>
+      <w:r>
         <w:rPr>
           <w:i w:val="1"/>
           <w:iCs w:val="1"/>
           <w:sz w:val="16"/>
           <w:szCs w:val="16"/>
-        </w:rPr>
-      </w:pPr>
-      <w:r>
-        <w:rPr>
-          <w:b w:val="1"/>
-          <w:bCs w:val="1"/>
+          <w:rtl w:val="0"/>
+        </w:rPr>
+        <w:t xml:space="preserve"> It grows? How does that work?</w:t>
+      </w:r>
+    </w:p>
+    <w:p>
+      <w:pPr>
+        <w:spacing w:after="120" w:lineRule="auto"/>
+        <w:rPr>
           <w:i w:val="1"/>
           <w:iCs w:val="1"/>
           <w:sz w:val="16"/>
           <w:szCs w:val="16"/>
-          <w:rtl w:val="0"/>
-        </w:rPr>
-        <w:t xml:space="preserve">ANNA:</w:t>
-      </w:r>
-      <w:r>
-        <w:rPr>
+        </w:rPr>
+      </w:pPr>
+      <w:r>
+        <w:rPr>
+          <w:b w:val="1"/>
+          <w:bCs w:val="1"/>
           <w:i w:val="1"/>
           <w:iCs w:val="1"/>
           <w:sz w:val="16"/>
           <w:szCs w:val="16"/>
           <w:rtl w:val="0"/>
         </w:rPr>
-        <w:t xml:space="preserve"> It grows? How does that work?</w:t>
-      </w:r>
-    </w:p>
-    <w:p>
-      <w:pPr>
-        <w:spacing w:after="120" w:lineRule="auto"/>
+        <w:t xml:space="preserve">ANNA:</w:t>
+      </w:r>
+      <w:r>
         <w:rPr>
           <w:i w:val="1"/>
           <w:iCs w:val="1"/>
           <w:sz w:val="16"/>
           <w:szCs w:val="16"/>
-        </w:rPr>
-      </w:pPr>
-      <w:r>
-        <w:rPr>
-          <w:b w:val="1"/>
-          <w:bCs w:val="1"/>
+          <w:rtl w:val="0"/>
+        </w:rPr>
+        <w:t xml:space="preserve"> There are two steps up. The amount increases when the child turns six. And it increases again when the child turns twelve. The idea is simple — older children cost more.</w:t>
+      </w:r>
+    </w:p>
+    <w:p>
+      <w:pPr>
+        <w:spacing w:after="120" w:lineRule="auto"/>
+        <w:rPr>
           <w:i w:val="1"/>
           <w:iCs w:val="1"/>
           <w:sz w:val="16"/>
           <w:szCs w:val="16"/>
-          <w:rtl w:val="0"/>
-        </w:rPr>
-        <w:t xml:space="preserve">TOM:</w:t>
-      </w:r>
-      <w:r>
-        <w:rPr>
+        </w:rPr>
+      </w:pPr>
+      <w:r>
+        <w:rPr>
+          <w:b w:val="1"/>
+          <w:bCs w:val="1"/>
           <w:i w:val="1"/>
           <w:iCs w:val="1"/>
           <w:sz w:val="16"/>
           <w:szCs w:val="16"/>
           <w:rtl w:val="0"/>
         </w:rPr>
-        <w:t xml:space="preserve"> There are two steps up. The amount increases when the child turns six. And it increases again when the child turns twelve. The idea is simple — older children cost more.</w:t>
-      </w:r>
-    </w:p>
-    <w:p>
-      <w:pPr>
-        <w:spacing w:after="120" w:lineRule="auto"/>
+        <w:t xml:space="preserve">TOM:</w:t>
+      </w:r>
+      <w:r>
         <w:rPr>
           <w:i w:val="1"/>
           <w:iCs w:val="1"/>
           <w:sz w:val="16"/>
           <w:szCs w:val="16"/>
-        </w:rPr>
-      </w:pPr>
-      <w:r>
-        <w:rPr>
-          <w:b w:val="1"/>
-          <w:bCs w:val="1"/>
+          <w:rtl w:val="0"/>
+        </w:rPr>
+        <w:t xml:space="preserve"> That makes sense — teenagers are expensive! So a young child gets the base amount, a child over six gets a bit more, and a child over twelve gets more again.</w:t>
+      </w:r>
+    </w:p>
+    <w:p>
+      <w:pPr>
+        <w:spacing w:after="120" w:lineRule="auto"/>
+        <w:rPr>
           <w:i w:val="1"/>
           <w:iCs w:val="1"/>
           <w:sz w:val="16"/>
           <w:szCs w:val="16"/>
-          <w:rtl w:val="0"/>
-        </w:rPr>
-        <w:t xml:space="preserve">ANNA:</w:t>
-      </w:r>
-      <w:r>
-        <w:rPr>
+        </w:rPr>
+      </w:pPr>
+      <w:r>
+        <w:rPr>
+          <w:b w:val="1"/>
+          <w:bCs w:val="1"/>
           <w:i w:val="1"/>
           <w:iCs w:val="1"/>
           <w:sz w:val="16"/>
           <w:szCs w:val="16"/>
           <w:rtl w:val="0"/>
         </w:rPr>
-        <w:t xml:space="preserve"> That makes sense — teenagers are expensive! So a young child gets the base amount, a child over six gets a bit more, and a child over twelve gets more again.</w:t>
-      </w:r>
-    </w:p>
-    <w:p>
-      <w:pPr>
-        <w:spacing w:after="120" w:lineRule="auto"/>
+        <w:t xml:space="preserve">ANNA:</w:t>
+      </w:r>
+      <w:r>
         <w:rPr>
           <w:i w:val="1"/>
           <w:iCs w:val="1"/>
           <w:sz w:val="16"/>
           <w:szCs w:val="16"/>
-        </w:rPr>
-      </w:pPr>
-      <w:r>
-        <w:rPr>
-          <w:b w:val="1"/>
-          <w:bCs w:val="1"/>
+          <w:rtl w:val="0"/>
+        </w:rPr>
+        <w:t xml:space="preserve"> Exactly. Now — one thing I should be honest about. These amounts are tied to the cost of living. They go up over time, with what's called the index. So for the exact figure today, you check the official page — it's the "social parameters" page on guichet dot l-u.</w:t>
+      </w:r>
+    </w:p>
+    <w:p>
+      <w:pPr>
+        <w:spacing w:after="120" w:lineRule="auto"/>
+        <w:rPr>
           <w:i w:val="1"/>
           <w:iCs w:val="1"/>
           <w:sz w:val="16"/>
           <w:szCs w:val="16"/>
-          <w:rtl w:val="0"/>
-        </w:rPr>
-        <w:t xml:space="preserve">TOM:</w:t>
-      </w:r>
-      <w:r>
-        <w:rPr>
+        </w:rPr>
+      </w:pPr>
+      <w:r>
+        <w:rPr>
+          <w:b w:val="1"/>
+          <w:bCs w:val="1"/>
           <w:i w:val="1"/>
           <w:iCs w:val="1"/>
           <w:sz w:val="16"/>
           <w:szCs w:val="16"/>
           <w:rtl w:val="0"/>
         </w:rPr>
-        <w:t xml:space="preserve"> Exactly. Now — one thing I should be honest about. These amounts are tied to the cost of living. They go up over time, with what's called the index. So for the exact figure today, you check the official page — it's the "social parameters" page on guichet dot l-u.</w:t>
-      </w:r>
-    </w:p>
-    <w:p>
-      <w:pPr>
-        <w:spacing w:after="120" w:lineRule="auto"/>
+        <w:t xml:space="preserve">TOM:</w:t>
+      </w:r>
+      <w:r>
         <w:rPr>
           <w:i w:val="1"/>
           <w:iCs w:val="1"/>
           <w:sz w:val="16"/>
           <w:szCs w:val="16"/>
-        </w:rPr>
-      </w:pPr>
-      <w:r>
-        <w:rPr>
-          <w:b w:val="1"/>
-          <w:bCs w:val="1"/>
+          <w:rtl w:val="0"/>
+        </w:rPr>
+        <w:t xml:space="preserve"> Good. We give the idea, but the precise number — always check the official source. When is the money actually paid each month?</w:t>
+      </w:r>
+    </w:p>
+    <w:p>
+      <w:pPr>
+        <w:spacing w:after="120" w:lineRule="auto"/>
+        <w:rPr>
           <w:i w:val="1"/>
           <w:iCs w:val="1"/>
           <w:sz w:val="16"/>
           <w:szCs w:val="16"/>
-          <w:rtl w:val="0"/>
-        </w:rPr>
-        <w:t xml:space="preserve">ANNA:</w:t>
-      </w:r>
-      <w:r>
-        <w:rPr>
+        </w:rPr>
+      </w:pPr>
+      <w:r>
+        <w:rPr>
+          <w:b w:val="1"/>
+          <w:bCs w:val="1"/>
           <w:i w:val="1"/>
           <w:iCs w:val="1"/>
           <w:sz w:val="16"/>
           <w:szCs w:val="16"/>
           <w:rtl w:val="0"/>
         </w:rPr>
-        <w:t xml:space="preserve"> Good. We give the idea, but the precise number — always check the official source. When is the money actually paid each month?</w:t>
-      </w:r>
-    </w:p>
-    <w:p>
-      <w:pPr>
-        <w:spacing w:after="120" w:lineRule="auto"/>
+        <w:t xml:space="preserve">ANNA:</w:t>
+      </w:r>
+      <w:r>
         <w:rPr>
           <w:i w:val="1"/>
           <w:iCs w:val="1"/>
           <w:sz w:val="16"/>
           <w:szCs w:val="16"/>
-        </w:rPr>
-      </w:pPr>
-      <w:r>
-        <w:rPr>
-          <w:b w:val="1"/>
-          <w:bCs w:val="1"/>
+          <w:rtl w:val="0"/>
+        </w:rPr>
+        <w:t xml:space="preserve"> Every month, and at the latest by the twenty-fifth of the month. It lands in your bank account that day or the next. So it's regular, reliable money you can count on.</w:t>
+      </w:r>
+    </w:p>
+    <w:p>
+      <w:pPr>
+        <w:spacing w:after="120" w:lineRule="auto"/>
+        <w:rPr>
           <w:i w:val="1"/>
           <w:iCs w:val="1"/>
           <w:sz w:val="16"/>
           <w:szCs w:val="16"/>
-          <w:rtl w:val="0"/>
-        </w:rPr>
-        <w:t xml:space="preserve">TOM:</w:t>
-      </w:r>
-      <w:r>
-        <w:rPr>
+        </w:rPr>
+      </w:pPr>
+      <w:r>
+        <w:rPr>
+          <w:b w:val="1"/>
+          <w:bCs w:val="1"/>
           <w:i w:val="1"/>
           <w:iCs w:val="1"/>
           <w:sz w:val="16"/>
           <w:szCs w:val="16"/>
           <w:rtl w:val="0"/>
         </w:rPr>
-        <w:t xml:space="preserve"> Every month, and at the latest by the twenty-fifth of the month. It lands in your bank account that day or the next. So it's regular, reliable money you can count on.</w:t>
-      </w:r>
-    </w:p>
-    <w:p>
-      <w:pPr>
-        <w:spacing w:after="120" w:lineRule="auto"/>
+        <w:t xml:space="preserve">TOM:</w:t>
+      </w:r>
+      <w:r>
         <w:rPr>
           <w:i w:val="1"/>
           <w:iCs w:val="1"/>
           <w:sz w:val="16"/>
           <w:szCs w:val="16"/>
-        </w:rPr>
-      </w:pPr>
-      <w:r>
-        <w:rPr>
-          <w:b w:val="1"/>
-          <w:bCs w:val="1"/>
+          <w:rtl w:val="0"/>
+        </w:rPr>
+        <w:t xml:space="preserve"> And do I have to ask for it again every month?</w:t>
+      </w:r>
+    </w:p>
+    <w:p>
+      <w:pPr>
+        <w:spacing w:after="120" w:lineRule="auto"/>
+        <w:rPr>
           <w:i w:val="1"/>
           <w:iCs w:val="1"/>
           <w:sz w:val="16"/>
           <w:szCs w:val="16"/>
-          <w:rtl w:val="0"/>
-        </w:rPr>
-        <w:t xml:space="preserve">ANNA:</w:t>
-      </w:r>
-      <w:r>
-        <w:rPr>
+        </w:rPr>
+      </w:pPr>
+      <w:r>
+        <w:rPr>
+          <w:b w:val="1"/>
+          <w:bCs w:val="1"/>
           <w:i w:val="1"/>
           <w:iCs w:val="1"/>
           <w:sz w:val="16"/>
           <w:szCs w:val="16"/>
           <w:rtl w:val="0"/>
         </w:rPr>
-        <w:t xml:space="preserve"> And do I have to ask for it again every month?</w:t>
-      </w:r>
-    </w:p>
-    <w:p>
-      <w:pPr>
-        <w:spacing w:after="120" w:lineRule="auto"/>
+        <w:t xml:space="preserve">ANNA:</w:t>
+      </w:r>
+      <w:r>
         <w:rPr>
           <w:i w:val="1"/>
           <w:iCs w:val="1"/>
           <w:sz w:val="16"/>
           <w:szCs w:val="16"/>
-        </w:rPr>
-      </w:pPr>
-      <w:r>
-        <w:rPr>
-          <w:b w:val="1"/>
-          <w:bCs w:val="1"/>
+          <w:rtl w:val="0"/>
+        </w:rPr>
+        <w:t xml:space="preserve"> No. You apply once, when the child is born or when you arrive in Luxembourg. After that it just comes automatically. You only need to tell the Children's Future Fund if something changes.</w:t>
+      </w:r>
+    </w:p>
+    <w:p>
+      <w:pPr>
+        <w:spacing w:after="120" w:lineRule="auto"/>
+        <w:rPr>
           <w:i w:val="1"/>
           <w:iCs w:val="1"/>
           <w:sz w:val="16"/>
           <w:szCs w:val="16"/>
-          <w:rtl w:val="0"/>
-        </w:rPr>
-        <w:t xml:space="preserve">TOM:</w:t>
-      </w:r>
-      <w:r>
-        <w:rPr>
+        </w:rPr>
+      </w:pPr>
+      <w:r>
+        <w:rPr>
+          <w:b w:val="1"/>
+          <w:bCs w:val="1"/>
           <w:i w:val="1"/>
           <w:iCs w:val="1"/>
           <w:sz w:val="16"/>
           <w:szCs w:val="16"/>
           <w:rtl w:val="0"/>
         </w:rPr>
-        <w:t xml:space="preserve"> No. You apply once, when the child is born or when you arrive in Luxembourg. After that it just comes automatically. You only need to tell the Children's Future Fund if something changes.</w:t>
-      </w:r>
-    </w:p>
-    <w:p>
-      <w:pPr>
-        <w:spacing w:after="120" w:lineRule="auto"/>
+        <w:t xml:space="preserve">TOM:</w:t>
+      </w:r>
+      <w:r>
         <w:rPr>
           <w:i w:val="1"/>
           <w:iCs w:val="1"/>
           <w:sz w:val="16"/>
           <w:szCs w:val="16"/>
-        </w:rPr>
-      </w:pPr>
-      <w:r>
-        <w:rPr>
-          <w:b w:val="1"/>
-          <w:bCs w:val="1"/>
+          <w:rtl w:val="0"/>
+        </w:rPr>
+        <w:t xml:space="preserve"> Okay. So that's birth, and monthly. Now the third — back-to-school.</w:t>
+      </w:r>
+    </w:p>
+    <w:p>
+      <w:pPr>
+        <w:spacing w:after="120" w:lineRule="auto"/>
+        <w:rPr>
           <w:i w:val="1"/>
           <w:iCs w:val="1"/>
           <w:sz w:val="16"/>
           <w:szCs w:val="16"/>
-          <w:rtl w:val="0"/>
-        </w:rPr>
-        <w:t xml:space="preserve">ANNA:</w:t>
-      </w:r>
-      <w:r>
-        <w:rPr>
+        </w:rPr>
+      </w:pPr>
+      <w:r>
+        <w:rPr>
+          <w:b w:val="1"/>
+          <w:bCs w:val="1"/>
           <w:i w:val="1"/>
           <w:iCs w:val="1"/>
           <w:sz w:val="16"/>
           <w:szCs w:val="16"/>
           <w:rtl w:val="0"/>
         </w:rPr>
-        <w:t xml:space="preserve"> Okay. So that's birth, and monthly. Now the third — back-to-school.</w:t>
-      </w:r>
-    </w:p>
-    <w:p>
-      <w:pPr>
-        <w:spacing w:after="120" w:lineRule="auto"/>
+        <w:t xml:space="preserve">ANNA:</w:t>
+      </w:r>
+      <w:r>
         <w:rPr>
           <w:i w:val="1"/>
           <w:iCs w:val="1"/>
           <w:sz w:val="16"/>
           <w:szCs w:val="16"/>
-        </w:rPr>
-      </w:pPr>
-      <w:r>
-        <w:rPr>
-          <w:b w:val="1"/>
-          <w:bCs w:val="1"/>
+          <w:rtl w:val="0"/>
+        </w:rPr>
+        <w:t xml:space="preserve"> Yes — the back-to-school allowance. In French, the allocation de rentrée scolaire. It's an extra amount, once a year, to help with the cost of going back to school. Books, bags, supplies.</w:t>
+      </w:r>
+    </w:p>
+    <w:p>
+      <w:pPr>
+        <w:spacing w:after="120" w:lineRule="auto"/>
+        <w:rPr>
           <w:i w:val="1"/>
           <w:iCs w:val="1"/>
           <w:sz w:val="16"/>
           <w:szCs w:val="16"/>
-          <w:rtl w:val="0"/>
-        </w:rPr>
-        <w:t xml:space="preserve">TOM:</w:t>
-      </w:r>
-      <w:r>
-        <w:rPr>
+        </w:rPr>
+      </w:pPr>
+      <w:r>
+        <w:rPr>
+          <w:b w:val="1"/>
+          <w:bCs w:val="1"/>
           <w:i w:val="1"/>
           <w:iCs w:val="1"/>
           <w:sz w:val="16"/>
           <w:szCs w:val="16"/>
           <w:rtl w:val="0"/>
         </w:rPr>
-        <w:t xml:space="preserve"> Yes — the back-to-school allowance. In French, the allocation de rentrée scolaire. It's an extra amount, once a year, to help with the cost of going back to school. Books, bags, supplies.</w:t>
-      </w:r>
-    </w:p>
-    <w:p>
-      <w:pPr>
-        <w:spacing w:after="120" w:lineRule="auto"/>
+        <w:t xml:space="preserve">TOM:</w:t>
+      </w:r>
+      <w:r>
         <w:rPr>
           <w:i w:val="1"/>
           <w:iCs w:val="1"/>
           <w:sz w:val="16"/>
           <w:szCs w:val="16"/>
-        </w:rPr>
-      </w:pPr>
-      <w:r>
-        <w:rPr>
-          <w:b w:val="1"/>
-          <w:bCs w:val="1"/>
+          <w:rtl w:val="0"/>
+        </w:rPr>
+        <w:t xml:space="preserve"> Every parent knows that August feeling — buying everything for the new school year.</w:t>
+      </w:r>
+    </w:p>
+    <w:p>
+      <w:pPr>
+        <w:spacing w:after="120" w:lineRule="auto"/>
+        <w:rPr>
           <w:i w:val="1"/>
           <w:iCs w:val="1"/>
           <w:sz w:val="16"/>
           <w:szCs w:val="16"/>
-          <w:rtl w:val="0"/>
-        </w:rPr>
-        <w:t xml:space="preserve">ANNA:</w:t>
-      </w:r>
-      <w:r>
-        <w:rPr>
+        </w:rPr>
+      </w:pPr>
+      <w:r>
+        <w:rPr>
+          <w:b w:val="1"/>
+          <w:bCs w:val="1"/>
           <w:i w:val="1"/>
           <w:iCs w:val="1"/>
           <w:sz w:val="16"/>
           <w:szCs w:val="16"/>
           <w:rtl w:val="0"/>
         </w:rPr>
-        <w:t xml:space="preserve"> Every parent knows that August feeling — buying everything for the new school year.</w:t>
-      </w:r>
-    </w:p>
-    <w:p>
-      <w:pPr>
-        <w:spacing w:after="120" w:lineRule="auto"/>
+        <w:t xml:space="preserve">ANNA:</w:t>
+      </w:r>
+      <w:r>
         <w:rPr>
           <w:i w:val="1"/>
           <w:iCs w:val="1"/>
           <w:sz w:val="16"/>
           <w:szCs w:val="16"/>
-        </w:rPr>
-      </w:pPr>
-      <w:r>
-        <w:rPr>
-          <w:b w:val="1"/>
-          <w:bCs w:val="1"/>
+          <w:rtl w:val="0"/>
+        </w:rPr>
+        <w:t xml:space="preserve"> Exactly. And here's the good news — you don't have to apply for it separately. If your child already gets the family allowance, the back-to-school allowance comes automatically.</w:t>
+      </w:r>
+    </w:p>
+    <w:p>
+      <w:pPr>
+        <w:spacing w:after="120" w:lineRule="auto"/>
+        <w:rPr>
           <w:i w:val="1"/>
           <w:iCs w:val="1"/>
           <w:sz w:val="16"/>
           <w:szCs w:val="16"/>
-          <w:rtl w:val="0"/>
-        </w:rPr>
-        <w:t xml:space="preserve">TOM:</w:t>
-      </w:r>
-      <w:r>
-        <w:rPr>
+        </w:rPr>
+      </w:pPr>
+      <w:r>
+        <w:rPr>
+          <w:b w:val="1"/>
+          <w:bCs w:val="1"/>
           <w:i w:val="1"/>
           <w:iCs w:val="1"/>
           <w:sz w:val="16"/>
           <w:szCs w:val="16"/>
           <w:rtl w:val="0"/>
         </w:rPr>
-        <w:t xml:space="preserve"> Exactly. And here's the good news — you don't have to apply for it separately. If your child already gets the family allowance, the back-to-school allowance comes automatically.</w:t>
-      </w:r>
-    </w:p>
-    <w:p>
-      <w:pPr>
-        <w:spacing w:after="120" w:lineRule="auto"/>
+        <w:t xml:space="preserve">TOM:</w:t>
+      </w:r>
+      <w:r>
         <w:rPr>
           <w:i w:val="1"/>
           <w:iCs w:val="1"/>
           <w:sz w:val="16"/>
           <w:szCs w:val="16"/>
-        </w:rPr>
-      </w:pPr>
-      <w:r>
-        <w:rPr>
-          <w:b w:val="1"/>
-          <w:bCs w:val="1"/>
+          <w:rtl w:val="0"/>
+        </w:rPr>
+        <w:t xml:space="preserve"> Automatically. I love that. And when does it arrive?</w:t>
+      </w:r>
+    </w:p>
+    <w:p>
+      <w:pPr>
+        <w:spacing w:after="120" w:lineRule="auto"/>
+        <w:rPr>
           <w:i w:val="1"/>
           <w:iCs w:val="1"/>
           <w:sz w:val="16"/>
           <w:szCs w:val="16"/>
-          <w:rtl w:val="0"/>
-        </w:rPr>
-        <w:t xml:space="preserve">ANNA:</w:t>
-      </w:r>
-      <w:r>
-        <w:rPr>
+        </w:rPr>
+      </w:pPr>
+      <w:r>
+        <w:rPr>
+          <w:b w:val="1"/>
+          <w:bCs w:val="1"/>
           <w:i w:val="1"/>
           <w:iCs w:val="1"/>
           <w:sz w:val="16"/>
           <w:szCs w:val="16"/>
           <w:rtl w:val="0"/>
         </w:rPr>
-        <w:t xml:space="preserve"> Automatically. I love that. And when does it arrive?</w:t>
-      </w:r>
-    </w:p>
-    <w:p>
-      <w:pPr>
-        <w:spacing w:after="120" w:lineRule="auto"/>
+        <w:t xml:space="preserve">ANNA:</w:t>
+      </w:r>
+      <w:r>
         <w:rPr>
           <w:i w:val="1"/>
           <w:iCs w:val="1"/>
           <w:sz w:val="16"/>
           <w:szCs w:val="16"/>
-        </w:rPr>
-      </w:pPr>
-      <w:r>
-        <w:rPr>
-          <w:b w:val="1"/>
-          <w:bCs w:val="1"/>
+          <w:rtl w:val="0"/>
+        </w:rPr>
+        <w:t xml:space="preserve"> In August, just before the school year. And the amount depends on the child's age. For children from six to eleven, it's around one hundred and fifteen euros. For children twelve and over, it's around two hundred and thirty-five euros.</w:t>
+      </w:r>
+    </w:p>
+    <w:p>
+      <w:pPr>
+        <w:spacing w:after="120" w:lineRule="auto"/>
+        <w:rPr>
           <w:i w:val="1"/>
           <w:iCs w:val="1"/>
           <w:sz w:val="16"/>
           <w:szCs w:val="16"/>
-          <w:rtl w:val="0"/>
-        </w:rPr>
-        <w:t xml:space="preserve">TOM:</w:t>
-      </w:r>
-      <w:r>
-        <w:rPr>
+        </w:rPr>
+      </w:pPr>
+      <w:r>
+        <w:rPr>
+          <w:b w:val="1"/>
+          <w:bCs w:val="1"/>
           <w:i w:val="1"/>
           <w:iCs w:val="1"/>
           <w:sz w:val="16"/>
           <w:szCs w:val="16"/>
           <w:rtl w:val="0"/>
         </w:rPr>
-        <w:t xml:space="preserve"> In August, just before the school year. And the amount depends on the child's age. For children from six to eleven, it's around one hundred and fifteen euros. For children twelve and over, it's around two hundred and thirty-five euros.</w:t>
-      </w:r>
-    </w:p>
-    <w:p>
-      <w:pPr>
-        <w:spacing w:after="120" w:lineRule="auto"/>
+        <w:t xml:space="preserve">TOM:</w:t>
+      </w:r>
+      <w:r>
         <w:rPr>
           <w:i w:val="1"/>
           <w:iCs w:val="1"/>
           <w:sz w:val="16"/>
           <w:szCs w:val="16"/>
-        </w:rPr>
-      </w:pPr>
-      <w:r>
-        <w:rPr>
-          <w:b w:val="1"/>
-          <w:bCs w:val="1"/>
+          <w:rtl w:val="0"/>
+        </w:rPr>
+        <w:t xml:space="preserve"> So again — older child, bigger amount. The same logic.</w:t>
+      </w:r>
+    </w:p>
+    <w:p>
+      <w:pPr>
+        <w:spacing w:after="120" w:lineRule="auto"/>
+        <w:rPr>
           <w:i w:val="1"/>
           <w:iCs w:val="1"/>
           <w:sz w:val="16"/>
           <w:szCs w:val="16"/>
-          <w:rtl w:val="0"/>
-        </w:rPr>
-        <w:t xml:space="preserve">ANNA:</w:t>
-      </w:r>
-      <w:r>
-        <w:rPr>
+        </w:rPr>
+      </w:pPr>
+      <w:r>
+        <w:rPr>
+          <w:b w:val="1"/>
+          <w:bCs w:val="1"/>
           <w:i w:val="1"/>
           <w:iCs w:val="1"/>
           <w:sz w:val="16"/>
           <w:szCs w:val="16"/>
           <w:rtl w:val="0"/>
         </w:rPr>
-        <w:t xml:space="preserve"> So again — older child, bigger amount. The same logic.</w:t>
-      </w:r>
-    </w:p>
-    <w:p>
-      <w:pPr>
-        <w:spacing w:after="120" w:lineRule="auto"/>
+        <w:t xml:space="preserve">ANNA:</w:t>
+      </w:r>
+      <w:r>
         <w:rPr>
           <w:i w:val="1"/>
           <w:iCs w:val="1"/>
           <w:sz w:val="16"/>
           <w:szCs w:val="16"/>
-        </w:rPr>
-      </w:pPr>
-      <w:r>
-        <w:rPr>
-          <w:b w:val="1"/>
-          <w:bCs w:val="1"/>
+          <w:rtl w:val="0"/>
+        </w:rPr>
+        <w:t xml:space="preserve"> The same logic all the way through. Younger children, base amounts. Older children, more support.</w:t>
+      </w:r>
+    </w:p>
+    <w:p>
+      <w:pPr>
+        <w:spacing w:after="120" w:lineRule="auto"/>
+        <w:rPr>
           <w:i w:val="1"/>
           <w:iCs w:val="1"/>
           <w:sz w:val="16"/>
           <w:szCs w:val="16"/>
-          <w:rtl w:val="0"/>
-        </w:rPr>
-        <w:t xml:space="preserve">TOM:</w:t>
-      </w:r>
-      <w:r>
-        <w:rPr>
+        </w:rPr>
+      </w:pPr>
+      <w:r>
+        <w:rPr>
+          <w:b w:val="1"/>
+          <w:bCs w:val="1"/>
           <w:i w:val="1"/>
           <w:iCs w:val="1"/>
           <w:sz w:val="16"/>
           <w:szCs w:val="16"/>
           <w:rtl w:val="0"/>
         </w:rPr>
-        <w:t xml:space="preserve"> The same logic all the way through. Younger children, base amounts. Older children, more support.</w:t>
-      </w:r>
-    </w:p>
-    <w:p>
-      <w:pPr>
-        <w:spacing w:after="120" w:lineRule="auto"/>
+        <w:t xml:space="preserve">TOM:</w:t>
+      </w:r>
+      <w:r>
         <w:rPr>
           <w:i w:val="1"/>
           <w:iCs w:val="1"/>
           <w:sz w:val="16"/>
           <w:szCs w:val="16"/>
-        </w:rPr>
-      </w:pPr>
-      <w:r>
-        <w:rPr>
-          <w:b w:val="1"/>
-          <w:bCs w:val="1"/>
+          <w:rtl w:val="0"/>
+        </w:rPr>
+        <w:t xml:space="preserve"> Anna, let me ask about a worry many families have. What about cross-border workers? People who work in Luxembourg but live in France, Belgium, or Germany?</w:t>
+      </w:r>
+    </w:p>
+    <w:p>
+      <w:pPr>
+        <w:spacing w:after="120" w:lineRule="auto"/>
+        <w:rPr>
           <w:i w:val="1"/>
           <w:iCs w:val="1"/>
           <w:sz w:val="16"/>
           <w:szCs w:val="16"/>
-          <w:rtl w:val="0"/>
-        </w:rPr>
-        <w:t xml:space="preserve">ANNA:</w:t>
-      </w:r>
-      <w:r>
-        <w:rPr>
+        </w:rPr>
+      </w:pPr>
+      <w:r>
+        <w:rPr>
+          <w:b w:val="1"/>
+          <w:bCs w:val="1"/>
           <w:i w:val="1"/>
           <w:iCs w:val="1"/>
           <w:sz w:val="16"/>
           <w:szCs w:val="16"/>
           <w:rtl w:val="0"/>
         </w:rPr>
-        <w:t xml:space="preserve"> Tom, let me ask about a worry many families have. What about cross-border workers? People who work in Luxembourg but live in France, Belgium, or Germany?</w:t>
-      </w:r>
-    </w:p>
-    <w:p>
-      <w:pPr>
-        <w:spacing w:after="120" w:lineRule="auto"/>
+        <w:t xml:space="preserve">ANNA:</w:t>
+      </w:r>
+      <w:r>
         <w:rPr>
           <w:i w:val="1"/>
           <w:iCs w:val="1"/>
           <w:sz w:val="16"/>
           <w:szCs w:val="16"/>
-        </w:rPr>
-      </w:pPr>
-      <w:r>
-        <w:rPr>
-          <w:b w:val="1"/>
-          <w:bCs w:val="1"/>
+          <w:rtl w:val="0"/>
+        </w:rPr>
+        <w:t xml:space="preserve"> Great question — and very important here, because so many people commute. The short answer is — yes, if you work in Luxembourg and pay into the Luxembourg social security system, your children can have the right to the family allowance, even if they live across the border.</w:t>
+      </w:r>
+    </w:p>
+    <w:p>
+      <w:pPr>
+        <w:spacing w:after="120" w:lineRule="auto"/>
+        <w:rPr>
           <w:i w:val="1"/>
           <w:iCs w:val="1"/>
           <w:sz w:val="16"/>
           <w:szCs w:val="16"/>
-          <w:rtl w:val="0"/>
-        </w:rPr>
-        <w:t xml:space="preserve">TOM:</w:t>
-      </w:r>
-      <w:r>
-        <w:rPr>
+        </w:rPr>
+      </w:pPr>
+      <w:r>
+        <w:rPr>
+          <w:b w:val="1"/>
+          <w:bCs w:val="1"/>
           <w:i w:val="1"/>
           <w:iCs w:val="1"/>
           <w:sz w:val="16"/>
           <w:szCs w:val="16"/>
           <w:rtl w:val="0"/>
         </w:rPr>
-        <w:t xml:space="preserve"> Great question — and very important here, because so many people commute. The short answer is — yes, if you work in Luxembourg and pay into the Luxembourg social security system, your children can have the right to the family allowance, even if they live across the border.</w:t>
-      </w:r>
-    </w:p>
-    <w:p>
-      <w:pPr>
-        <w:spacing w:after="120" w:lineRule="auto"/>
+        <w:t xml:space="preserve">TOM:</w:t>
+      </w:r>
+      <w:r>
         <w:rPr>
           <w:i w:val="1"/>
           <w:iCs w:val="1"/>
           <w:sz w:val="16"/>
           <w:szCs w:val="16"/>
-        </w:rPr>
-      </w:pPr>
-      <w:r>
-        <w:rPr>
-          <w:b w:val="1"/>
-          <w:bCs w:val="1"/>
+          <w:rtl w:val="0"/>
+        </w:rPr>
+        <w:t xml:space="preserve"> Even if the children live in another country?</w:t>
+      </w:r>
+    </w:p>
+    <w:p>
+      <w:pPr>
+        <w:spacing w:after="120" w:lineRule="auto"/>
+        <w:rPr>
           <w:i w:val="1"/>
           <w:iCs w:val="1"/>
           <w:sz w:val="16"/>
           <w:szCs w:val="16"/>
-          <w:rtl w:val="0"/>
-        </w:rPr>
-        <w:t xml:space="preserve">ANNA:</w:t>
-      </w:r>
-      <w:r>
-        <w:rPr>
+        </w:rPr>
+      </w:pPr>
+      <w:r>
+        <w:rPr>
+          <w:b w:val="1"/>
+          <w:bCs w:val="1"/>
           <w:i w:val="1"/>
           <w:iCs w:val="1"/>
           <w:sz w:val="16"/>
           <w:szCs w:val="16"/>
           <w:rtl w:val="0"/>
         </w:rPr>
-        <w:t xml:space="preserve"> Even if the children live in another country?</w:t>
-      </w:r>
-    </w:p>
-    <w:p>
-      <w:pPr>
-        <w:spacing w:after="120" w:lineRule="auto"/>
+        <w:t xml:space="preserve">ANNA:</w:t>
+      </w:r>
+      <w:r>
         <w:rPr>
           <w:i w:val="1"/>
           <w:iCs w:val="1"/>
           <w:sz w:val="16"/>
           <w:szCs w:val="16"/>
-        </w:rPr>
-      </w:pPr>
-      <w:r>
-        <w:rPr>
-          <w:b w:val="1"/>
-          <w:bCs w:val="1"/>
+          <w:rtl w:val="0"/>
+        </w:rPr>
+        <w:t xml:space="preserve"> Even then. This comes from European rules. Now, there's a detail — if you already receive a family benefit in your country of residence, Luxembourg doesn't pay twice. It pays the difference — what they call a differential supplement — so you receive the higher of the two.</w:t>
+      </w:r>
+    </w:p>
+    <w:p>
+      <w:pPr>
+        <w:spacing w:after="120" w:lineRule="auto"/>
+        <w:rPr>
           <w:i w:val="1"/>
           <w:iCs w:val="1"/>
           <w:sz w:val="16"/>
           <w:szCs w:val="16"/>
-          <w:rtl w:val="0"/>
-        </w:rPr>
-        <w:t xml:space="preserve">TOM:</w:t>
-      </w:r>
-      <w:r>
-        <w:rPr>
+        </w:rPr>
+      </w:pPr>
+      <w:r>
+        <w:rPr>
+          <w:b w:val="1"/>
+          <w:bCs w:val="1"/>
           <w:i w:val="1"/>
           <w:iCs w:val="1"/>
           <w:sz w:val="16"/>
           <w:szCs w:val="16"/>
           <w:rtl w:val="0"/>
         </w:rPr>
-        <w:t xml:space="preserve"> Even then. This comes from European rules. Now, there's a detail — if you already receive a family benefit in your country of residence, Luxembourg doesn't pay twice. It pays the difference — what they call a differential supplement — so you receive the higher of the two.</w:t>
-      </w:r>
-    </w:p>
-    <w:p>
-      <w:pPr>
-        <w:spacing w:after="120" w:lineRule="auto"/>
+        <w:t xml:space="preserve">TOM:</w:t>
+      </w:r>
+      <w:r>
         <w:rPr>
           <w:i w:val="1"/>
           <w:iCs w:val="1"/>
           <w:sz w:val="16"/>
           <w:szCs w:val="16"/>
-        </w:rPr>
-      </w:pPr>
-      <w:r>
-        <w:rPr>
-          <w:b w:val="1"/>
-          <w:bCs w:val="1"/>
+          <w:rtl w:val="0"/>
+        </w:rPr>
+        <w:t xml:space="preserve"> So you're not worse off. You get topped up to the Luxembourg level.</w:t>
+      </w:r>
+    </w:p>
+    <w:p>
+      <w:pPr>
+        <w:spacing w:after="120" w:lineRule="auto"/>
+        <w:rPr>
           <w:i w:val="1"/>
           <w:iCs w:val="1"/>
           <w:sz w:val="16"/>
           <w:szCs w:val="16"/>
-          <w:rtl w:val="0"/>
-        </w:rPr>
-        <w:t xml:space="preserve">ANNA:</w:t>
-      </w:r>
-      <w:r>
-        <w:rPr>
+        </w:rPr>
+      </w:pPr>
+      <w:r>
+        <w:rPr>
+          <w:b w:val="1"/>
+          <w:bCs w:val="1"/>
           <w:i w:val="1"/>
           <w:iCs w:val="1"/>
           <w:sz w:val="16"/>
           <w:szCs w:val="16"/>
           <w:rtl w:val="0"/>
         </w:rPr>
-        <w:t xml:space="preserve"> So you're not worse off. You get topped up to the Luxembourg level.</w:t>
-      </w:r>
-    </w:p>
-    <w:p>
-      <w:pPr>
-        <w:spacing w:after="120" w:lineRule="auto"/>
+        <w:t xml:space="preserve">ANNA:</w:t>
+      </w:r>
+      <w:r>
         <w:rPr>
           <w:i w:val="1"/>
           <w:iCs w:val="1"/>
           <w:sz w:val="16"/>
           <w:szCs w:val="16"/>
-        </w:rPr>
-      </w:pPr>
-      <w:r>
-        <w:rPr>
-          <w:b w:val="1"/>
-          <w:bCs w:val="1"/>
+          <w:rtl w:val="0"/>
+        </w:rPr>
+        <w:t xml:space="preserve"> That's the idea. And it works for pensioners too — a retired cross-border worker with a Luxembourg pension keeps the right to the family allowance.</w:t>
+      </w:r>
+    </w:p>
+    <w:p>
+      <w:pPr>
+        <w:spacing w:after="120" w:lineRule="auto"/>
+        <w:rPr>
           <w:i w:val="1"/>
           <w:iCs w:val="1"/>
           <w:sz w:val="16"/>
           <w:szCs w:val="16"/>
-          <w:rtl w:val="0"/>
-        </w:rPr>
-        <w:t xml:space="preserve">TOM:</w:t>
-      </w:r>
-      <w:r>
-        <w:rPr>
+        </w:rPr>
+      </w:pPr>
+      <w:r>
+        <w:rPr>
+          <w:b w:val="1"/>
+          <w:bCs w:val="1"/>
           <w:i w:val="1"/>
           <w:iCs w:val="1"/>
           <w:sz w:val="16"/>
           <w:szCs w:val="16"/>
           <w:rtl w:val="0"/>
         </w:rPr>
-        <w:t xml:space="preserve"> That's the idea. And it works for pensioners too — a retired cross-border worker with a Luxembourg pension keeps the right to the family allowance.</w:t>
-      </w:r>
-    </w:p>
-    <w:p>
-      <w:pPr>
-        <w:spacing w:after="120" w:lineRule="auto"/>
+        <w:t xml:space="preserve">TOM:</w:t>
+      </w:r>
+      <w:r>
         <w:rPr>
           <w:i w:val="1"/>
           <w:iCs w:val="1"/>
           <w:sz w:val="16"/>
           <w:szCs w:val="16"/>
-        </w:rPr>
-      </w:pPr>
-      <w:r>
-        <w:rPr>
-          <w:b w:val="1"/>
-          <w:bCs w:val="1"/>
+          <w:rtl w:val="0"/>
+        </w:rPr>
+        <w:t xml:space="preserve"> That's reassuring for a lot of families. Now — let's talk about how you actually deal with the Children's Future Fund. Is it a lot of paperwork?</w:t>
+      </w:r>
+    </w:p>
+    <w:p>
+      <w:pPr>
+        <w:spacing w:after="120" w:lineRule="auto"/>
+        <w:rPr>
           <w:i w:val="1"/>
           <w:iCs w:val="1"/>
           <w:sz w:val="16"/>
           <w:szCs w:val="16"/>
-          <w:rtl w:val="0"/>
-        </w:rPr>
-        <w:t xml:space="preserve">ANNA:</w:t>
-      </w:r>
-      <w:r>
-        <w:rPr>
+        </w:rPr>
+      </w:pPr>
+      <w:r>
+        <w:rPr>
+          <w:b w:val="1"/>
+          <w:bCs w:val="1"/>
           <w:i w:val="1"/>
           <w:iCs w:val="1"/>
           <w:sz w:val="16"/>
           <w:szCs w:val="16"/>
           <w:rtl w:val="0"/>
         </w:rPr>
-        <w:t xml:space="preserve"> That's reassuring for a lot of families. Now — let's talk about how you actually deal with the Children's Future Fund. Is it a lot of paperwork?</w:t>
-      </w:r>
-    </w:p>
-    <w:p>
-      <w:pPr>
-        <w:spacing w:after="120" w:lineRule="auto"/>
+        <w:t xml:space="preserve">ANNA:</w:t>
+      </w:r>
+      <w:r>
         <w:rPr>
           <w:i w:val="1"/>
           <w:iCs w:val="1"/>
           <w:sz w:val="16"/>
           <w:szCs w:val="16"/>
-        </w:rPr>
-      </w:pPr>
-      <w:r>
-        <w:rPr>
-          <w:b w:val="1"/>
-          <w:bCs w:val="1"/>
+          <w:rtl w:val="0"/>
+        </w:rPr>
+        <w:t xml:space="preserve"> It's much easier than it used to be. Most things can be done online, through MyGuichet.lu — the State's digital platform. You can apply for the family allowance there, with a secure login like LuxTrust or the eID card.</w:t>
+      </w:r>
+    </w:p>
+    <w:p>
+      <w:pPr>
+        <w:spacing w:after="120" w:lineRule="auto"/>
+        <w:rPr>
           <w:i w:val="1"/>
           <w:iCs w:val="1"/>
           <w:sz w:val="16"/>
           <w:szCs w:val="16"/>
-          <w:rtl w:val="0"/>
-        </w:rPr>
-        <w:t xml:space="preserve">TOM:</w:t>
-      </w:r>
-      <w:r>
-        <w:rPr>
+        </w:rPr>
+      </w:pPr>
+      <w:r>
+        <w:rPr>
+          <w:b w:val="1"/>
+          <w:bCs w:val="1"/>
           <w:i w:val="1"/>
           <w:iCs w:val="1"/>
           <w:sz w:val="16"/>
           <w:szCs w:val="16"/>
           <w:rtl w:val="0"/>
         </w:rPr>
-        <w:t xml:space="preserve"> It's much easier than it used to be. Most things can be done online, through MyGuichet.lu — the State's digital platform. You can apply for the family allowance there, with a secure login like LuxTrust or the eID card.</w:t>
-      </w:r>
-    </w:p>
-    <w:p>
-      <w:pPr>
-        <w:spacing w:after="120" w:lineRule="auto"/>
+        <w:t xml:space="preserve">TOM:</w:t>
+      </w:r>
+      <w:r>
         <w:rPr>
           <w:i w:val="1"/>
           <w:iCs w:val="1"/>
           <w:sz w:val="16"/>
           <w:szCs w:val="16"/>
-        </w:rPr>
-      </w:pPr>
-      <w:r>
-        <w:rPr>
-          <w:b w:val="1"/>
-          <w:bCs w:val="1"/>
+          <w:rtl w:val="0"/>
+        </w:rPr>
+        <w:t xml:space="preserve"> Ah, MyGuichet.lu — we've talked about that in another episode.</w:t>
+      </w:r>
+    </w:p>
+    <w:p>
+      <w:pPr>
+        <w:spacing w:after="120" w:lineRule="auto"/>
+        <w:rPr>
           <w:i w:val="1"/>
           <w:iCs w:val="1"/>
           <w:sz w:val="16"/>
           <w:szCs w:val="16"/>
-          <w:rtl w:val="0"/>
-        </w:rPr>
-        <w:t xml:space="preserve">ANNA:</w:t>
-      </w:r>
-      <w:r>
-        <w:rPr>
+        </w:rPr>
+      </w:pPr>
+      <w:r>
+        <w:rPr>
+          <w:b w:val="1"/>
+          <w:bCs w:val="1"/>
           <w:i w:val="1"/>
           <w:iCs w:val="1"/>
           <w:sz w:val="16"/>
           <w:szCs w:val="16"/>
           <w:rtl w:val="0"/>
         </w:rPr>
-        <w:t xml:space="preserve"> Ah, MyGuichet.lu — we've talked about that in another episode.</w:t>
-      </w:r>
-    </w:p>
-    <w:p>
-      <w:pPr>
-        <w:spacing w:after="120" w:lineRule="auto"/>
+        <w:t xml:space="preserve">ANNA:</w:t>
+      </w:r>
+      <w:r>
         <w:rPr>
           <w:i w:val="1"/>
           <w:iCs w:val="1"/>
           <w:sz w:val="16"/>
           <w:szCs w:val="16"/>
-        </w:rPr>
-      </w:pPr>
-      <w:r>
-        <w:rPr>
-          <w:b w:val="1"/>
-          <w:bCs w:val="1"/>
+          <w:rtl w:val="0"/>
+        </w:rPr>
+        <w:t xml:space="preserve"> Exactly — it's the online door to the administration. And through it you can also send documents to the Children's Future Fund, change your bank details, or get a payment certificate. There's even an online assistant that guides you through the family allowance application, step by step.</w:t>
+      </w:r>
+    </w:p>
+    <w:p>
+      <w:pPr>
+        <w:spacing w:after="120" w:lineRule="auto"/>
+        <w:rPr>
           <w:i w:val="1"/>
           <w:iCs w:val="1"/>
           <w:sz w:val="16"/>
           <w:szCs w:val="16"/>
-          <w:rtl w:val="0"/>
-        </w:rPr>
-        <w:t xml:space="preserve">TOM:</w:t>
-      </w:r>
-      <w:r>
-        <w:rPr>
+        </w:rPr>
+      </w:pPr>
+      <w:r>
+        <w:rPr>
+          <w:b w:val="1"/>
+          <w:bCs w:val="1"/>
           <w:i w:val="1"/>
           <w:iCs w:val="1"/>
           <w:sz w:val="16"/>
           <w:szCs w:val="16"/>
           <w:rtl w:val="0"/>
         </w:rPr>
-        <w:t xml:space="preserve"> Exactly — it's the online door to the administration. And through it you can also send documents to the Children's Future Fund, change your bank details, or get a payment certificate. There's even an online assistant that guides you through the family allowance application, step by step.</w:t>
-      </w:r>
-    </w:p>
-    <w:p>
-      <w:pPr>
-        <w:spacing w:after="120" w:lineRule="auto"/>
+        <w:t xml:space="preserve">TOM:</w:t>
+      </w:r>
+      <w:r>
         <w:rPr>
           <w:i w:val="1"/>
           <w:iCs w:val="1"/>
           <w:sz w:val="16"/>
           <w:szCs w:val="16"/>
-        </w:rPr>
-      </w:pPr>
-      <w:r>
-        <w:rPr>
-          <w:b w:val="1"/>
-          <w:bCs w:val="1"/>
+          <w:rtl w:val="0"/>
+        </w:rPr>
+        <w:t xml:space="preserve"> And if someone isn't comfortable online?</w:t>
+      </w:r>
+    </w:p>
+    <w:p>
+      <w:pPr>
+        <w:spacing w:after="120" w:lineRule="auto"/>
+        <w:rPr>
           <w:i w:val="1"/>
           <w:iCs w:val="1"/>
           <w:sz w:val="16"/>
           <w:szCs w:val="16"/>
-          <w:rtl w:val="0"/>
-        </w:rPr>
-        <w:t xml:space="preserve">ANNA:</w:t>
-      </w:r>
-      <w:r>
-        <w:rPr>
+        </w:rPr>
+      </w:pPr>
+      <w:r>
+        <w:rPr>
+          <w:b w:val="1"/>
+          <w:bCs w:val="1"/>
           <w:i w:val="1"/>
           <w:iCs w:val="1"/>
           <w:sz w:val="16"/>
           <w:szCs w:val="16"/>
           <w:rtl w:val="0"/>
         </w:rPr>
-        <w:t xml:space="preserve"> And if someone isn't comfortable online?</w:t>
-      </w:r>
-    </w:p>
-    <w:p>
-      <w:pPr>
-        <w:spacing w:after="120" w:lineRule="auto"/>
+        <w:t xml:space="preserve">ANNA:</w:t>
+      </w:r>
+      <w:r>
         <w:rPr>
           <w:i w:val="1"/>
           <w:iCs w:val="1"/>
           <w:sz w:val="16"/>
           <w:szCs w:val="16"/>
-        </w:rPr>
-      </w:pPr>
-      <w:r>
-        <w:rPr>
-          <w:b w:val="1"/>
-          <w:bCs w:val="1"/>
+          <w:rtl w:val="0"/>
+        </w:rPr>
+        <w:t xml:space="preserve"> Then you can still do it on paper. The forms are on the website, and also at the commune. You fill them in and send them by post. And if you have questions, you can call the Children's Future Fund, or visit their offices — they're on the Boulevard Royal, in Luxembourg City.</w:t>
+      </w:r>
+    </w:p>
+    <w:p>
+      <w:pPr>
+        <w:spacing w:after="120" w:lineRule="auto"/>
+        <w:rPr>
           <w:i w:val="1"/>
           <w:iCs w:val="1"/>
           <w:sz w:val="16"/>
           <w:szCs w:val="16"/>
-          <w:rtl w:val="0"/>
-        </w:rPr>
-        <w:t xml:space="preserve">TOM:</w:t>
-      </w:r>
-      <w:r>
-        <w:rPr>
+        </w:rPr>
+      </w:pPr>
+      <w:r>
+        <w:rPr>
+          <w:b w:val="1"/>
+          <w:bCs w:val="1"/>
           <w:i w:val="1"/>
           <w:iCs w:val="1"/>
           <w:sz w:val="16"/>
           <w:szCs w:val="16"/>
           <w:rtl w:val="0"/>
         </w:rPr>
-        <w:t xml:space="preserve"> Then you can still do it on paper. The forms are on the website, and also at the commune. You fill them in and send them by post. And if you have questions, you can call the Children's Future Fund, or visit their offices — they're on the Boulevard Royal, in Luxembourg City.</w:t>
-      </w:r>
-    </w:p>
-    <w:p>
-      <w:pPr>
-        <w:spacing w:after="120" w:lineRule="auto"/>
+        <w:t xml:space="preserve">TOM:</w:t>
+      </w:r>
+      <w:r>
         <w:rPr>
           <w:i w:val="1"/>
           <w:iCs w:val="1"/>
           <w:sz w:val="16"/>
           <w:szCs w:val="16"/>
-        </w:rPr>
-      </w:pPr>
-      <w:r>
-        <w:rPr>
-          <w:b w:val="1"/>
-          <w:bCs w:val="1"/>
+          <w:rtl w:val="0"/>
+        </w:rPr>
+        <w:t xml:space="preserve"> So there's always a way — online, by post, or in person. Now Anna, are these three benefits everything the Children's Future Fund does? Or is there more?</w:t>
+      </w:r>
+    </w:p>
+    <w:p>
+      <w:pPr>
+        <w:spacing w:after="120" w:lineRule="auto"/>
+        <w:rPr>
           <w:i w:val="1"/>
           <w:iCs w:val="1"/>
           <w:sz w:val="16"/>
           <w:szCs w:val="16"/>
-          <w:rtl w:val="0"/>
-        </w:rPr>
-        <w:t xml:space="preserve">ANNA:</w:t>
-      </w:r>
-      <w:r>
-        <w:rPr>
+        </w:rPr>
+      </w:pPr>
+      <w:r>
+        <w:rPr>
+          <w:b w:val="1"/>
+          <w:bCs w:val="1"/>
           <w:i w:val="1"/>
           <w:iCs w:val="1"/>
           <w:sz w:val="16"/>
           <w:szCs w:val="16"/>
           <w:rtl w:val="0"/>
         </w:rPr>
-        <w:t xml:space="preserve"> So there's always a way — online, by post, or in person. Now Tom, are these three benefits everything the Children's Future Fund does? Or is there more?</w:t>
-      </w:r>
-    </w:p>
-    <w:p>
-      <w:pPr>
-        <w:spacing w:after="120" w:lineRule="auto"/>
+        <w:t xml:space="preserve">ANNA:</w:t>
+      </w:r>
+      <w:r>
         <w:rPr>
           <w:i w:val="1"/>
           <w:iCs w:val="1"/>
           <w:sz w:val="16"/>
           <w:szCs w:val="16"/>
-        </w:rPr>
-      </w:pPr>
-      <w:r>
-        <w:rPr>
-          <w:b w:val="1"/>
-          <w:bCs w:val="1"/>
+          <w:rtl w:val="0"/>
+        </w:rPr>
+        <w:t xml:space="preserve"> There's more. Let me mention two other important things it's involved in. First — for parents who take time off work to look after a young child, there's parental leave, and the Children's Future Fund pays the parental leave income during that time.</w:t>
+      </w:r>
+    </w:p>
+    <w:p>
+      <w:pPr>
+        <w:spacing w:after="120" w:lineRule="auto"/>
+        <w:rPr>
           <w:i w:val="1"/>
           <w:iCs w:val="1"/>
           <w:sz w:val="16"/>
           <w:szCs w:val="16"/>
-          <w:rtl w:val="0"/>
-        </w:rPr>
-        <w:t xml:space="preserve">TOM:</w:t>
-      </w:r>
-      <w:r>
-        <w:rPr>
+        </w:rPr>
+      </w:pPr>
+      <w:r>
+        <w:rPr>
+          <w:b w:val="1"/>
+          <w:bCs w:val="1"/>
           <w:i w:val="1"/>
           <w:iCs w:val="1"/>
           <w:sz w:val="16"/>
           <w:szCs w:val="16"/>
           <w:rtl w:val="0"/>
         </w:rPr>
-        <w:t xml:space="preserve"> There's more. Let me mention two other important things it's involved in. First — for parents who take time off work to look after a young child, there's parental leave, and the Children's Future Fund pays the parental leave income during that time.</w:t>
-      </w:r>
-    </w:p>
-    <w:p>
-      <w:pPr>
-        <w:spacing w:after="120" w:lineRule="auto"/>
+        <w:t xml:space="preserve">TOM:</w:t>
+      </w:r>
+      <w:r>
         <w:rPr>
           <w:i w:val="1"/>
           <w:iCs w:val="1"/>
           <w:sz w:val="16"/>
           <w:szCs w:val="16"/>
-        </w:rPr>
-      </w:pPr>
-      <w:r>
-        <w:rPr>
-          <w:b w:val="1"/>
-          <w:bCs w:val="1"/>
+          <w:rtl w:val="0"/>
+        </w:rPr>
+        <w:t xml:space="preserve"> So when a mum or dad pauses their job for the baby, they're not left with nothing.</w:t>
+      </w:r>
+    </w:p>
+    <w:p>
+      <w:pPr>
+        <w:spacing w:after="120" w:lineRule="auto"/>
+        <w:rPr>
           <w:i w:val="1"/>
           <w:iCs w:val="1"/>
           <w:sz w:val="16"/>
           <w:szCs w:val="16"/>
-          <w:rtl w:val="0"/>
-        </w:rPr>
-        <w:t xml:space="preserve">ANNA:</w:t>
-      </w:r>
-      <w:r>
-        <w:rPr>
+        </w:rPr>
+      </w:pPr>
+      <w:r>
+        <w:rPr>
+          <w:b w:val="1"/>
+          <w:bCs w:val="1"/>
           <w:i w:val="1"/>
           <w:iCs w:val="1"/>
           <w:sz w:val="16"/>
           <w:szCs w:val="16"/>
           <w:rtl w:val="0"/>
         </w:rPr>
-        <w:t xml:space="preserve"> So when a mum or dad pauses their job for the baby, they're not left with nothing.</w:t>
-      </w:r>
-    </w:p>
-    <w:p>
-      <w:pPr>
-        <w:spacing w:after="120" w:lineRule="auto"/>
+        <w:t xml:space="preserve">ANNA:</w:t>
+      </w:r>
+      <w:r>
         <w:rPr>
           <w:i w:val="1"/>
           <w:iCs w:val="1"/>
           <w:sz w:val="16"/>
           <w:szCs w:val="16"/>
-        </w:rPr>
-      </w:pPr>
-      <w:r>
-        <w:rPr>
-          <w:b w:val="1"/>
-          <w:bCs w:val="1"/>
+          <w:rtl w:val="0"/>
+        </w:rPr>
+        <w:t xml:space="preserve"> Right — there's a replacement income while they're on parental leave. And second — there's the childcare voucher, the chèque-service accueil. It makes crèches, day care, and supervised activities cheaper for families.</w:t>
+      </w:r>
+    </w:p>
+    <w:p>
+      <w:pPr>
+        <w:spacing w:after="120" w:lineRule="auto"/>
+        <w:rPr>
           <w:i w:val="1"/>
           <w:iCs w:val="1"/>
           <w:sz w:val="16"/>
           <w:szCs w:val="16"/>
-          <w:rtl w:val="0"/>
-        </w:rPr>
-        <w:t xml:space="preserve">TOM:</w:t>
-      </w:r>
-      <w:r>
-        <w:rPr>
+        </w:rPr>
+      </w:pPr>
+      <w:r>
+        <w:rPr>
+          <w:b w:val="1"/>
+          <w:bCs w:val="1"/>
           <w:i w:val="1"/>
           <w:iCs w:val="1"/>
           <w:sz w:val="16"/>
           <w:szCs w:val="16"/>
           <w:rtl w:val="0"/>
         </w:rPr>
-        <w:t xml:space="preserve"> Right — there's a replacement income while they're on parental leave. And second — there's the childcare voucher, the chèque-service accueil. It makes crèches, day care, and supervised activities cheaper for families.</w:t>
-      </w:r>
-    </w:p>
-    <w:p>
-      <w:pPr>
-        <w:spacing w:after="120" w:lineRule="auto"/>
+        <w:t xml:space="preserve">TOM:</w:t>
+      </w:r>
+      <w:r>
         <w:rPr>
           <w:i w:val="1"/>
           <w:iCs w:val="1"/>
           <w:sz w:val="16"/>
           <w:szCs w:val="16"/>
-        </w:rPr>
-      </w:pPr>
-      <w:r>
-        <w:rPr>
-          <w:b w:val="1"/>
-          <w:bCs w:val="1"/>
+          <w:rtl w:val="0"/>
+        </w:rPr>
+        <w:t xml:space="preserve"> So that's help with the cost of childcare — which can be a huge expense.</w:t>
+      </w:r>
+    </w:p>
+    <w:p>
+      <w:pPr>
+        <w:spacing w:after="120" w:lineRule="auto"/>
+        <w:rPr>
           <w:i w:val="1"/>
           <w:iCs w:val="1"/>
           <w:sz w:val="16"/>
           <w:szCs w:val="16"/>
-          <w:rtl w:val="0"/>
-        </w:rPr>
-        <w:t xml:space="preserve">ANNA:</w:t>
-      </w:r>
-      <w:r>
-        <w:rPr>
+        </w:rPr>
+      </w:pPr>
+      <w:r>
+        <w:rPr>
+          <w:b w:val="1"/>
+          <w:bCs w:val="1"/>
           <w:i w:val="1"/>
           <w:iCs w:val="1"/>
           <w:sz w:val="16"/>
           <w:szCs w:val="16"/>
           <w:rtl w:val="0"/>
         </w:rPr>
-        <w:t xml:space="preserve"> So that's help with the cost of childcare — which can be a huge expense.</w:t>
-      </w:r>
-    </w:p>
-    <w:p>
-      <w:pPr>
-        <w:spacing w:after="120" w:lineRule="auto"/>
+        <w:t xml:space="preserve">ANNA:</w:t>
+      </w:r>
+      <w:r>
         <w:rPr>
           <w:i w:val="1"/>
           <w:iCs w:val="1"/>
           <w:sz w:val="16"/>
           <w:szCs w:val="16"/>
-        </w:rPr>
-      </w:pPr>
-      <w:r>
-        <w:rPr>
-          <w:b w:val="1"/>
-          <w:bCs w:val="1"/>
+          <w:rtl w:val="0"/>
+        </w:rPr>
+        <w:t xml:space="preserve"> A huge expense, yes. So the Children's Future Fund really sits at the centre of family life — from pregnancy, to the baby years, to school, to childcare, to time off work.</w:t>
+      </w:r>
+    </w:p>
+    <w:p>
+      <w:pPr>
+        <w:spacing w:after="120" w:lineRule="auto"/>
+        <w:rPr>
           <w:i w:val="1"/>
           <w:iCs w:val="1"/>
           <w:sz w:val="16"/>
           <w:szCs w:val="16"/>
-          <w:rtl w:val="0"/>
-        </w:rPr>
-        <w:t xml:space="preserve">TOM:</w:t>
-      </w:r>
-      <w:r>
-        <w:rPr>
+        </w:rPr>
+      </w:pPr>
+      <w:r>
+        <w:rPr>
+          <w:b w:val="1"/>
+          <w:bCs w:val="1"/>
           <w:i w:val="1"/>
           <w:iCs w:val="1"/>
           <w:sz w:val="16"/>
           <w:szCs w:val="16"/>
           <w:rtl w:val="0"/>
         </w:rPr>
-        <w:t xml:space="preserve"> A huge expense, yes. So the Children's Future Fund really sits at the centre of family life — from pregnancy, to the baby years, to school, to childcare, to time off work.</w:t>
-      </w:r>
-    </w:p>
-    <w:p>
-      <w:pPr>
-        <w:spacing w:after="120" w:lineRule="auto"/>
+        <w:t xml:space="preserve">TOM:</w:t>
+      </w:r>
+      <w:r>
         <w:rPr>
           <w:i w:val="1"/>
           <w:iCs w:val="1"/>
           <w:sz w:val="16"/>
           <w:szCs w:val="16"/>
-        </w:rPr>
-      </w:pPr>
-      <w:r>
-        <w:rPr>
-          <w:b w:val="1"/>
-          <w:bCs w:val="1"/>
+          <w:rtl w:val="0"/>
+        </w:rPr>
+        <w:t xml:space="preserve"> And there's also extra support for children with special needs, isn't there?</w:t>
+      </w:r>
+    </w:p>
+    <w:p>
+      <w:pPr>
+        <w:spacing w:after="120" w:lineRule="auto"/>
+        <w:rPr>
           <w:i w:val="1"/>
           <w:iCs w:val="1"/>
           <w:sz w:val="16"/>
           <w:szCs w:val="16"/>
-          <w:rtl w:val="0"/>
-        </w:rPr>
-        <w:t xml:space="preserve">ANNA:</w:t>
-      </w:r>
-      <w:r>
-        <w:rPr>
+        </w:rPr>
+      </w:pPr>
+      <w:r>
+        <w:rPr>
+          <w:b w:val="1"/>
+          <w:bCs w:val="1"/>
           <w:i w:val="1"/>
           <w:iCs w:val="1"/>
           <w:sz w:val="16"/>
           <w:szCs w:val="16"/>
           <w:rtl w:val="0"/>
         </w:rPr>
-        <w:t xml:space="preserve"> And there's also extra support for children with special needs, isn't there?</w:t>
-      </w:r>
-    </w:p>
-    <w:p>
-      <w:pPr>
-        <w:spacing w:after="120" w:lineRule="auto"/>
+        <w:t xml:space="preserve">ANNA:</w:t>
+      </w:r>
+      <w:r>
         <w:rPr>
           <w:i w:val="1"/>
           <w:iCs w:val="1"/>
           <w:sz w:val="16"/>
           <w:szCs w:val="16"/>
-        </w:rPr>
-      </w:pPr>
-      <w:r>
-        <w:rPr>
-          <w:b w:val="1"/>
-          <w:bCs w:val="1"/>
+          <w:rtl w:val="0"/>
+        </w:rPr>
+        <w:t xml:space="preserve"> There is. For a child with a disability, there's a special supplementary allowance on top of the normal family allowance. So families who need more help, get more help.</w:t>
+      </w:r>
+    </w:p>
+    <w:p>
+      <w:pPr>
+        <w:spacing w:after="120" w:lineRule="auto"/>
+        <w:rPr>
           <w:i w:val="1"/>
           <w:iCs w:val="1"/>
           <w:sz w:val="16"/>
           <w:szCs w:val="16"/>
-          <w:rtl w:val="0"/>
-        </w:rPr>
-        <w:t xml:space="preserve">TOM:</w:t>
-      </w:r>
-      <w:r>
-        <w:rPr>
+        </w:rPr>
+      </w:pPr>
+      <w:r>
+        <w:rPr>
+          <w:b w:val="1"/>
+          <w:bCs w:val="1"/>
           <w:i w:val="1"/>
           <w:iCs w:val="1"/>
           <w:sz w:val="16"/>
           <w:szCs w:val="16"/>
           <w:rtl w:val="0"/>
         </w:rPr>
-        <w:t xml:space="preserve"> There is. For a child with a disability, there's a special supplementary allowance on top of the normal family allowance. So families who need more help, get more help.</w:t>
-      </w:r>
-    </w:p>
-    <w:p>
-      <w:pPr>
-        <w:spacing w:after="120" w:lineRule="auto"/>
+        <w:t xml:space="preserve">TOM:</w:t>
+      </w:r>
+      <w:r>
         <w:rPr>
           <w:i w:val="1"/>
           <w:iCs w:val="1"/>
           <w:sz w:val="16"/>
           <w:szCs w:val="16"/>
-        </w:rPr>
-      </w:pPr>
-      <w:r>
-        <w:rPr>
-          <w:b w:val="1"/>
-          <w:bCs w:val="1"/>
+          <w:rtl w:val="0"/>
+        </w:rPr>
+        <w:t xml:space="preserve"> That's a caring system. Anna, let's make it really concrete. Can we follow one family?</w:t>
+      </w:r>
+    </w:p>
+    <w:p>
+      <w:pPr>
+        <w:spacing w:after="120" w:lineRule="auto"/>
+        <w:rPr>
           <w:i w:val="1"/>
           <w:iCs w:val="1"/>
           <w:sz w:val="16"/>
           <w:szCs w:val="16"/>
-          <w:rtl w:val="0"/>
-        </w:rPr>
-        <w:t xml:space="preserve">ANNA:</w:t>
-      </w:r>
-      <w:r>
-        <w:rPr>
+        </w:rPr>
+      </w:pPr>
+      <w:r>
+        <w:rPr>
+          <w:b w:val="1"/>
+          <w:bCs w:val="1"/>
           <w:i w:val="1"/>
           <w:iCs w:val="1"/>
           <w:sz w:val="16"/>
           <w:szCs w:val="16"/>
           <w:rtl w:val="0"/>
         </w:rPr>
-        <w:t xml:space="preserve"> That's a caring system. Tom, let's make it really concrete. Can we follow one family?</w:t>
-      </w:r>
-    </w:p>
-    <w:p>
-      <w:pPr>
-        <w:spacing w:after="120" w:lineRule="auto"/>
+        <w:t xml:space="preserve">ANNA:</w:t>
+      </w:r>
+      <w:r>
         <w:rPr>
           <w:i w:val="1"/>
           <w:iCs w:val="1"/>
           <w:sz w:val="16"/>
           <w:szCs w:val="16"/>
-        </w:rPr>
-      </w:pPr>
-      <w:r>
-        <w:rPr>
-          <w:b w:val="1"/>
-          <w:bCs w:val="1"/>
+          <w:rtl w:val="0"/>
+        </w:rPr>
+        <w:t xml:space="preserve"> Of course. Let's imagine a couple — they're expecting their first baby.</w:t>
+      </w:r>
+    </w:p>
+    <w:p>
+      <w:pPr>
+        <w:spacing w:after="120" w:lineRule="auto"/>
+        <w:rPr>
           <w:i w:val="1"/>
           <w:iCs w:val="1"/>
           <w:sz w:val="16"/>
           <w:szCs w:val="16"/>
-          <w:rtl w:val="0"/>
-        </w:rPr>
-        <w:t xml:space="preserve">TOM:</w:t>
-      </w:r>
-      <w:r>
-        <w:rPr>
+        </w:rPr>
+      </w:pPr>
+      <w:r>
+        <w:rPr>
+          <w:b w:val="1"/>
+          <w:bCs w:val="1"/>
           <w:i w:val="1"/>
           <w:iCs w:val="1"/>
           <w:sz w:val="16"/>
           <w:szCs w:val="16"/>
           <w:rtl w:val="0"/>
         </w:rPr>
-        <w:t xml:space="preserve"> Of course. Let's imagine a couple — they're expecting their first baby.</w:t>
-      </w:r>
-    </w:p>
-    <w:p>
-      <w:pPr>
-        <w:spacing w:after="120" w:lineRule="auto"/>
+        <w:t xml:space="preserve">TOM:</w:t>
+      </w:r>
+      <w:r>
         <w:rPr>
           <w:i w:val="1"/>
           <w:iCs w:val="1"/>
           <w:sz w:val="16"/>
           <w:szCs w:val="16"/>
-        </w:rPr>
-      </w:pPr>
-      <w:r>
-        <w:rPr>
-          <w:b w:val="1"/>
-          <w:bCs w:val="1"/>
+          <w:rtl w:val="0"/>
+        </w:rPr>
+        <w:t xml:space="preserve"> Exciting! So where does the Children's Future Fund come in, from the very start?</w:t>
+      </w:r>
+    </w:p>
+    <w:p>
+      <w:pPr>
+        <w:spacing w:after="120" w:lineRule="auto"/>
+        <w:rPr>
           <w:i w:val="1"/>
           <w:iCs w:val="1"/>
           <w:sz w:val="16"/>
           <w:szCs w:val="16"/>
-          <w:rtl w:val="0"/>
-        </w:rPr>
-        <w:t xml:space="preserve">ANNA:</w:t>
-      </w:r>
-      <w:r>
-        <w:rPr>
+        </w:rPr>
+      </w:pPr>
+      <w:r>
+        <w:rPr>
+          <w:b w:val="1"/>
+          <w:bCs w:val="1"/>
           <w:i w:val="1"/>
           <w:iCs w:val="1"/>
           <w:sz w:val="16"/>
           <w:szCs w:val="16"/>
           <w:rtl w:val="0"/>
         </w:rPr>
-        <w:t xml:space="preserve"> Exciting! So where does the Children's Future Fund come in, from the very start?</w:t>
-      </w:r>
-    </w:p>
-    <w:p>
-      <w:pPr>
-        <w:spacing w:after="120" w:lineRule="auto"/>
+        <w:t xml:space="preserve">ANNA:</w:t>
+      </w:r>
+      <w:r>
         <w:rPr>
           <w:i w:val="1"/>
           <w:iCs w:val="1"/>
           <w:sz w:val="16"/>
           <w:szCs w:val="16"/>
-        </w:rPr>
-      </w:pPr>
-      <w:r>
-        <w:rPr>
-          <w:b w:val="1"/>
-          <w:bCs w:val="1"/>
+          <w:rtl w:val="0"/>
+        </w:rPr>
+        <w:t xml:space="preserve"> Even before the birth. During the pregnancy, the mother goes to her check-ups, and the dental visit — and that opens the first part of the birth allowance, the prenatal part. About five hundred and eighty euros.</w:t>
+      </w:r>
+    </w:p>
+    <w:p>
+      <w:pPr>
+        <w:spacing w:after="120" w:lineRule="auto"/>
+        <w:rPr>
           <w:i w:val="1"/>
           <w:iCs w:val="1"/>
           <w:sz w:val="16"/>
           <w:szCs w:val="16"/>
-          <w:rtl w:val="0"/>
-        </w:rPr>
-        <w:t xml:space="preserve">TOM:</w:t>
-      </w:r>
-      <w:r>
-        <w:rPr>
+        </w:rPr>
+      </w:pPr>
+      <w:r>
+        <w:rPr>
+          <w:b w:val="1"/>
+          <w:bCs w:val="1"/>
           <w:i w:val="1"/>
           <w:iCs w:val="1"/>
           <w:sz w:val="16"/>
           <w:szCs w:val="16"/>
           <w:rtl w:val="0"/>
         </w:rPr>
-        <w:t xml:space="preserve"> Even before the birth. During the pregnancy, the mother goes to her check-ups, and the dental visit — and that opens the first part of the birth allowance, the prenatal part. About five hundred and eighty euros.</w:t>
-      </w:r>
-    </w:p>
-    <w:p>
-      <w:pPr>
-        <w:spacing w:after="120" w:lineRule="auto"/>
+        <w:t xml:space="preserve">TOM:</w:t>
+      </w:r>
+      <w:r>
         <w:rPr>
           <w:i w:val="1"/>
           <w:iCs w:val="1"/>
           <w:sz w:val="16"/>
           <w:szCs w:val="16"/>
-        </w:rPr>
-      </w:pPr>
-      <w:r>
-        <w:rPr>
-          <w:b w:val="1"/>
-          <w:bCs w:val="1"/>
+          <w:rtl w:val="0"/>
+        </w:rPr>
+        <w:t xml:space="preserve"> Then the baby arrives.</w:t>
+      </w:r>
+    </w:p>
+    <w:p>
+      <w:pPr>
+        <w:spacing w:after="120" w:lineRule="auto"/>
+        <w:rPr>
           <w:i w:val="1"/>
           <w:iCs w:val="1"/>
           <w:sz w:val="16"/>
           <w:szCs w:val="16"/>
-          <w:rtl w:val="0"/>
-        </w:rPr>
-        <w:t xml:space="preserve">ANNA:</w:t>
-      </w:r>
-      <w:r>
-        <w:rPr>
+        </w:rPr>
+      </w:pPr>
+      <w:r>
+        <w:rPr>
+          <w:b w:val="1"/>
+          <w:bCs w:val="1"/>
           <w:i w:val="1"/>
           <w:iCs w:val="1"/>
           <w:sz w:val="16"/>
           <w:szCs w:val="16"/>
           <w:rtl w:val="0"/>
         </w:rPr>
-        <w:t xml:space="preserve"> Then the baby arrives.</w:t>
-      </w:r>
-    </w:p>
-    <w:p>
-      <w:pPr>
-        <w:spacing w:after="120" w:lineRule="auto"/>
+        <w:t xml:space="preserve">ANNA:</w:t>
+      </w:r>
+      <w:r>
         <w:rPr>
           <w:i w:val="1"/>
           <w:iCs w:val="1"/>
           <w:sz w:val="16"/>
           <w:szCs w:val="16"/>
-        </w:rPr>
-      </w:pPr>
-      <w:r>
-        <w:rPr>
-          <w:b w:val="1"/>
-          <w:bCs w:val="1"/>
+          <w:rtl w:val="0"/>
+        </w:rPr>
+        <w:t xml:space="preserve"> The baby arrives. They register the birth at the commune, and that triggers the second part of the birth allowance. And they make one application for the monthly family allowance — through MyGuichet.lu.</w:t>
+      </w:r>
+    </w:p>
+    <w:p>
+      <w:pPr>
+        <w:spacing w:after="120" w:lineRule="auto"/>
+        <w:rPr>
           <w:i w:val="1"/>
           <w:iCs w:val="1"/>
           <w:sz w:val="16"/>
           <w:szCs w:val="16"/>
-          <w:rtl w:val="0"/>
-        </w:rPr>
-        <w:t xml:space="preserve">TOM:</w:t>
-      </w:r>
-      <w:r>
-        <w:rPr>
+        </w:rPr>
+      </w:pPr>
+      <w:r>
+        <w:rPr>
+          <w:b w:val="1"/>
+          <w:bCs w:val="1"/>
           <w:i w:val="1"/>
           <w:iCs w:val="1"/>
           <w:sz w:val="16"/>
           <w:szCs w:val="16"/>
           <w:rtl w:val="0"/>
         </w:rPr>
-        <w:t xml:space="preserve"> The baby arrives. They register the birth at the commune, and that triggers the second part of the birth allowance. And they make one application for the monthly family allowance — through MyGuichet.lu.</w:t>
-      </w:r>
-    </w:p>
-    <w:p>
-      <w:pPr>
-        <w:spacing w:after="120" w:lineRule="auto"/>
+        <w:t xml:space="preserve">TOM:</w:t>
+      </w:r>
+      <w:r>
         <w:rPr>
           <w:i w:val="1"/>
           <w:iCs w:val="1"/>
           <w:sz w:val="16"/>
           <w:szCs w:val="16"/>
-        </w:rPr>
-      </w:pPr>
-      <w:r>
-        <w:rPr>
-          <w:b w:val="1"/>
-          <w:bCs w:val="1"/>
+          <w:rtl w:val="0"/>
+        </w:rPr>
+        <w:t xml:space="preserve"> And from then on, the monthly money starts.</w:t>
+      </w:r>
+    </w:p>
+    <w:p>
+      <w:pPr>
+        <w:spacing w:after="120" w:lineRule="auto"/>
+        <w:rPr>
           <w:i w:val="1"/>
           <w:iCs w:val="1"/>
           <w:sz w:val="16"/>
           <w:szCs w:val="16"/>
-          <w:rtl w:val="0"/>
-        </w:rPr>
-        <w:t xml:space="preserve">ANNA:</w:t>
-      </w:r>
-      <w:r>
-        <w:rPr>
+        </w:rPr>
+      </w:pPr>
+      <w:r>
+        <w:rPr>
+          <w:b w:val="1"/>
+          <w:bCs w:val="1"/>
           <w:i w:val="1"/>
           <w:iCs w:val="1"/>
           <w:sz w:val="16"/>
           <w:szCs w:val="16"/>
           <w:rtl w:val="0"/>
         </w:rPr>
-        <w:t xml:space="preserve"> And from then on, the monthly money starts.</w:t>
-      </w:r>
-    </w:p>
-    <w:p>
-      <w:pPr>
-        <w:spacing w:after="120" w:lineRule="auto"/>
+        <w:t xml:space="preserve">ANNA:</w:t>
+      </w:r>
+      <w:r>
         <w:rPr>
           <w:i w:val="1"/>
           <w:iCs w:val="1"/>
           <w:sz w:val="16"/>
           <w:szCs w:val="16"/>
-        </w:rPr>
-      </w:pPr>
-      <w:r>
-        <w:rPr>
-          <w:b w:val="1"/>
-          <w:bCs w:val="1"/>
+          <w:rtl w:val="0"/>
+        </w:rPr>
+        <w:t xml:space="preserve"> Every month, by the twenty-fifth — a bit over three hundred euros, automatically. Then, over the first two years, they take the baby to its medical check-ups, and that unlocks the third part of the birth allowance.</w:t>
+      </w:r>
+    </w:p>
+    <w:p>
+      <w:pPr>
+        <w:spacing w:after="120" w:lineRule="auto"/>
+        <w:rPr>
           <w:i w:val="1"/>
           <w:iCs w:val="1"/>
           <w:sz w:val="16"/>
           <w:szCs w:val="16"/>
-          <w:rtl w:val="0"/>
-        </w:rPr>
-        <w:t xml:space="preserve">TOM:</w:t>
-      </w:r>
-      <w:r>
-        <w:rPr>
+        </w:rPr>
+      </w:pPr>
+      <w:r>
+        <w:rPr>
+          <w:b w:val="1"/>
+          <w:bCs w:val="1"/>
           <w:i w:val="1"/>
           <w:iCs w:val="1"/>
           <w:sz w:val="16"/>
           <w:szCs w:val="16"/>
           <w:rtl w:val="0"/>
         </w:rPr>
-        <w:t xml:space="preserve"> Every month, by the twenty-fifth — a bit over three hundred euros, automatically. Then, over the first two years, they take the baby to its medical check-ups, and that unlocks the third part of the birth allowance.</w:t>
-      </w:r>
-    </w:p>
-    <w:p>
-      <w:pPr>
-        <w:spacing w:after="120" w:lineRule="auto"/>
+        <w:t xml:space="preserve">TOM:</w:t>
+      </w:r>
+      <w:r>
         <w:rPr>
           <w:i w:val="1"/>
           <w:iCs w:val="1"/>
           <w:sz w:val="16"/>
           <w:szCs w:val="16"/>
-        </w:rPr>
-      </w:pPr>
-      <w:r>
-        <w:rPr>
-          <w:b w:val="1"/>
-          <w:bCs w:val="1"/>
+          <w:rtl w:val="0"/>
+        </w:rPr>
+        <w:t xml:space="preserve"> So in the first two years, they've received all three parts of the birth allowance, plus the monthly allowance.</w:t>
+      </w:r>
+    </w:p>
+    <w:p>
+      <w:pPr>
+        <w:spacing w:after="120" w:lineRule="auto"/>
+        <w:rPr>
           <w:i w:val="1"/>
           <w:iCs w:val="1"/>
           <w:sz w:val="16"/>
           <w:szCs w:val="16"/>
-          <w:rtl w:val="0"/>
-        </w:rPr>
-        <w:t xml:space="preserve">ANNA:</w:t>
-      </w:r>
-      <w:r>
-        <w:rPr>
+        </w:rPr>
+      </w:pPr>
+      <w:r>
+        <w:rPr>
+          <w:b w:val="1"/>
+          <w:bCs w:val="1"/>
           <w:i w:val="1"/>
           <w:iCs w:val="1"/>
           <w:sz w:val="16"/>
           <w:szCs w:val="16"/>
           <w:rtl w:val="0"/>
         </w:rPr>
-        <w:t xml:space="preserve"> So in the first two years, they've received all three parts of the birth allowance, plus the monthly allowance.</w:t>
-      </w:r>
-    </w:p>
-    <w:p>
-      <w:pPr>
-        <w:spacing w:after="120" w:lineRule="auto"/>
+        <w:t xml:space="preserve">ANNA:</w:t>
+      </w:r>
+      <w:r>
         <w:rPr>
           <w:i w:val="1"/>
           <w:iCs w:val="1"/>
           <w:sz w:val="16"/>
           <w:szCs w:val="16"/>
-        </w:rPr>
-      </w:pPr>
-      <w:r>
-        <w:rPr>
-          <w:b w:val="1"/>
-          <w:bCs w:val="1"/>
+          <w:rtl w:val="0"/>
+        </w:rPr>
+        <w:t xml:space="preserve"> Exactly. The child turns six — the monthly amount goes up a step, and the back-to-school allowance begins each August. The child turns twelve — another step up. And it all continues, right through school, possibly to age twenty-five.</w:t>
+      </w:r>
+    </w:p>
+    <w:p>
+      <w:pPr>
+        <w:spacing w:after="120" w:lineRule="auto"/>
+        <w:rPr>
           <w:i w:val="1"/>
           <w:iCs w:val="1"/>
           <w:sz w:val="16"/>
           <w:szCs w:val="16"/>
-          <w:rtl w:val="0"/>
-        </w:rPr>
-        <w:t xml:space="preserve">TOM:</w:t>
-      </w:r>
-      <w:r>
-        <w:rPr>
+        </w:rPr>
+      </w:pPr>
+      <w:r>
+        <w:rPr>
+          <w:b w:val="1"/>
+          <w:bCs w:val="1"/>
           <w:i w:val="1"/>
           <w:iCs w:val="1"/>
           <w:sz w:val="16"/>
           <w:szCs w:val="16"/>
           <w:rtl w:val="0"/>
         </w:rPr>
-        <w:t xml:space="preserve"> Exactly. The child turns six — the monthly amount goes up a step, and the back-to-school allowance begins each August. The child turns twelve — another step up. And it all continues, right through school, possibly to age twenty-five.</w:t>
-      </w:r>
-    </w:p>
-    <w:p>
-      <w:pPr>
-        <w:spacing w:after="120" w:lineRule="auto"/>
+        <w:t xml:space="preserve">TOM:</w:t>
+      </w:r>
+      <w:r>
         <w:rPr>
           <w:i w:val="1"/>
           <w:iCs w:val="1"/>
           <w:sz w:val="16"/>
           <w:szCs w:val="16"/>
-        </w:rPr>
-      </w:pPr>
-      <w:r>
-        <w:rPr>
-          <w:b w:val="1"/>
-          <w:bCs w:val="1"/>
+          <w:rtl w:val="0"/>
+        </w:rPr>
+        <w:t xml:space="preserve"> And the parents only really did one big thing — they applied once, and kept their details up to date.</w:t>
+      </w:r>
+    </w:p>
+    <w:p>
+      <w:pPr>
+        <w:spacing w:after="120" w:lineRule="auto"/>
+        <w:rPr>
           <w:i w:val="1"/>
           <w:iCs w:val="1"/>
           <w:sz w:val="16"/>
           <w:szCs w:val="16"/>
-          <w:rtl w:val="0"/>
-        </w:rPr>
-        <w:t xml:space="preserve">ANNA:</w:t>
-      </w:r>
-      <w:r>
-        <w:rPr>
+        </w:rPr>
+      </w:pPr>
+      <w:r>
+        <w:rPr>
+          <w:b w:val="1"/>
+          <w:bCs w:val="1"/>
           <w:i w:val="1"/>
           <w:iCs w:val="1"/>
           <w:sz w:val="16"/>
           <w:szCs w:val="16"/>
           <w:rtl w:val="0"/>
         </w:rPr>
-        <w:t xml:space="preserve"> And the parents only really did one big thing — they applied once, and kept their details up to date.</w:t>
-      </w:r>
-    </w:p>
-    <w:p>
-      <w:pPr>
-        <w:spacing w:after="120" w:lineRule="auto"/>
+        <w:t xml:space="preserve">ANNA:</w:t>
+      </w:r>
+      <w:r>
         <w:rPr>
           <w:i w:val="1"/>
           <w:iCs w:val="1"/>
           <w:sz w:val="16"/>
           <w:szCs w:val="16"/>
-        </w:rPr>
-      </w:pPr>
-      <w:r>
-        <w:rPr>
-          <w:b w:val="1"/>
-          <w:bCs w:val="1"/>
+          <w:rtl w:val="0"/>
+        </w:rPr>
+        <w:t xml:space="preserve"> That's the beauty of it. Apply once, keep your information current, and the support flows. Calm and predictable, through the whole childhood.</w:t>
+      </w:r>
+    </w:p>
+    <w:p>
+      <w:pPr>
+        <w:spacing w:after="120" w:lineRule="auto"/>
+        <w:rPr>
           <w:i w:val="1"/>
           <w:iCs w:val="1"/>
           <w:sz w:val="16"/>
           <w:szCs w:val="16"/>
-          <w:rtl w:val="0"/>
-        </w:rPr>
-        <w:t xml:space="preserve">TOM:</w:t>
-      </w:r>
-      <w:r>
-        <w:rPr>
+        </w:rPr>
+      </w:pPr>
+      <w:r>
+        <w:rPr>
+          <w:b w:val="1"/>
+          <w:bCs w:val="1"/>
           <w:i w:val="1"/>
           <w:iCs w:val="1"/>
           <w:sz w:val="16"/>
           <w:szCs w:val="16"/>
           <w:rtl w:val="0"/>
         </w:rPr>
-        <w:t xml:space="preserve"> That's the beauty of it. Apply once, keep your information current, and the support flows. Calm and predictable, through the whole childhood.</w:t>
-      </w:r>
-    </w:p>
-    <w:p>
-      <w:pPr>
-        <w:spacing w:after="120" w:lineRule="auto"/>
+        <w:t xml:space="preserve">TOM:</w:t>
+      </w:r>
+      <w:r>
         <w:rPr>
           <w:i w:val="1"/>
           <w:iCs w:val="1"/>
           <w:sz w:val="16"/>
           <w:szCs w:val="16"/>
-        </w:rPr>
-      </w:pPr>
-      <w:r>
-        <w:rPr>
-          <w:b w:val="1"/>
-          <w:bCs w:val="1"/>
+          <w:rtl w:val="0"/>
+        </w:rPr>
+        <w:t xml:space="preserve"> I really like that picture. Okay Anna — let's bring it home. If I'm listening, and I have children, or one on the way — what should I do?</w:t>
+      </w:r>
+    </w:p>
+    <w:p>
+      <w:pPr>
+        <w:spacing w:after="120" w:lineRule="auto"/>
+        <w:rPr>
           <w:i w:val="1"/>
           <w:iCs w:val="1"/>
           <w:sz w:val="16"/>
           <w:szCs w:val="16"/>
-          <w:rtl w:val="0"/>
-        </w:rPr>
-        <w:t xml:space="preserve">ANNA:</w:t>
-      </w:r>
-      <w:r>
-        <w:rPr>
+        </w:rPr>
+      </w:pPr>
+      <w:r>
+        <w:rPr>
+          <w:b w:val="1"/>
+          <w:bCs w:val="1"/>
           <w:i w:val="1"/>
           <w:iCs w:val="1"/>
           <w:sz w:val="16"/>
           <w:szCs w:val="16"/>
           <w:rtl w:val="0"/>
         </w:rPr>
-        <w:t xml:space="preserve"> I really like that picture. Okay Tom — let's bring it home. If I'm listening, and I have children, or one on the way — what should I do?</w:t>
-      </w:r>
-    </w:p>
-    <w:p>
-      <w:pPr>
-        <w:spacing w:after="120" w:lineRule="auto"/>
+        <w:t xml:space="preserve">ANNA:</w:t>
+      </w:r>
+      <w:r>
         <w:rPr>
           <w:i w:val="1"/>
           <w:iCs w:val="1"/>
           <w:sz w:val="16"/>
           <w:szCs w:val="16"/>
-        </w:rPr>
-      </w:pPr>
-      <w:r>
-        <w:rPr>
-          <w:b w:val="1"/>
-          <w:bCs w:val="1"/>
+          <w:rtl w:val="0"/>
+        </w:rPr>
+        <w:t xml:space="preserve"> Three simple steps. First — go to the website, c-a-e dot l-u, or to MyGuichet.lu. That's where everything starts.</w:t>
+      </w:r>
+    </w:p>
+    <w:p>
+      <w:pPr>
+        <w:spacing w:after="120" w:lineRule="auto"/>
+        <w:rPr>
           <w:i w:val="1"/>
           <w:iCs w:val="1"/>
           <w:sz w:val="16"/>
           <w:szCs w:val="16"/>
-          <w:rtl w:val="0"/>
-        </w:rPr>
-        <w:t xml:space="preserve">TOM:</w:t>
-      </w:r>
-      <w:r>
-        <w:rPr>
+        </w:rPr>
+      </w:pPr>
+      <w:r>
+        <w:rPr>
+          <w:b w:val="1"/>
+          <w:bCs w:val="1"/>
           <w:i w:val="1"/>
           <w:iCs w:val="1"/>
           <w:sz w:val="16"/>
           <w:szCs w:val="16"/>
           <w:rtl w:val="0"/>
         </w:rPr>
-        <w:t xml:space="preserve"> Three simple steps. First — go to the website, c-a-e dot l-u, or to MyGuichet.lu. That's where everything starts.</w:t>
-      </w:r>
-    </w:p>
-    <w:p>
-      <w:pPr>
-        <w:spacing w:after="120" w:lineRule="auto"/>
+        <w:t xml:space="preserve">TOM:</w:t>
+      </w:r>
+      <w:r>
         <w:rPr>
           <w:i w:val="1"/>
           <w:iCs w:val="1"/>
           <w:sz w:val="16"/>
           <w:szCs w:val="16"/>
-        </w:rPr>
-      </w:pPr>
-      <w:r>
-        <w:rPr>
-          <w:b w:val="1"/>
-          <w:bCs w:val="1"/>
+          <w:rtl w:val="0"/>
+        </w:rPr>
+        <w:t xml:space="preserve"> cae.lu. Got it.</w:t>
+      </w:r>
+    </w:p>
+    <w:p>
+      <w:pPr>
+        <w:spacing w:after="120" w:lineRule="auto"/>
+        <w:rPr>
           <w:i w:val="1"/>
           <w:iCs w:val="1"/>
           <w:sz w:val="16"/>
           <w:szCs w:val="16"/>
-          <w:rtl w:val="0"/>
-        </w:rPr>
-        <w:t xml:space="preserve">ANNA:</w:t>
-      </w:r>
-      <w:r>
-        <w:rPr>
+        </w:rPr>
+      </w:pPr>
+      <w:r>
+        <w:rPr>
+          <w:b w:val="1"/>
+          <w:bCs w:val="1"/>
           <w:i w:val="1"/>
           <w:iCs w:val="1"/>
           <w:sz w:val="16"/>
           <w:szCs w:val="16"/>
           <w:rtl w:val="0"/>
         </w:rPr>
-        <w:t xml:space="preserve"> cae.lu. Got it.</w:t>
-      </w:r>
-    </w:p>
-    <w:p>
-      <w:pPr>
-        <w:spacing w:after="120" w:lineRule="auto"/>
+        <w:t xml:space="preserve">ANNA:</w:t>
+      </w:r>
+      <w:r>
         <w:rPr>
           <w:i w:val="1"/>
           <w:iCs w:val="1"/>
           <w:sz w:val="16"/>
           <w:szCs w:val="16"/>
-        </w:rPr>
-      </w:pPr>
-      <w:r>
-        <w:rPr>
-          <w:b w:val="1"/>
-          <w:bCs w:val="1"/>
+          <w:rtl w:val="0"/>
+        </w:rPr>
+        <w:t xml:space="preserve"> Second — if you're expecting, start the birth allowance early, by going to your check-ups, and apply for the monthly family allowance when the baby is born. You only do it once.</w:t>
+      </w:r>
+    </w:p>
+    <w:p>
+      <w:pPr>
+        <w:spacing w:after="120" w:lineRule="auto"/>
+        <w:rPr>
           <w:i w:val="1"/>
           <w:iCs w:val="1"/>
           <w:sz w:val="16"/>
           <w:szCs w:val="16"/>
-          <w:rtl w:val="0"/>
-        </w:rPr>
-        <w:t xml:space="preserve">TOM:</w:t>
-      </w:r>
-      <w:r>
-        <w:rPr>
+        </w:rPr>
+      </w:pPr>
+      <w:r>
+        <w:rPr>
+          <w:b w:val="1"/>
+          <w:bCs w:val="1"/>
           <w:i w:val="1"/>
           <w:iCs w:val="1"/>
           <w:sz w:val="16"/>
           <w:szCs w:val="16"/>
           <w:rtl w:val="0"/>
         </w:rPr>
-        <w:t xml:space="preserve"> Second — if you're expecting, start the birth allowance early, by going to your check-ups, and apply for the monthly family allowance when the baby is born. You only do it once.</w:t>
-      </w:r>
-    </w:p>
-    <w:p>
-      <w:pPr>
-        <w:spacing w:after="120" w:lineRule="auto"/>
+        <w:t xml:space="preserve">TOM:</w:t>
+      </w:r>
+      <w:r>
         <w:rPr>
           <w:i w:val="1"/>
           <w:iCs w:val="1"/>
           <w:sz w:val="16"/>
           <w:szCs w:val="16"/>
-        </w:rPr>
-      </w:pPr>
-      <w:r>
-        <w:rPr>
-          <w:b w:val="1"/>
-          <w:bCs w:val="1"/>
+          <w:rtl w:val="0"/>
+        </w:rPr>
+        <w:t xml:space="preserve"> And third?</w:t>
+      </w:r>
+    </w:p>
+    <w:p>
+      <w:pPr>
+        <w:spacing w:after="120" w:lineRule="auto"/>
+        <w:rPr>
           <w:i w:val="1"/>
           <w:iCs w:val="1"/>
           <w:sz w:val="16"/>
           <w:szCs w:val="16"/>
-          <w:rtl w:val="0"/>
-        </w:rPr>
-        <w:t xml:space="preserve">ANNA:</w:t>
-      </w:r>
-      <w:r>
-        <w:rPr>
+        </w:rPr>
+      </w:pPr>
+      <w:r>
+        <w:rPr>
+          <w:b w:val="1"/>
+          <w:bCs w:val="1"/>
           <w:i w:val="1"/>
           <w:iCs w:val="1"/>
           <w:sz w:val="16"/>
           <w:szCs w:val="16"/>
           <w:rtl w:val="0"/>
         </w:rPr>
-        <w:t xml:space="preserve"> And third?</w:t>
-      </w:r>
-    </w:p>
-    <w:p>
-      <w:pPr>
-        <w:spacing w:after="120" w:lineRule="auto"/>
+        <w:t xml:space="preserve">ANNA:</w:t>
+      </w:r>
+      <w:r>
         <w:rPr>
           <w:i w:val="1"/>
           <w:iCs w:val="1"/>
           <w:sz w:val="16"/>
           <w:szCs w:val="16"/>
-        </w:rPr>
-      </w:pPr>
-      <w:r>
-        <w:rPr>
-          <w:b w:val="1"/>
-          <w:bCs w:val="1"/>
+          <w:rtl w:val="0"/>
+        </w:rPr>
+        <w:t xml:space="preserve"> Third — keep your details up to date, especially your bank account and your situation. And if your child turns eighteen but stays in school, send back the form to keep the allowance going up to twenty-five.</w:t>
+      </w:r>
+    </w:p>
+    <w:p>
+      <w:pPr>
+        <w:spacing w:after="120" w:lineRule="auto"/>
+        <w:rPr>
           <w:i w:val="1"/>
           <w:iCs w:val="1"/>
           <w:sz w:val="16"/>
           <w:szCs w:val="16"/>
-          <w:rtl w:val="0"/>
-        </w:rPr>
-        <w:t xml:space="preserve">TOM:</w:t>
-      </w:r>
-      <w:r>
-        <w:rPr>
+        </w:rPr>
+      </w:pPr>
+      <w:r>
+        <w:rPr>
+          <w:b w:val="1"/>
+          <w:bCs w:val="1"/>
           <w:i w:val="1"/>
           <w:iCs w:val="1"/>
           <w:sz w:val="16"/>
           <w:szCs w:val="16"/>
           <w:rtl w:val="0"/>
         </w:rPr>
-        <w:t xml:space="preserve"> Third — keep your details up to date, especially your bank account and your situation. And if your child turns eighteen but stays in school, send back the form to keep the allowance going up to twenty-five.</w:t>
-      </w:r>
-    </w:p>
-    <w:p>
-      <w:pPr>
-        <w:spacing w:after="120" w:lineRule="auto"/>
+        <w:t xml:space="preserve">TOM:</w:t>
+      </w:r>
+      <w:r>
         <w:rPr>
           <w:i w:val="1"/>
           <w:iCs w:val="1"/>
           <w:sz w:val="16"/>
           <w:szCs w:val="16"/>
-        </w:rPr>
-      </w:pPr>
-      <w:r>
-        <w:rPr>
-          <w:b w:val="1"/>
-          <w:bCs w:val="1"/>
+          <w:rtl w:val="0"/>
+        </w:rPr>
+        <w:t xml:space="preserve"> And for cross-border workers?</w:t>
+      </w:r>
+    </w:p>
+    <w:p>
+      <w:pPr>
+        <w:spacing w:after="120" w:lineRule="auto"/>
+        <w:rPr>
           <w:i w:val="1"/>
           <w:iCs w:val="1"/>
           <w:sz w:val="16"/>
           <w:szCs w:val="16"/>
-          <w:rtl w:val="0"/>
-        </w:rPr>
-        <w:t xml:space="preserve">ANNA:</w:t>
-      </w:r>
-      <w:r>
-        <w:rPr>
+        </w:rPr>
+      </w:pPr>
+      <w:r>
+        <w:rPr>
+          <w:b w:val="1"/>
+          <w:bCs w:val="1"/>
           <w:i w:val="1"/>
           <w:iCs w:val="1"/>
           <w:sz w:val="16"/>
           <w:szCs w:val="16"/>
           <w:rtl w:val="0"/>
         </w:rPr>
-        <w:t xml:space="preserve"> And for cross-border workers?</w:t>
-      </w:r>
-    </w:p>
-    <w:p>
-      <w:pPr>
-        <w:spacing w:after="120" w:lineRule="auto"/>
+        <w:t xml:space="preserve">ANNA:</w:t>
+      </w:r>
+      <w:r>
         <w:rPr>
           <w:i w:val="1"/>
           <w:iCs w:val="1"/>
           <w:sz w:val="16"/>
           <w:szCs w:val="16"/>
-        </w:rPr>
-      </w:pPr>
-      <w:r>
-        <w:rPr>
-          <w:b w:val="1"/>
-          <w:bCs w:val="1"/>
+          <w:rtl w:val="0"/>
+        </w:rPr>
+        <w:t xml:space="preserve"> Same office, same website. If you work in Luxembourg, your children may have the right too — so don't assume you're not eligible. Check with the Zukunftskeess.</w:t>
+      </w:r>
+    </w:p>
+    <w:p>
+      <w:pPr>
+        <w:spacing w:after="120" w:lineRule="auto"/>
+        <w:rPr>
           <w:i w:val="1"/>
           <w:iCs w:val="1"/>
           <w:sz w:val="16"/>
           <w:szCs w:val="16"/>
-          <w:rtl w:val="0"/>
-        </w:rPr>
-        <w:t xml:space="preserve">TOM:</w:t>
-      </w:r>
-      <w:r>
-        <w:rPr>
+        </w:rPr>
+      </w:pPr>
+      <w:r>
+        <w:rPr>
+          <w:b w:val="1"/>
+          <w:bCs w:val="1"/>
           <w:i w:val="1"/>
           <w:iCs w:val="1"/>
           <w:sz w:val="16"/>
           <w:szCs w:val="16"/>
           <w:rtl w:val="0"/>
         </w:rPr>
-        <w:t xml:space="preserve"> Same office, same website. If you work in Luxembourg, your children may have the right too — so don't assume you're not eligible. Check with the Zukunftskeess.</w:t>
-      </w:r>
-    </w:p>
-    <w:p>
-      <w:pPr>
-        <w:spacing w:after="120" w:lineRule="auto"/>
+        <w:t xml:space="preserve">TOM:</w:t>
+      </w:r>
+      <w:r>
         <w:rPr>
           <w:i w:val="1"/>
           <w:iCs w:val="1"/>
           <w:sz w:val="16"/>
           <w:szCs w:val="16"/>
-        </w:rPr>
-      </w:pPr>
-      <w:r>
-        <w:rPr>
-          <w:b w:val="1"/>
-          <w:bCs w:val="1"/>
+          <w:rtl w:val="0"/>
+        </w:rPr>
+        <w:t xml:space="preserve"> A short summary to finish?</w:t>
+      </w:r>
+    </w:p>
+    <w:p>
+      <w:pPr>
+        <w:spacing w:after="120" w:lineRule="auto"/>
+        <w:rPr>
           <w:i w:val="1"/>
           <w:iCs w:val="1"/>
           <w:sz w:val="16"/>
           <w:szCs w:val="16"/>
-          <w:rtl w:val="0"/>
-        </w:rPr>
-        <w:t xml:space="preserve">ANNA:</w:t>
-      </w:r>
-      <w:r>
-        <w:rPr>
+        </w:rPr>
+      </w:pPr>
+      <w:r>
+        <w:rPr>
+          <w:b w:val="1"/>
+          <w:bCs w:val="1"/>
           <w:i w:val="1"/>
           <w:iCs w:val="1"/>
           <w:sz w:val="16"/>
           <w:szCs w:val="16"/>
           <w:rtl w:val="0"/>
         </w:rPr>
-        <w:t xml:space="preserve"> A short summary to finish?</w:t>
-      </w:r>
-    </w:p>
-    <w:p>
-      <w:pPr>
-        <w:spacing w:after="120" w:lineRule="auto"/>
+        <w:t xml:space="preserve">ANNA:</w:t>
+      </w:r>
+      <w:r>
         <w:rPr>
           <w:i w:val="1"/>
           <w:iCs w:val="1"/>
           <w:sz w:val="16"/>
           <w:szCs w:val="16"/>
-        </w:rPr>
-      </w:pPr>
-      <w:r>
-        <w:rPr>
-          <w:b w:val="1"/>
-          <w:bCs w:val="1"/>
+          <w:rtl w:val="0"/>
+        </w:rPr>
+        <w:t xml:space="preserve"> Sure. The Zukunftskeess — the Children's Future Fund, cae.lu — is the State office for family benefits in Luxembourg. Three main ones. A birth allowance of about one thousand seven hundred euros, in three parts, linked to health check-ups. A monthly family allowance for each child — a bit over three hundred euros — that grows at age six and age twelve, and can last until twenty-five if the child stays in school. And a back-to-school allowance each August, automatically. Plus parental leave income, childcare vouchers, and extra help for children with special needs.</w:t>
+      </w:r>
+    </w:p>
+    <w:p>
+      <w:pPr>
+        <w:spacing w:after="120" w:lineRule="auto"/>
+        <w:rPr>
           <w:i w:val="1"/>
           <w:iCs w:val="1"/>
           <w:sz w:val="16"/>
           <w:szCs w:val="16"/>
-          <w:rtl w:val="0"/>
-        </w:rPr>
-        <w:t xml:space="preserve">TOM:</w:t>
-      </w:r>
-      <w:r>
-        <w:rPr>
+        </w:rPr>
+      </w:pPr>
+      <w:r>
+        <w:rPr>
+          <w:b w:val="1"/>
+          <w:bCs w:val="1"/>
           <w:i w:val="1"/>
           <w:iCs w:val="1"/>
           <w:sz w:val="16"/>
           <w:szCs w:val="16"/>
           <w:rtl w:val="0"/>
         </w:rPr>
-        <w:t xml:space="preserve"> Sure. The Zukunftskeess — the Children's Future Fund, cae.lu — is the State office for family benefits in Luxembourg. Three main ones. A birth allowance of about one thousand seven hundred euros, in three parts, linked to health check-ups. A monthly family allowance for each child — a bit over three hundred euros — that grows at age six and age twelve, and can last until twenty-five if the child stays in school. And a back-to-school allowance each August, automatically. Plus parental leave income, childcare vouchers, and extra help for children with special needs.</w:t>
-      </w:r>
-    </w:p>
-    <w:p>
-      <w:pPr>
-        <w:spacing w:after="120" w:lineRule="auto"/>
+        <w:t xml:space="preserve">TOM:</w:t>
+      </w:r>
+      <w:r>
         <w:rPr>
           <w:i w:val="1"/>
           <w:iCs w:val="1"/>
           <w:sz w:val="16"/>
           <w:szCs w:val="16"/>
-        </w:rPr>
-      </w:pPr>
-      <w:r>
-        <w:rPr>
-          <w:b w:val="1"/>
-          <w:bCs w:val="1"/>
+          <w:rtl w:val="0"/>
+        </w:rPr>
+        <w:t xml:space="preserve"> And the message for today?</w:t>
+      </w:r>
+    </w:p>
+    <w:p>
+      <w:pPr>
+        <w:spacing w:after="120" w:lineRule="auto"/>
+        <w:rPr>
           <w:i w:val="1"/>
           <w:iCs w:val="1"/>
           <w:sz w:val="16"/>
           <w:szCs w:val="16"/>
-          <w:rtl w:val="0"/>
-        </w:rPr>
-        <w:t xml:space="preserve">ANNA:</w:t>
-      </w:r>
-      <w:r>
-        <w:rPr>
+        </w:rPr>
+      </w:pPr>
+      <w:r>
+        <w:rPr>
+          <w:b w:val="1"/>
+          <w:bCs w:val="1"/>
           <w:i w:val="1"/>
           <w:iCs w:val="1"/>
           <w:sz w:val="16"/>
           <w:szCs w:val="16"/>
           <w:rtl w:val="0"/>
         </w:rPr>
-        <w:t xml:space="preserve"> And the message for today?</w:t>
-      </w:r>
-    </w:p>
-    <w:p>
-      <w:pPr>
-        <w:spacing w:after="120" w:lineRule="auto"/>
+        <w:t xml:space="preserve">ANNA:</w:t>
+      </w:r>
+      <w:r>
         <w:rPr>
           <w:i w:val="1"/>
           <w:iCs w:val="1"/>
           <w:sz w:val="16"/>
           <w:szCs w:val="16"/>
-        </w:rPr>
-      </w:pPr>
-      <w:r>
-        <w:rPr>
-          <w:b w:val="1"/>
-          <w:bCs w:val="1"/>
+          <w:rtl w:val="0"/>
+        </w:rPr>
+        <w:t xml:space="preserve"> If you have children in Luxembourg, this support is yours by right — and it's easier to get than people think. One office, one website, and a system that walks beside your family for years.</w:t>
+      </w:r>
+    </w:p>
+    <w:p>
+      <w:pPr>
+        <w:spacing w:after="120" w:lineRule="auto"/>
+        <w:rPr>
           <w:i w:val="1"/>
           <w:iCs w:val="1"/>
           <w:sz w:val="16"/>
           <w:szCs w:val="16"/>
-          <w:rtl w:val="0"/>
-        </w:rPr>
-        <w:t xml:space="preserve">TOM:</w:t>
-      </w:r>
-      <w:r>
-        <w:rPr>
+        </w:rPr>
+      </w:pPr>
+      <w:r>
+        <w:rPr>
+          <w:b w:val="1"/>
+          <w:bCs w:val="1"/>
           <w:i w:val="1"/>
           <w:iCs w:val="1"/>
           <w:sz w:val="16"/>
           <w:szCs w:val="16"/>
           <w:rtl w:val="0"/>
         </w:rPr>
-        <w:t xml:space="preserve"> If you have children in Luxembourg, this support is yours by right — and it's easier to get than people think. One office, one website, and a system that walks beside your family for years.</w:t>
-      </w:r>
-    </w:p>
-    <w:p>
-      <w:pPr>
-        <w:spacing w:after="120" w:lineRule="auto"/>
+        <w:t xml:space="preserve">TOM:</w:t>
+      </w:r>
+      <w:r>
         <w:rPr>
           <w:i w:val="1"/>
           <w:iCs w:val="1"/>
           <w:sz w:val="16"/>
           <w:szCs w:val="16"/>
-        </w:rPr>
-      </w:pPr>
-      <w:r>
-        <w:rPr>
-          <w:b w:val="1"/>
-          <w:bCs w:val="1"/>
+          <w:rtl w:val="0"/>
+        </w:rPr>
+        <w:t xml:space="preserve"> So... whether you're a new parent, an old hand, or a cross-border worker — remember the name. The Zukunftskeess. cae.lu.</w:t>
+      </w:r>
+    </w:p>
+    <w:p>
+      <w:pPr>
+        <w:spacing w:after="120" w:lineRule="auto"/>
+        <w:rPr>
           <w:i w:val="1"/>
           <w:iCs w:val="1"/>
           <w:sz w:val="16"/>
           <w:szCs w:val="16"/>
-          <w:rtl w:val="0"/>
-        </w:rPr>
-        <w:t xml:space="preserve">ANNA:</w:t>
-      </w:r>
-      <w:r>
-        <w:rPr>
+        </w:rPr>
+      </w:pPr>
+      <w:r>
+        <w:rPr>
+          <w:b w:val="1"/>
+          <w:bCs w:val="1"/>
           <w:i w:val="1"/>
           <w:iCs w:val="1"/>
           <w:sz w:val="16"/>
           <w:szCs w:val="16"/>
           <w:rtl w:val="0"/>
         </w:rPr>
-        <w:t xml:space="preserve"> So... whether you're a new parent, an old hand, or a cross-border worker — remember the name. The Zukunftskeess. cae.lu.</w:t>
-      </w:r>
-    </w:p>
-    <w:p>
-      <w:pPr>
-        <w:spacing w:after="120" w:lineRule="auto"/>
+        <w:t xml:space="preserve">ANNA:</w:t>
+      </w:r>
+      <w:r>
         <w:rPr>
           <w:i w:val="1"/>
           <w:iCs w:val="1"/>
           <w:sz w:val="16"/>
           <w:szCs w:val="16"/>
-        </w:rPr>
-      </w:pPr>
-      <w:r>
-        <w:rPr>
-          <w:b w:val="1"/>
-          <w:bCs w:val="1"/>
-          <w:i w:val="1"/>
-          <w:iCs w:val="1"/>
-          <w:sz w:val="16"/>
-          <w:szCs w:val="16"/>
-          <w:rtl w:val="0"/>
-        </w:rPr>
-        <w:t xml:space="preserve">TOM:</w:t>
-      </w:r>
-      <w:r>
-        <w:rPr>
-          <w:i w:val="1"/>
-          <w:iCs w:val="1"/>
-          <w:sz w:val="16"/>
-          <w:szCs w:val="16"/>
           <w:rtl w:val="0"/>
         </w:rPr>
         <w:t xml:space="preserve"> One fund, looking after the future of your children. That's exactly what the name says.</w:t>
       </w:r>
-    </w:p>
-    <w:p>
-      <w:pPr>
-        <w:spacing w:after="120" w:lineRule="auto"/>
-        <w:rPr>
-          <w:i w:val="1"/>
-          <w:iCs w:val="1"/>
-          <w:sz w:val="16"/>
-          <w:szCs w:val="16"/>
-        </w:rPr>
-      </w:pPr>
-      <w:r>
-        <w:rPr>
-          <w:b w:val="1"/>
-          <w:bCs w:val="1"/>
-          <w:i w:val="1"/>
-          <w:iCs w:val="1"/>
-          <w:sz w:val="16"/>
-          <w:szCs w:val="16"/>
-          <w:rtl w:val="0"/>
-        </w:rPr>
-        <w:t xml:space="preserve">ANNA:</w:t>
+      <w:r>
+        <w:rPr>
+          <w:rtl w:val="0"/>
+        </w:rPr>
+        <w:t xml:space="preserve"> </w:t>
       </w:r>
       <w:r>
         <w:rPr>
@@ -15382,39 +15284,31 @@
         </w:rPr>
         <w:t xml:space="preserve"> This podcast is part of the Biergerpakt. That's a programme of living together in Luxembourg, organized by the Ministry of Family Affairs, Solidarity, Living Together and Reception of Refugees. The idea is to help residents, and also cross-border workers, to discover Luxembourg — or maybe re-discover Luxembourg — and to meet new people.</w:t>
       </w:r>
-    </w:p>
-    <w:p>
-      <w:pPr>
-        <w:spacing w:after="120" w:lineRule="auto"/>
-        <w:rPr/>
-      </w:pPr>
-      <w:r>
-        <w:rPr>
-          <w:b w:val="1"/>
-          <w:bCs w:val="1"/>
-          <w:rtl w:val="0"/>
-        </w:rPr>
-        <w:t xml:space="preserve">TOM:</w:t>
-      </w:r>
-      <w:r>
-        <w:rPr>
-          <w:rtl w:val="0"/>
-        </w:rPr>
-        <w:t xml:space="preserve"> Exactly. And today's topic is about something called the Greater Region — and its home, the House of the Greater Region.</w:t>
-      </w:r>
-    </w:p>
-    <w:p>
-      <w:pPr>
-        <w:spacing w:after="120" w:lineRule="auto"/>
-        <w:rPr/>
-      </w:pPr>
-      <w:r>
-        <w:rPr>
-          <w:b w:val="1"/>
-          <w:bCs w:val="1"/>
-          <w:rtl w:val="0"/>
-        </w:rPr>
-        <w:t xml:space="preserve">ANNA:</w:t>
+      <w:r>
+        <w:rPr>
+          <w:rtl w:val="0"/>
+        </w:rPr>
+        <w:t xml:space="preserve"> </w:t>
+      </w:r>
+      <w:r>
+        <w:rPr>
+          <w:rtl w:val="0"/>
+        </w:rPr>
+        <w:t xml:space="preserve"> And today's topic is about something called the Greater Region — and its home, the House of the Greater Region.</w:t>
+      </w:r>
+    </w:p>
+    <w:p>
+      <w:pPr>
+        <w:spacing w:after="120" w:lineRule="auto"/>
+        <w:rPr/>
+      </w:pPr>
+      <w:r>
+        <w:rPr>
+          <w:b w:val="1"/>
+          <w:bCs w:val="1"/>
+          <w:rtl w:val="0"/>
+        </w:rPr>
+        <w:t xml:space="preserve">TOM:</w:t>
       </w:r>
       <w:r>
         <w:rPr>
@@ -15434,7 +15328,7 @@
           <w:bCs w:val="1"/>
           <w:rtl w:val="0"/>
         </w:rPr>
-        <w:t xml:space="preserve">TOM:</w:t>
+        <w:t xml:space="preserve">ANNA:</w:t>
       </w:r>
       <w:r>
         <w:rPr>
@@ -15454,7 +15348,7 @@
           <w:bCs w:val="1"/>
           <w:rtl w:val="0"/>
         </w:rPr>
-        <w:t xml:space="preserve">ANNA:</w:t>
+        <w:t xml:space="preserve">TOM:</w:t>
       </w:r>
       <w:r>
         <w:rPr>
@@ -15474,7 +15368,7 @@
           <w:bCs w:val="1"/>
           <w:rtl w:val="0"/>
         </w:rPr>
-        <w:t xml:space="preserve">TOM:</w:t>
+        <w:t xml:space="preserve">ANNA:</w:t>
       </w:r>
       <w:r>
         <w:rPr>
@@ -15494,7 +15388,7 @@
           <w:bCs w:val="1"/>
           <w:rtl w:val="0"/>
         </w:rPr>
-        <w:t xml:space="preserve">ANNA:</w:t>
+        <w:t xml:space="preserve">TOM:</w:t>
       </w:r>
       <w:r>
         <w:rPr>
@@ -15514,7 +15408,7 @@
           <w:bCs w:val="1"/>
           <w:rtl w:val="0"/>
         </w:rPr>
-        <w:t xml:space="preserve">TOM:</w:t>
+        <w:t xml:space="preserve">ANNA:</w:t>
       </w:r>
       <w:r>
         <w:rPr>
@@ -15534,7 +15428,7 @@
           <w:bCs w:val="1"/>
           <w:rtl w:val="0"/>
         </w:rPr>
-        <w:t xml:space="preserve">ANNA:</w:t>
+        <w:t xml:space="preserve">TOM:</w:t>
       </w:r>
       <w:r>
         <w:rPr>
@@ -15554,7 +15448,7 @@
           <w:bCs w:val="1"/>
           <w:rtl w:val="0"/>
         </w:rPr>
-        <w:t xml:space="preserve">TOM:</w:t>
+        <w:t xml:space="preserve">ANNA:</w:t>
       </w:r>
       <w:r>
         <w:rPr>
@@ -15574,7 +15468,7 @@
           <w:bCs w:val="1"/>
           <w:rtl w:val="0"/>
         </w:rPr>
-        <w:t xml:space="preserve">ANNA:</w:t>
+        <w:t xml:space="preserve">TOM:</w:t>
       </w:r>
       <w:r>
         <w:rPr>
@@ -15594,7 +15488,7 @@
           <w:bCs w:val="1"/>
           <w:rtl w:val="0"/>
         </w:rPr>
-        <w:t xml:space="preserve">TOM:</w:t>
+        <w:t xml:space="preserve">ANNA:</w:t>
       </w:r>
       <w:r>
         <w:rPr>
@@ -15614,7 +15508,7 @@
           <w:bCs w:val="1"/>
           <w:rtl w:val="0"/>
         </w:rPr>
-        <w:t xml:space="preserve">ANNA:</w:t>
+        <w:t xml:space="preserve">TOM:</w:t>
       </w:r>
       <w:r>
         <w:rPr>
@@ -15634,7 +15528,7 @@
           <w:bCs w:val="1"/>
           <w:rtl w:val="0"/>
         </w:rPr>
-        <w:t xml:space="preserve">TOM:</w:t>
+        <w:t xml:space="preserve">ANNA:</w:t>
       </w:r>
       <w:r>
         <w:rPr>
@@ -15654,27 +15548,27 @@
           <w:bCs w:val="1"/>
           <w:rtl w:val="0"/>
         </w:rPr>
-        <w:t xml:space="preserve">ANNA:</w:t>
-      </w:r>
-      <w:r>
-        <w:rPr>
-          <w:rtl w:val="0"/>
-        </w:rPr>
-        <w:t xml:space="preserve"> Now Tom, you said "Summit". That sounds important. What is the Summit of the Greater Region?</w:t>
-      </w:r>
-    </w:p>
-    <w:p>
-      <w:pPr>
-        <w:spacing w:after="120" w:lineRule="auto"/>
-        <w:rPr/>
-      </w:pPr>
-      <w:r>
-        <w:rPr>
-          <w:b w:val="1"/>
-          <w:bCs w:val="1"/>
-          <w:rtl w:val="0"/>
-        </w:rPr>
-        <w:t xml:space="preserve">TOM:</w:t>
+        <w:t xml:space="preserve">TOM:</w:t>
+      </w:r>
+      <w:r>
+        <w:rPr>
+          <w:rtl w:val="0"/>
+        </w:rPr>
+        <w:t xml:space="preserve"> Now Anna, you said "Summit". That sounds important. What is the Summit of the Greater Region?</w:t>
+      </w:r>
+    </w:p>
+    <w:p>
+      <w:pPr>
+        <w:spacing w:after="120" w:lineRule="auto"/>
+        <w:rPr/>
+      </w:pPr>
+      <w:r>
+        <w:rPr>
+          <w:b w:val="1"/>
+          <w:bCs w:val="1"/>
+          <w:rtl w:val="0"/>
+        </w:rPr>
+        <w:t xml:space="preserve">ANNA:</w:t>
       </w:r>
       <w:r>
         <w:rPr>
@@ -15694,7 +15588,7 @@
           <w:bCs w:val="1"/>
           <w:rtl w:val="0"/>
         </w:rPr>
-        <w:t xml:space="preserve">ANNA:</w:t>
+        <w:t xml:space="preserve">TOM:</w:t>
       </w:r>
       <w:r>
         <w:rPr>
@@ -15714,7 +15608,7 @@
           <w:bCs w:val="1"/>
           <w:rtl w:val="0"/>
         </w:rPr>
-        <w:t xml:space="preserve">TOM:</w:t>
+        <w:t xml:space="preserve">ANNA:</w:t>
       </w:r>
       <w:r>
         <w:rPr>
@@ -15734,7 +15628,7 @@
           <w:bCs w:val="1"/>
           <w:rtl w:val="0"/>
         </w:rPr>
-        <w:t xml:space="preserve">ANNA:</w:t>
+        <w:t xml:space="preserve">TOM:</w:t>
       </w:r>
       <w:r>
         <w:rPr>
@@ -15754,7 +15648,7 @@
           <w:bCs w:val="1"/>
           <w:rtl w:val="0"/>
         </w:rPr>
-        <w:t xml:space="preserve">TOM:</w:t>
+        <w:t xml:space="preserve">ANNA:</w:t>
       </w:r>
       <w:r>
         <w:rPr>
@@ -15774,7 +15668,7 @@
           <w:bCs w:val="1"/>
           <w:rtl w:val="0"/>
         </w:rPr>
-        <w:t xml:space="preserve">ANNA:</w:t>
+        <w:t xml:space="preserve">TOM:</w:t>
       </w:r>
       <w:r>
         <w:rPr>
@@ -15794,7 +15688,7 @@
           <w:bCs w:val="1"/>
           <w:rtl w:val="0"/>
         </w:rPr>
-        <w:t xml:space="preserve">TOM:</w:t>
+        <w:t xml:space="preserve">ANNA:</w:t>
       </w:r>
       <w:r>
         <w:rPr>
@@ -15814,7 +15708,7 @@
           <w:bCs w:val="1"/>
           <w:rtl w:val="0"/>
         </w:rPr>
-        <w:t xml:space="preserve">ANNA:</w:t>
+        <w:t xml:space="preserve">TOM:</w:t>
       </w:r>
       <w:r>
         <w:rPr>
@@ -15834,7 +15728,7 @@
           <w:bCs w:val="1"/>
           <w:rtl w:val="0"/>
         </w:rPr>
-        <w:t xml:space="preserve">TOM:</w:t>
+        <w:t xml:space="preserve">ANNA:</w:t>
       </w:r>
       <w:r>
         <w:rPr>
@@ -15854,7 +15748,7 @@
           <w:bCs w:val="1"/>
           <w:rtl w:val="0"/>
         </w:rPr>
-        <w:t xml:space="preserve">ANNA:</w:t>
+        <w:t xml:space="preserve">TOM:</w:t>
       </w:r>
       <w:r>
         <w:rPr>
@@ -15874,7 +15768,7 @@
           <w:bCs w:val="1"/>
           <w:rtl w:val="0"/>
         </w:rPr>
-        <w:t xml:space="preserve">TOM:</w:t>
+        <w:t xml:space="preserve">ANNA:</w:t>
       </w:r>
       <w:r>
         <w:rPr>
@@ -15894,7 +15788,7 @@
           <w:bCs w:val="1"/>
           <w:rtl w:val="0"/>
         </w:rPr>
-        <w:t xml:space="preserve">ANNA:</w:t>
+        <w:t xml:space="preserve">TOM:</w:t>
       </w:r>
       <w:r>
         <w:rPr>
@@ -15914,7 +15808,7 @@
           <w:bCs w:val="1"/>
           <w:rtl w:val="0"/>
         </w:rPr>
-        <w:t xml:space="preserve">TOM:</w:t>
+        <w:t xml:space="preserve">ANNA:</w:t>
       </w:r>
       <w:r>
         <w:rPr>
@@ -15934,7 +15828,7 @@
           <w:bCs w:val="1"/>
           <w:rtl w:val="0"/>
         </w:rPr>
-        <w:t xml:space="preserve">ANNA:</w:t>
+        <w:t xml:space="preserve">TOM:</w:t>
       </w:r>
       <w:r>
         <w:rPr>
@@ -15954,7 +15848,7 @@
           <w:bCs w:val="1"/>
           <w:rtl w:val="0"/>
         </w:rPr>
-        <w:t xml:space="preserve">TOM:</w:t>
+        <w:t xml:space="preserve">ANNA:</w:t>
       </w:r>
       <w:r>
         <w:rPr>
@@ -15974,7 +15868,7 @@
           <w:bCs w:val="1"/>
           <w:rtl w:val="0"/>
         </w:rPr>
-        <w:t xml:space="preserve">ANNA:</w:t>
+        <w:t xml:space="preserve">TOM:</w:t>
       </w:r>
       <w:r>
         <w:rPr>
@@ -15994,7 +15888,7 @@
           <w:bCs w:val="1"/>
           <w:rtl w:val="0"/>
         </w:rPr>
-        <w:t xml:space="preserve">TOM:</w:t>
+        <w:t xml:space="preserve">ANNA:</w:t>
       </w:r>
       <w:r>
         <w:rPr>
@@ -16014,7 +15908,7 @@
           <w:bCs w:val="1"/>
           <w:rtl w:val="0"/>
         </w:rPr>
-        <w:t xml:space="preserve">ANNA:</w:t>
+        <w:t xml:space="preserve">TOM:</w:t>
       </w:r>
       <w:r>
         <w:rPr>
@@ -16034,7 +15928,7 @@
           <w:bCs w:val="1"/>
           <w:rtl w:val="0"/>
         </w:rPr>
-        <w:t xml:space="preserve">TOM:</w:t>
+        <w:t xml:space="preserve">ANNA:</w:t>
       </w:r>
       <w:r>
         <w:rPr>
@@ -16054,7 +15948,7 @@
           <w:bCs w:val="1"/>
           <w:rtl w:val="0"/>
         </w:rPr>
-        <w:t xml:space="preserve">ANNA:</w:t>
+        <w:t xml:space="preserve">TOM:</w:t>
       </w:r>
       <w:r>
         <w:rPr>
@@ -16074,7 +15968,7 @@
           <w:bCs w:val="1"/>
           <w:rtl w:val="0"/>
         </w:rPr>
-        <w:t xml:space="preserve">TOM:</w:t>
+        <w:t xml:space="preserve">ANNA:</w:t>
       </w:r>
       <w:r>
         <w:rPr>
@@ -16094,7 +15988,7 @@
           <w:bCs w:val="1"/>
           <w:rtl w:val="0"/>
         </w:rPr>
-        <w:t xml:space="preserve">ANNA:</w:t>
+        <w:t xml:space="preserve">TOM:</w:t>
       </w:r>
       <w:r>
         <w:rPr>
@@ -16114,7 +16008,7 @@
           <w:bCs w:val="1"/>
           <w:rtl w:val="0"/>
         </w:rPr>
-        <w:t xml:space="preserve">TOM:</w:t>
+        <w:t xml:space="preserve">ANNA:</w:t>
       </w:r>
       <w:r>
         <w:rPr>
@@ -16134,7 +16028,7 @@
           <w:bCs w:val="1"/>
           <w:rtl w:val="0"/>
         </w:rPr>
-        <w:t xml:space="preserve">ANNA:</w:t>
+        <w:t xml:space="preserve">TOM:</w:t>
       </w:r>
       <w:r>
         <w:rPr>
@@ -16154,7 +16048,7 @@
           <w:bCs w:val="1"/>
           <w:rtl w:val="0"/>
         </w:rPr>
-        <w:t xml:space="preserve">TOM:</w:t>
+        <w:t xml:space="preserve">ANNA:</w:t>
       </w:r>
       <w:r>
         <w:rPr>
@@ -16174,7 +16068,7 @@
           <w:bCs w:val="1"/>
           <w:rtl w:val="0"/>
         </w:rPr>
-        <w:t xml:space="preserve">ANNA:</w:t>
+        <w:t xml:space="preserve">TOM:</w:t>
       </w:r>
       <w:r>
         <w:rPr>
@@ -16194,7 +16088,7 @@
           <w:bCs w:val="1"/>
           <w:rtl w:val="0"/>
         </w:rPr>
-        <w:t xml:space="preserve">TOM:</w:t>
+        <w:t xml:space="preserve">ANNA:</w:t>
       </w:r>
       <w:r>
         <w:rPr>
@@ -16214,7 +16108,7 @@
           <w:bCs w:val="1"/>
           <w:rtl w:val="0"/>
         </w:rPr>
-        <w:t xml:space="preserve">ANNA:</w:t>
+        <w:t xml:space="preserve">TOM:</w:t>
       </w:r>
       <w:r>
         <w:rPr>
@@ -16234,7 +16128,7 @@
           <w:bCs w:val="1"/>
           <w:rtl w:val="0"/>
         </w:rPr>
-        <w:t xml:space="preserve">TOM:</w:t>
+        <w:t xml:space="preserve">ANNA:</w:t>
       </w:r>
       <w:r>
         <w:rPr>
@@ -16254,7 +16148,7 @@
           <w:bCs w:val="1"/>
           <w:rtl w:val="0"/>
         </w:rPr>
-        <w:t xml:space="preserve">ANNA:</w:t>
+        <w:t xml:space="preserve">TOM:</w:t>
       </w:r>
       <w:r>
         <w:rPr>
@@ -16274,7 +16168,7 @@
           <w:bCs w:val="1"/>
           <w:rtl w:val="0"/>
         </w:rPr>
-        <w:t xml:space="preserve">TOM:</w:t>
+        <w:t xml:space="preserve">ANNA:</w:t>
       </w:r>
       <w:r>
         <w:rPr>
@@ -16282,19 +16176,11 @@
         </w:rPr>
         <w:t xml:space="preserve"> Culture, tourism, shared heritage, UNESCO world-heritage sites all across the Region. It's a place with a deep common history — and a lot to discover.</w:t>
       </w:r>
-    </w:p>
-    <w:p>
-      <w:pPr>
-        <w:spacing w:after="120" w:lineRule="auto"/>
-        <w:rPr/>
-      </w:pPr>
-      <w:r>
-        <w:rPr>
-          <w:b w:val="1"/>
-          <w:bCs w:val="1"/>
-          <w:rtl w:val="0"/>
-        </w:rPr>
-        <w:t xml:space="preserve">ANNA:</w:t>
+      <w:r>
+        <w:rPr>
+          <w:rtl w:val="0"/>
+        </w:rPr>
+        <w:t xml:space="preserve"> </w:t>
       </w:r>
       <w:r>
         <w:rPr>
@@ -17643,39 +17529,31 @@
         </w:rPr>
         <w:t xml:space="preserve"> This podcast is part of the Biergerpakt. That's a programme of living together in Luxembourg, organized by the Ministry of Family Affairs, Solidarity, Living Together and Reception of Refugees. The idea is to help residents, and also cross-border workers, to discover Luxembourg — or maybe re-discover Luxembourg — and to meet new people.</w:t>
       </w:r>
-    </w:p>
-    <w:p>
-      <w:pPr>
-        <w:spacing w:after="120" w:lineRule="auto"/>
-        <w:rPr/>
-      </w:pPr>
-      <w:r>
-        <w:rPr>
-          <w:b w:val="1"/>
-          <w:bCs w:val="1"/>
-          <w:rtl w:val="0"/>
-        </w:rPr>
-        <w:t xml:space="preserve">TOM:</w:t>
-      </w:r>
-      <w:r>
-        <w:rPr>
-          <w:rtl w:val="0"/>
-        </w:rPr>
-        <w:t xml:space="preserve"> Exactly. And today we're talking about an office with a very gentle, very human job. It's called the National Social Inclusion Office.</w:t>
-      </w:r>
-    </w:p>
-    <w:p>
-      <w:pPr>
-        <w:spacing w:after="120" w:lineRule="auto"/>
-        <w:rPr/>
-      </w:pPr>
-      <w:r>
-        <w:rPr>
-          <w:b w:val="1"/>
-          <w:bCs w:val="1"/>
-          <w:rtl w:val="0"/>
-        </w:rPr>
-        <w:t xml:space="preserve">ANNA:</w:t>
+      <w:r>
+        <w:rPr>
+          <w:rtl w:val="0"/>
+        </w:rPr>
+        <w:t xml:space="preserve"> </w:t>
+      </w:r>
+      <w:r>
+        <w:rPr>
+          <w:rtl w:val="0"/>
+        </w:rPr>
+        <w:t xml:space="preserve"> And today we're talking about an office with a very gentle, very human job. It's called the National Social Inclusion Office.</w:t>
+      </w:r>
+    </w:p>
+    <w:p>
+      <w:pPr>
+        <w:spacing w:after="120" w:lineRule="auto"/>
+        <w:rPr/>
+      </w:pPr>
+      <w:r>
+        <w:rPr>
+          <w:b w:val="1"/>
+          <w:bCs w:val="1"/>
+          <w:rtl w:val="0"/>
+        </w:rPr>
+        <w:t xml:space="preserve">TOM:</w:t>
       </w:r>
       <w:r>
         <w:rPr>
@@ -17695,7 +17573,7 @@
           <w:bCs w:val="1"/>
           <w:rtl w:val="0"/>
         </w:rPr>
-        <w:t xml:space="preserve">TOM:</w:t>
+        <w:t xml:space="preserve">ANNA:</w:t>
       </w:r>
       <w:r>
         <w:rPr>
@@ -17715,27 +17593,27 @@
           <w:bCs w:val="1"/>
           <w:rtl w:val="0"/>
         </w:rPr>
-        <w:t xml:space="preserve">ANNA:</w:t>
-      </w:r>
-      <w:r>
-        <w:rPr>
-          <w:rtl w:val="0"/>
-        </w:rPr>
-        <w:t xml:space="preserve"> Now Tom, in an earlier episode we talked about the National Solidarity Fund, and a benefit called REVIS — the social inclusion income. Is this connected?</w:t>
-      </w:r>
-    </w:p>
-    <w:p>
-      <w:pPr>
-        <w:spacing w:after="120" w:lineRule="auto"/>
-        <w:rPr/>
-      </w:pPr>
-      <w:r>
-        <w:rPr>
-          <w:b w:val="1"/>
-          <w:bCs w:val="1"/>
-          <w:rtl w:val="0"/>
-        </w:rPr>
-        <w:t xml:space="preserve">TOM:</w:t>
+        <w:t xml:space="preserve">TOM:</w:t>
+      </w:r>
+      <w:r>
+        <w:rPr>
+          <w:rtl w:val="0"/>
+        </w:rPr>
+        <w:t xml:space="preserve"> Now Anna, in an earlier episode we talked about the National Solidarity Fund, and a benefit called REVIS — the social inclusion income. Is this connected?</w:t>
+      </w:r>
+    </w:p>
+    <w:p>
+      <w:pPr>
+        <w:spacing w:after="120" w:lineRule="auto"/>
+        <w:rPr/>
+      </w:pPr>
+      <w:r>
+        <w:rPr>
+          <w:b w:val="1"/>
+          <w:bCs w:val="1"/>
+          <w:rtl w:val="0"/>
+        </w:rPr>
+        <w:t xml:space="preserve">ANNA:</w:t>
       </w:r>
       <w:r>
         <w:rPr>
@@ -17755,7 +17633,7 @@
           <w:bCs w:val="1"/>
           <w:rtl w:val="0"/>
         </w:rPr>
-        <w:t xml:space="preserve">ANNA:</w:t>
+        <w:t xml:space="preserve">TOM:</w:t>
       </w:r>
       <w:r>
         <w:rPr>
@@ -17775,7 +17653,7 @@
           <w:bCs w:val="1"/>
           <w:rtl w:val="0"/>
         </w:rPr>
-        <w:t xml:space="preserve">TOM:</w:t>
+        <w:t xml:space="preserve">ANNA:</w:t>
       </w:r>
       <w:r>
         <w:rPr>
@@ -17795,7 +17673,7 @@
           <w:bCs w:val="1"/>
           <w:rtl w:val="0"/>
         </w:rPr>
-        <w:t xml:space="preserve">ANNA:</w:t>
+        <w:t xml:space="preserve">TOM:</w:t>
       </w:r>
       <w:r>
         <w:rPr>
@@ -17815,7 +17693,7 @@
           <w:bCs w:val="1"/>
           <w:rtl w:val="0"/>
         </w:rPr>
-        <w:t xml:space="preserve">TOM:</w:t>
+        <w:t xml:space="preserve">ANNA:</w:t>
       </w:r>
       <w:r>
         <w:rPr>
@@ -17835,7 +17713,7 @@
           <w:bCs w:val="1"/>
           <w:rtl w:val="0"/>
         </w:rPr>
-        <w:t xml:space="preserve">ANNA:</w:t>
+        <w:t xml:space="preserve">TOM:</w:t>
       </w:r>
       <w:r>
         <w:rPr>
@@ -17855,7 +17733,7 @@
           <w:bCs w:val="1"/>
           <w:rtl w:val="0"/>
         </w:rPr>
-        <w:t xml:space="preserve">TOM:</w:t>
+        <w:t xml:space="preserve">ANNA:</w:t>
       </w:r>
       <w:r>
         <w:rPr>
@@ -17875,7 +17753,7 @@
           <w:bCs w:val="1"/>
           <w:rtl w:val="0"/>
         </w:rPr>
-        <w:t xml:space="preserve">ANNA:</w:t>
+        <w:t xml:space="preserve">TOM:</w:t>
       </w:r>
       <w:r>
         <w:rPr>
@@ -17895,7 +17773,7 @@
           <w:bCs w:val="1"/>
           <w:rtl w:val="0"/>
         </w:rPr>
-        <w:t xml:space="preserve">TOM:</w:t>
+        <w:t xml:space="preserve">ANNA:</w:t>
       </w:r>
       <w:r>
         <w:rPr>
@@ -17915,7 +17793,7 @@
           <w:bCs w:val="1"/>
           <w:rtl w:val="0"/>
         </w:rPr>
-        <w:t xml:space="preserve">ANNA:</w:t>
+        <w:t xml:space="preserve">TOM:</w:t>
       </w:r>
       <w:r>
         <w:rPr>
@@ -17935,7 +17813,7 @@
           <w:bCs w:val="1"/>
           <w:rtl w:val="0"/>
         </w:rPr>
-        <w:t xml:space="preserve">TOM:</w:t>
+        <w:t xml:space="preserve">ANNA:</w:t>
       </w:r>
       <w:r>
         <w:rPr>
@@ -17955,7 +17833,7 @@
           <w:bCs w:val="1"/>
           <w:rtl w:val="0"/>
         </w:rPr>
-        <w:t xml:space="preserve">ANNA:</w:t>
+        <w:t xml:space="preserve">TOM:</w:t>
       </w:r>
       <w:r>
         <w:rPr>
@@ -17975,7 +17853,7 @@
           <w:bCs w:val="1"/>
           <w:rtl w:val="0"/>
         </w:rPr>
-        <w:t xml:space="preserve">TOM:</w:t>
+        <w:t xml:space="preserve">ANNA:</w:t>
       </w:r>
       <w:r>
         <w:rPr>
@@ -17995,7 +17873,7 @@
           <w:bCs w:val="1"/>
           <w:rtl w:val="0"/>
         </w:rPr>
-        <w:t xml:space="preserve">ANNA:</w:t>
+        <w:t xml:space="preserve">TOM:</w:t>
       </w:r>
       <w:r>
         <w:rPr>
@@ -18015,7 +17893,7 @@
           <w:bCs w:val="1"/>
           <w:rtl w:val="0"/>
         </w:rPr>
-        <w:t xml:space="preserve">TOM:</w:t>
+        <w:t xml:space="preserve">ANNA:</w:t>
       </w:r>
       <w:r>
         <w:rPr>
@@ -18035,7 +17913,7 @@
           <w:bCs w:val="1"/>
           <w:rtl w:val="0"/>
         </w:rPr>
-        <w:t xml:space="preserve">ANNA:</w:t>
+        <w:t xml:space="preserve">TOM:</w:t>
       </w:r>
       <w:r>
         <w:rPr>
@@ -18055,7 +17933,7 @@
           <w:bCs w:val="1"/>
           <w:rtl w:val="0"/>
         </w:rPr>
-        <w:t xml:space="preserve">TOM:</w:t>
+        <w:t xml:space="preserve">ANNA:</w:t>
       </w:r>
       <w:r>
         <w:rPr>
@@ -18075,7 +17953,7 @@
           <w:bCs w:val="1"/>
           <w:rtl w:val="0"/>
         </w:rPr>
-        <w:t xml:space="preserve">ANNA:</w:t>
+        <w:t xml:space="preserve">TOM:</w:t>
       </w:r>
       <w:r>
         <w:rPr>
@@ -18095,7 +17973,7 @@
           <w:bCs w:val="1"/>
           <w:rtl w:val="0"/>
         </w:rPr>
-        <w:t xml:space="preserve">TOM:</w:t>
+        <w:t xml:space="preserve">ANNA:</w:t>
       </w:r>
       <w:r>
         <w:rPr>
@@ -18115,7 +17993,7 @@
           <w:bCs w:val="1"/>
           <w:rtl w:val="0"/>
         </w:rPr>
-        <w:t xml:space="preserve">ANNA:</w:t>
+        <w:t xml:space="preserve">TOM:</w:t>
       </w:r>
       <w:r>
         <w:rPr>
@@ -18135,7 +18013,7 @@
           <w:bCs w:val="1"/>
           <w:rtl w:val="0"/>
         </w:rPr>
-        <w:t xml:space="preserve">TOM:</w:t>
+        <w:t xml:space="preserve">ANNA:</w:t>
       </w:r>
       <w:r>
         <w:rPr>
@@ -18155,7 +18033,7 @@
           <w:bCs w:val="1"/>
           <w:rtl w:val="0"/>
         </w:rPr>
-        <w:t xml:space="preserve">ANNA:</w:t>
+        <w:t xml:space="preserve">TOM:</w:t>
       </w:r>
       <w:r>
         <w:rPr>
@@ -18175,7 +18053,7 @@
           <w:bCs w:val="1"/>
           <w:rtl w:val="0"/>
         </w:rPr>
-        <w:t xml:space="preserve">TOM:</w:t>
+        <w:t xml:space="preserve">ANNA:</w:t>
       </w:r>
       <w:r>
         <w:rPr>
@@ -18195,7 +18073,7 @@
           <w:bCs w:val="1"/>
           <w:rtl w:val="0"/>
         </w:rPr>
-        <w:t xml:space="preserve">ANNA:</w:t>
+        <w:t xml:space="preserve">TOM:</w:t>
       </w:r>
       <w:r>
         <w:rPr>
@@ -18215,7 +18093,7 @@
           <w:bCs w:val="1"/>
           <w:rtl w:val="0"/>
         </w:rPr>
-        <w:t xml:space="preserve">TOM:</w:t>
+        <w:t xml:space="preserve">ANNA:</w:t>
       </w:r>
       <w:r>
         <w:rPr>
@@ -18235,7 +18113,7 @@
           <w:bCs w:val="1"/>
           <w:rtl w:val="0"/>
         </w:rPr>
-        <w:t xml:space="preserve">ANNA:</w:t>
+        <w:t xml:space="preserve">TOM:</w:t>
       </w:r>
       <w:r>
         <w:rPr>
@@ -18255,7 +18133,7 @@
           <w:bCs w:val="1"/>
           <w:rtl w:val="0"/>
         </w:rPr>
-        <w:t xml:space="preserve">TOM:</w:t>
+        <w:t xml:space="preserve">ANNA:</w:t>
       </w:r>
       <w:r>
         <w:rPr>
@@ -18275,7 +18153,7 @@
           <w:bCs w:val="1"/>
           <w:rtl w:val="0"/>
         </w:rPr>
-        <w:t xml:space="preserve">ANNA:</w:t>
+        <w:t xml:space="preserve">TOM:</w:t>
       </w:r>
       <w:r>
         <w:rPr>
@@ -18295,7 +18173,7 @@
           <w:bCs w:val="1"/>
           <w:rtl w:val="0"/>
         </w:rPr>
-        <w:t xml:space="preserve">TOM:</w:t>
+        <w:t xml:space="preserve">ANNA:</w:t>
       </w:r>
       <w:r>
         <w:rPr>
@@ -18315,7 +18193,7 @@
           <w:bCs w:val="1"/>
           <w:rtl w:val="0"/>
         </w:rPr>
-        <w:t xml:space="preserve">ANNA:</w:t>
+        <w:t xml:space="preserve">TOM:</w:t>
       </w:r>
       <w:r>
         <w:rPr>
@@ -18335,7 +18213,7 @@
           <w:bCs w:val="1"/>
           <w:rtl w:val="0"/>
         </w:rPr>
-        <w:t xml:space="preserve">TOM:</w:t>
+        <w:t xml:space="preserve">ANNA:</w:t>
       </w:r>
       <w:r>
         <w:rPr>
@@ -18355,7 +18233,7 @@
           <w:bCs w:val="1"/>
           <w:rtl w:val="0"/>
         </w:rPr>
-        <w:t xml:space="preserve">ANNA:</w:t>
+        <w:t xml:space="preserve">TOM:</w:t>
       </w:r>
       <w:r>
         <w:rPr>
@@ -18375,7 +18253,7 @@
           <w:bCs w:val="1"/>
           <w:rtl w:val="0"/>
         </w:rPr>
-        <w:t xml:space="preserve">TOM:</w:t>
+        <w:t xml:space="preserve">ANNA:</w:t>
       </w:r>
       <w:r>
         <w:rPr>
@@ -18395,7 +18273,7 @@
           <w:bCs w:val="1"/>
           <w:rtl w:val="0"/>
         </w:rPr>
-        <w:t xml:space="preserve">ANNA:</w:t>
+        <w:t xml:space="preserve">TOM:</w:t>
       </w:r>
       <w:r>
         <w:rPr>
@@ -18415,7 +18293,7 @@
           <w:bCs w:val="1"/>
           <w:rtl w:val="0"/>
         </w:rPr>
-        <w:t xml:space="preserve">TOM:</w:t>
+        <w:t xml:space="preserve">ANNA:</w:t>
       </w:r>
       <w:r>
         <w:rPr>
@@ -18435,7 +18313,7 @@
           <w:bCs w:val="1"/>
           <w:rtl w:val="0"/>
         </w:rPr>
-        <w:t xml:space="preserve">ANNA:</w:t>
+        <w:t xml:space="preserve">TOM:</w:t>
       </w:r>
       <w:r>
         <w:rPr>
@@ -18455,7 +18333,7 @@
           <w:bCs w:val="1"/>
           <w:rtl w:val="0"/>
         </w:rPr>
-        <w:t xml:space="preserve">TOM:</w:t>
+        <w:t xml:space="preserve">ANNA:</w:t>
       </w:r>
       <w:r>
         <w:rPr>
@@ -18475,7 +18353,7 @@
           <w:bCs w:val="1"/>
           <w:rtl w:val="0"/>
         </w:rPr>
-        <w:t xml:space="preserve">ANNA:</w:t>
+        <w:t xml:space="preserve">TOM:</w:t>
       </w:r>
       <w:r>
         <w:rPr>
@@ -18495,7 +18373,7 @@
           <w:bCs w:val="1"/>
           <w:rtl w:val="0"/>
         </w:rPr>
-        <w:t xml:space="preserve">TOM:</w:t>
+        <w:t xml:space="preserve">ANNA:</w:t>
       </w:r>
       <w:r>
         <w:rPr>
@@ -18515,7 +18393,7 @@
           <w:bCs w:val="1"/>
           <w:rtl w:val="0"/>
         </w:rPr>
-        <w:t xml:space="preserve">ANNA:</w:t>
+        <w:t xml:space="preserve">TOM:</w:t>
       </w:r>
       <w:r>
         <w:rPr>
@@ -18535,7 +18413,7 @@
           <w:bCs w:val="1"/>
           <w:rtl w:val="0"/>
         </w:rPr>
-        <w:t xml:space="preserve">TOM:</w:t>
+        <w:t xml:space="preserve">ANNA:</w:t>
       </w:r>
       <w:r>
         <w:rPr>
@@ -18555,27 +18433,27 @@
           <w:bCs w:val="1"/>
           <w:rtl w:val="0"/>
         </w:rPr>
-        <w:t xml:space="preserve">ANNA:</w:t>
-      </w:r>
-      <w:r>
-        <w:rPr>
-          <w:rtl w:val="0"/>
-        </w:rPr>
-        <w:t xml:space="preserve"> Tom, I want to ask the honest question some listeners will have. Is this about helping people — or is it about checking up on them, making sure they're not being lazy?</w:t>
-      </w:r>
-    </w:p>
-    <w:p>
-      <w:pPr>
-        <w:spacing w:after="120" w:lineRule="auto"/>
-        <w:rPr/>
-      </w:pPr>
-      <w:r>
-        <w:rPr>
-          <w:b w:val="1"/>
-          <w:bCs w:val="1"/>
-          <w:rtl w:val="0"/>
-        </w:rPr>
-        <w:t xml:space="preserve">TOM:</w:t>
+        <w:t xml:space="preserve">TOM:</w:t>
+      </w:r>
+      <w:r>
+        <w:rPr>
+          <w:rtl w:val="0"/>
+        </w:rPr>
+        <w:t xml:space="preserve"> Anna, I want to ask the honest question some listeners will have. Is this about helping people — or is it about checking up on them, making sure they're not being lazy?</w:t>
+      </w:r>
+    </w:p>
+    <w:p>
+      <w:pPr>
+        <w:spacing w:after="120" w:lineRule="auto"/>
+        <w:rPr/>
+      </w:pPr>
+      <w:r>
+        <w:rPr>
+          <w:b w:val="1"/>
+          <w:bCs w:val="1"/>
+          <w:rtl w:val="0"/>
+        </w:rPr>
+        <w:t xml:space="preserve">ANNA:</w:t>
       </w:r>
       <w:r>
         <w:rPr>
@@ -18595,7 +18473,7 @@
           <w:bCs w:val="1"/>
           <w:rtl w:val="0"/>
         </w:rPr>
-        <w:t xml:space="preserve">ANNA:</w:t>
+        <w:t xml:space="preserve">TOM:</w:t>
       </w:r>
       <w:r>
         <w:rPr>
@@ -18615,7 +18493,7 @@
           <w:bCs w:val="1"/>
           <w:rtl w:val="0"/>
         </w:rPr>
-        <w:t xml:space="preserve">TOM:</w:t>
+        <w:t xml:space="preserve">ANNA:</w:t>
       </w:r>
       <w:r>
         <w:rPr>
@@ -18635,7 +18513,7 @@
           <w:bCs w:val="1"/>
           <w:rtl w:val="0"/>
         </w:rPr>
-        <w:t xml:space="preserve">ANNA:</w:t>
+        <w:t xml:space="preserve">TOM:</w:t>
       </w:r>
       <w:r>
         <w:rPr>
@@ -18655,7 +18533,7 @@
           <w:bCs w:val="1"/>
           <w:rtl w:val="0"/>
         </w:rPr>
-        <w:t xml:space="preserve">TOM:</w:t>
+        <w:t xml:space="preserve">ANNA:</w:t>
       </w:r>
       <w:r>
         <w:rPr>
@@ -18675,7 +18553,7 @@
           <w:bCs w:val="1"/>
           <w:rtl w:val="0"/>
         </w:rPr>
-        <w:t xml:space="preserve">ANNA:</w:t>
+        <w:t xml:space="preserve">TOM:</w:t>
       </w:r>
       <w:r>
         <w:rPr>
@@ -18695,7 +18573,7 @@
           <w:bCs w:val="1"/>
           <w:rtl w:val="0"/>
         </w:rPr>
-        <w:t xml:space="preserve">TOM:</w:t>
+        <w:t xml:space="preserve">ANNA:</w:t>
       </w:r>
       <w:r>
         <w:rPr>
@@ -18715,7 +18593,7 @@
           <w:bCs w:val="1"/>
           <w:rtl w:val="0"/>
         </w:rPr>
-        <w:t xml:space="preserve">ANNA:</w:t>
+        <w:t xml:space="preserve">TOM:</w:t>
       </w:r>
       <w:r>
         <w:rPr>
@@ -18735,7 +18613,7 @@
           <w:bCs w:val="1"/>
           <w:rtl w:val="0"/>
         </w:rPr>
-        <w:t xml:space="preserve">TOM:</w:t>
+        <w:t xml:space="preserve">ANNA:</w:t>
       </w:r>
       <w:r>
         <w:rPr>
@@ -18755,7 +18633,7 @@
           <w:bCs w:val="1"/>
           <w:rtl w:val="0"/>
         </w:rPr>
-        <w:t xml:space="preserve">ANNA:</w:t>
+        <w:t xml:space="preserve">TOM:</w:t>
       </w:r>
       <w:r>
         <w:rPr>
@@ -18775,7 +18653,7 @@
           <w:bCs w:val="1"/>
           <w:rtl w:val="0"/>
         </w:rPr>
-        <w:t xml:space="preserve">TOM:</w:t>
+        <w:t xml:space="preserve">ANNA:</w:t>
       </w:r>
       <w:r>
         <w:rPr>
@@ -18795,7 +18673,7 @@
           <w:bCs w:val="1"/>
           <w:rtl w:val="0"/>
         </w:rPr>
-        <w:t xml:space="preserve">ANNA:</w:t>
+        <w:t xml:space="preserve">TOM:</w:t>
       </w:r>
       <w:r>
         <w:rPr>
@@ -18815,7 +18693,7 @@
           <w:bCs w:val="1"/>
           <w:rtl w:val="0"/>
         </w:rPr>
-        <w:t xml:space="preserve">TOM:</w:t>
+        <w:t xml:space="preserve">ANNA:</w:t>
       </w:r>
       <w:r>
         <w:rPr>
@@ -18835,7 +18713,7 @@
           <w:bCs w:val="1"/>
           <w:rtl w:val="0"/>
         </w:rPr>
-        <w:t xml:space="preserve">ANNA:</w:t>
+        <w:t xml:space="preserve">TOM:</w:t>
       </w:r>
       <w:r>
         <w:rPr>
@@ -18855,7 +18733,7 @@
           <w:bCs w:val="1"/>
           <w:rtl w:val="0"/>
         </w:rPr>
-        <w:t xml:space="preserve">TOM:</w:t>
+        <w:t xml:space="preserve">ANNA:</w:t>
       </w:r>
       <w:r>
         <w:rPr>
@@ -18875,7 +18753,7 @@
           <w:bCs w:val="1"/>
           <w:rtl w:val="0"/>
         </w:rPr>
-        <w:t xml:space="preserve">ANNA:</w:t>
+        <w:t xml:space="preserve">TOM:</w:t>
       </w:r>
       <w:r>
         <w:rPr>
@@ -18895,7 +18773,7 @@
           <w:bCs w:val="1"/>
           <w:rtl w:val="0"/>
         </w:rPr>
-        <w:t xml:space="preserve">TOM:</w:t>
+        <w:t xml:space="preserve">ANNA:</w:t>
       </w:r>
       <w:r>
         <w:rPr>
@@ -18915,7 +18793,7 @@
           <w:bCs w:val="1"/>
           <w:rtl w:val="0"/>
         </w:rPr>
-        <w:t xml:space="preserve">ANNA:</w:t>
+        <w:t xml:space="preserve">TOM:</w:t>
       </w:r>
       <w:r>
         <w:rPr>
@@ -18935,7 +18813,7 @@
           <w:bCs w:val="1"/>
           <w:rtl w:val="0"/>
         </w:rPr>
-        <w:t xml:space="preserve">TOM:</w:t>
+        <w:t xml:space="preserve">ANNA:</w:t>
       </w:r>
       <w:r>
         <w:rPr>
@@ -18955,7 +18833,7 @@
           <w:bCs w:val="1"/>
           <w:rtl w:val="0"/>
         </w:rPr>
-        <w:t xml:space="preserve">ANNA:</w:t>
+        <w:t xml:space="preserve">TOM:</w:t>
       </w:r>
       <w:r>
         <w:rPr>
@@ -18975,7 +18853,7 @@
           <w:bCs w:val="1"/>
           <w:rtl w:val="0"/>
         </w:rPr>
-        <w:t xml:space="preserve">TOM:</w:t>
+        <w:t xml:space="preserve">ANNA:</w:t>
       </w:r>
       <w:r>
         <w:rPr>
@@ -18995,27 +18873,27 @@
           <w:bCs w:val="1"/>
           <w:rtl w:val="0"/>
         </w:rPr>
-        <w:t xml:space="preserve">ANNA:</w:t>
-      </w:r>
-      <w:r>
-        <w:rPr>
-          <w:rtl w:val="0"/>
-        </w:rPr>
-        <w:t xml:space="preserve"> Okay Tom, let's bring it home. If I'm listening, and this touches me, or someone I know — what should I take away?</w:t>
-      </w:r>
-    </w:p>
-    <w:p>
-      <w:pPr>
-        <w:spacing w:after="120" w:lineRule="auto"/>
-        <w:rPr/>
-      </w:pPr>
-      <w:r>
-        <w:rPr>
-          <w:b w:val="1"/>
-          <w:bCs w:val="1"/>
-          <w:rtl w:val="0"/>
-        </w:rPr>
-        <w:t xml:space="preserve">TOM:</w:t>
+        <w:t xml:space="preserve">TOM:</w:t>
+      </w:r>
+      <w:r>
+        <w:rPr>
+          <w:rtl w:val="0"/>
+        </w:rPr>
+        <w:t xml:space="preserve"> Okay Anna, let's bring it home. If I'm listening, and this touches me, or someone I know — what should I take away?</w:t>
+      </w:r>
+    </w:p>
+    <w:p>
+      <w:pPr>
+        <w:spacing w:after="120" w:lineRule="auto"/>
+        <w:rPr/>
+      </w:pPr>
+      <w:r>
+        <w:rPr>
+          <w:b w:val="1"/>
+          <w:bCs w:val="1"/>
+          <w:rtl w:val="0"/>
+        </w:rPr>
+        <w:t xml:space="preserve">ANNA:</w:t>
       </w:r>
       <w:r>
         <w:rPr>
@@ -19035,7 +18913,7 @@
           <w:bCs w:val="1"/>
           <w:rtl w:val="0"/>
         </w:rPr>
-        <w:t xml:space="preserve">ANNA:</w:t>
+        <w:t xml:space="preserve">TOM:</w:t>
       </w:r>
       <w:r>
         <w:rPr>
@@ -19055,7 +18933,7 @@
           <w:bCs w:val="1"/>
           <w:rtl w:val="0"/>
         </w:rPr>
-        <w:t xml:space="preserve">TOM:</w:t>
+        <w:t xml:space="preserve">ANNA:</w:t>
       </w:r>
       <w:r>
         <w:rPr>
@@ -19075,7 +18953,7 @@
           <w:bCs w:val="1"/>
           <w:rtl w:val="0"/>
         </w:rPr>
-        <w:t xml:space="preserve">ANNA:</w:t>
+        <w:t xml:space="preserve">TOM:</w:t>
       </w:r>
       <w:r>
         <w:rPr>
@@ -19095,7 +18973,7 @@
           <w:bCs w:val="1"/>
           <w:rtl w:val="0"/>
         </w:rPr>
-        <w:t xml:space="preserve">TOM:</w:t>
+        <w:t xml:space="preserve">ANNA:</w:t>
       </w:r>
       <w:r>
         <w:rPr>
@@ -19115,7 +18993,7 @@
           <w:bCs w:val="1"/>
           <w:rtl w:val="0"/>
         </w:rPr>
-        <w:t xml:space="preserve">ANNA:</w:t>
+        <w:t xml:space="preserve">TOM:</w:t>
       </w:r>
       <w:r>
         <w:rPr>
@@ -19135,7 +19013,7 @@
           <w:bCs w:val="1"/>
           <w:rtl w:val="0"/>
         </w:rPr>
-        <w:t xml:space="preserve">TOM:</w:t>
+        <w:t xml:space="preserve">ANNA:</w:t>
       </w:r>
       <w:r>
         <w:rPr>
@@ -19155,7 +19033,7 @@
           <w:bCs w:val="1"/>
           <w:rtl w:val="0"/>
         </w:rPr>
-        <w:t xml:space="preserve">ANNA:</w:t>
+        <w:t xml:space="preserve">TOM:</w:t>
       </w:r>
       <w:r>
         <w:rPr>
@@ -19175,7 +19053,7 @@
           <w:bCs w:val="1"/>
           <w:rtl w:val="0"/>
         </w:rPr>
-        <w:t xml:space="preserve">TOM:</w:t>
+        <w:t xml:space="preserve">ANNA:</w:t>
       </w:r>
       <w:r>
         <w:rPr>
@@ -19195,7 +19073,7 @@
           <w:bCs w:val="1"/>
           <w:rtl w:val="0"/>
         </w:rPr>
-        <w:t xml:space="preserve">ANNA:</w:t>
+        <w:t xml:space="preserve">TOM:</w:t>
       </w:r>
       <w:r>
         <w:rPr>
@@ -19215,7 +19093,7 @@
           <w:bCs w:val="1"/>
           <w:rtl w:val="0"/>
         </w:rPr>
-        <w:t xml:space="preserve">TOM:</w:t>
+        <w:t xml:space="preserve">ANNA:</w:t>
       </w:r>
       <w:r>
         <w:rPr>
@@ -19235,7 +19113,7 @@
           <w:bCs w:val="1"/>
           <w:rtl w:val="0"/>
         </w:rPr>
-        <w:t xml:space="preserve">ANNA:</w:t>
+        <w:t xml:space="preserve">TOM:</w:t>
       </w:r>
       <w:r>
         <w:rPr>
@@ -19255,7 +19133,7 @@
           <w:bCs w:val="1"/>
           <w:rtl w:val="0"/>
         </w:rPr>
-        <w:t xml:space="preserve">TOM:</w:t>
+        <w:t xml:space="preserve">ANNA:</w:t>
       </w:r>
       <w:r>
         <w:rPr>
@@ -19263,19 +19141,11 @@
         </w:rPr>
         <w:t xml:space="preserve"> Half the help is the money. The other half is not being left alone. That's worth knowing.</w:t>
       </w:r>
-    </w:p>
-    <w:p>
-      <w:pPr>
-        <w:spacing w:after="120" w:lineRule="auto"/>
-        <w:rPr/>
-      </w:pPr>
-      <w:r>
-        <w:rPr>
-          <w:b w:val="1"/>
-          <w:bCs w:val="1"/>
-          <w:rtl w:val="0"/>
-        </w:rPr>
-        <w:t xml:space="preserve">ANNA:</w:t>
+      <w:r>
+        <w:rPr>
+          <w:rtl w:val="0"/>
+        </w:rPr>
+        <w:t xml:space="preserve"> </w:t>
       </w:r>
       <w:r>
         <w:rPr>
@@ -29791,6 +29661,26 @@
           <w:bCs w:val="1"/>
           <w:rtl w:val="0"/>
         </w:rPr>
+        <w:t xml:space="preserve">TOM:</w:t>
+      </w:r>
+      <w:r>
+        <w:rPr>
+          <w:rtl w:val="0"/>
+        </w:rPr>
+        <w:t xml:space="preserve"> And remember... if you or a young person you know is struggling, reaching out is always okay.</w:t>
+      </w:r>
+    </w:p>
+    <w:p>
+      <w:pPr>
+        <w:spacing w:after="120" w:lineRule="auto"/>
+        <w:rPr/>
+      </w:pPr>
+      <w:r>
+        <w:rPr>
+          <w:b w:val="1"/>
+          <w:bCs w:val="1"/>
+          <w:rtl w:val="0"/>
+        </w:rPr>
         <w:t xml:space="preserve">ANNA:</w:t>
       </w:r>
       <w:r>
@@ -31100,19 +30990,11 @@
         </w:rPr>
         <w:t xml:space="preserve"> And understanding that helps us see the value behind the headlines.</w:t>
       </w:r>
-    </w:p>
-    <w:p>
-      <w:pPr>
-        <w:spacing w:after="120" w:lineRule="auto"/>
-        <w:rPr/>
-      </w:pPr>
-      <w:r>
-        <w:rPr>
-          <w:b w:val="1"/>
-          <w:bCs w:val="1"/>
-          <w:rtl w:val="0"/>
-        </w:rPr>
-        <w:t xml:space="preserve">ANNA:</w:t>
+      <w:r>
+        <w:rPr>
+          <w:rtl w:val="0"/>
+        </w:rPr>
+        <w:t xml:space="preserve"> </w:t>
       </w:r>
       <w:r>
         <w:rPr>
@@ -37745,19 +37627,11 @@
         </w:rPr>
         <w:t xml:space="preserve"> Strong local communities are the building blocks of a country where people truly live together.</w:t>
       </w:r>
-    </w:p>
-    <w:p>
-      <w:pPr>
-        <w:spacing w:after="120" w:lineRule="auto"/>
-        <w:rPr/>
-      </w:pPr>
-      <w:r>
-        <w:rPr>
-          <w:b w:val="1"/>
-          <w:bCs w:val="1"/>
-          <w:rtl w:val="0"/>
-        </w:rPr>
-        <w:t xml:space="preserve">ANNA:</w:t>
+      <w:r>
+        <w:rPr>
+          <w:rtl w:val="0"/>
+        </w:rPr>
+        <w:t xml:space="preserve"> </w:t>
       </w:r>
       <w:r>
         <w:rPr>
@@ -40327,19 +40201,11 @@
         </w:rPr>
         <w:t xml:space="preserve"> And knowing the story behind our plate helps us value it, and the people who make it possible.</w:t>
       </w:r>
-    </w:p>
-    <w:p>
-      <w:pPr>
-        <w:spacing w:after="120" w:lineRule="auto"/>
-        <w:rPr/>
-      </w:pPr>
-      <w:r>
-        <w:rPr>
-          <w:b w:val="1"/>
-          <w:bCs w:val="1"/>
-          <w:rtl w:val="0"/>
-        </w:rPr>
-        <w:t xml:space="preserve">ANNA:</w:t>
+      <w:r>
+        <w:rPr>
+          <w:rtl w:val="0"/>
+        </w:rPr>
+        <w:t xml:space="preserve"> </w:t>
       </w:r>
       <w:r>
         <w:rPr>
@@ -42749,19 +42615,11 @@
         </w:rPr>
         <w:t xml:space="preserve"> That's what social security is... a safety net we weave together, for one another.</w:t>
       </w:r>
-    </w:p>
-    <w:p>
-      <w:pPr>
-        <w:spacing w:after="120" w:lineRule="auto"/>
-        <w:rPr/>
-      </w:pPr>
-      <w:r>
-        <w:rPr>
-          <w:b w:val="1"/>
-          <w:bCs w:val="1"/>
-          <w:rtl w:val="0"/>
-        </w:rPr>
-        <w:t xml:space="preserve">ANNA:</w:t>
+      <w:r>
+        <w:rPr>
+          <w:rtl w:val="0"/>
+        </w:rPr>
+        <w:t xml:space="preserve"> </w:t>
       </w:r>
       <w:r>
         <w:rPr>
@@ -45051,19 +44909,11 @@
         </w:rPr>
         <w:t xml:space="preserve"> And knowing they're there, and doing our own small part, keeps us all a little safer.</w:t>
       </w:r>
-    </w:p>
-    <w:p>
-      <w:pPr>
-        <w:spacing w:after="120" w:lineRule="auto"/>
-        <w:rPr/>
-      </w:pPr>
-      <w:r>
-        <w:rPr>
-          <w:b w:val="1"/>
-          <w:bCs w:val="1"/>
-          <w:rtl w:val="0"/>
-        </w:rPr>
-        <w:t xml:space="preserve">ANNA:</w:t>
+      <w:r>
+        <w:rPr>
+          <w:rtl w:val="0"/>
+        </w:rPr>
+        <w:t xml:space="preserve"> </w:t>
       </w:r>
       <w:r>
         <w:rPr>
@@ -47311,6 +47161,46 @@
         <w:rPr>
           <w:rtl w:val="0"/>
         </w:rPr>
+        <w:t xml:space="preserve"> This was a sensitive topic, so please be gentle with yourself.</w:t>
+      </w:r>
+    </w:p>
+    <w:p>
+      <w:pPr>
+        <w:spacing w:after="120" w:lineRule="auto"/>
+        <w:rPr/>
+      </w:pPr>
+      <w:r>
+        <w:rPr>
+          <w:b w:val="1"/>
+          <w:bCs w:val="1"/>
+          <w:rtl w:val="0"/>
+        </w:rPr>
+        <w:t xml:space="preserve">TOM:</w:t>
+      </w:r>
+      <w:r>
+        <w:rPr>
+          <w:rtl w:val="0"/>
+        </w:rPr>
+        <w:t xml:space="preserve"> And if you or someone you love is affected, reaching out for help is always okay.</w:t>
+      </w:r>
+    </w:p>
+    <w:p>
+      <w:pPr>
+        <w:spacing w:after="120" w:lineRule="auto"/>
+        <w:rPr/>
+      </w:pPr>
+      <w:r>
+        <w:rPr>
+          <w:b w:val="1"/>
+          <w:bCs w:val="1"/>
+          <w:rtl w:val="0"/>
+        </w:rPr>
+        <w:t xml:space="preserve">ANNA:</w:t>
+      </w:r>
+      <w:r>
+        <w:rPr>
+          <w:rtl w:val="0"/>
+        </w:rPr>
         <w:t xml:space="preserve"> That was our episode about the Info-Zenter Demenz. This podcast is part of the Biergerpakt, a programme that favours living together in Luxembourg: discovering the country, and meeting new people. If you want to discover more activities offered by the Biergerpakt, such as guided visits, online information sessions, a language learning mobile application, creative workshops or training sessions, simply head over to biergerpakt.lu where you will find detailed information. It is open to all residents, luxembourgish and non-luxembourgish, as well as to cross-border workers. And the activities are free of charge. You simply need to join the Biergerpakt for free at </w:t>
       </w:r>
       <w:hyperlink r:id="rId6">
@@ -48374,19 +48264,11 @@
         </w:rPr>
         <w:t xml:space="preserve"> A kinder economy isn't a dream. It's already here, quietly working, all around us.</w:t>
       </w:r>
-    </w:p>
-    <w:p>
-      <w:pPr>
-        <w:spacing w:after="120" w:lineRule="auto"/>
-        <w:rPr/>
-      </w:pPr>
-      <w:r>
-        <w:rPr>
-          <w:b w:val="1"/>
-          <w:bCs w:val="1"/>
-          <w:rtl w:val="0"/>
-        </w:rPr>
-        <w:t xml:space="preserve">ANNA:</w:t>
+      <w:r>
+        <w:rPr>
+          <w:rtl w:val="0"/>
+        </w:rPr>
+        <w:t xml:space="preserve"> </w:t>
       </w:r>
       <w:r>
         <w:rPr>
@@ -50556,19 +50438,11 @@
         </w:rPr>
         <w:t xml:space="preserve"> And knowing what help exists can bring that a little closer for many families.</w:t>
       </w:r>
-    </w:p>
-    <w:p>
-      <w:pPr>
-        <w:spacing w:after="120" w:lineRule="auto"/>
-        <w:rPr/>
-      </w:pPr>
-      <w:r>
-        <w:rPr>
-          <w:b w:val="1"/>
-          <w:bCs w:val="1"/>
-          <w:rtl w:val="0"/>
-        </w:rPr>
-        <w:t xml:space="preserve">ANNA:</w:t>
+      <w:r>
+        <w:rPr>
+          <w:rtl w:val="0"/>
+        </w:rPr>
+        <w:t xml:space="preserve"> </w:t>
       </w:r>
       <w:r>
         <w:rPr>
@@ -51677,19 +51551,11 @@
         </w:rPr>
         <w:t xml:space="preserve"> And bringing real jobs, services and inspiration back down to Earth.</w:t>
       </w:r>
-    </w:p>
-    <w:p>
-      <w:pPr>
-        <w:spacing w:after="120" w:lineRule="auto"/>
-        <w:rPr/>
-      </w:pPr>
-      <w:r>
-        <w:rPr>
-          <w:b w:val="1"/>
-          <w:bCs w:val="1"/>
-          <w:rtl w:val="0"/>
-        </w:rPr>
-        <w:t xml:space="preserve">ANNA:</w:t>
+      <w:r>
+        <w:rPr>
+          <w:rtl w:val="0"/>
+        </w:rPr>
+        <w:t xml:space="preserve"> </w:t>
       </w:r>
       <w:r>
         <w:rPr>
@@ -53718,19 +53584,11 @@
         </w:rPr>
         <w:t xml:space="preserve"> So if there's something you've always wanted to learn... maybe today is the day to begin.</w:t>
       </w:r>
-    </w:p>
-    <w:p>
-      <w:pPr>
-        <w:spacing w:after="120" w:lineRule="auto"/>
-        <w:rPr/>
-      </w:pPr>
-      <w:r>
-        <w:rPr>
-          <w:b w:val="1"/>
-          <w:bCs w:val="1"/>
-          <w:rtl w:val="0"/>
-        </w:rPr>
-        <w:t xml:space="preserve">ANNA:</w:t>
+      <w:r>
+        <w:rPr>
+          <w:rtl w:val="0"/>
+        </w:rPr>
+        <w:t xml:space="preserve"> </w:t>
       </w:r>
       <w:r>
         <w:rPr>

--- a/Biergerpakt_Podcast_Scripts_All_Episodes_EN_2026-09-30.docx
+++ b/Biergerpakt_Podcast_Scripts_All_Episodes_EN_2026-09-30.docx
@@ -245,7 +245,7 @@
         <w:rPr>
           <w:rtl w:val="0"/>
         </w:rPr>
-        <w:t xml:space="preserve"> Okay, so... MyGuichet.lu is the information portal that simplifies your interactions with the State. It gives you quick, user-friendly access to all the information, procedures and services offered by Luxembourg's public administrations and bodies. It's secure, and it's your... let's say, your single point of contact with the public administrations. So instead of going to an office, you can do many administrative procedures from home. On your computer, or on your phone.</w:t>
+        <w:t xml:space="preserve"> Okay, so... Guichet.lu is the State's information website, and MyGuichet.lu is its secure online space. Together they give you quick, user-friendly access to all the information, procedures and services offered by Luxembourg's public administrations and bodies. MyGuichet.lu is secure, and it's your... let's say, your single point of contact with the public administrations. So instead of going to an office, you can do many administrative procedures from home. On your computer, or on your phone.</w:t>
       </w:r>
     </w:p>
     <w:p>
@@ -565,7 +565,7 @@
         <w:rPr>
           <w:rtl w:val="0"/>
         </w:rPr>
-        <w:t xml:space="preserve"> Yes, if you work in Luxembourg, you have one. It's on your social security card, for example. Then you need an email address, a computer or a smartphone... and one more thing. A way to prove your identity online. </w:t>
+        <w:t xml:space="preserve"> Yes, if you work in Luxembourg, you have one. It's on your social security card, for example. Then you need an email address, and a computer — for the first registration, a laptop or desktop, not your phone. And one more thing: a way to prove your identity online. </w:t>
       </w:r>
     </w:p>
     <w:p>
@@ -699,7 +699,7 @@
         <w:rPr>
           <w:rtl w:val="0"/>
         </w:rPr>
-        <w:t xml:space="preserve"> Exactly. If your country has one of these national systems, you can often use it to log in to MyGuichet. And one more thing — some simple procedures work even </w:t>
+        <w:t xml:space="preserve"> Exactly. If your country has one of these national systems, you can often use it to log in to MyGuichet — you still need your matricule. But with a foreign login, you can't sign some forms, like your tax return. And one more thing — some simple procedures work even without logging in at all. But then you have fewer options. You can't save the form and continue later, and you can't follow the status. So... having a real account is much better.</w:t>
       </w:r>
       <w:r>
         <w:rPr>
@@ -707,13 +707,13 @@
           <w:iCs w:val="1"/>
           <w:rtl w:val="0"/>
         </w:rPr>
-        <w:t xml:space="preserve">without</w:t>
-      </w:r>
-      <w:r>
-        <w:rPr>
-          <w:rtl w:val="0"/>
-        </w:rPr>
-        <w:t xml:space="preserve"> logging in at all. But then you have fewer options. You can't save the form and continue later, and you can't follow the status. So... having a real account is much better.</w:t>
+        <w:t xml:space="preserve"/>
+      </w:r>
+      <w:r>
+        <w:rPr>
+          <w:rtl w:val="0"/>
+        </w:rPr>
+        <w:t xml:space="preserve"/>
       </w:r>
     </w:p>
     <w:p>
@@ -813,7 +813,7 @@
         <w:rPr>
           <w:rtl w:val="0"/>
         </w:rPr>
-        <w:t xml:space="preserve"> Almost everything in daily life, really. Let's see... citizenship — so identity card, passport, criminal record. And here is a nice one: as a foreign resident, you can apply to register on the electoral rolls — so you can vote in the communal elections, and in the European elections. Then immigration — residence permits, for example. Very important when you arrive. Then family and education... taxation — yes, you can do your tax return online. Transport — your driving licence, registering a car. Health and social security. Housing. Financial aid. Work and pension... and even leisure, like registration at the National Library.</w:t>
+        <w:t xml:space="preserve"> Almost everything in daily life, really. Let's see... citizenship — so identity card, passport, criminal record. And here is a nice one: as a foreign resident, you can apply to register on the electoral rolls — so you can vote in the communal elections. And if you're a citizen of another EU country, in the European elections too. Then immigration — residence permits, for example. Very important when you arrive. Then family and education... taxation — yes, you can do your tax return online. Transport — your driving licence, registering a car. Health and social security. Housing. Financial aid. Work and pension... and even leisure, like registration at the National Library.</w:t>
       </w:r>
     </w:p>
     <w:p>
@@ -2070,7 +2070,7 @@
         <w:rPr>
           <w:rtl w:val="0"/>
         </w:rPr>
-        <w:t xml:space="preserve"> Almost. One small thing to remember — after activation, the certificate becomes usable after about four hours. So don't activate it five minutes before you need it. Do it a little in advance.</w:t>
+        <w:t xml:space="preserve"> Almost. One small thing to remember — if you have the SmartCard, the certificate becomes usable only about four hours after activation. So don't activate it five minutes before you need it. Do it a little in advance.</w:t>
       </w:r>
     </w:p>
     <w:p>
@@ -2190,7 +2190,7 @@
         <w:rPr>
           <w:rtl w:val="0"/>
         </w:rPr>
-        <w:t xml:space="preserve"> Even then. And more — LuxTrust will never call you to ask for sensitive information. They will never ask for access to your computer or your phone. And they will never come to your home.</w:t>
+        <w:t xml:space="preserve"> Even then. And more — LuxTrust will never call you to ask for sensitive information. They will never ask you to confirm a payment or a banking operation. And they will never come to your home.</w:t>
       </w:r>
     </w:p>
     <w:p>
@@ -2988,7 +2988,7 @@
         <w:rPr>
           <w:rtl w:val="0"/>
         </w:rPr>
-        <w:t xml:space="preserve"> Yes — lots of them. On benevolat.lu, many missions are just for a single event, or a single day. Real examples on the site right now: helping at a gymnastics gala for one weekend. Being a marshal for one day at a cycling race. Manning the barbecue at a summer party. Making Christmas decorations. </w:t>
+        <w:t xml:space="preserve"> Yes — lots of them. On benevolat.lu, many missions are just for a single event, or a single day. For example: helping at a sports gala for one weekend. Being a marshal for one day at a cycling race. Helping at a summer party. Or making Christmas decorations. </w:t>
       </w:r>
     </w:p>
     <w:p>
@@ -4780,7 +4780,7 @@
         <w:rPr>
           <w:rtl w:val="0"/>
         </w:rPr>
-        <w:t xml:space="preserve"> The main ones are these. Your household receives the cost-of-living allowance. Or you're a refugee — an asylum seeker, a person under temporary protection, or an unaccompanied minor. Or you hold a residence permit of the "private life" type. Or you're going through an official debt-settlement procedure for over-indebtedness.</w:t>
+        <w:t xml:space="preserve"> The main ones are these. Your household receives the cost-of-living allowance. Or you're a refugee — an asylum seeker, a person under temporary protection, or an unaccompanied minor. There are a few other cases too, so check the website to see if you qualify.</w:t>
       </w:r>
     </w:p>
     <w:p>
@@ -4820,87 +4820,87 @@
         <w:rPr>
           <w:rtl w:val="0"/>
         </w:rPr>
-        <w:t xml:space="preserve"> Exactly — the people for whom buying a computer would be a real struggle. And here's some good recent news. In the past, it was one computer per household. But since late 2025, because they've received so many donations, each member of the household aged twelve or older can get their own computer.</w:t>
-      </w:r>
-    </w:p>
-    <w:p>
-      <w:pPr>
-        <w:spacing w:after="120" w:lineRule="auto"/>
-        <w:rPr/>
-      </w:pPr>
-      <w:r>
-        <w:rPr>
-          <w:b w:val="1"/>
-          <w:bCs w:val="1"/>
-          <w:rtl w:val="0"/>
-        </w:rPr>
-        <w:t xml:space="preserve">ANNA:</w:t>
-      </w:r>
-      <w:r>
-        <w:rPr>
-          <w:rtl w:val="0"/>
-        </w:rPr>
-        <w:t xml:space="preserve"> So now the teenager doing homework, and the parent looking for work, can each have their own machine.</w:t>
-      </w:r>
-    </w:p>
-    <w:p>
-      <w:pPr>
-        <w:spacing w:after="120" w:lineRule="auto"/>
-        <w:rPr/>
-      </w:pPr>
-      <w:r>
-        <w:rPr>
-          <w:b w:val="1"/>
-          <w:bCs w:val="1"/>
-          <w:rtl w:val="0"/>
-        </w:rPr>
-        <w:t xml:space="preserve">TOM:</w:t>
-      </w:r>
-      <w:r>
-        <w:rPr>
-          <w:rtl w:val="0"/>
-        </w:rPr>
-        <w:t xml:space="preserve"> Each their own. Adults apply for themselves, and an adult can apply for the children, aged twelve to eighteen, in their home. And the waiting time, right now, is usually under a month.</w:t>
-      </w:r>
-    </w:p>
-    <w:p>
-      <w:pPr>
-        <w:spacing w:after="120" w:lineRule="auto"/>
-        <w:rPr/>
-      </w:pPr>
-      <w:r>
-        <w:rPr>
-          <w:b w:val="1"/>
-          <w:bCs w:val="1"/>
-          <w:rtl w:val="0"/>
-        </w:rPr>
-        <w:t xml:space="preserve">ANNA:</w:t>
-      </w:r>
-      <w:r>
-        <w:rPr>
-          <w:rtl w:val="0"/>
-        </w:rPr>
-        <w:t xml:space="preserve"> Under a month — that's fast. And what kind of computer do you actually get? Some old, broken thing?</w:t>
-      </w:r>
-    </w:p>
-    <w:p>
-      <w:pPr>
-        <w:spacing w:after="120" w:lineRule="auto"/>
-        <w:rPr/>
-      </w:pPr>
-      <w:r>
-        <w:rPr>
-          <w:b w:val="1"/>
-          <w:bCs w:val="1"/>
-          <w:rtl w:val="0"/>
-        </w:rPr>
-        <w:t xml:space="preserve">TOM:</w:t>
-      </w:r>
-      <w:r>
-        <w:rPr>
-          <w:rtl w:val="0"/>
-        </w:rPr>
-        <w:t xml:space="preserve"> No, that's the lovely part. They come ready to use, with the operating system already installed — Windows, or a Mac, or sometimes Linux. A decent processor. And they even come with a free repair warranty — apart from the battery, which on an old laptop might be weak or missing.</w:t>
+        <w:t xml:space="preserve"> Exactly — the people for whom buying a computer would be a real struggle. Usually, it's one laptop per household. But other members of the family can often ask for an extra computer too.</w:t>
+      </w:r>
+    </w:p>
+    <w:p>
+      <w:pPr>
+        <w:spacing w:after="120" w:lineRule="auto"/>
+        <w:rPr/>
+      </w:pPr>
+      <w:r>
+        <w:rPr>
+          <w:b w:val="1"/>
+          <w:bCs w:val="1"/>
+          <w:rtl w:val="0"/>
+        </w:rPr>
+        <w:t xml:space="preserve">ANNA:</w:t>
+      </w:r>
+      <w:r>
+        <w:rPr>
+          <w:rtl w:val="0"/>
+        </w:rPr>
+        <w:t xml:space="preserve"> So the teenager doing homework, and the parent looking for work, may each get a machine?</w:t>
+      </w:r>
+    </w:p>
+    <w:p>
+      <w:pPr>
+        <w:spacing w:after="120" w:lineRule="auto"/>
+        <w:rPr/>
+      </w:pPr>
+      <w:r>
+        <w:rPr>
+          <w:b w:val="1"/>
+          <w:bCs w:val="1"/>
+          <w:rtl w:val="0"/>
+        </w:rPr>
+        <w:t xml:space="preserve">TOM:</w:t>
+      </w:r>
+      <w:r>
+        <w:rPr>
+          <w:rtl w:val="0"/>
+        </w:rPr>
+        <w:t xml:space="preserve"> Often, yes. The rules change from time to time, so the website explains the latest ones — and how long you might have to wait.</w:t>
+      </w:r>
+    </w:p>
+    <w:p>
+      <w:pPr>
+        <w:spacing w:after="120" w:lineRule="auto"/>
+        <w:rPr/>
+      </w:pPr>
+      <w:r>
+        <w:rPr>
+          <w:b w:val="1"/>
+          <w:bCs w:val="1"/>
+          <w:rtl w:val="0"/>
+        </w:rPr>
+        <w:t xml:space="preserve">ANNA:</w:t>
+      </w:r>
+      <w:r>
+        <w:rPr>
+          <w:rtl w:val="0"/>
+        </w:rPr>
+        <w:t xml:space="preserve"> Good to know. And what kind of computer do you actually get? Some old, broken thing?</w:t>
+      </w:r>
+    </w:p>
+    <w:p>
+      <w:pPr>
+        <w:spacing w:after="120" w:lineRule="auto"/>
+        <w:rPr/>
+      </w:pPr>
+      <w:r>
+        <w:rPr>
+          <w:b w:val="1"/>
+          <w:bCs w:val="1"/>
+          <w:rtl w:val="0"/>
+        </w:rPr>
+        <w:t xml:space="preserve">TOM:</w:t>
+      </w:r>
+      <w:r>
+        <w:rPr>
+          <w:rtl w:val="0"/>
+        </w:rPr>
+        <w:t xml:space="preserve"> No, that's the lovely part. They come ready to use, with the operating system already installed — usually Windows, or a Mac. A decent processor. And they even come with a free repair warranty — apart from the battery, which on an old laptop might be weak or missing.</w:t>
       </w:r>
     </w:p>
     <w:p>
@@ -6186,7 +6186,7 @@
         <w:rPr>
           <w:rtl w:val="0"/>
         </w:rPr>
-        <w:t xml:space="preserve"> It's a service that gives personalised, human support. It informs you, advises you, and guides you through the administrative steps and the integration process. And if you need a specific institution, it puts you in touch with the right one.</w:t>
+        <w:t xml:space="preserve"> It's a service that gives personalised, human support. It informs you, advises you, and guides you through the administrative steps and the integration process. And if you need a specific institution, it puts you in touch with the right one. You can reach the Talent Desk by email, at contact@talentdesk.lu, or visit them in Kirchberg, by appointment.</w:t>
       </w:r>
     </w:p>
     <w:p>
@@ -6952,7 +6952,7 @@
         <w:rPr>
           <w:rtl w:val="0"/>
         </w:rPr>
-        <w:t xml:space="preserve"> Every person affiliated to the Luxembourg health insurance can have one. To use it yourself online, you activate your "eSanté account". And here's good news: you can activate it directly through MyGuichet.lu. </w:t>
+        <w:t xml:space="preserve"> Good news — you don't need to open it. If you're affiliated to the Luxembourg health insurance, your DSP is created automatically. To use it yourself online, you activate your "eSanté account". And you can do that directly through MyGuichet.lu.</w:t>
       </w:r>
     </w:p>
     <w:p>
@@ -7112,27 +7112,27 @@
         <w:rPr>
           <w:rtl w:val="0"/>
         </w:rPr>
-        <w:t xml:space="preserve"> Right, this is the important part. The Luxembourg system traditionally works by reimbursement. That means — for a normal visit to the doctor, you pay first, and then the CNS pays you back most of it.</w:t>
-      </w:r>
-    </w:p>
-    <w:p>
-      <w:pPr>
-        <w:spacing w:after="120" w:lineRule="auto"/>
-        <w:rPr/>
-      </w:pPr>
-      <w:r>
-        <w:rPr>
-          <w:b w:val="1"/>
-          <w:bCs w:val="1"/>
-          <w:rtl w:val="0"/>
-        </w:rPr>
-        <w:t xml:space="preserve">TOM:</w:t>
-      </w:r>
-      <w:r>
-        <w:rPr>
-          <w:rtl w:val="0"/>
-        </w:rPr>
-        <w:t xml:space="preserve"> So I pay the full price at the doctor, and then get money back later.</w:t>
+        <w:t xml:space="preserve"> Right, this is the important part. Traditionally, you pay the doctor first, and then the CNS pays you back most of it. But today, about half of doctors use "immediate direct payment". Then you only pay your own small share, and the CNS pays the doctor the rest straight away.</w:t>
+      </w:r>
+    </w:p>
+    <w:p>
+      <w:pPr>
+        <w:spacing w:after="120" w:lineRule="auto"/>
+        <w:rPr/>
+      </w:pPr>
+      <w:r>
+        <w:rPr>
+          <w:b w:val="1"/>
+          <w:bCs w:val="1"/>
+          <w:rtl w:val="0"/>
+        </w:rPr>
+        <w:t xml:space="preserve">TOM:</w:t>
+      </w:r>
+      <w:r>
+        <w:rPr>
+          <w:rtl w:val="0"/>
+        </w:rPr>
+        <w:t xml:space="preserve"> So either I pay the full price and get money back later — or, with direct payment, I only pay my share.</w:t>
       </w:r>
     </w:p>
     <w:p>
@@ -7192,7 +7192,7 @@
         <w:rPr>
           <w:rtl w:val="0"/>
         </w:rPr>
-        <w:t xml:space="preserve"> Simple. The doctor gives you an invoice — a paper bill — and you pay it. Then you send that original, paid invoice to the CNS. You can send it by post, or drop it in one of their boxes. The CNS then pays the reimbursement straight into your bank account.</w:t>
+        <w:t xml:space="preserve"> Simple. The doctor gives you an invoice — a paper bill — and you pay it. Then you send that original, paid invoice to the CNS. You can send it by post, or drop it in one of their boxes. And if your doctor gives you a digital invoice, you can send it with a few clicks — in the CNS app, the GesondheetsApp, or on MyGuichet.lu. The CNS then pays the reimbursement straight into your bank account.</w:t>
       </w:r>
     </w:p>
     <w:p>
@@ -7232,7 +7232,7 @@
         <w:rPr>
           <w:rtl w:val="0"/>
         </w:rPr>
-        <w:t xml:space="preserve"> Usually less than three weeks. And you get a written statement explaining what was reimbursed. So — tip for our listeners — give the CNS your bank account number, your IBAN, so they can pay you directly. </w:t>
+        <w:t xml:space="preserve"> For a paper bill, usually two to four weeks. With a digital bill, it can be just a few days. And you get a written statement explaining what was reimbursed. So — tip for our listeners — give the CNS your bank account number, your IBAN, so they can pay you directly. </w:t>
       </w:r>
     </w:p>
     <w:p>
@@ -7372,7 +7372,7 @@
         <w:rPr>
           <w:rtl w:val="0"/>
         </w:rPr>
-        <w:t xml:space="preserve"> That makes it much easier. So... medicines and hospital — I pay only my share. The normal doctor visit — I pay first and get reimbursed.</w:t>
+        <w:t xml:space="preserve"> That makes it much easier. So... medicines and hospital — I pay only my share. The normal doctor visit — I pay first and get reimbursed, unless my doctor uses direct payment.</w:t>
       </w:r>
     </w:p>
     <w:p>
@@ -7472,7 +7472,7 @@
         <w:rPr>
           <w:rtl w:val="0"/>
         </w:rPr>
-        <w:t xml:space="preserve"> Exactly. If that's your situation, you can ask about the social third-party payment — often through your doctor or the social office.</w:t>
+        <w:t xml:space="preserve"> Exactly. If that's your situation, you can ask for the social third-party payment at the social office — the office social — of your municipality.</w:t>
       </w:r>
     </w:p>
     <w:p>
@@ -7552,7 +7552,7 @@
         <w:rPr>
           <w:rtl w:val="0"/>
         </w:rPr>
-        <w:t xml:space="preserve"> Part two — the CNS, the national health insurance. For a normal doctor visit, you pay first and the CNS reimburses most of it into your bank account, in about three weeks. For medicines and hospital, you usually pay only your small share. And if money is tight, the social third-party payment means you don't pay up front.</w:t>
+        <w:t xml:space="preserve"> Part two — the CNS, the national health insurance. For a normal doctor visit, either your doctor uses immediate direct payment and you only pay your share — or you pay first, and the CNS reimburses most of it into your bank account, within a few weeks, or a few days for a digital bill. For medicines and hospital, you usually pay only your small share. And if money is tight, the social third-party payment means you don't pay up front.</w:t>
       </w:r>
     </w:p>
     <w:p>
@@ -8380,7 +8380,7 @@
         <w:rPr>
           <w:rtl w:val="0"/>
         </w:rPr>
-        <w:t xml:space="preserve"> ...then you don't need to do anything. The message will say clearly that it is a test. Luxembourg runs national tests. It's normal, don't worry.</w:t>
+        <w:t xml:space="preserve"> ...then you don't need to do anything. The message will say clearly that it is a test. Luxembourg tests the system every month — and the sirens are tested on the first Monday of the month, around noon. It's normal, don't worry.</w:t>
       </w:r>
     </w:p>
     <w:p>
@@ -10929,7 +10929,7 @@
         <w:rPr>
           <w:rtl w:val="0"/>
         </w:rPr>
-        <w:t xml:space="preserve"> Good question. There is a national service for information and mediation in this field. So if you need to be guided, or if there's a disagreement with a service, there's a neutral place that can help you find a solution.</w:t>
+        <w:t xml:space="preserve"> Good question. You can simply call the Senioren-Telefon, 247-86000, for information and advice. And if there's a disagreement with a service, there's SIMPA, the national information and mediation service — a neutral place that helps you find a solution.</w:t>
       </w:r>
     </w:p>
     <w:p>
@@ -11049,7 +11049,7 @@
         <w:rPr>
           <w:rtl w:val="0"/>
         </w:rPr>
-        <w:t xml:space="preserve"> Yes. Ageing isn't only about care. It's also about staying active, useful, and connected. And there's also financial support — for people who don't have enough money to cover the cost of care, the State helps.</w:t>
+        <w:t xml:space="preserve"> Yes. Ageing isn't only about care. It's also about staying active, useful, and connected. And there's also financial support. Since 2026, a scheme called COMPA helps people who don't have enough money to pay for a care home or supervised housing.</w:t>
       </w:r>
     </w:p>
     <w:p>
@@ -11955,7 +11955,7 @@
         <w:rPr>
           <w:rtl w:val="0"/>
         </w:rPr>
-        <w:t xml:space="preserve"> The infrastructure portal on accessibilite.lu has the rules, the procedures, and a toolbox. So an architect, a commune, or an owner can find what they need to do it right.</w:t>
+        <w:t xml:space="preserve"> The infrastructure portal on accessibilite.lu has the rules, the procedures, and a toolbox. So an architect, a commune, or an owner can find what they need to do it right. And there's money to help: the State can pay half the cost of the works, up to twenty-four thousand euros per place — if you apply before July 2028.</w:t>
       </w:r>
     </w:p>
     <w:p>
@@ -12115,7 +12115,7 @@
         <w:rPr>
           <w:rtl w:val="0"/>
         </w:rPr>
-        <w:t xml:space="preserve"> Yes. If you make or sell certain products and services, they have to be accessible. Now — there's an exception for the very small businesses. Roughly speaking, the rules focus on companies with more than ten employees and a certain size of turnover. So the tiny shop on the corner isn't treated the same as a big bank.</w:t>
+        <w:t xml:space="preserve"> Yes. If you make or sell certain products and services, they have to be accessible. Now — there's an exception for the very small businesses. If a company has fewer than ten employees and a turnover under two million euros, the rules for services don't apply to it. So the tiny shop on the corner isn't treated the same as a big bank.</w:t>
       </w:r>
     </w:p>
     <w:p>
@@ -12778,7 +12778,7 @@
         <w:rPr>
           <w:rtl w:val="0"/>
         </w:rPr>
-        <w:t xml:space="preserve"> It's here in Luxembourg — in Esch-sur-Alzette, in the south. On the boulevard J.F. Kennedy. It opened in 2015. It was created as a place for meeting, exchange, and communication — a single roof for all the people working on cross-border cooperation. Under that one roof, you find several teams. The main one is the Summit Secretariat of the Greater Region. There's also the secretariat of the Economic and Social Committee. There's the team that manages one of the European funding programmes, called Interreg. And there's also the cultural association, the Espace Culturel.</w:t>
+        <w:t xml:space="preserve"> It's here in Luxembourg — in Esch-sur-Alzette, in the south. On the boulevard J.F. Kennedy. It opened in 2015. It was created as a place for meeting, exchange, and communication — a single roof for all the people working on cross-border cooperation. Under that one roof, you find several teams. The main one is the Summit Secretariat of the Greater Region. There's also the secretariat of the Economic and Social Committee. There's the team that manages one of the European funding programmes, called Interreg. And there are also networks of towns and communes, like QuattroPole and EuRegio.</w:t>
       </w:r>
     </w:p>
     <w:p>
@@ -13258,47 +13258,47 @@
         <w:rPr>
           <w:rtl w:val="0"/>
         </w:rPr>
-        <w:t xml:space="preserve"> Education is a real jewel. There's the University of the Greater Region. It links six universities, in four countries, and lets students move between them.</w:t>
-      </w:r>
-    </w:p>
-    <w:p>
-      <w:pPr>
-        <w:spacing w:after="120" w:lineRule="auto"/>
-        <w:rPr/>
-      </w:pPr>
-      <w:r>
-        <w:rPr>
-          <w:b w:val="1"/>
-          <w:bCs w:val="1"/>
-          <w:rtl w:val="0"/>
-        </w:rPr>
-        <w:t xml:space="preserve">TOM:</w:t>
-      </w:r>
-      <w:r>
-        <w:rPr>
-          <w:rtl w:val="0"/>
-        </w:rPr>
-        <w:t xml:space="preserve"> Six universities working as one network.</w:t>
-      </w:r>
-    </w:p>
-    <w:p>
-      <w:pPr>
-        <w:spacing w:after="120" w:lineRule="auto"/>
-        <w:rPr/>
-      </w:pPr>
-      <w:r>
-        <w:rPr>
-          <w:b w:val="1"/>
-          <w:bCs w:val="1"/>
-          <w:rtl w:val="0"/>
-        </w:rPr>
-        <w:t xml:space="preserve">ANNA:</w:t>
-      </w:r>
-      <w:r>
-        <w:rPr>
-          <w:rtl w:val="0"/>
-        </w:rPr>
-        <w:t xml:space="preserve"> Yes. More than a hundred and thirty thousand students, with cross-border courses, double diplomas, joint degrees. So a young person can study in several countries and come out with qualifications recognised across the Region.</w:t>
+        <w:t xml:space="preserve"> Education is a real jewel. There's the University of the Greater Region. It links seven universities, in four countries, and lets students move between them.</w:t>
+      </w:r>
+    </w:p>
+    <w:p>
+      <w:pPr>
+        <w:spacing w:after="120" w:lineRule="auto"/>
+        <w:rPr/>
+      </w:pPr>
+      <w:r>
+        <w:rPr>
+          <w:b w:val="1"/>
+          <w:bCs w:val="1"/>
+          <w:rtl w:val="0"/>
+        </w:rPr>
+        <w:t xml:space="preserve">TOM:</w:t>
+      </w:r>
+      <w:r>
+        <w:rPr>
+          <w:rtl w:val="0"/>
+        </w:rPr>
+        <w:t xml:space="preserve"> Seven universities working as one network.</w:t>
+      </w:r>
+    </w:p>
+    <w:p>
+      <w:pPr>
+        <w:spacing w:after="120" w:lineRule="auto"/>
+        <w:rPr/>
+      </w:pPr>
+      <w:r>
+        <w:rPr>
+          <w:b w:val="1"/>
+          <w:bCs w:val="1"/>
+          <w:rtl w:val="0"/>
+        </w:rPr>
+        <w:t xml:space="preserve">ANNA:</w:t>
+      </w:r>
+      <w:r>
+        <w:rPr>
+          <w:rtl w:val="0"/>
+        </w:rPr>
+        <w:t xml:space="preserve"> Yes. More than a hundred and forty thousand students, with cross-border courses, double diplomas, joint degrees. So a young person can study in several countries and come out with qualifications recognised across the Region.</w:t>
       </w:r>
     </w:p>
     <w:p>
@@ -13378,27 +13378,27 @@
         <w:rPr>
           <w:rtl w:val="0"/>
         </w:rPr>
-        <w:t xml:space="preserve"> A lot of culture. Remember, back in two thousand and seven, Luxembourg and the Greater Region were together the European Capital of Culture for a whole year. That left behind a cultural association — the Espace Culturel — which is actually one of the neighbours in the House.</w:t>
-      </w:r>
-    </w:p>
-    <w:p>
-      <w:pPr>
-        <w:spacing w:after="120" w:lineRule="auto"/>
-        <w:rPr/>
-      </w:pPr>
-      <w:r>
-        <w:rPr>
-          <w:b w:val="1"/>
-          <w:bCs w:val="1"/>
-          <w:rtl w:val="0"/>
-        </w:rPr>
-        <w:t xml:space="preserve">TOM:</w:t>
-      </w:r>
-      <w:r>
-        <w:rPr>
-          <w:rtl w:val="0"/>
-        </w:rPr>
-        <w:t xml:space="preserve"> So the House isn't only about politics and paperwork — there's culture living inside it too.</w:t>
+        <w:t xml:space="preserve"> A lot of culture. Remember, back in two thousand and seven, Luxembourg and the Greater Region were together the European Capital of Culture for a whole year. That year left a real cross-border cultural spirit behind — and you can still feel it all over the Region.</w:t>
+      </w:r>
+    </w:p>
+    <w:p>
+      <w:pPr>
+        <w:spacing w:after="120" w:lineRule="auto"/>
+        <w:rPr/>
+      </w:pPr>
+      <w:r>
+        <w:rPr>
+          <w:b w:val="1"/>
+          <w:bCs w:val="1"/>
+          <w:rtl w:val="0"/>
+        </w:rPr>
+        <w:t xml:space="preserve">TOM:</w:t>
+      </w:r>
+      <w:r>
+        <w:rPr>
+          <w:rtl w:val="0"/>
+        </w:rPr>
+        <w:t xml:space="preserve"> So the Greater Region isn't only about politics and paperwork — there's real culture living in it too.</w:t>
       </w:r>
     </w:p>
     <w:p>
@@ -14049,7 +14049,7 @@
         <w:rPr>
           <w:rtl w:val="0"/>
         </w:rPr>
-        <w:t xml:space="preserve"> Then there is the second way... registering in person at an ADEM agency. For that, you first call to make an appointment. The number is the ADEM Contact Centre, on 2-4-7, 8-8-8-8-8. And ADEM has six regional agencies... in Luxembourg City, in Esch-sur-Alzette, Differdange, Wasserbillig, Wiltz and in Diekirch. You'll be offered the office closest to your home.</w:t>
+        <w:t xml:space="preserve"> Then there is the second way... registering in person at an ADEM agency. For that, you first call to make an appointment. The number is the ADEM Contact Centre, on 2-4-7, 8-8-8-8-8. ADEM has several regional agencies, but you register in person at one of three... in Luxembourg City, in Esch-Belval, or in Diekirch. You'll be offered the one closest to your home.</w:t>
       </w:r>
     </w:p>
     <w:p>
@@ -14449,7 +14449,7 @@
         <w:rPr>
           <w:rtl w:val="0"/>
         </w:rPr>
-        <w:t xml:space="preserve"> It's called the Youth Guarantee. The goal is that every young person, aged fifteen to thirty, is offered a concrete solution to enter working life.</w:t>
+        <w:t xml:space="preserve"> It's called the Youth Guarantee. The goal is that every young person, aged sixteen to thirty, is offered a concrete solution to enter working life.</w:t>
       </w:r>
     </w:p>
     <w:p>

--- a/Biergerpakt_Podcast_Scripts_All_Episodes_EN_2026-09-30.docx
+++ b/Biergerpakt_Podcast_Scripts_All_Episodes_EN_2026-09-30.docx
@@ -53682,19 +53682,6 @@
           <w:rtl w:val="0"/>
         </w:rPr>
         <w:t xml:space="preserve">Episode 41 - CNAP</w:t>
-      </w:r>
-    </w:p>
-    <w:p>
-      <w:pPr>
-        <w:pageBreakBefore w:val="1"/>
-        <w:spacing w:after="120" w:lineRule="auto"/>
-        <w:rPr/>
-      </w:pPr>
-      <w:r>
-        <w:rPr>
-          <w:rtl w:val="0"/>
-        </w:rPr>
-        <w:t xml:space="preserve">Episode 42 - CLARVIA</w:t>
       </w:r>
     </w:p>
     <w:sectPr>
